--- a/Informe de Pasantias/LISTA DE EQUIPOS EN ATC.docx
+++ b/Informe de Pasantias/LISTA DE EQUIPOS EN ATC.docx
@@ -1,6 +1,6 @@
 
 <file path=word/document.xml><?xml version="1.0" encoding="utf-8"?>
-<w:document xmlns:wpc="http://schemas.microsoft.com/office/word/2010/wordprocessingCanvas" xmlns:cx="http://schemas.microsoft.com/office/drawing/2014/chartex" xmlns:cx1="http://schemas.microsoft.com/office/drawing/2015/9/8/chartex" xmlns:cx2="http://schemas.microsoft.com/office/drawing/2015/10/21/chartex" xmlns:cx3="http://schemas.microsoft.com/office/drawing/2016/5/9/chartex" xmlns:cx4="http://schemas.microsoft.com/office/drawing/2016/5/10/chartex" xmlns:cx5="http://schemas.microsoft.com/office/drawing/2016/5/11/chartex" xmlns:cx6="http://schemas.microsoft.com/office/drawing/2016/5/12/chartex" xmlns:cx7="http://schemas.microsoft.com/office/drawing/2016/5/13/chartex" xmlns:cx8="http://schemas.microsoft.com/office/drawing/2016/5/14/chartex" xmlns:mc="http://schemas.openxmlformats.org/markup-compatibility/2006" xmlns:aink="http://schemas.microsoft.com/office/drawing/2016/ink" xmlns:am3d="http://schemas.microsoft.com/office/drawing/2017/model3d" xmlns:o="urn:schemas-microsoft-com:office:office" xmlns:oel="http://schemas.microsoft.com/office/2019/extlst" xmlns:r="http://schemas.openxmlformats.org/officeDocument/2006/relationships" xmlns:m="http://schemas.openxmlformats.org/officeDocument/2006/math" xmlns:v="urn:schemas-microsoft-com:vml" xmlns:wp14="http://schemas.microsoft.com/office/word/2010/wordprocessingDrawing" xmlns:wp="http://schemas.openxmlformats.org/drawingml/2006/wordprocessingDrawing" xmlns:w10="urn:schemas-microsoft-com:office:word" xmlns:w="http://schemas.openxmlformats.org/wordprocessingml/2006/main" xmlns:w14="http://schemas.microsoft.com/office/word/2010/wordml" xmlns:w15="http://schemas.microsoft.com/office/word/2012/wordml" xmlns:w16cex="http://schemas.microsoft.com/office/word/2018/wordml/cex" xmlns:w16cid="http://schemas.microsoft.com/office/word/2016/wordml/cid" xmlns:w16="http://schemas.microsoft.com/office/word/2018/wordml" xmlns:w16sdtdh="http://schemas.microsoft.com/office/word/2020/wordml/sdtdatahash" xmlns:w16se="http://schemas.microsoft.com/office/word/2015/wordml/symex" xmlns:wpg="http://schemas.microsoft.com/office/word/2010/wordprocessingGroup" xmlns:wpi="http://schemas.microsoft.com/office/word/2010/wordprocessingInk" xmlns:wne="http://schemas.microsoft.com/office/word/2006/wordml" xmlns:wps="http://schemas.microsoft.com/office/word/2010/wordprocessingShape" mc:Ignorable="w14 w15 w16se w16cid w16 w16cex w16sdtdh wp14">
+<w:document xmlns:wpc="http://schemas.microsoft.com/office/word/2010/wordprocessingCanvas" xmlns:cx="http://schemas.microsoft.com/office/drawing/2014/chartex" xmlns:cx1="http://schemas.microsoft.com/office/drawing/2015/9/8/chartex" xmlns:cx2="http://schemas.microsoft.com/office/drawing/2015/10/21/chartex" xmlns:cx3="http://schemas.microsoft.com/office/drawing/2016/5/9/chartex" xmlns:cx4="http://schemas.microsoft.com/office/drawing/2016/5/10/chartex" xmlns:cx5="http://schemas.microsoft.com/office/drawing/2016/5/11/chartex" xmlns:cx6="http://schemas.microsoft.com/office/drawing/2016/5/12/chartex" xmlns:cx7="http://schemas.microsoft.com/office/drawing/2016/5/13/chartex" xmlns:cx8="http://schemas.microsoft.com/office/drawing/2016/5/14/chartex" xmlns:mc="http://schemas.openxmlformats.org/markup-compatibility/2006" xmlns:aink="http://schemas.microsoft.com/office/drawing/2016/ink" xmlns:am3d="http://schemas.microsoft.com/office/drawing/2017/model3d" xmlns:o="urn:schemas-microsoft-com:office:office" xmlns:oel="http://schemas.microsoft.com/office/2019/extlst" xmlns:r="http://schemas.openxmlformats.org/officeDocument/2006/relationships" xmlns:m="http://schemas.openxmlformats.org/officeDocument/2006/math" xmlns:v="urn:schemas-microsoft-com:vml" xmlns:wp14="http://schemas.microsoft.com/office/word/2010/wordprocessingDrawing" xmlns:wp="http://schemas.openxmlformats.org/drawingml/2006/wordprocessingDrawing" xmlns:w10="urn:schemas-microsoft-com:office:word" xmlns:w="http://schemas.openxmlformats.org/wordprocessingml/2006/main" xmlns:w14="http://schemas.microsoft.com/office/word/2010/wordml" xmlns:w15="http://schemas.microsoft.com/office/word/2012/wordml" xmlns:w16cex="http://schemas.microsoft.com/office/word/2018/wordml/cex" xmlns:w16cid="http://schemas.microsoft.com/office/word/2016/wordml/cid" xmlns:w16="http://schemas.microsoft.com/office/word/2018/wordml" xmlns:w16du="http://schemas.microsoft.com/office/word/2023/wordml/word16du" xmlns:w16sdtdh="http://schemas.microsoft.com/office/word/2020/wordml/sdtdatahash" xmlns:w16sdtfl="http://schemas.microsoft.com/office/word/2024/wordml/sdtformatlock" xmlns:w16se="http://schemas.microsoft.com/office/word/2015/wordml/symex" xmlns:wpg="http://schemas.microsoft.com/office/word/2010/wordprocessingGroup" xmlns:wpi="http://schemas.microsoft.com/office/word/2010/wordprocessingInk" xmlns:wne="http://schemas.microsoft.com/office/word/2006/wordml" xmlns:wps="http://schemas.microsoft.com/office/word/2010/wordprocessingShape" mc:Ignorable="w14 w15 w16se w16cid w16 w16cex w16sdtdh w16sdtfl w16du wp14">
   <w:body>
     <w:p>
       <w:pPr>
@@ -232,23 +232,13 @@
                 <w:szCs w:val="24"/>
               </w:rPr>
             </w:pPr>
-            <w:proofErr w:type="spellStart"/>
-            <w:r>
-              <w:rPr>
-                <w:rFonts w:ascii="Arial" w:hAnsi="Arial" w:cs="Arial"/>
-                <w:sz w:val="24"/>
-                <w:szCs w:val="24"/>
-              </w:rPr>
-              <w:t>Optiplex</w:t>
-            </w:r>
-            <w:proofErr w:type="spellEnd"/>
-            <w:r>
-              <w:rPr>
-                <w:rFonts w:ascii="Arial" w:hAnsi="Arial" w:cs="Arial"/>
-                <w:sz w:val="24"/>
-                <w:szCs w:val="24"/>
-              </w:rPr>
-              <w:t xml:space="preserve"> 3050</w:t>
+            <w:r>
+              <w:rPr>
+                <w:rFonts w:ascii="Arial" w:hAnsi="Arial" w:cs="Arial"/>
+                <w:sz w:val="24"/>
+                <w:szCs w:val="24"/>
+              </w:rPr>
+              <w:t>Optiplex 3050</w:t>
             </w:r>
           </w:p>
         </w:tc>
@@ -609,18 +599,8 @@
                 <w:sz w:val="24"/>
                 <w:szCs w:val="24"/>
               </w:rPr>
-              <w:t xml:space="preserve">Memoria </w:t>
-            </w:r>
-            <w:proofErr w:type="spellStart"/>
-            <w:r>
-              <w:rPr>
-                <w:rFonts w:ascii="Arial" w:hAnsi="Arial" w:cs="Arial"/>
-                <w:sz w:val="24"/>
-                <w:szCs w:val="24"/>
-              </w:rPr>
-              <w:t>Ram</w:t>
-            </w:r>
-            <w:proofErr w:type="spellEnd"/>
+              <w:t>Memoria Ram</w:t>
+            </w:r>
           </w:p>
         </w:tc>
         <w:tc>
@@ -947,25 +927,7 @@
                 <w:sz w:val="24"/>
                 <w:szCs w:val="24"/>
               </w:rPr>
-              <w:t xml:space="preserve">Intel HD </w:t>
-            </w:r>
-            <w:proofErr w:type="spellStart"/>
-            <w:r>
-              <w:rPr>
-                <w:rFonts w:ascii="Arial" w:hAnsi="Arial" w:cs="Arial"/>
-                <w:sz w:val="24"/>
-                <w:szCs w:val="24"/>
-              </w:rPr>
-              <w:t>Graphics</w:t>
-            </w:r>
-            <w:proofErr w:type="spellEnd"/>
-            <w:r>
-              <w:rPr>
-                <w:rFonts w:ascii="Arial" w:hAnsi="Arial" w:cs="Arial"/>
-                <w:sz w:val="24"/>
-                <w:szCs w:val="24"/>
-              </w:rPr>
-              <w:t xml:space="preserve"> 630</w:t>
+              <w:t>Intel HD Graphics 630</w:t>
             </w:r>
           </w:p>
         </w:tc>
@@ -1273,7 +1235,6 @@
                 <w:szCs w:val="24"/>
               </w:rPr>
             </w:pPr>
-            <w:proofErr w:type="spellStart"/>
             <w:r>
               <w:rPr>
                 <w:rFonts w:ascii="Arial" w:hAnsi="Arial" w:cs="Arial"/>
@@ -1282,7 +1243,6 @@
               </w:rPr>
               <w:t>BegProd</w:t>
             </w:r>
-            <w:proofErr w:type="spellEnd"/>
           </w:p>
         </w:tc>
       </w:tr>
@@ -1731,15 +1691,7 @@
                 <w:sz w:val="24"/>
                 <w:szCs w:val="24"/>
               </w:rPr>
-              <w:t>Seri</w:t>
-            </w:r>
-            <w:r>
-              <w:rPr>
-                <w:rFonts w:ascii="Arial" w:hAnsi="Arial" w:cs="Arial"/>
-                <w:sz w:val="24"/>
-                <w:szCs w:val="24"/>
-              </w:rPr>
-              <w:t>al</w:t>
+              <w:t>Serial</w:t>
             </w:r>
           </w:p>
         </w:tc>
@@ -2437,23 +2389,13 @@
                 <w:szCs w:val="24"/>
               </w:rPr>
             </w:pPr>
-            <w:proofErr w:type="spellStart"/>
-            <w:r>
-              <w:rPr>
-                <w:rFonts w:ascii="Arial" w:hAnsi="Arial" w:cs="Arial"/>
-                <w:sz w:val="24"/>
-                <w:szCs w:val="24"/>
-              </w:rPr>
-              <w:t>EliteDesk</w:t>
-            </w:r>
-            <w:proofErr w:type="spellEnd"/>
-            <w:r>
-              <w:rPr>
-                <w:rFonts w:ascii="Arial" w:hAnsi="Arial" w:cs="Arial"/>
-                <w:sz w:val="24"/>
-                <w:szCs w:val="24"/>
-              </w:rPr>
-              <w:t xml:space="preserve"> 800 G2 SFF</w:t>
+            <w:r>
+              <w:rPr>
+                <w:rFonts w:ascii="Arial" w:hAnsi="Arial" w:cs="Arial"/>
+                <w:sz w:val="24"/>
+                <w:szCs w:val="24"/>
+              </w:rPr>
+              <w:t>EliteDesk 800 G2 SFF</w:t>
             </w:r>
           </w:p>
         </w:tc>
@@ -2814,18 +2756,8 @@
                 <w:sz w:val="24"/>
                 <w:szCs w:val="24"/>
               </w:rPr>
-              <w:t xml:space="preserve">Memoria </w:t>
-            </w:r>
-            <w:proofErr w:type="spellStart"/>
-            <w:r>
-              <w:rPr>
-                <w:rFonts w:ascii="Arial" w:hAnsi="Arial" w:cs="Arial"/>
-                <w:sz w:val="24"/>
-                <w:szCs w:val="24"/>
-              </w:rPr>
-              <w:t>Ram</w:t>
-            </w:r>
-            <w:proofErr w:type="spellEnd"/>
+              <w:t>Memoria Ram</w:t>
+            </w:r>
           </w:p>
         </w:tc>
         <w:tc>
@@ -3152,25 +3084,7 @@
                 <w:sz w:val="24"/>
                 <w:szCs w:val="24"/>
               </w:rPr>
-              <w:t xml:space="preserve">Intel HD </w:t>
-            </w:r>
-            <w:proofErr w:type="spellStart"/>
-            <w:r>
-              <w:rPr>
-                <w:rFonts w:ascii="Arial" w:hAnsi="Arial" w:cs="Arial"/>
-                <w:sz w:val="24"/>
-                <w:szCs w:val="24"/>
-              </w:rPr>
-              <w:t>Graphics</w:t>
-            </w:r>
-            <w:proofErr w:type="spellEnd"/>
-            <w:r>
-              <w:rPr>
-                <w:rFonts w:ascii="Arial" w:hAnsi="Arial" w:cs="Arial"/>
-                <w:sz w:val="24"/>
-                <w:szCs w:val="24"/>
-              </w:rPr>
-              <w:t xml:space="preserve"> 530</w:t>
+              <w:t>Intel HD Graphics 530</w:t>
             </w:r>
           </w:p>
         </w:tc>
@@ -4825,7 +4739,6 @@
                 <w:szCs w:val="24"/>
               </w:rPr>
             </w:pPr>
-            <w:proofErr w:type="spellStart"/>
             <w:r>
               <w:rPr>
                 <w:rFonts w:ascii="Arial" w:hAnsi="Arial" w:cs="Arial"/>
@@ -4834,7 +4747,6 @@
               </w:rPr>
               <w:t>ReclamosLaptop</w:t>
             </w:r>
-            <w:proofErr w:type="spellEnd"/>
           </w:p>
         </w:tc>
       </w:tr>
@@ -5039,18 +4951,8 @@
                 <w:sz w:val="24"/>
                 <w:szCs w:val="24"/>
               </w:rPr>
-              <w:t xml:space="preserve">Memoria </w:t>
-            </w:r>
-            <w:proofErr w:type="spellStart"/>
-            <w:r>
-              <w:rPr>
-                <w:rFonts w:ascii="Arial" w:hAnsi="Arial" w:cs="Arial"/>
-                <w:sz w:val="24"/>
-                <w:szCs w:val="24"/>
-              </w:rPr>
-              <w:t>Ram</w:t>
-            </w:r>
-            <w:proofErr w:type="spellEnd"/>
+              <w:t>Memoria Ram</w:t>
+            </w:r>
           </w:p>
         </w:tc>
         <w:tc>
@@ -5299,25 +5201,7 @@
                 <w:sz w:val="24"/>
                 <w:szCs w:val="24"/>
               </w:rPr>
-              <w:t xml:space="preserve">239 GB KXG60ZNV256GB </w:t>
-            </w:r>
-            <w:proofErr w:type="spellStart"/>
-            <w:r>
-              <w:rPr>
-                <w:rFonts w:ascii="Arial" w:hAnsi="Arial" w:cs="Arial"/>
-                <w:sz w:val="24"/>
-                <w:szCs w:val="24"/>
-              </w:rPr>
-              <w:t>NVMe</w:t>
-            </w:r>
-            <w:proofErr w:type="spellEnd"/>
-            <w:r>
-              <w:rPr>
-                <w:rFonts w:ascii="Arial" w:hAnsi="Arial" w:cs="Arial"/>
-                <w:sz w:val="24"/>
-                <w:szCs w:val="24"/>
-              </w:rPr>
-              <w:t xml:space="preserve"> TOSHIBA 256GB</w:t>
+              <w:t>239 GB KXG60ZNV256GB NVMe TOSHIBA 256GB</w:t>
             </w:r>
           </w:p>
         </w:tc>
@@ -5393,18 +5277,8 @@
                 <w:sz w:val="24"/>
                 <w:szCs w:val="24"/>
               </w:rPr>
-              <w:t xml:space="preserve">Intel UHD </w:t>
-            </w:r>
-            <w:proofErr w:type="spellStart"/>
-            <w:r>
-              <w:rPr>
-                <w:rFonts w:ascii="Arial" w:hAnsi="Arial" w:cs="Arial"/>
-                <w:sz w:val="24"/>
-                <w:szCs w:val="24"/>
-              </w:rPr>
-              <w:t>Graphics</w:t>
-            </w:r>
-            <w:proofErr w:type="spellEnd"/>
+              <w:t>Intel UHD Graphics</w:t>
+            </w:r>
           </w:p>
         </w:tc>
       </w:tr>
@@ -6187,23 +6061,13 @@
                 <w:szCs w:val="24"/>
               </w:rPr>
             </w:pPr>
-            <w:proofErr w:type="spellStart"/>
-            <w:r>
-              <w:rPr>
-                <w:rFonts w:ascii="Arial" w:hAnsi="Arial" w:cs="Arial"/>
-                <w:sz w:val="24"/>
-                <w:szCs w:val="24"/>
-              </w:rPr>
-              <w:t>OptiPlex</w:t>
-            </w:r>
-            <w:proofErr w:type="spellEnd"/>
-            <w:r>
-              <w:rPr>
-                <w:rFonts w:ascii="Arial" w:hAnsi="Arial" w:cs="Arial"/>
-                <w:sz w:val="24"/>
-                <w:szCs w:val="24"/>
-              </w:rPr>
-              <w:t xml:space="preserve"> 5080</w:t>
+            <w:r>
+              <w:rPr>
+                <w:rFonts w:ascii="Arial" w:hAnsi="Arial" w:cs="Arial"/>
+                <w:sz w:val="24"/>
+                <w:szCs w:val="24"/>
+              </w:rPr>
+              <w:t>OptiPlex 5080</w:t>
             </w:r>
           </w:p>
         </w:tc>
@@ -6564,18 +6428,8 @@
                 <w:sz w:val="24"/>
                 <w:szCs w:val="24"/>
               </w:rPr>
-              <w:t xml:space="preserve">Memoria </w:t>
-            </w:r>
-            <w:proofErr w:type="spellStart"/>
-            <w:r>
-              <w:rPr>
-                <w:rFonts w:ascii="Arial" w:hAnsi="Arial" w:cs="Arial"/>
-                <w:sz w:val="24"/>
-                <w:szCs w:val="24"/>
-              </w:rPr>
-              <w:t>Ram</w:t>
-            </w:r>
-            <w:proofErr w:type="spellEnd"/>
+              <w:t>Memoria Ram</w:t>
+            </w:r>
           </w:p>
         </w:tc>
         <w:tc>
@@ -6902,25 +6756,7 @@
                 <w:sz w:val="24"/>
                 <w:szCs w:val="24"/>
               </w:rPr>
-              <w:t xml:space="preserve">Intel UHD </w:t>
-            </w:r>
-            <w:proofErr w:type="spellStart"/>
-            <w:r>
-              <w:rPr>
-                <w:rFonts w:ascii="Arial" w:hAnsi="Arial" w:cs="Arial"/>
-                <w:sz w:val="24"/>
-                <w:szCs w:val="24"/>
-              </w:rPr>
-              <w:t>Graphics</w:t>
-            </w:r>
-            <w:proofErr w:type="spellEnd"/>
-            <w:r>
-              <w:rPr>
-                <w:rFonts w:ascii="Arial" w:hAnsi="Arial" w:cs="Arial"/>
-                <w:sz w:val="24"/>
-                <w:szCs w:val="24"/>
-              </w:rPr>
-              <w:t xml:space="preserve"> 630</w:t>
+              <w:t>Intel UHD Graphics 630</w:t>
             </w:r>
           </w:p>
         </w:tc>
@@ -8401,23 +8237,13 @@
                 <w:szCs w:val="24"/>
               </w:rPr>
             </w:pPr>
-            <w:proofErr w:type="spellStart"/>
-            <w:r>
-              <w:rPr>
-                <w:rFonts w:ascii="Arial" w:hAnsi="Arial" w:cs="Arial"/>
-                <w:sz w:val="24"/>
-                <w:szCs w:val="24"/>
-              </w:rPr>
-              <w:t>OptiPlex</w:t>
-            </w:r>
-            <w:proofErr w:type="spellEnd"/>
-            <w:r>
-              <w:rPr>
-                <w:rFonts w:ascii="Arial" w:hAnsi="Arial" w:cs="Arial"/>
-                <w:sz w:val="24"/>
-                <w:szCs w:val="24"/>
-              </w:rPr>
-              <w:t xml:space="preserve"> 3050</w:t>
+            <w:r>
+              <w:rPr>
+                <w:rFonts w:ascii="Arial" w:hAnsi="Arial" w:cs="Arial"/>
+                <w:sz w:val="24"/>
+                <w:szCs w:val="24"/>
+              </w:rPr>
+              <w:t>OptiPlex 3050</w:t>
             </w:r>
           </w:p>
         </w:tc>
@@ -8778,18 +8604,8 @@
                 <w:sz w:val="24"/>
                 <w:szCs w:val="24"/>
               </w:rPr>
-              <w:t xml:space="preserve">Memoria </w:t>
-            </w:r>
-            <w:proofErr w:type="spellStart"/>
-            <w:r>
-              <w:rPr>
-                <w:rFonts w:ascii="Arial" w:hAnsi="Arial" w:cs="Arial"/>
-                <w:sz w:val="24"/>
-                <w:szCs w:val="24"/>
-              </w:rPr>
-              <w:t>Ram</w:t>
-            </w:r>
-            <w:proofErr w:type="spellEnd"/>
+              <w:t>Memoria Ram</w:t>
+            </w:r>
           </w:p>
         </w:tc>
         <w:tc>
@@ -9038,18 +8854,8 @@
                 <w:sz w:val="24"/>
                 <w:szCs w:val="24"/>
               </w:rPr>
-              <w:t xml:space="preserve">238GB SSD </w:t>
-            </w:r>
-            <w:proofErr w:type="spellStart"/>
-            <w:r>
-              <w:rPr>
-                <w:rFonts w:ascii="Arial" w:hAnsi="Arial" w:cs="Arial"/>
-                <w:sz w:val="24"/>
-                <w:szCs w:val="24"/>
-              </w:rPr>
-              <w:t>KingFast</w:t>
-            </w:r>
-            <w:proofErr w:type="spellEnd"/>
+              <w:t>238GB SSD KingFast</w:t>
+            </w:r>
           </w:p>
         </w:tc>
       </w:tr>
@@ -9126,25 +8932,7 @@
                 <w:sz w:val="24"/>
                 <w:szCs w:val="24"/>
               </w:rPr>
-              <w:t xml:space="preserve">Intel HD </w:t>
-            </w:r>
-            <w:proofErr w:type="spellStart"/>
-            <w:r>
-              <w:rPr>
-                <w:rFonts w:ascii="Arial" w:hAnsi="Arial" w:cs="Arial"/>
-                <w:sz w:val="24"/>
-                <w:szCs w:val="24"/>
-              </w:rPr>
-              <w:t>Graphics</w:t>
-            </w:r>
-            <w:proofErr w:type="spellEnd"/>
-            <w:r>
-              <w:rPr>
-                <w:rFonts w:ascii="Arial" w:hAnsi="Arial" w:cs="Arial"/>
-                <w:sz w:val="24"/>
-                <w:szCs w:val="24"/>
-              </w:rPr>
-              <w:t xml:space="preserve"> 530</w:t>
+              <w:t>Intel HD Graphics 530</w:t>
             </w:r>
           </w:p>
         </w:tc>
@@ -10641,23 +10429,13 @@
                 <w:szCs w:val="24"/>
               </w:rPr>
             </w:pPr>
-            <w:proofErr w:type="spellStart"/>
-            <w:r>
-              <w:rPr>
-                <w:rFonts w:ascii="Arial" w:hAnsi="Arial" w:cs="Arial"/>
-                <w:sz w:val="24"/>
-                <w:szCs w:val="24"/>
-              </w:rPr>
-              <w:t>OptiPlex</w:t>
-            </w:r>
-            <w:proofErr w:type="spellEnd"/>
-            <w:r>
-              <w:rPr>
-                <w:rFonts w:ascii="Arial" w:hAnsi="Arial" w:cs="Arial"/>
-                <w:sz w:val="24"/>
-                <w:szCs w:val="24"/>
-              </w:rPr>
-              <w:t xml:space="preserve"> 7010</w:t>
+            <w:r>
+              <w:rPr>
+                <w:rFonts w:ascii="Arial" w:hAnsi="Arial" w:cs="Arial"/>
+                <w:sz w:val="24"/>
+                <w:szCs w:val="24"/>
+              </w:rPr>
+              <w:t>OptiPlex 7010</w:t>
             </w:r>
           </w:p>
         </w:tc>
@@ -10727,6 +10505,14 @@
                 <w:szCs w:val="24"/>
               </w:rPr>
             </w:pPr>
+            <w:r>
+              <w:rPr>
+                <w:rFonts w:ascii="Arial" w:hAnsi="Arial" w:cs="Arial"/>
+                <w:sz w:val="24"/>
+                <w:szCs w:val="24"/>
+              </w:rPr>
+              <w:t>DW7YBZ1</w:t>
+            </w:r>
           </w:p>
         </w:tc>
       </w:tr>
@@ -10874,6 +10660,14 @@
                 <w:szCs w:val="24"/>
               </w:rPr>
             </w:pPr>
+            <w:r>
+              <w:rPr>
+                <w:rFonts w:ascii="Arial" w:hAnsi="Arial" w:cs="Arial"/>
+                <w:sz w:val="24"/>
+                <w:szCs w:val="24"/>
+              </w:rPr>
+              <w:t>131.106.0.82</w:t>
+            </w:r>
           </w:p>
         </w:tc>
       </w:tr>
@@ -10942,6 +10736,14 @@
                 <w:szCs w:val="24"/>
               </w:rPr>
             </w:pPr>
+            <w:r>
+              <w:rPr>
+                <w:rFonts w:ascii="Arial" w:hAnsi="Arial" w:cs="Arial"/>
+                <w:sz w:val="24"/>
+                <w:szCs w:val="24"/>
+              </w:rPr>
+              <w:t>Intel Core, i7-3770</w:t>
+            </w:r>
           </w:p>
         </w:tc>
       </w:tr>
@@ -10994,32 +10796,30 @@
                 <w:sz w:val="24"/>
                 <w:szCs w:val="24"/>
               </w:rPr>
-              <w:t xml:space="preserve">Memoria </w:t>
-            </w:r>
-            <w:proofErr w:type="spellStart"/>
-            <w:r>
-              <w:rPr>
-                <w:rFonts w:ascii="Arial" w:hAnsi="Arial" w:cs="Arial"/>
-                <w:sz w:val="24"/>
-                <w:szCs w:val="24"/>
-              </w:rPr>
-              <w:t>Ram</w:t>
-            </w:r>
-            <w:proofErr w:type="spellEnd"/>
-          </w:p>
-        </w:tc>
-        <w:tc>
-          <w:tcPr>
-            <w:tcW w:w="1514" w:type="pct"/>
-          </w:tcPr>
-          <w:p>
-            <w:pPr>
-              <w:rPr>
-                <w:rFonts w:ascii="Arial" w:hAnsi="Arial" w:cs="Arial"/>
-                <w:sz w:val="24"/>
-                <w:szCs w:val="24"/>
-              </w:rPr>
-            </w:pPr>
+              <w:t>Memoria Ram</w:t>
+            </w:r>
+          </w:p>
+        </w:tc>
+        <w:tc>
+          <w:tcPr>
+            <w:tcW w:w="1514" w:type="pct"/>
+          </w:tcPr>
+          <w:p>
+            <w:pPr>
+              <w:rPr>
+                <w:rFonts w:ascii="Arial" w:hAnsi="Arial" w:cs="Arial"/>
+                <w:sz w:val="24"/>
+                <w:szCs w:val="24"/>
+              </w:rPr>
+            </w:pPr>
+            <w:r>
+              <w:rPr>
+                <w:rFonts w:ascii="Arial" w:hAnsi="Arial" w:cs="Arial"/>
+                <w:sz w:val="24"/>
+                <w:szCs w:val="24"/>
+              </w:rPr>
+              <w:t>16 GB DDR3</w:t>
+            </w:r>
           </w:p>
         </w:tc>
       </w:tr>
@@ -11088,6 +10888,14 @@
                 <w:szCs w:val="24"/>
               </w:rPr>
             </w:pPr>
+            <w:r>
+              <w:rPr>
+                <w:rFonts w:ascii="Arial" w:hAnsi="Arial" w:cs="Arial"/>
+                <w:sz w:val="24"/>
+                <w:szCs w:val="24"/>
+              </w:rPr>
+              <w:t>4</w:t>
+            </w:r>
           </w:p>
         </w:tc>
       </w:tr>
@@ -11156,6 +10964,14 @@
                 <w:szCs w:val="24"/>
               </w:rPr>
             </w:pPr>
+            <w:r>
+              <w:rPr>
+                <w:rFonts w:ascii="Arial" w:hAnsi="Arial" w:cs="Arial"/>
+                <w:sz w:val="24"/>
+                <w:szCs w:val="24"/>
+              </w:rPr>
+              <w:t>4</w:t>
+            </w:r>
           </w:p>
         </w:tc>
       </w:tr>
@@ -11224,6 +11040,14 @@
                 <w:szCs w:val="24"/>
               </w:rPr>
             </w:pPr>
+            <w:r>
+              <w:rPr>
+                <w:rFonts w:ascii="Arial" w:hAnsi="Arial" w:cs="Arial"/>
+                <w:sz w:val="24"/>
+                <w:szCs w:val="24"/>
+              </w:rPr>
+              <w:t>477GB SSD S900-512</w:t>
+            </w:r>
           </w:p>
         </w:tc>
       </w:tr>
@@ -11294,6 +11118,14 @@
                 <w:szCs w:val="24"/>
               </w:rPr>
             </w:pPr>
+            <w:r>
+              <w:rPr>
+                <w:rFonts w:ascii="Arial" w:hAnsi="Arial" w:cs="Arial"/>
+                <w:sz w:val="24"/>
+                <w:szCs w:val="24"/>
+              </w:rPr>
+              <w:t>Intel HD Graphics 4000</w:t>
+            </w:r>
           </w:p>
         </w:tc>
       </w:tr>
@@ -11362,6 +11194,14 @@
                 <w:szCs w:val="24"/>
               </w:rPr>
             </w:pPr>
+            <w:r>
+              <w:rPr>
+                <w:rFonts w:ascii="Arial" w:hAnsi="Arial" w:cs="Arial"/>
+                <w:sz w:val="24"/>
+                <w:szCs w:val="24"/>
+              </w:rPr>
+              <w:t>1</w:t>
+            </w:r>
           </w:p>
         </w:tc>
       </w:tr>
@@ -11430,6 +11270,14 @@
                 <w:szCs w:val="24"/>
               </w:rPr>
             </w:pPr>
+            <w:r>
+              <w:rPr>
+                <w:rFonts w:ascii="Arial" w:hAnsi="Arial" w:cs="Arial"/>
+                <w:sz w:val="24"/>
+                <w:szCs w:val="24"/>
+              </w:rPr>
+              <w:t>4</w:t>
+            </w:r>
           </w:p>
         </w:tc>
       </w:tr>
@@ -11498,6 +11346,14 @@
                 <w:szCs w:val="24"/>
               </w:rPr>
             </w:pPr>
+            <w:r>
+              <w:rPr>
+                <w:rFonts w:ascii="Arial" w:hAnsi="Arial" w:cs="Arial"/>
+                <w:sz w:val="24"/>
+                <w:szCs w:val="24"/>
+              </w:rPr>
+              <w:t>VGA, Serie</w:t>
+            </w:r>
           </w:p>
         </w:tc>
       </w:tr>
@@ -11576,6 +11432,14 @@
                 <w:szCs w:val="24"/>
               </w:rPr>
             </w:pPr>
+            <w:r>
+              <w:rPr>
+                <w:rFonts w:ascii="Arial" w:hAnsi="Arial" w:cs="Arial"/>
+                <w:sz w:val="24"/>
+                <w:szCs w:val="24"/>
+              </w:rPr>
+              <w:t>APC</w:t>
+            </w:r>
           </w:p>
         </w:tc>
       </w:tr>
@@ -11646,6 +11510,14 @@
                 <w:szCs w:val="24"/>
               </w:rPr>
             </w:pPr>
+            <w:r>
+              <w:rPr>
+                <w:rFonts w:ascii="Arial" w:hAnsi="Arial" w:cs="Arial"/>
+                <w:sz w:val="24"/>
+                <w:szCs w:val="24"/>
+              </w:rPr>
+              <w:t>BE600M1</w:t>
+            </w:r>
           </w:p>
         </w:tc>
       </w:tr>
@@ -11714,6 +11586,14 @@
                 <w:szCs w:val="24"/>
               </w:rPr>
             </w:pPr>
+            <w:r>
+              <w:rPr>
+                <w:rFonts w:ascii="Arial" w:hAnsi="Arial" w:cs="Arial"/>
+                <w:sz w:val="24"/>
+                <w:szCs w:val="24"/>
+              </w:rPr>
+              <w:t>4B2207P11881</w:t>
+            </w:r>
           </w:p>
         </w:tc>
       </w:tr>
@@ -11782,6 +11662,14 @@
                 <w:szCs w:val="24"/>
               </w:rPr>
             </w:pPr>
+            <w:r>
+              <w:rPr>
+                <w:rFonts w:ascii="Arial" w:hAnsi="Arial" w:cs="Arial"/>
+                <w:sz w:val="24"/>
+                <w:szCs w:val="24"/>
+              </w:rPr>
+              <w:t>600VA</w:t>
+            </w:r>
           </w:p>
         </w:tc>
       </w:tr>
@@ -11860,6 +11748,14 @@
                 <w:szCs w:val="24"/>
               </w:rPr>
             </w:pPr>
+            <w:r>
+              <w:rPr>
+                <w:rFonts w:ascii="Arial" w:hAnsi="Arial" w:cs="Arial"/>
+                <w:sz w:val="24"/>
+                <w:szCs w:val="24"/>
+              </w:rPr>
+              <w:t>AOC</w:t>
+            </w:r>
           </w:p>
         </w:tc>
       </w:tr>
@@ -11930,6 +11826,14 @@
                 <w:szCs w:val="24"/>
               </w:rPr>
             </w:pPr>
+            <w:r>
+              <w:rPr>
+                <w:rFonts w:ascii="Arial" w:hAnsi="Arial" w:cs="Arial"/>
+                <w:sz w:val="24"/>
+                <w:szCs w:val="24"/>
+              </w:rPr>
+              <w:t>E970Swn</w:t>
+            </w:r>
           </w:p>
         </w:tc>
       </w:tr>
@@ -12000,6 +11904,14 @@
                 <w:szCs w:val="24"/>
               </w:rPr>
             </w:pPr>
+            <w:r>
+              <w:rPr>
+                <w:rFonts w:ascii="Arial" w:hAnsi="Arial" w:cs="Arial"/>
+                <w:sz w:val="24"/>
+                <w:szCs w:val="24"/>
+              </w:rPr>
+              <w:t>FVLE3HA137223</w:t>
+            </w:r>
           </w:p>
         </w:tc>
       </w:tr>
@@ -12070,6 +11982,14 @@
                 <w:szCs w:val="24"/>
               </w:rPr>
             </w:pPr>
+            <w:r>
+              <w:rPr>
+                <w:rFonts w:ascii="Arial" w:hAnsi="Arial" w:cs="Arial"/>
+                <w:sz w:val="24"/>
+                <w:szCs w:val="24"/>
+              </w:rPr>
+              <w:t>VGA</w:t>
+            </w:r>
           </w:p>
         </w:tc>
       </w:tr>
@@ -12148,6 +12068,14 @@
                 <w:szCs w:val="24"/>
               </w:rPr>
             </w:pPr>
+            <w:r>
+              <w:rPr>
+                <w:rFonts w:ascii="Arial" w:hAnsi="Arial" w:cs="Arial"/>
+                <w:sz w:val="24"/>
+                <w:szCs w:val="24"/>
+              </w:rPr>
+              <w:t>DELUX</w:t>
+            </w:r>
           </w:p>
         </w:tc>
       </w:tr>
@@ -12216,6 +12144,14 @@
                 <w:szCs w:val="24"/>
               </w:rPr>
             </w:pPr>
+            <w:r>
+              <w:rPr>
+                <w:rFonts w:ascii="Arial" w:hAnsi="Arial" w:cs="Arial"/>
+                <w:sz w:val="24"/>
+                <w:szCs w:val="24"/>
+              </w:rPr>
+              <w:t>K7009</w:t>
+            </w:r>
           </w:p>
         </w:tc>
       </w:tr>
@@ -12294,6 +12230,14 @@
                 <w:szCs w:val="24"/>
               </w:rPr>
             </w:pPr>
+            <w:r>
+              <w:rPr>
+                <w:rFonts w:ascii="Arial" w:hAnsi="Arial" w:cs="Arial"/>
+                <w:sz w:val="24"/>
+                <w:szCs w:val="24"/>
+              </w:rPr>
+              <w:t>DELL</w:t>
+            </w:r>
           </w:p>
         </w:tc>
       </w:tr>
@@ -12504,7 +12448,6 @@
           <w:sz w:val="24"/>
           <w:szCs w:val="24"/>
         </w:rPr>
-        <w:lastRenderedPageBreak/>
         <w:t>7.</w:t>
       </w:r>
     </w:p>
@@ -13002,18 +12945,8 @@
                 <w:sz w:val="24"/>
                 <w:szCs w:val="24"/>
               </w:rPr>
-              <w:t xml:space="preserve">Memoria </w:t>
-            </w:r>
-            <w:proofErr w:type="spellStart"/>
-            <w:r>
-              <w:rPr>
-                <w:rFonts w:ascii="Arial" w:hAnsi="Arial" w:cs="Arial"/>
-                <w:sz w:val="24"/>
-                <w:szCs w:val="24"/>
-              </w:rPr>
-              <w:t>Ram</w:t>
-            </w:r>
-            <w:proofErr w:type="spellEnd"/>
+              <w:t>Memoria Ram</w:t>
+            </w:r>
           </w:p>
         </w:tc>
         <w:tc>
@@ -14504,7 +14437,6 @@
           <w:sz w:val="24"/>
           <w:szCs w:val="24"/>
         </w:rPr>
-        <w:lastRenderedPageBreak/>
         <w:t>8.</w:t>
       </w:r>
     </w:p>
@@ -15002,18 +14934,8 @@
                 <w:sz w:val="24"/>
                 <w:szCs w:val="24"/>
               </w:rPr>
-              <w:t xml:space="preserve">Memoria </w:t>
-            </w:r>
-            <w:proofErr w:type="spellStart"/>
-            <w:r>
-              <w:rPr>
-                <w:rFonts w:ascii="Arial" w:hAnsi="Arial" w:cs="Arial"/>
-                <w:sz w:val="24"/>
-                <w:szCs w:val="24"/>
-              </w:rPr>
-              <w:t>Ram</w:t>
-            </w:r>
-            <w:proofErr w:type="spellEnd"/>
+              <w:t>Memoria Ram</w:t>
+            </w:r>
           </w:p>
         </w:tc>
         <w:tc>
@@ -16504,7 +16426,6 @@
           <w:sz w:val="24"/>
           <w:szCs w:val="24"/>
         </w:rPr>
-        <w:lastRenderedPageBreak/>
         <w:t>9.</w:t>
       </w:r>
     </w:p>
@@ -17002,18 +16923,8 @@
                 <w:sz w:val="24"/>
                 <w:szCs w:val="24"/>
               </w:rPr>
-              <w:t xml:space="preserve">Memoria </w:t>
-            </w:r>
-            <w:proofErr w:type="spellStart"/>
-            <w:r>
-              <w:rPr>
-                <w:rFonts w:ascii="Arial" w:hAnsi="Arial" w:cs="Arial"/>
-                <w:sz w:val="24"/>
-                <w:szCs w:val="24"/>
-              </w:rPr>
-              <w:t>Ram</w:t>
-            </w:r>
-            <w:proofErr w:type="spellEnd"/>
+              <w:t>Memoria Ram</w:t>
+            </w:r>
           </w:p>
         </w:tc>
         <w:tc>
@@ -18398,7 +18309,7 @@
 </file>
 
 <file path=word/styles.xml><?xml version="1.0" encoding="utf-8"?>
-<w:styles xmlns:mc="http://schemas.openxmlformats.org/markup-compatibility/2006" xmlns:r="http://schemas.openxmlformats.org/officeDocument/2006/relationships" xmlns:w="http://schemas.openxmlformats.org/wordprocessingml/2006/main" xmlns:w14="http://schemas.microsoft.com/office/word/2010/wordml" xmlns:w15="http://schemas.microsoft.com/office/word/2012/wordml" xmlns:w16cex="http://schemas.microsoft.com/office/word/2018/wordml/cex" xmlns:w16cid="http://schemas.microsoft.com/office/word/2016/wordml/cid" xmlns:w16="http://schemas.microsoft.com/office/word/2018/wordml" xmlns:w16sdtdh="http://schemas.microsoft.com/office/word/2020/wordml/sdtdatahash" xmlns:w16se="http://schemas.microsoft.com/office/word/2015/wordml/symex" mc:Ignorable="w14 w15 w16se w16cid w16 w16cex w16sdtdh">
+<w:styles xmlns:mc="http://schemas.openxmlformats.org/markup-compatibility/2006" xmlns:r="http://schemas.openxmlformats.org/officeDocument/2006/relationships" xmlns:w="http://schemas.openxmlformats.org/wordprocessingml/2006/main" xmlns:w14="http://schemas.microsoft.com/office/word/2010/wordml" xmlns:w15="http://schemas.microsoft.com/office/word/2012/wordml" xmlns:w16cex="http://schemas.microsoft.com/office/word/2018/wordml/cex" xmlns:w16cid="http://schemas.microsoft.com/office/word/2016/wordml/cid" xmlns:w16="http://schemas.microsoft.com/office/word/2018/wordml" xmlns:w16du="http://schemas.microsoft.com/office/word/2023/wordml/word16du" xmlns:w16sdtdh="http://schemas.microsoft.com/office/word/2020/wordml/sdtdatahash" xmlns:w16sdtfl="http://schemas.microsoft.com/office/word/2024/wordml/sdtformatlock" xmlns:w16se="http://schemas.microsoft.com/office/word/2015/wordml/symex" mc:Ignorable="w14 w15 w16se w16cid w16 w16cex w16sdtdh w16sdtfl w16du">
   <w:docDefaults>
     <w:rPrDefault>
       <w:rPr>

--- a/Informe de Pasantias/LISTA DE EQUIPOS EN ATC.docx
+++ b/Informe de Pasantias/LISTA DE EQUIPOS EN ATC.docx
@@ -1,6 +1,6 @@
 
 <file path=word/document.xml><?xml version="1.0" encoding="utf-8"?>
-<w:document xmlns:wpc="http://schemas.microsoft.com/office/word/2010/wordprocessingCanvas" xmlns:cx="http://schemas.microsoft.com/office/drawing/2014/chartex" xmlns:cx1="http://schemas.microsoft.com/office/drawing/2015/9/8/chartex" xmlns:cx2="http://schemas.microsoft.com/office/drawing/2015/10/21/chartex" xmlns:cx3="http://schemas.microsoft.com/office/drawing/2016/5/9/chartex" xmlns:cx4="http://schemas.microsoft.com/office/drawing/2016/5/10/chartex" xmlns:cx5="http://schemas.microsoft.com/office/drawing/2016/5/11/chartex" xmlns:cx6="http://schemas.microsoft.com/office/drawing/2016/5/12/chartex" xmlns:cx7="http://schemas.microsoft.com/office/drawing/2016/5/13/chartex" xmlns:cx8="http://schemas.microsoft.com/office/drawing/2016/5/14/chartex" xmlns:mc="http://schemas.openxmlformats.org/markup-compatibility/2006" xmlns:aink="http://schemas.microsoft.com/office/drawing/2016/ink" xmlns:am3d="http://schemas.microsoft.com/office/drawing/2017/model3d" xmlns:o="urn:schemas-microsoft-com:office:office" xmlns:oel="http://schemas.microsoft.com/office/2019/extlst" xmlns:r="http://schemas.openxmlformats.org/officeDocument/2006/relationships" xmlns:m="http://schemas.openxmlformats.org/officeDocument/2006/math" xmlns:v="urn:schemas-microsoft-com:vml" xmlns:wp14="http://schemas.microsoft.com/office/word/2010/wordprocessingDrawing" xmlns:wp="http://schemas.openxmlformats.org/drawingml/2006/wordprocessingDrawing" xmlns:w10="urn:schemas-microsoft-com:office:word" xmlns:w="http://schemas.openxmlformats.org/wordprocessingml/2006/main" xmlns:w14="http://schemas.microsoft.com/office/word/2010/wordml" xmlns:w15="http://schemas.microsoft.com/office/word/2012/wordml" xmlns:w16cex="http://schemas.microsoft.com/office/word/2018/wordml/cex" xmlns:w16cid="http://schemas.microsoft.com/office/word/2016/wordml/cid" xmlns:w16="http://schemas.microsoft.com/office/word/2018/wordml" xmlns:w16du="http://schemas.microsoft.com/office/word/2023/wordml/word16du" xmlns:w16sdtdh="http://schemas.microsoft.com/office/word/2020/wordml/sdtdatahash" xmlns:w16sdtfl="http://schemas.microsoft.com/office/word/2024/wordml/sdtformatlock" xmlns:w16se="http://schemas.microsoft.com/office/word/2015/wordml/symex" xmlns:wpg="http://schemas.microsoft.com/office/word/2010/wordprocessingGroup" xmlns:wpi="http://schemas.microsoft.com/office/word/2010/wordprocessingInk" xmlns:wne="http://schemas.microsoft.com/office/word/2006/wordml" xmlns:wps="http://schemas.microsoft.com/office/word/2010/wordprocessingShape" mc:Ignorable="w14 w15 w16se w16cid w16 w16cex w16sdtdh w16sdtfl w16du wp14">
+<w:document xmlns:wpc="http://schemas.microsoft.com/office/word/2010/wordprocessingCanvas" xmlns:cx="http://schemas.microsoft.com/office/drawing/2014/chartex" xmlns:cx1="http://schemas.microsoft.com/office/drawing/2015/9/8/chartex" xmlns:cx2="http://schemas.microsoft.com/office/drawing/2015/10/21/chartex" xmlns:cx3="http://schemas.microsoft.com/office/drawing/2016/5/9/chartex" xmlns:cx4="http://schemas.microsoft.com/office/drawing/2016/5/10/chartex" xmlns:cx5="http://schemas.microsoft.com/office/drawing/2016/5/11/chartex" xmlns:cx6="http://schemas.microsoft.com/office/drawing/2016/5/12/chartex" xmlns:cx7="http://schemas.microsoft.com/office/drawing/2016/5/13/chartex" xmlns:cx8="http://schemas.microsoft.com/office/drawing/2016/5/14/chartex" xmlns:mc="http://schemas.openxmlformats.org/markup-compatibility/2006" xmlns:aink="http://schemas.microsoft.com/office/drawing/2016/ink" xmlns:am3d="http://schemas.microsoft.com/office/drawing/2017/model3d" xmlns:o="urn:schemas-microsoft-com:office:office" xmlns:oel="http://schemas.microsoft.com/office/2019/extlst" xmlns:r="http://schemas.openxmlformats.org/officeDocument/2006/relationships" xmlns:m="http://schemas.openxmlformats.org/officeDocument/2006/math" xmlns:v="urn:schemas-microsoft-com:vml" xmlns:wp14="http://schemas.microsoft.com/office/word/2010/wordprocessingDrawing" xmlns:wp="http://schemas.openxmlformats.org/drawingml/2006/wordprocessingDrawing" xmlns:w10="urn:schemas-microsoft-com:office:word" xmlns:w="http://schemas.openxmlformats.org/wordprocessingml/2006/main" xmlns:w14="http://schemas.microsoft.com/office/word/2010/wordml" xmlns:w15="http://schemas.microsoft.com/office/word/2012/wordml" xmlns:w16cex="http://schemas.microsoft.com/office/word/2018/wordml/cex" xmlns:w16cid="http://schemas.microsoft.com/office/word/2016/wordml/cid" xmlns:w16="http://schemas.microsoft.com/office/word/2018/wordml" xmlns:w16sdtdh="http://schemas.microsoft.com/office/word/2020/wordml/sdtdatahash" xmlns:w16se="http://schemas.microsoft.com/office/word/2015/wordml/symex" xmlns:wpg="http://schemas.microsoft.com/office/word/2010/wordprocessingGroup" xmlns:wpi="http://schemas.microsoft.com/office/word/2010/wordprocessingInk" xmlns:wne="http://schemas.microsoft.com/office/word/2006/wordml" xmlns:wps="http://schemas.microsoft.com/office/word/2010/wordprocessingShape" mc:Ignorable="w14 w15 w16se w16cid w16 w16cex w16sdtdh wp14">
   <w:body>
     <w:p>
       <w:pPr>
@@ -12418,28 +12418,6 @@
           <w:szCs w:val="24"/>
         </w:rPr>
       </w:pPr>
-    </w:p>
-    <w:p>
-      <w:pPr>
-        <w:rPr>
-          <w:rFonts w:ascii="Arial" w:hAnsi="Arial" w:cs="Arial"/>
-          <w:b/>
-          <w:bCs/>
-          <w:sz w:val="24"/>
-          <w:szCs w:val="24"/>
-        </w:rPr>
-      </w:pPr>
-    </w:p>
-    <w:p>
-      <w:pPr>
-        <w:rPr>
-          <w:rFonts w:ascii="Arial" w:hAnsi="Arial" w:cs="Arial"/>
-          <w:b/>
-          <w:bCs/>
-          <w:sz w:val="24"/>
-          <w:szCs w:val="24"/>
-        </w:rPr>
-      </w:pPr>
       <w:r>
         <w:rPr>
           <w:rFonts w:ascii="Arial" w:hAnsi="Arial" w:cs="Arial"/>
@@ -12448,6 +12426,7 @@
           <w:sz w:val="24"/>
           <w:szCs w:val="24"/>
         </w:rPr>
+        <w:lastRenderedPageBreak/>
         <w:t>7.</w:t>
       </w:r>
     </w:p>
@@ -12458,10 +12437,10 @@
         <w:tblLook w:val="04A0" w:firstRow="1" w:lastRow="0" w:firstColumn="1" w:lastColumn="0" w:noHBand="0" w:noVBand="1"/>
       </w:tblPr>
       <w:tblGrid>
-        <w:gridCol w:w="1605"/>
-        <w:gridCol w:w="1654"/>
-        <w:gridCol w:w="2502"/>
-        <w:gridCol w:w="2502"/>
+        <w:gridCol w:w="1604"/>
+        <w:gridCol w:w="1367"/>
+        <w:gridCol w:w="2127"/>
+        <w:gridCol w:w="3165"/>
       </w:tblGrid>
       <w:tr>
         <w:tc>
@@ -12491,7 +12470,7 @@
         </w:tc>
         <w:tc>
           <w:tcPr>
-            <w:tcW w:w="1001" w:type="pct"/>
+            <w:tcW w:w="827" w:type="pct"/>
             <w:vMerge w:val="restart"/>
             <w:vAlign w:val="center"/>
           </w:tcPr>
@@ -12516,7 +12495,7 @@
         </w:tc>
         <w:tc>
           <w:tcPr>
-            <w:tcW w:w="1514" w:type="pct"/>
+            <w:tcW w:w="1287" w:type="pct"/>
           </w:tcPr>
           <w:p>
             <w:pPr>
@@ -12538,16 +12517,24 @@
         </w:tc>
         <w:tc>
           <w:tcPr>
-            <w:tcW w:w="1514" w:type="pct"/>
-          </w:tcPr>
-          <w:p>
-            <w:pPr>
-              <w:rPr>
-                <w:rFonts w:ascii="Arial" w:hAnsi="Arial" w:cs="Arial"/>
-                <w:sz w:val="24"/>
-                <w:szCs w:val="24"/>
-              </w:rPr>
-            </w:pPr>
+            <w:tcW w:w="1915" w:type="pct"/>
+          </w:tcPr>
+          <w:p>
+            <w:pPr>
+              <w:rPr>
+                <w:rFonts w:ascii="Arial" w:hAnsi="Arial" w:cs="Arial"/>
+                <w:sz w:val="24"/>
+                <w:szCs w:val="24"/>
+              </w:rPr>
+            </w:pPr>
+            <w:r>
+              <w:rPr>
+                <w:rFonts w:ascii="Arial" w:hAnsi="Arial" w:cs="Arial"/>
+                <w:sz w:val="24"/>
+                <w:szCs w:val="24"/>
+              </w:rPr>
+              <w:t>Dell</w:t>
+            </w:r>
           </w:p>
         </w:tc>
       </w:tr>
@@ -12569,7 +12556,7 @@
         </w:tc>
         <w:tc>
           <w:tcPr>
-            <w:tcW w:w="1001" w:type="pct"/>
+            <w:tcW w:w="827" w:type="pct"/>
             <w:vMerge/>
             <w:vAlign w:val="center"/>
           </w:tcPr>
@@ -12586,7 +12573,7 @@
         </w:tc>
         <w:tc>
           <w:tcPr>
-            <w:tcW w:w="1514" w:type="pct"/>
+            <w:tcW w:w="1287" w:type="pct"/>
           </w:tcPr>
           <w:p>
             <w:pPr>
@@ -12608,16 +12595,24 @@
         </w:tc>
         <w:tc>
           <w:tcPr>
-            <w:tcW w:w="1514" w:type="pct"/>
-          </w:tcPr>
-          <w:p>
-            <w:pPr>
-              <w:rPr>
-                <w:rFonts w:ascii="Arial" w:hAnsi="Arial" w:cs="Arial"/>
-                <w:sz w:val="24"/>
-                <w:szCs w:val="24"/>
-              </w:rPr>
-            </w:pPr>
+            <w:tcW w:w="1915" w:type="pct"/>
+          </w:tcPr>
+          <w:p>
+            <w:pPr>
+              <w:rPr>
+                <w:rFonts w:ascii="Arial" w:hAnsi="Arial" w:cs="Arial"/>
+                <w:sz w:val="24"/>
+                <w:szCs w:val="24"/>
+              </w:rPr>
+            </w:pPr>
+            <w:r>
+              <w:rPr>
+                <w:rFonts w:ascii="Arial" w:hAnsi="Arial" w:cs="Arial"/>
+                <w:sz w:val="24"/>
+                <w:szCs w:val="24"/>
+              </w:rPr>
+              <w:t>OptiPlex 3050</w:t>
+            </w:r>
           </w:p>
         </w:tc>
       </w:tr>
@@ -12639,22 +12634,22 @@
         </w:tc>
         <w:tc>
           <w:tcPr>
-            <w:tcW w:w="1001" w:type="pct"/>
-            <w:vMerge/>
-          </w:tcPr>
-          <w:p>
-            <w:pPr>
-              <w:rPr>
-                <w:rFonts w:ascii="Arial" w:hAnsi="Arial" w:cs="Arial"/>
-                <w:sz w:val="24"/>
-                <w:szCs w:val="24"/>
-              </w:rPr>
-            </w:pPr>
-          </w:p>
-        </w:tc>
-        <w:tc>
-          <w:tcPr>
-            <w:tcW w:w="1514" w:type="pct"/>
+            <w:tcW w:w="827" w:type="pct"/>
+            <w:vMerge/>
+          </w:tcPr>
+          <w:p>
+            <w:pPr>
+              <w:rPr>
+                <w:rFonts w:ascii="Arial" w:hAnsi="Arial" w:cs="Arial"/>
+                <w:sz w:val="24"/>
+                <w:szCs w:val="24"/>
+              </w:rPr>
+            </w:pPr>
+          </w:p>
+        </w:tc>
+        <w:tc>
+          <w:tcPr>
+            <w:tcW w:w="1287" w:type="pct"/>
           </w:tcPr>
           <w:p>
             <w:pPr>
@@ -12676,16 +12671,24 @@
         </w:tc>
         <w:tc>
           <w:tcPr>
-            <w:tcW w:w="1514" w:type="pct"/>
-          </w:tcPr>
-          <w:p>
-            <w:pPr>
-              <w:rPr>
-                <w:rFonts w:ascii="Arial" w:hAnsi="Arial" w:cs="Arial"/>
-                <w:sz w:val="24"/>
-                <w:szCs w:val="24"/>
-              </w:rPr>
-            </w:pPr>
+            <w:tcW w:w="1915" w:type="pct"/>
+          </w:tcPr>
+          <w:p>
+            <w:pPr>
+              <w:rPr>
+                <w:rFonts w:ascii="Arial" w:hAnsi="Arial" w:cs="Arial"/>
+                <w:sz w:val="24"/>
+                <w:szCs w:val="24"/>
+              </w:rPr>
+            </w:pPr>
+            <w:r>
+              <w:rPr>
+                <w:rFonts w:ascii="Arial" w:hAnsi="Arial" w:cs="Arial"/>
+                <w:sz w:val="24"/>
+                <w:szCs w:val="24"/>
+              </w:rPr>
+              <w:t>F6YRXK2</w:t>
+            </w:r>
           </w:p>
         </w:tc>
       </w:tr>
@@ -12710,22 +12713,22 @@
         </w:tc>
         <w:tc>
           <w:tcPr>
-            <w:tcW w:w="1001" w:type="pct"/>
-            <w:vMerge/>
-          </w:tcPr>
-          <w:p>
-            <w:pPr>
-              <w:rPr>
-                <w:rFonts w:ascii="Arial" w:hAnsi="Arial" w:cs="Arial"/>
-                <w:sz w:val="24"/>
-                <w:szCs w:val="24"/>
-              </w:rPr>
-            </w:pPr>
-          </w:p>
-        </w:tc>
-        <w:tc>
-          <w:tcPr>
-            <w:tcW w:w="1514" w:type="pct"/>
+            <w:tcW w:w="827" w:type="pct"/>
+            <w:vMerge/>
+          </w:tcPr>
+          <w:p>
+            <w:pPr>
+              <w:rPr>
+                <w:rFonts w:ascii="Arial" w:hAnsi="Arial" w:cs="Arial"/>
+                <w:sz w:val="24"/>
+                <w:szCs w:val="24"/>
+              </w:rPr>
+            </w:pPr>
+          </w:p>
+        </w:tc>
+        <w:tc>
+          <w:tcPr>
+            <w:tcW w:w="1287" w:type="pct"/>
           </w:tcPr>
           <w:p>
             <w:pPr>
@@ -12747,16 +12750,24 @@
         </w:tc>
         <w:tc>
           <w:tcPr>
-            <w:tcW w:w="1514" w:type="pct"/>
-          </w:tcPr>
-          <w:p>
-            <w:pPr>
-              <w:rPr>
-                <w:rFonts w:ascii="Arial" w:hAnsi="Arial" w:cs="Arial"/>
-                <w:sz w:val="24"/>
-                <w:szCs w:val="24"/>
-              </w:rPr>
-            </w:pPr>
+            <w:tcW w:w="1915" w:type="pct"/>
+          </w:tcPr>
+          <w:p>
+            <w:pPr>
+              <w:rPr>
+                <w:rFonts w:ascii="Arial" w:hAnsi="Arial" w:cs="Arial"/>
+                <w:sz w:val="24"/>
+                <w:szCs w:val="24"/>
+              </w:rPr>
+            </w:pPr>
+            <w:r>
+              <w:rPr>
+                <w:rFonts w:ascii="Arial" w:hAnsi="Arial" w:cs="Arial"/>
+                <w:sz w:val="24"/>
+                <w:szCs w:val="24"/>
+              </w:rPr>
+              <w:t>atc05-PC</w:t>
+            </w:r>
           </w:p>
         </w:tc>
       </w:tr>
@@ -12778,22 +12789,22 @@
         </w:tc>
         <w:tc>
           <w:tcPr>
-            <w:tcW w:w="1001" w:type="pct"/>
-            <w:vMerge/>
-          </w:tcPr>
-          <w:p>
-            <w:pPr>
-              <w:rPr>
-                <w:rFonts w:ascii="Arial" w:hAnsi="Arial" w:cs="Arial"/>
-                <w:sz w:val="24"/>
-                <w:szCs w:val="24"/>
-              </w:rPr>
-            </w:pPr>
-          </w:p>
-        </w:tc>
-        <w:tc>
-          <w:tcPr>
-            <w:tcW w:w="1514" w:type="pct"/>
+            <w:tcW w:w="827" w:type="pct"/>
+            <w:vMerge/>
+          </w:tcPr>
+          <w:p>
+            <w:pPr>
+              <w:rPr>
+                <w:rFonts w:ascii="Arial" w:hAnsi="Arial" w:cs="Arial"/>
+                <w:sz w:val="24"/>
+                <w:szCs w:val="24"/>
+              </w:rPr>
+            </w:pPr>
+          </w:p>
+        </w:tc>
+        <w:tc>
+          <w:tcPr>
+            <w:tcW w:w="1287" w:type="pct"/>
           </w:tcPr>
           <w:p>
             <w:pPr>
@@ -12815,16 +12826,24 @@
         </w:tc>
         <w:tc>
           <w:tcPr>
-            <w:tcW w:w="1514" w:type="pct"/>
-          </w:tcPr>
-          <w:p>
-            <w:pPr>
-              <w:rPr>
-                <w:rFonts w:ascii="Arial" w:hAnsi="Arial" w:cs="Arial"/>
-                <w:sz w:val="24"/>
-                <w:szCs w:val="24"/>
-              </w:rPr>
-            </w:pPr>
+            <w:tcW w:w="1915" w:type="pct"/>
+          </w:tcPr>
+          <w:p>
+            <w:pPr>
+              <w:rPr>
+                <w:rFonts w:ascii="Arial" w:hAnsi="Arial" w:cs="Arial"/>
+                <w:sz w:val="24"/>
+                <w:szCs w:val="24"/>
+              </w:rPr>
+            </w:pPr>
+            <w:r>
+              <w:rPr>
+                <w:rFonts w:ascii="Arial" w:hAnsi="Arial" w:cs="Arial"/>
+                <w:sz w:val="24"/>
+                <w:szCs w:val="24"/>
+              </w:rPr>
+              <w:t>131.106.0.84</w:t>
+            </w:r>
           </w:p>
         </w:tc>
       </w:tr>
@@ -12846,22 +12865,22 @@
         </w:tc>
         <w:tc>
           <w:tcPr>
-            <w:tcW w:w="1001" w:type="pct"/>
-            <w:vMerge/>
-          </w:tcPr>
-          <w:p>
-            <w:pPr>
-              <w:rPr>
-                <w:rFonts w:ascii="Arial" w:hAnsi="Arial" w:cs="Arial"/>
-                <w:sz w:val="24"/>
-                <w:szCs w:val="24"/>
-              </w:rPr>
-            </w:pPr>
-          </w:p>
-        </w:tc>
-        <w:tc>
-          <w:tcPr>
-            <w:tcW w:w="1514" w:type="pct"/>
+            <w:tcW w:w="827" w:type="pct"/>
+            <w:vMerge/>
+          </w:tcPr>
+          <w:p>
+            <w:pPr>
+              <w:rPr>
+                <w:rFonts w:ascii="Arial" w:hAnsi="Arial" w:cs="Arial"/>
+                <w:sz w:val="24"/>
+                <w:szCs w:val="24"/>
+              </w:rPr>
+            </w:pPr>
+          </w:p>
+        </w:tc>
+        <w:tc>
+          <w:tcPr>
+            <w:tcW w:w="1287" w:type="pct"/>
           </w:tcPr>
           <w:p>
             <w:pPr>
@@ -12883,16 +12902,24 @@
         </w:tc>
         <w:tc>
           <w:tcPr>
-            <w:tcW w:w="1514" w:type="pct"/>
-          </w:tcPr>
-          <w:p>
-            <w:pPr>
-              <w:rPr>
-                <w:rFonts w:ascii="Arial" w:hAnsi="Arial" w:cs="Arial"/>
-                <w:sz w:val="24"/>
-                <w:szCs w:val="24"/>
-              </w:rPr>
-            </w:pPr>
+            <w:tcW w:w="1915" w:type="pct"/>
+          </w:tcPr>
+          <w:p>
+            <w:pPr>
+              <w:rPr>
+                <w:rFonts w:ascii="Arial" w:hAnsi="Arial" w:cs="Arial"/>
+                <w:sz w:val="24"/>
+                <w:szCs w:val="24"/>
+              </w:rPr>
+            </w:pPr>
+            <w:r>
+              <w:rPr>
+                <w:rFonts w:ascii="Arial" w:hAnsi="Arial" w:cs="Arial"/>
+                <w:sz w:val="24"/>
+                <w:szCs w:val="24"/>
+              </w:rPr>
+              <w:t>Intel Core i5-6600 CPU</w:t>
+            </w:r>
           </w:p>
         </w:tc>
       </w:tr>
@@ -12914,22 +12941,22 @@
         </w:tc>
         <w:tc>
           <w:tcPr>
-            <w:tcW w:w="1001" w:type="pct"/>
-            <w:vMerge/>
-          </w:tcPr>
-          <w:p>
-            <w:pPr>
-              <w:rPr>
-                <w:rFonts w:ascii="Arial" w:hAnsi="Arial" w:cs="Arial"/>
-                <w:sz w:val="24"/>
-                <w:szCs w:val="24"/>
-              </w:rPr>
-            </w:pPr>
-          </w:p>
-        </w:tc>
-        <w:tc>
-          <w:tcPr>
-            <w:tcW w:w="1514" w:type="pct"/>
+            <w:tcW w:w="827" w:type="pct"/>
+            <w:vMerge/>
+          </w:tcPr>
+          <w:p>
+            <w:pPr>
+              <w:rPr>
+                <w:rFonts w:ascii="Arial" w:hAnsi="Arial" w:cs="Arial"/>
+                <w:sz w:val="24"/>
+                <w:szCs w:val="24"/>
+              </w:rPr>
+            </w:pPr>
+          </w:p>
+        </w:tc>
+        <w:tc>
+          <w:tcPr>
+            <w:tcW w:w="1287" w:type="pct"/>
           </w:tcPr>
           <w:p>
             <w:pPr>
@@ -12951,16 +12978,24 @@
         </w:tc>
         <w:tc>
           <w:tcPr>
-            <w:tcW w:w="1514" w:type="pct"/>
-          </w:tcPr>
-          <w:p>
-            <w:pPr>
-              <w:rPr>
-                <w:rFonts w:ascii="Arial" w:hAnsi="Arial" w:cs="Arial"/>
-                <w:sz w:val="24"/>
-                <w:szCs w:val="24"/>
-              </w:rPr>
-            </w:pPr>
+            <w:tcW w:w="1915" w:type="pct"/>
+          </w:tcPr>
+          <w:p>
+            <w:pPr>
+              <w:rPr>
+                <w:rFonts w:ascii="Arial" w:hAnsi="Arial" w:cs="Arial"/>
+                <w:sz w:val="24"/>
+                <w:szCs w:val="24"/>
+              </w:rPr>
+            </w:pPr>
+            <w:r>
+              <w:rPr>
+                <w:rFonts w:ascii="Arial" w:hAnsi="Arial" w:cs="Arial"/>
+                <w:sz w:val="24"/>
+                <w:szCs w:val="24"/>
+              </w:rPr>
+              <w:t>16 GB</w:t>
+            </w:r>
           </w:p>
         </w:tc>
       </w:tr>
@@ -12982,22 +13017,22 @@
         </w:tc>
         <w:tc>
           <w:tcPr>
-            <w:tcW w:w="1001" w:type="pct"/>
-            <w:vMerge/>
-          </w:tcPr>
-          <w:p>
-            <w:pPr>
-              <w:rPr>
-                <w:rFonts w:ascii="Arial" w:hAnsi="Arial" w:cs="Arial"/>
-                <w:sz w:val="24"/>
-                <w:szCs w:val="24"/>
-              </w:rPr>
-            </w:pPr>
-          </w:p>
-        </w:tc>
-        <w:tc>
-          <w:tcPr>
-            <w:tcW w:w="1514" w:type="pct"/>
+            <w:tcW w:w="827" w:type="pct"/>
+            <w:vMerge/>
+          </w:tcPr>
+          <w:p>
+            <w:pPr>
+              <w:rPr>
+                <w:rFonts w:ascii="Arial" w:hAnsi="Arial" w:cs="Arial"/>
+                <w:sz w:val="24"/>
+                <w:szCs w:val="24"/>
+              </w:rPr>
+            </w:pPr>
+          </w:p>
+        </w:tc>
+        <w:tc>
+          <w:tcPr>
+            <w:tcW w:w="1287" w:type="pct"/>
           </w:tcPr>
           <w:p>
             <w:pPr>
@@ -13019,16 +13054,24 @@
         </w:tc>
         <w:tc>
           <w:tcPr>
-            <w:tcW w:w="1514" w:type="pct"/>
-          </w:tcPr>
-          <w:p>
-            <w:pPr>
-              <w:rPr>
-                <w:rFonts w:ascii="Arial" w:hAnsi="Arial" w:cs="Arial"/>
-                <w:sz w:val="24"/>
-                <w:szCs w:val="24"/>
-              </w:rPr>
-            </w:pPr>
+            <w:tcW w:w="1915" w:type="pct"/>
+          </w:tcPr>
+          <w:p>
+            <w:pPr>
+              <w:rPr>
+                <w:rFonts w:ascii="Arial" w:hAnsi="Arial" w:cs="Arial"/>
+                <w:sz w:val="24"/>
+                <w:szCs w:val="24"/>
+              </w:rPr>
+            </w:pPr>
+            <w:r>
+              <w:rPr>
+                <w:rFonts w:ascii="Arial" w:hAnsi="Arial" w:cs="Arial"/>
+                <w:sz w:val="24"/>
+                <w:szCs w:val="24"/>
+              </w:rPr>
+              <w:t>2</w:t>
+            </w:r>
           </w:p>
         </w:tc>
       </w:tr>
@@ -13050,22 +13093,22 @@
         </w:tc>
         <w:tc>
           <w:tcPr>
-            <w:tcW w:w="1001" w:type="pct"/>
-            <w:vMerge/>
-          </w:tcPr>
-          <w:p>
-            <w:pPr>
-              <w:rPr>
-                <w:rFonts w:ascii="Arial" w:hAnsi="Arial" w:cs="Arial"/>
-                <w:sz w:val="24"/>
-                <w:szCs w:val="24"/>
-              </w:rPr>
-            </w:pPr>
-          </w:p>
-        </w:tc>
-        <w:tc>
-          <w:tcPr>
-            <w:tcW w:w="1514" w:type="pct"/>
+            <w:tcW w:w="827" w:type="pct"/>
+            <w:vMerge/>
+          </w:tcPr>
+          <w:p>
+            <w:pPr>
+              <w:rPr>
+                <w:rFonts w:ascii="Arial" w:hAnsi="Arial" w:cs="Arial"/>
+                <w:sz w:val="24"/>
+                <w:szCs w:val="24"/>
+              </w:rPr>
+            </w:pPr>
+          </w:p>
+        </w:tc>
+        <w:tc>
+          <w:tcPr>
+            <w:tcW w:w="1287" w:type="pct"/>
           </w:tcPr>
           <w:p>
             <w:pPr>
@@ -13087,16 +13130,24 @@
         </w:tc>
         <w:tc>
           <w:tcPr>
-            <w:tcW w:w="1514" w:type="pct"/>
-          </w:tcPr>
-          <w:p>
-            <w:pPr>
-              <w:rPr>
-                <w:rFonts w:ascii="Arial" w:hAnsi="Arial" w:cs="Arial"/>
-                <w:sz w:val="24"/>
-                <w:szCs w:val="24"/>
-              </w:rPr>
-            </w:pPr>
+            <w:tcW w:w="1915" w:type="pct"/>
+          </w:tcPr>
+          <w:p>
+            <w:pPr>
+              <w:rPr>
+                <w:rFonts w:ascii="Arial" w:hAnsi="Arial" w:cs="Arial"/>
+                <w:sz w:val="24"/>
+                <w:szCs w:val="24"/>
+              </w:rPr>
+            </w:pPr>
+            <w:r>
+              <w:rPr>
+                <w:rFonts w:ascii="Arial" w:hAnsi="Arial" w:cs="Arial"/>
+                <w:sz w:val="24"/>
+                <w:szCs w:val="24"/>
+              </w:rPr>
+              <w:t>2</w:t>
+            </w:r>
           </w:p>
         </w:tc>
       </w:tr>
@@ -13118,22 +13169,22 @@
         </w:tc>
         <w:tc>
           <w:tcPr>
-            <w:tcW w:w="1001" w:type="pct"/>
-            <w:vMerge/>
-          </w:tcPr>
-          <w:p>
-            <w:pPr>
-              <w:rPr>
-                <w:rFonts w:ascii="Arial" w:hAnsi="Arial" w:cs="Arial"/>
-                <w:sz w:val="24"/>
-                <w:szCs w:val="24"/>
-              </w:rPr>
-            </w:pPr>
-          </w:p>
-        </w:tc>
-        <w:tc>
-          <w:tcPr>
-            <w:tcW w:w="1514" w:type="pct"/>
+            <w:tcW w:w="827" w:type="pct"/>
+            <w:vMerge/>
+          </w:tcPr>
+          <w:p>
+            <w:pPr>
+              <w:rPr>
+                <w:rFonts w:ascii="Arial" w:hAnsi="Arial" w:cs="Arial"/>
+                <w:sz w:val="24"/>
+                <w:szCs w:val="24"/>
+              </w:rPr>
+            </w:pPr>
+          </w:p>
+        </w:tc>
+        <w:tc>
+          <w:tcPr>
+            <w:tcW w:w="1287" w:type="pct"/>
           </w:tcPr>
           <w:p>
             <w:pPr>
@@ -13155,16 +13206,24 @@
         </w:tc>
         <w:tc>
           <w:tcPr>
-            <w:tcW w:w="1514" w:type="pct"/>
-          </w:tcPr>
-          <w:p>
-            <w:pPr>
-              <w:rPr>
-                <w:rFonts w:ascii="Arial" w:hAnsi="Arial" w:cs="Arial"/>
-                <w:sz w:val="24"/>
-                <w:szCs w:val="24"/>
-              </w:rPr>
-            </w:pPr>
+            <w:tcW w:w="1915" w:type="pct"/>
+          </w:tcPr>
+          <w:p>
+            <w:pPr>
+              <w:rPr>
+                <w:rFonts w:ascii="Arial" w:hAnsi="Arial" w:cs="Arial"/>
+                <w:sz w:val="24"/>
+                <w:szCs w:val="24"/>
+              </w:rPr>
+            </w:pPr>
+            <w:r>
+              <w:rPr>
+                <w:rFonts w:ascii="Arial" w:hAnsi="Arial" w:cs="Arial"/>
+                <w:sz w:val="24"/>
+                <w:szCs w:val="24"/>
+              </w:rPr>
+              <w:t>238 GB SSD KingFast</w:t>
+            </w:r>
           </w:p>
         </w:tc>
       </w:tr>
@@ -13187,7 +13246,7 @@
         </w:tc>
         <w:tc>
           <w:tcPr>
-            <w:tcW w:w="1001" w:type="pct"/>
+            <w:tcW w:w="827" w:type="pct"/>
             <w:vMerge/>
           </w:tcPr>
           <w:p>
@@ -13203,7 +13262,7 @@
         </w:tc>
         <w:tc>
           <w:tcPr>
-            <w:tcW w:w="1514" w:type="pct"/>
+            <w:tcW w:w="1287" w:type="pct"/>
           </w:tcPr>
           <w:p>
             <w:pPr>
@@ -13225,16 +13284,24 @@
         </w:tc>
         <w:tc>
           <w:tcPr>
-            <w:tcW w:w="1514" w:type="pct"/>
-          </w:tcPr>
-          <w:p>
-            <w:pPr>
-              <w:rPr>
-                <w:rFonts w:ascii="Arial" w:hAnsi="Arial" w:cs="Arial"/>
-                <w:sz w:val="24"/>
-                <w:szCs w:val="24"/>
-              </w:rPr>
-            </w:pPr>
+            <w:tcW w:w="1915" w:type="pct"/>
+          </w:tcPr>
+          <w:p>
+            <w:pPr>
+              <w:rPr>
+                <w:rFonts w:ascii="Arial" w:hAnsi="Arial" w:cs="Arial"/>
+                <w:sz w:val="24"/>
+                <w:szCs w:val="24"/>
+              </w:rPr>
+            </w:pPr>
+            <w:r>
+              <w:rPr>
+                <w:rFonts w:ascii="Arial" w:hAnsi="Arial" w:cs="Arial"/>
+                <w:sz w:val="24"/>
+                <w:szCs w:val="24"/>
+              </w:rPr>
+              <w:t>Intel HD Graphics 530</w:t>
+            </w:r>
           </w:p>
         </w:tc>
       </w:tr>
@@ -13256,22 +13323,22 @@
         </w:tc>
         <w:tc>
           <w:tcPr>
-            <w:tcW w:w="1001" w:type="pct"/>
-            <w:vMerge/>
-          </w:tcPr>
-          <w:p>
-            <w:pPr>
-              <w:rPr>
-                <w:rFonts w:ascii="Arial" w:hAnsi="Arial" w:cs="Arial"/>
-                <w:sz w:val="24"/>
-                <w:szCs w:val="24"/>
-              </w:rPr>
-            </w:pPr>
-          </w:p>
-        </w:tc>
-        <w:tc>
-          <w:tcPr>
-            <w:tcW w:w="1514" w:type="pct"/>
+            <w:tcW w:w="827" w:type="pct"/>
+            <w:vMerge/>
+          </w:tcPr>
+          <w:p>
+            <w:pPr>
+              <w:rPr>
+                <w:rFonts w:ascii="Arial" w:hAnsi="Arial" w:cs="Arial"/>
+                <w:sz w:val="24"/>
+                <w:szCs w:val="24"/>
+              </w:rPr>
+            </w:pPr>
+          </w:p>
+        </w:tc>
+        <w:tc>
+          <w:tcPr>
+            <w:tcW w:w="1287" w:type="pct"/>
           </w:tcPr>
           <w:p>
             <w:pPr>
@@ -13293,16 +13360,24 @@
         </w:tc>
         <w:tc>
           <w:tcPr>
-            <w:tcW w:w="1514" w:type="pct"/>
-          </w:tcPr>
-          <w:p>
-            <w:pPr>
-              <w:rPr>
-                <w:rFonts w:ascii="Arial" w:hAnsi="Arial" w:cs="Arial"/>
-                <w:sz w:val="24"/>
-                <w:szCs w:val="24"/>
-              </w:rPr>
-            </w:pPr>
+            <w:tcW w:w="1915" w:type="pct"/>
+          </w:tcPr>
+          <w:p>
+            <w:pPr>
+              <w:rPr>
+                <w:rFonts w:ascii="Arial" w:hAnsi="Arial" w:cs="Arial"/>
+                <w:sz w:val="24"/>
+                <w:szCs w:val="24"/>
+              </w:rPr>
+            </w:pPr>
+            <w:r>
+              <w:rPr>
+                <w:rFonts w:ascii="Arial" w:hAnsi="Arial" w:cs="Arial"/>
+                <w:sz w:val="24"/>
+                <w:szCs w:val="24"/>
+              </w:rPr>
+              <w:t>1</w:t>
+            </w:r>
           </w:p>
         </w:tc>
       </w:tr>
@@ -13324,22 +13399,22 @@
         </w:tc>
         <w:tc>
           <w:tcPr>
-            <w:tcW w:w="1001" w:type="pct"/>
-            <w:vMerge/>
-          </w:tcPr>
-          <w:p>
-            <w:pPr>
-              <w:rPr>
-                <w:rFonts w:ascii="Arial" w:hAnsi="Arial" w:cs="Arial"/>
-                <w:sz w:val="24"/>
-                <w:szCs w:val="24"/>
-              </w:rPr>
-            </w:pPr>
-          </w:p>
-        </w:tc>
-        <w:tc>
-          <w:tcPr>
-            <w:tcW w:w="1514" w:type="pct"/>
+            <w:tcW w:w="827" w:type="pct"/>
+            <w:vMerge/>
+          </w:tcPr>
+          <w:p>
+            <w:pPr>
+              <w:rPr>
+                <w:rFonts w:ascii="Arial" w:hAnsi="Arial" w:cs="Arial"/>
+                <w:sz w:val="24"/>
+                <w:szCs w:val="24"/>
+              </w:rPr>
+            </w:pPr>
+          </w:p>
+        </w:tc>
+        <w:tc>
+          <w:tcPr>
+            <w:tcW w:w="1287" w:type="pct"/>
           </w:tcPr>
           <w:p>
             <w:pPr>
@@ -13361,16 +13436,24 @@
         </w:tc>
         <w:tc>
           <w:tcPr>
-            <w:tcW w:w="1514" w:type="pct"/>
-          </w:tcPr>
-          <w:p>
-            <w:pPr>
-              <w:rPr>
-                <w:rFonts w:ascii="Arial" w:hAnsi="Arial" w:cs="Arial"/>
-                <w:sz w:val="24"/>
-                <w:szCs w:val="24"/>
-              </w:rPr>
-            </w:pPr>
+            <w:tcW w:w="1915" w:type="pct"/>
+          </w:tcPr>
+          <w:p>
+            <w:pPr>
+              <w:rPr>
+                <w:rFonts w:ascii="Arial" w:hAnsi="Arial" w:cs="Arial"/>
+                <w:sz w:val="24"/>
+                <w:szCs w:val="24"/>
+              </w:rPr>
+            </w:pPr>
+            <w:r>
+              <w:rPr>
+                <w:rFonts w:ascii="Arial" w:hAnsi="Arial" w:cs="Arial"/>
+                <w:sz w:val="24"/>
+                <w:szCs w:val="24"/>
+              </w:rPr>
+              <w:t>4</w:t>
+            </w:r>
           </w:p>
         </w:tc>
       </w:tr>
@@ -13392,22 +13475,22 @@
         </w:tc>
         <w:tc>
           <w:tcPr>
-            <w:tcW w:w="1001" w:type="pct"/>
-            <w:vMerge/>
-          </w:tcPr>
-          <w:p>
-            <w:pPr>
-              <w:rPr>
-                <w:rFonts w:ascii="Arial" w:hAnsi="Arial" w:cs="Arial"/>
-                <w:sz w:val="24"/>
-                <w:szCs w:val="24"/>
-              </w:rPr>
-            </w:pPr>
-          </w:p>
-        </w:tc>
-        <w:tc>
-          <w:tcPr>
-            <w:tcW w:w="1514" w:type="pct"/>
+            <w:tcW w:w="827" w:type="pct"/>
+            <w:vMerge/>
+          </w:tcPr>
+          <w:p>
+            <w:pPr>
+              <w:rPr>
+                <w:rFonts w:ascii="Arial" w:hAnsi="Arial" w:cs="Arial"/>
+                <w:sz w:val="24"/>
+                <w:szCs w:val="24"/>
+              </w:rPr>
+            </w:pPr>
+          </w:p>
+        </w:tc>
+        <w:tc>
+          <w:tcPr>
+            <w:tcW w:w="1287" w:type="pct"/>
           </w:tcPr>
           <w:p>
             <w:pPr>
@@ -13429,16 +13512,24 @@
         </w:tc>
         <w:tc>
           <w:tcPr>
-            <w:tcW w:w="1514" w:type="pct"/>
-          </w:tcPr>
-          <w:p>
-            <w:pPr>
-              <w:rPr>
-                <w:rFonts w:ascii="Arial" w:hAnsi="Arial" w:cs="Arial"/>
-                <w:sz w:val="24"/>
-                <w:szCs w:val="24"/>
-              </w:rPr>
-            </w:pPr>
+            <w:tcW w:w="1915" w:type="pct"/>
+          </w:tcPr>
+          <w:p>
+            <w:pPr>
+              <w:rPr>
+                <w:rFonts w:ascii="Arial" w:hAnsi="Arial" w:cs="Arial"/>
+                <w:sz w:val="24"/>
+                <w:szCs w:val="24"/>
+              </w:rPr>
+            </w:pPr>
+            <w:r>
+              <w:rPr>
+                <w:rFonts w:ascii="Arial" w:hAnsi="Arial" w:cs="Arial"/>
+                <w:sz w:val="24"/>
+                <w:szCs w:val="24"/>
+              </w:rPr>
+              <w:t>HDMI, DISPLAYPORT</w:t>
+            </w:r>
           </w:p>
         </w:tc>
       </w:tr>
@@ -13460,7 +13551,7 @@
         </w:tc>
         <w:tc>
           <w:tcPr>
-            <w:tcW w:w="1001" w:type="pct"/>
+            <w:tcW w:w="827" w:type="pct"/>
             <w:vMerge w:val="restart"/>
             <w:vAlign w:val="center"/>
           </w:tcPr>
@@ -13485,7 +13576,7 @@
         </w:tc>
         <w:tc>
           <w:tcPr>
-            <w:tcW w:w="1514" w:type="pct"/>
+            <w:tcW w:w="1287" w:type="pct"/>
           </w:tcPr>
           <w:p>
             <w:pPr>
@@ -13507,16 +13598,24 @@
         </w:tc>
         <w:tc>
           <w:tcPr>
-            <w:tcW w:w="1514" w:type="pct"/>
-          </w:tcPr>
-          <w:p>
-            <w:pPr>
-              <w:rPr>
-                <w:rFonts w:ascii="Arial" w:hAnsi="Arial" w:cs="Arial"/>
-                <w:sz w:val="24"/>
-                <w:szCs w:val="24"/>
-              </w:rPr>
-            </w:pPr>
+            <w:tcW w:w="1915" w:type="pct"/>
+          </w:tcPr>
+          <w:p>
+            <w:pPr>
+              <w:rPr>
+                <w:rFonts w:ascii="Arial" w:hAnsi="Arial" w:cs="Arial"/>
+                <w:sz w:val="24"/>
+                <w:szCs w:val="24"/>
+              </w:rPr>
+            </w:pPr>
+            <w:r>
+              <w:rPr>
+                <w:rFonts w:ascii="Arial" w:hAnsi="Arial" w:cs="Arial"/>
+                <w:sz w:val="24"/>
+                <w:szCs w:val="24"/>
+              </w:rPr>
+              <w:t>APC</w:t>
+            </w:r>
           </w:p>
         </w:tc>
       </w:tr>
@@ -13538,7 +13637,7 @@
         </w:tc>
         <w:tc>
           <w:tcPr>
-            <w:tcW w:w="1001" w:type="pct"/>
+            <w:tcW w:w="827" w:type="pct"/>
             <w:vMerge/>
             <w:vAlign w:val="center"/>
           </w:tcPr>
@@ -13555,7 +13654,7 @@
         </w:tc>
         <w:tc>
           <w:tcPr>
-            <w:tcW w:w="1514" w:type="pct"/>
+            <w:tcW w:w="1287" w:type="pct"/>
           </w:tcPr>
           <w:p>
             <w:pPr>
@@ -13577,16 +13676,24 @@
         </w:tc>
         <w:tc>
           <w:tcPr>
-            <w:tcW w:w="1514" w:type="pct"/>
-          </w:tcPr>
-          <w:p>
-            <w:pPr>
-              <w:rPr>
-                <w:rFonts w:ascii="Arial" w:hAnsi="Arial" w:cs="Arial"/>
-                <w:sz w:val="24"/>
-                <w:szCs w:val="24"/>
-              </w:rPr>
-            </w:pPr>
+            <w:tcW w:w="1915" w:type="pct"/>
+          </w:tcPr>
+          <w:p>
+            <w:pPr>
+              <w:rPr>
+                <w:rFonts w:ascii="Arial" w:hAnsi="Arial" w:cs="Arial"/>
+                <w:sz w:val="24"/>
+                <w:szCs w:val="24"/>
+              </w:rPr>
+            </w:pPr>
+            <w:r>
+              <w:rPr>
+                <w:rFonts w:ascii="Arial" w:hAnsi="Arial" w:cs="Arial"/>
+                <w:sz w:val="24"/>
+                <w:szCs w:val="24"/>
+              </w:rPr>
+              <w:t>BE600M1</w:t>
+            </w:r>
           </w:p>
         </w:tc>
       </w:tr>
@@ -13608,22 +13715,22 @@
         </w:tc>
         <w:tc>
           <w:tcPr>
-            <w:tcW w:w="1001" w:type="pct"/>
-            <w:vMerge/>
-          </w:tcPr>
-          <w:p>
-            <w:pPr>
-              <w:rPr>
-                <w:rFonts w:ascii="Arial" w:hAnsi="Arial" w:cs="Arial"/>
-                <w:sz w:val="24"/>
-                <w:szCs w:val="24"/>
-              </w:rPr>
-            </w:pPr>
-          </w:p>
-        </w:tc>
-        <w:tc>
-          <w:tcPr>
-            <w:tcW w:w="1514" w:type="pct"/>
+            <w:tcW w:w="827" w:type="pct"/>
+            <w:vMerge/>
+          </w:tcPr>
+          <w:p>
+            <w:pPr>
+              <w:rPr>
+                <w:rFonts w:ascii="Arial" w:hAnsi="Arial" w:cs="Arial"/>
+                <w:sz w:val="24"/>
+                <w:szCs w:val="24"/>
+              </w:rPr>
+            </w:pPr>
+          </w:p>
+        </w:tc>
+        <w:tc>
+          <w:tcPr>
+            <w:tcW w:w="1287" w:type="pct"/>
           </w:tcPr>
           <w:p>
             <w:pPr>
@@ -13645,16 +13752,24 @@
         </w:tc>
         <w:tc>
           <w:tcPr>
-            <w:tcW w:w="1514" w:type="pct"/>
-          </w:tcPr>
-          <w:p>
-            <w:pPr>
-              <w:rPr>
-                <w:rFonts w:ascii="Arial" w:hAnsi="Arial" w:cs="Arial"/>
-                <w:sz w:val="24"/>
-                <w:szCs w:val="24"/>
-              </w:rPr>
-            </w:pPr>
+            <w:tcW w:w="1915" w:type="pct"/>
+          </w:tcPr>
+          <w:p>
+            <w:pPr>
+              <w:rPr>
+                <w:rFonts w:ascii="Arial" w:hAnsi="Arial" w:cs="Arial"/>
+                <w:sz w:val="24"/>
+                <w:szCs w:val="24"/>
+              </w:rPr>
+            </w:pPr>
+            <w:r>
+              <w:rPr>
+                <w:rFonts w:ascii="Arial" w:hAnsi="Arial" w:cs="Arial"/>
+                <w:sz w:val="24"/>
+                <w:szCs w:val="24"/>
+              </w:rPr>
+              <w:t>4B22 11P09825</w:t>
+            </w:r>
           </w:p>
         </w:tc>
       </w:tr>
@@ -13676,22 +13791,22 @@
         </w:tc>
         <w:tc>
           <w:tcPr>
-            <w:tcW w:w="1001" w:type="pct"/>
-            <w:vMerge/>
-          </w:tcPr>
-          <w:p>
-            <w:pPr>
-              <w:rPr>
-                <w:rFonts w:ascii="Arial" w:hAnsi="Arial" w:cs="Arial"/>
-                <w:sz w:val="24"/>
-                <w:szCs w:val="24"/>
-              </w:rPr>
-            </w:pPr>
-          </w:p>
-        </w:tc>
-        <w:tc>
-          <w:tcPr>
-            <w:tcW w:w="1514" w:type="pct"/>
+            <w:tcW w:w="827" w:type="pct"/>
+            <w:vMerge/>
+          </w:tcPr>
+          <w:p>
+            <w:pPr>
+              <w:rPr>
+                <w:rFonts w:ascii="Arial" w:hAnsi="Arial" w:cs="Arial"/>
+                <w:sz w:val="24"/>
+                <w:szCs w:val="24"/>
+              </w:rPr>
+            </w:pPr>
+          </w:p>
+        </w:tc>
+        <w:tc>
+          <w:tcPr>
+            <w:tcW w:w="1287" w:type="pct"/>
           </w:tcPr>
           <w:p>
             <w:pPr>
@@ -13713,16 +13828,24 @@
         </w:tc>
         <w:tc>
           <w:tcPr>
-            <w:tcW w:w="1514" w:type="pct"/>
-          </w:tcPr>
-          <w:p>
-            <w:pPr>
-              <w:rPr>
-                <w:rFonts w:ascii="Arial" w:hAnsi="Arial" w:cs="Arial"/>
-                <w:sz w:val="24"/>
-                <w:szCs w:val="24"/>
-              </w:rPr>
-            </w:pPr>
+            <w:tcW w:w="1915" w:type="pct"/>
+          </w:tcPr>
+          <w:p>
+            <w:pPr>
+              <w:rPr>
+                <w:rFonts w:ascii="Arial" w:hAnsi="Arial" w:cs="Arial"/>
+                <w:sz w:val="24"/>
+                <w:szCs w:val="24"/>
+              </w:rPr>
+            </w:pPr>
+            <w:r>
+              <w:rPr>
+                <w:rFonts w:ascii="Arial" w:hAnsi="Arial" w:cs="Arial"/>
+                <w:sz w:val="24"/>
+                <w:szCs w:val="24"/>
+              </w:rPr>
+              <w:t>600VA</w:t>
+            </w:r>
           </w:p>
         </w:tc>
       </w:tr>
@@ -13744,7 +13867,7 @@
         </w:tc>
         <w:tc>
           <w:tcPr>
-            <w:tcW w:w="1001" w:type="pct"/>
+            <w:tcW w:w="827" w:type="pct"/>
             <w:vMerge w:val="restart"/>
             <w:vAlign w:val="center"/>
           </w:tcPr>
@@ -13769,7 +13892,7 @@
         </w:tc>
         <w:tc>
           <w:tcPr>
-            <w:tcW w:w="1514" w:type="pct"/>
+            <w:tcW w:w="1287" w:type="pct"/>
           </w:tcPr>
           <w:p>
             <w:pPr>
@@ -13791,16 +13914,24 @@
         </w:tc>
         <w:tc>
           <w:tcPr>
-            <w:tcW w:w="1514" w:type="pct"/>
-          </w:tcPr>
-          <w:p>
-            <w:pPr>
-              <w:rPr>
-                <w:rFonts w:ascii="Arial" w:hAnsi="Arial" w:cs="Arial"/>
-                <w:sz w:val="24"/>
-                <w:szCs w:val="24"/>
-              </w:rPr>
-            </w:pPr>
+            <w:tcW w:w="1915" w:type="pct"/>
+          </w:tcPr>
+          <w:p>
+            <w:pPr>
+              <w:rPr>
+                <w:rFonts w:ascii="Arial" w:hAnsi="Arial" w:cs="Arial"/>
+                <w:sz w:val="24"/>
+                <w:szCs w:val="24"/>
+              </w:rPr>
+            </w:pPr>
+            <w:r>
+              <w:rPr>
+                <w:rFonts w:ascii="Arial" w:hAnsi="Arial" w:cs="Arial"/>
+                <w:sz w:val="24"/>
+                <w:szCs w:val="24"/>
+              </w:rPr>
+              <w:t>LOGAN</w:t>
+            </w:r>
           </w:p>
         </w:tc>
       </w:tr>
@@ -13822,7 +13953,7 @@
         </w:tc>
         <w:tc>
           <w:tcPr>
-            <w:tcW w:w="1001" w:type="pct"/>
+            <w:tcW w:w="827" w:type="pct"/>
             <w:vMerge/>
             <w:vAlign w:val="center"/>
           </w:tcPr>
@@ -13839,7 +13970,7 @@
         </w:tc>
         <w:tc>
           <w:tcPr>
-            <w:tcW w:w="1514" w:type="pct"/>
+            <w:tcW w:w="1287" w:type="pct"/>
           </w:tcPr>
           <w:p>
             <w:pPr>
@@ -13861,16 +13992,24 @@
         </w:tc>
         <w:tc>
           <w:tcPr>
-            <w:tcW w:w="1514" w:type="pct"/>
-          </w:tcPr>
-          <w:p>
-            <w:pPr>
-              <w:rPr>
-                <w:rFonts w:ascii="Arial" w:hAnsi="Arial" w:cs="Arial"/>
-                <w:sz w:val="24"/>
-                <w:szCs w:val="24"/>
-              </w:rPr>
-            </w:pPr>
+            <w:tcW w:w="1915" w:type="pct"/>
+          </w:tcPr>
+          <w:p>
+            <w:pPr>
+              <w:rPr>
+                <w:rFonts w:ascii="Arial" w:hAnsi="Arial" w:cs="Arial"/>
+                <w:sz w:val="24"/>
+                <w:szCs w:val="24"/>
+              </w:rPr>
+            </w:pPr>
+            <w:r>
+              <w:rPr>
+                <w:rFonts w:ascii="Arial" w:hAnsi="Arial" w:cs="Arial"/>
+                <w:sz w:val="24"/>
+                <w:szCs w:val="24"/>
+              </w:rPr>
+              <w:t>L-M19LB1H1V-H</w:t>
+            </w:r>
           </w:p>
         </w:tc>
       </w:tr>
@@ -13892,7 +14031,7 @@
         </w:tc>
         <w:tc>
           <w:tcPr>
-            <w:tcW w:w="1001" w:type="pct"/>
+            <w:tcW w:w="827" w:type="pct"/>
             <w:vMerge/>
             <w:vAlign w:val="center"/>
           </w:tcPr>
@@ -13909,7 +14048,7 @@
         </w:tc>
         <w:tc>
           <w:tcPr>
-            <w:tcW w:w="1514" w:type="pct"/>
+            <w:tcW w:w="1287" w:type="pct"/>
           </w:tcPr>
           <w:p>
             <w:pPr>
@@ -13931,16 +14070,24 @@
         </w:tc>
         <w:tc>
           <w:tcPr>
-            <w:tcW w:w="1514" w:type="pct"/>
-          </w:tcPr>
-          <w:p>
-            <w:pPr>
-              <w:rPr>
-                <w:rFonts w:ascii="Arial" w:hAnsi="Arial" w:cs="Arial"/>
-                <w:sz w:val="24"/>
-                <w:szCs w:val="24"/>
-              </w:rPr>
-            </w:pPr>
+            <w:tcW w:w="1915" w:type="pct"/>
+          </w:tcPr>
+          <w:p>
+            <w:pPr>
+              <w:rPr>
+                <w:rFonts w:ascii="Arial" w:hAnsi="Arial" w:cs="Arial"/>
+                <w:sz w:val="24"/>
+                <w:szCs w:val="24"/>
+              </w:rPr>
+            </w:pPr>
+            <w:r>
+              <w:rPr>
+                <w:rFonts w:ascii="Arial" w:hAnsi="Arial" w:cs="Arial"/>
+                <w:sz w:val="24"/>
+                <w:szCs w:val="24"/>
+              </w:rPr>
+              <w:t>30014375407</w:t>
+            </w:r>
           </w:p>
         </w:tc>
       </w:tr>
@@ -13962,7 +14109,7 @@
         </w:tc>
         <w:tc>
           <w:tcPr>
-            <w:tcW w:w="1001" w:type="pct"/>
+            <w:tcW w:w="827" w:type="pct"/>
             <w:vMerge/>
             <w:vAlign w:val="center"/>
           </w:tcPr>
@@ -13979,7 +14126,7 @@
         </w:tc>
         <w:tc>
           <w:tcPr>
-            <w:tcW w:w="1514" w:type="pct"/>
+            <w:tcW w:w="1287" w:type="pct"/>
           </w:tcPr>
           <w:p>
             <w:pPr>
@@ -14001,16 +14148,24 @@
         </w:tc>
         <w:tc>
           <w:tcPr>
-            <w:tcW w:w="1514" w:type="pct"/>
-          </w:tcPr>
-          <w:p>
-            <w:pPr>
-              <w:rPr>
-                <w:rFonts w:ascii="Arial" w:hAnsi="Arial" w:cs="Arial"/>
-                <w:sz w:val="24"/>
-                <w:szCs w:val="24"/>
-              </w:rPr>
-            </w:pPr>
+            <w:tcW w:w="1915" w:type="pct"/>
+          </w:tcPr>
+          <w:p>
+            <w:pPr>
+              <w:rPr>
+                <w:rFonts w:ascii="Arial" w:hAnsi="Arial" w:cs="Arial"/>
+                <w:sz w:val="24"/>
+                <w:szCs w:val="24"/>
+              </w:rPr>
+            </w:pPr>
+            <w:r>
+              <w:rPr>
+                <w:rFonts w:ascii="Arial" w:hAnsi="Arial" w:cs="Arial"/>
+                <w:sz w:val="24"/>
+                <w:szCs w:val="24"/>
+              </w:rPr>
+              <w:t>VGA, HDMI</w:t>
+            </w:r>
           </w:p>
         </w:tc>
       </w:tr>
@@ -14032,7 +14187,7 @@
         </w:tc>
         <w:tc>
           <w:tcPr>
-            <w:tcW w:w="1001" w:type="pct"/>
+            <w:tcW w:w="827" w:type="pct"/>
             <w:vMerge w:val="restart"/>
             <w:vAlign w:val="center"/>
           </w:tcPr>
@@ -14057,7 +14212,7 @@
         </w:tc>
         <w:tc>
           <w:tcPr>
-            <w:tcW w:w="1514" w:type="pct"/>
+            <w:tcW w:w="1287" w:type="pct"/>
           </w:tcPr>
           <w:p>
             <w:pPr>
@@ -14079,16 +14234,24 @@
         </w:tc>
         <w:tc>
           <w:tcPr>
-            <w:tcW w:w="1514" w:type="pct"/>
-          </w:tcPr>
-          <w:p>
-            <w:pPr>
-              <w:rPr>
-                <w:rFonts w:ascii="Arial" w:hAnsi="Arial" w:cs="Arial"/>
-                <w:sz w:val="24"/>
-                <w:szCs w:val="24"/>
-              </w:rPr>
-            </w:pPr>
+            <w:tcW w:w="1915" w:type="pct"/>
+          </w:tcPr>
+          <w:p>
+            <w:pPr>
+              <w:rPr>
+                <w:rFonts w:ascii="Arial" w:hAnsi="Arial" w:cs="Arial"/>
+                <w:sz w:val="24"/>
+                <w:szCs w:val="24"/>
+              </w:rPr>
+            </w:pPr>
+            <w:r>
+              <w:rPr>
+                <w:rFonts w:ascii="Arial" w:hAnsi="Arial" w:cs="Arial"/>
+                <w:sz w:val="24"/>
+                <w:szCs w:val="24"/>
+              </w:rPr>
+              <w:t>IMEXX</w:t>
+            </w:r>
           </w:p>
         </w:tc>
       </w:tr>
@@ -14110,22 +14273,22 @@
         </w:tc>
         <w:tc>
           <w:tcPr>
-            <w:tcW w:w="1001" w:type="pct"/>
-            <w:vMerge/>
-          </w:tcPr>
-          <w:p>
-            <w:pPr>
-              <w:rPr>
-                <w:rFonts w:ascii="Arial" w:hAnsi="Arial" w:cs="Arial"/>
-                <w:sz w:val="24"/>
-                <w:szCs w:val="24"/>
-              </w:rPr>
-            </w:pPr>
-          </w:p>
-        </w:tc>
-        <w:tc>
-          <w:tcPr>
-            <w:tcW w:w="1514" w:type="pct"/>
+            <w:tcW w:w="827" w:type="pct"/>
+            <w:vMerge/>
+          </w:tcPr>
+          <w:p>
+            <w:pPr>
+              <w:rPr>
+                <w:rFonts w:ascii="Arial" w:hAnsi="Arial" w:cs="Arial"/>
+                <w:sz w:val="24"/>
+                <w:szCs w:val="24"/>
+              </w:rPr>
+            </w:pPr>
+          </w:p>
+        </w:tc>
+        <w:tc>
+          <w:tcPr>
+            <w:tcW w:w="1287" w:type="pct"/>
           </w:tcPr>
           <w:p>
             <w:pPr>
@@ -14147,16 +14310,24 @@
         </w:tc>
         <w:tc>
           <w:tcPr>
-            <w:tcW w:w="1514" w:type="pct"/>
-          </w:tcPr>
-          <w:p>
-            <w:pPr>
-              <w:rPr>
-                <w:rFonts w:ascii="Arial" w:hAnsi="Arial" w:cs="Arial"/>
-                <w:sz w:val="24"/>
-                <w:szCs w:val="24"/>
-              </w:rPr>
-            </w:pPr>
+            <w:tcW w:w="1915" w:type="pct"/>
+          </w:tcPr>
+          <w:p>
+            <w:pPr>
+              <w:rPr>
+                <w:rFonts w:ascii="Arial" w:hAnsi="Arial" w:cs="Arial"/>
+                <w:sz w:val="24"/>
+                <w:szCs w:val="24"/>
+              </w:rPr>
+            </w:pPr>
+            <w:r>
+              <w:rPr>
+                <w:rFonts w:ascii="Arial" w:hAnsi="Arial" w:cs="Arial"/>
+                <w:sz w:val="24"/>
+                <w:szCs w:val="24"/>
+              </w:rPr>
+              <w:t>IME-20355SP</w:t>
+            </w:r>
           </w:p>
         </w:tc>
       </w:tr>
@@ -14178,7 +14349,7 @@
         </w:tc>
         <w:tc>
           <w:tcPr>
-            <w:tcW w:w="1001" w:type="pct"/>
+            <w:tcW w:w="827" w:type="pct"/>
             <w:vMerge w:val="restart"/>
             <w:vAlign w:val="center"/>
           </w:tcPr>
@@ -14203,7 +14374,7 @@
         </w:tc>
         <w:tc>
           <w:tcPr>
-            <w:tcW w:w="1514" w:type="pct"/>
+            <w:tcW w:w="1287" w:type="pct"/>
           </w:tcPr>
           <w:p>
             <w:pPr>
@@ -14225,16 +14396,24 @@
         </w:tc>
         <w:tc>
           <w:tcPr>
-            <w:tcW w:w="1514" w:type="pct"/>
-          </w:tcPr>
-          <w:p>
-            <w:pPr>
-              <w:rPr>
-                <w:rFonts w:ascii="Arial" w:hAnsi="Arial" w:cs="Arial"/>
-                <w:sz w:val="24"/>
-                <w:szCs w:val="24"/>
-              </w:rPr>
-            </w:pPr>
+            <w:tcW w:w="1915" w:type="pct"/>
+          </w:tcPr>
+          <w:p>
+            <w:pPr>
+              <w:rPr>
+                <w:rFonts w:ascii="Arial" w:hAnsi="Arial" w:cs="Arial"/>
+                <w:sz w:val="24"/>
+                <w:szCs w:val="24"/>
+              </w:rPr>
+            </w:pPr>
+            <w:r>
+              <w:rPr>
+                <w:rFonts w:ascii="Arial" w:hAnsi="Arial" w:cs="Arial"/>
+                <w:sz w:val="24"/>
+                <w:szCs w:val="24"/>
+              </w:rPr>
+              <w:t>BeckPlay</w:t>
+            </w:r>
           </w:p>
         </w:tc>
       </w:tr>
@@ -14256,7 +14435,7 @@
         </w:tc>
         <w:tc>
           <w:tcPr>
-            <w:tcW w:w="1001" w:type="pct"/>
+            <w:tcW w:w="827" w:type="pct"/>
             <w:vMerge/>
             <w:vAlign w:val="center"/>
           </w:tcPr>
@@ -14273,7 +14452,7 @@
         </w:tc>
         <w:tc>
           <w:tcPr>
-            <w:tcW w:w="1514" w:type="pct"/>
+            <w:tcW w:w="1287" w:type="pct"/>
           </w:tcPr>
           <w:p>
             <w:pPr>
@@ -14295,7 +14474,7 @@
         </w:tc>
         <w:tc>
           <w:tcPr>
-            <w:tcW w:w="1514" w:type="pct"/>
+            <w:tcW w:w="1915" w:type="pct"/>
           </w:tcPr>
           <w:p>
             <w:pPr>
@@ -14437,6 +14616,7 @@
           <w:sz w:val="24"/>
           <w:szCs w:val="24"/>
         </w:rPr>
+        <w:lastRenderedPageBreak/>
         <w:t>8.</w:t>
       </w:r>
     </w:p>
@@ -14447,15 +14627,15 @@
         <w:tblLook w:val="04A0" w:firstRow="1" w:lastRow="0" w:firstColumn="1" w:lastColumn="0" w:noHBand="0" w:noVBand="1"/>
       </w:tblPr>
       <w:tblGrid>
-        <w:gridCol w:w="1605"/>
-        <w:gridCol w:w="1654"/>
-        <w:gridCol w:w="2502"/>
-        <w:gridCol w:w="2502"/>
+        <w:gridCol w:w="1387"/>
+        <w:gridCol w:w="1350"/>
+        <w:gridCol w:w="2079"/>
+        <w:gridCol w:w="3447"/>
       </w:tblGrid>
       <w:tr>
         <w:tc>
           <w:tcPr>
-            <w:tcW w:w="971" w:type="pct"/>
+            <w:tcW w:w="839" w:type="pct"/>
             <w:vMerge w:val="restart"/>
             <w:vAlign w:val="center"/>
           </w:tcPr>
@@ -14480,7 +14660,7 @@
         </w:tc>
         <w:tc>
           <w:tcPr>
-            <w:tcW w:w="1001" w:type="pct"/>
+            <w:tcW w:w="817" w:type="pct"/>
             <w:vMerge w:val="restart"/>
             <w:vAlign w:val="center"/>
           </w:tcPr>
@@ -14505,7 +14685,7 @@
         </w:tc>
         <w:tc>
           <w:tcPr>
-            <w:tcW w:w="1514" w:type="pct"/>
+            <w:tcW w:w="1258" w:type="pct"/>
           </w:tcPr>
           <w:p>
             <w:pPr>
@@ -14527,38 +14707,46 @@
         </w:tc>
         <w:tc>
           <w:tcPr>
-            <w:tcW w:w="1514" w:type="pct"/>
-          </w:tcPr>
-          <w:p>
-            <w:pPr>
-              <w:rPr>
-                <w:rFonts w:ascii="Arial" w:hAnsi="Arial" w:cs="Arial"/>
-                <w:sz w:val="24"/>
-                <w:szCs w:val="24"/>
-              </w:rPr>
-            </w:pPr>
-          </w:p>
-        </w:tc>
-      </w:tr>
-      <w:tr>
-        <w:tc>
-          <w:tcPr>
-            <w:tcW w:w="971" w:type="pct"/>
-            <w:vMerge/>
-          </w:tcPr>
-          <w:p>
-            <w:pPr>
-              <w:rPr>
-                <w:rFonts w:ascii="Arial" w:hAnsi="Arial" w:cs="Arial"/>
-                <w:sz w:val="24"/>
-                <w:szCs w:val="24"/>
-              </w:rPr>
-            </w:pPr>
-          </w:p>
-        </w:tc>
-        <w:tc>
-          <w:tcPr>
-            <w:tcW w:w="1001" w:type="pct"/>
+            <w:tcW w:w="2086" w:type="pct"/>
+          </w:tcPr>
+          <w:p>
+            <w:pPr>
+              <w:rPr>
+                <w:rFonts w:ascii="Arial" w:hAnsi="Arial" w:cs="Arial"/>
+                <w:sz w:val="24"/>
+                <w:szCs w:val="24"/>
+              </w:rPr>
+            </w:pPr>
+            <w:r>
+              <w:rPr>
+                <w:rFonts w:ascii="Arial" w:hAnsi="Arial" w:cs="Arial"/>
+                <w:sz w:val="24"/>
+                <w:szCs w:val="24"/>
+              </w:rPr>
+              <w:t>Dell</w:t>
+            </w:r>
+          </w:p>
+        </w:tc>
+      </w:tr>
+      <w:tr>
+        <w:tc>
+          <w:tcPr>
+            <w:tcW w:w="839" w:type="pct"/>
+            <w:vMerge/>
+          </w:tcPr>
+          <w:p>
+            <w:pPr>
+              <w:rPr>
+                <w:rFonts w:ascii="Arial" w:hAnsi="Arial" w:cs="Arial"/>
+                <w:sz w:val="24"/>
+                <w:szCs w:val="24"/>
+              </w:rPr>
+            </w:pPr>
+          </w:p>
+        </w:tc>
+        <w:tc>
+          <w:tcPr>
+            <w:tcW w:w="817" w:type="pct"/>
             <w:vMerge/>
             <w:vAlign w:val="center"/>
           </w:tcPr>
@@ -14575,7 +14763,7 @@
         </w:tc>
         <w:tc>
           <w:tcPr>
-            <w:tcW w:w="1514" w:type="pct"/>
+            <w:tcW w:w="1258" w:type="pct"/>
           </w:tcPr>
           <w:p>
             <w:pPr>
@@ -14597,53 +14785,61 @@
         </w:tc>
         <w:tc>
           <w:tcPr>
-            <w:tcW w:w="1514" w:type="pct"/>
-          </w:tcPr>
-          <w:p>
-            <w:pPr>
-              <w:rPr>
-                <w:rFonts w:ascii="Arial" w:hAnsi="Arial" w:cs="Arial"/>
-                <w:sz w:val="24"/>
-                <w:szCs w:val="24"/>
-              </w:rPr>
-            </w:pPr>
-          </w:p>
-        </w:tc>
-      </w:tr>
-      <w:tr>
-        <w:tc>
-          <w:tcPr>
-            <w:tcW w:w="971" w:type="pct"/>
-            <w:vMerge/>
-          </w:tcPr>
-          <w:p>
-            <w:pPr>
-              <w:rPr>
-                <w:rFonts w:ascii="Arial" w:hAnsi="Arial" w:cs="Arial"/>
-                <w:sz w:val="24"/>
-                <w:szCs w:val="24"/>
-              </w:rPr>
-            </w:pPr>
-          </w:p>
-        </w:tc>
-        <w:tc>
-          <w:tcPr>
-            <w:tcW w:w="1001" w:type="pct"/>
-            <w:vMerge/>
-          </w:tcPr>
-          <w:p>
-            <w:pPr>
-              <w:rPr>
-                <w:rFonts w:ascii="Arial" w:hAnsi="Arial" w:cs="Arial"/>
-                <w:sz w:val="24"/>
-                <w:szCs w:val="24"/>
-              </w:rPr>
-            </w:pPr>
-          </w:p>
-        </w:tc>
-        <w:tc>
-          <w:tcPr>
-            <w:tcW w:w="1514" w:type="pct"/>
+            <w:tcW w:w="2086" w:type="pct"/>
+          </w:tcPr>
+          <w:p>
+            <w:pPr>
+              <w:rPr>
+                <w:rFonts w:ascii="Arial" w:hAnsi="Arial" w:cs="Arial"/>
+                <w:sz w:val="24"/>
+                <w:szCs w:val="24"/>
+              </w:rPr>
+            </w:pPr>
+            <w:r>
+              <w:rPr>
+                <w:rFonts w:ascii="Arial" w:hAnsi="Arial" w:cs="Arial"/>
+                <w:sz w:val="24"/>
+                <w:szCs w:val="24"/>
+              </w:rPr>
+              <w:t>Precision Tower 3431</w:t>
+            </w:r>
+          </w:p>
+        </w:tc>
+      </w:tr>
+      <w:tr>
+        <w:tc>
+          <w:tcPr>
+            <w:tcW w:w="839" w:type="pct"/>
+            <w:vMerge/>
+          </w:tcPr>
+          <w:p>
+            <w:pPr>
+              <w:rPr>
+                <w:rFonts w:ascii="Arial" w:hAnsi="Arial" w:cs="Arial"/>
+                <w:sz w:val="24"/>
+                <w:szCs w:val="24"/>
+              </w:rPr>
+            </w:pPr>
+          </w:p>
+        </w:tc>
+        <w:tc>
+          <w:tcPr>
+            <w:tcW w:w="817" w:type="pct"/>
+            <w:vMerge/>
+          </w:tcPr>
+          <w:p>
+            <w:pPr>
+              <w:rPr>
+                <w:rFonts w:ascii="Arial" w:hAnsi="Arial" w:cs="Arial"/>
+                <w:sz w:val="24"/>
+                <w:szCs w:val="24"/>
+              </w:rPr>
+            </w:pPr>
+          </w:p>
+        </w:tc>
+        <w:tc>
+          <w:tcPr>
+            <w:tcW w:w="1258" w:type="pct"/>
           </w:tcPr>
           <w:p>
             <w:pPr>
@@ -14665,16 +14861,24 @@
         </w:tc>
         <w:tc>
           <w:tcPr>
-            <w:tcW w:w="1514" w:type="pct"/>
-          </w:tcPr>
-          <w:p>
-            <w:pPr>
-              <w:rPr>
-                <w:rFonts w:ascii="Arial" w:hAnsi="Arial" w:cs="Arial"/>
-                <w:sz w:val="24"/>
-                <w:szCs w:val="24"/>
-              </w:rPr>
-            </w:pPr>
+            <w:tcW w:w="2086" w:type="pct"/>
+          </w:tcPr>
+          <w:p>
+            <w:pPr>
+              <w:rPr>
+                <w:rFonts w:ascii="Arial" w:hAnsi="Arial" w:cs="Arial"/>
+                <w:sz w:val="24"/>
+                <w:szCs w:val="24"/>
+              </w:rPr>
+            </w:pPr>
+            <w:r>
+              <w:rPr>
+                <w:rFonts w:ascii="Arial" w:hAnsi="Arial" w:cs="Arial"/>
+                <w:sz w:val="24"/>
+                <w:szCs w:val="24"/>
+              </w:rPr>
+              <w:t>8YNVD33</w:t>
+            </w:r>
           </w:p>
         </w:tc>
       </w:tr>
@@ -14684,37 +14888,37 @@
         </w:trPr>
         <w:tc>
           <w:tcPr>
-            <w:tcW w:w="971" w:type="pct"/>
-            <w:vMerge/>
-          </w:tcPr>
-          <w:p>
-            <w:pPr>
-              <w:rPr>
-                <w:rFonts w:ascii="Arial" w:hAnsi="Arial" w:cs="Arial"/>
-                <w:sz w:val="24"/>
-                <w:szCs w:val="24"/>
-              </w:rPr>
-            </w:pPr>
-          </w:p>
-        </w:tc>
-        <w:tc>
-          <w:tcPr>
-            <w:tcW w:w="1001" w:type="pct"/>
-            <w:vMerge/>
-          </w:tcPr>
-          <w:p>
-            <w:pPr>
-              <w:rPr>
-                <w:rFonts w:ascii="Arial" w:hAnsi="Arial" w:cs="Arial"/>
-                <w:sz w:val="24"/>
-                <w:szCs w:val="24"/>
-              </w:rPr>
-            </w:pPr>
-          </w:p>
-        </w:tc>
-        <w:tc>
-          <w:tcPr>
-            <w:tcW w:w="1514" w:type="pct"/>
+            <w:tcW w:w="839" w:type="pct"/>
+            <w:vMerge/>
+          </w:tcPr>
+          <w:p>
+            <w:pPr>
+              <w:rPr>
+                <w:rFonts w:ascii="Arial" w:hAnsi="Arial" w:cs="Arial"/>
+                <w:sz w:val="24"/>
+                <w:szCs w:val="24"/>
+              </w:rPr>
+            </w:pPr>
+          </w:p>
+        </w:tc>
+        <w:tc>
+          <w:tcPr>
+            <w:tcW w:w="817" w:type="pct"/>
+            <w:vMerge/>
+          </w:tcPr>
+          <w:p>
+            <w:pPr>
+              <w:rPr>
+                <w:rFonts w:ascii="Arial" w:hAnsi="Arial" w:cs="Arial"/>
+                <w:sz w:val="24"/>
+                <w:szCs w:val="24"/>
+              </w:rPr>
+            </w:pPr>
+          </w:p>
+        </w:tc>
+        <w:tc>
+          <w:tcPr>
+            <w:tcW w:w="1258" w:type="pct"/>
           </w:tcPr>
           <w:p>
             <w:pPr>
@@ -14736,53 +14940,61 @@
         </w:tc>
         <w:tc>
           <w:tcPr>
-            <w:tcW w:w="1514" w:type="pct"/>
-          </w:tcPr>
-          <w:p>
-            <w:pPr>
-              <w:rPr>
-                <w:rFonts w:ascii="Arial" w:hAnsi="Arial" w:cs="Arial"/>
-                <w:sz w:val="24"/>
-                <w:szCs w:val="24"/>
-              </w:rPr>
-            </w:pPr>
-          </w:p>
-        </w:tc>
-      </w:tr>
-      <w:tr>
-        <w:tc>
-          <w:tcPr>
-            <w:tcW w:w="971" w:type="pct"/>
-            <w:vMerge/>
-          </w:tcPr>
-          <w:p>
-            <w:pPr>
-              <w:rPr>
-                <w:rFonts w:ascii="Arial" w:hAnsi="Arial" w:cs="Arial"/>
-                <w:sz w:val="24"/>
-                <w:szCs w:val="24"/>
-              </w:rPr>
-            </w:pPr>
-          </w:p>
-        </w:tc>
-        <w:tc>
-          <w:tcPr>
-            <w:tcW w:w="1001" w:type="pct"/>
-            <w:vMerge/>
-          </w:tcPr>
-          <w:p>
-            <w:pPr>
-              <w:rPr>
-                <w:rFonts w:ascii="Arial" w:hAnsi="Arial" w:cs="Arial"/>
-                <w:sz w:val="24"/>
-                <w:szCs w:val="24"/>
-              </w:rPr>
-            </w:pPr>
-          </w:p>
-        </w:tc>
-        <w:tc>
-          <w:tcPr>
-            <w:tcW w:w="1514" w:type="pct"/>
+            <w:tcW w:w="2086" w:type="pct"/>
+          </w:tcPr>
+          <w:p>
+            <w:pPr>
+              <w:rPr>
+                <w:rFonts w:ascii="Arial" w:hAnsi="Arial" w:cs="Arial"/>
+                <w:sz w:val="24"/>
+                <w:szCs w:val="24"/>
+              </w:rPr>
+            </w:pPr>
+            <w:r>
+              <w:rPr>
+                <w:rFonts w:ascii="Arial" w:hAnsi="Arial" w:cs="Arial"/>
+                <w:sz w:val="24"/>
+                <w:szCs w:val="24"/>
+              </w:rPr>
+              <w:t>LOCALATC11</w:t>
+            </w:r>
+          </w:p>
+        </w:tc>
+      </w:tr>
+      <w:tr>
+        <w:tc>
+          <w:tcPr>
+            <w:tcW w:w="839" w:type="pct"/>
+            <w:vMerge/>
+          </w:tcPr>
+          <w:p>
+            <w:pPr>
+              <w:rPr>
+                <w:rFonts w:ascii="Arial" w:hAnsi="Arial" w:cs="Arial"/>
+                <w:sz w:val="24"/>
+                <w:szCs w:val="24"/>
+              </w:rPr>
+            </w:pPr>
+          </w:p>
+        </w:tc>
+        <w:tc>
+          <w:tcPr>
+            <w:tcW w:w="817" w:type="pct"/>
+            <w:vMerge/>
+          </w:tcPr>
+          <w:p>
+            <w:pPr>
+              <w:rPr>
+                <w:rFonts w:ascii="Arial" w:hAnsi="Arial" w:cs="Arial"/>
+                <w:sz w:val="24"/>
+                <w:szCs w:val="24"/>
+              </w:rPr>
+            </w:pPr>
+          </w:p>
+        </w:tc>
+        <w:tc>
+          <w:tcPr>
+            <w:tcW w:w="1258" w:type="pct"/>
           </w:tcPr>
           <w:p>
             <w:pPr>
@@ -14804,53 +15016,61 @@
         </w:tc>
         <w:tc>
           <w:tcPr>
-            <w:tcW w:w="1514" w:type="pct"/>
-          </w:tcPr>
-          <w:p>
-            <w:pPr>
-              <w:rPr>
-                <w:rFonts w:ascii="Arial" w:hAnsi="Arial" w:cs="Arial"/>
-                <w:sz w:val="24"/>
-                <w:szCs w:val="24"/>
-              </w:rPr>
-            </w:pPr>
-          </w:p>
-        </w:tc>
-      </w:tr>
-      <w:tr>
-        <w:tc>
-          <w:tcPr>
-            <w:tcW w:w="971" w:type="pct"/>
-            <w:vMerge/>
-          </w:tcPr>
-          <w:p>
-            <w:pPr>
-              <w:rPr>
-                <w:rFonts w:ascii="Arial" w:hAnsi="Arial" w:cs="Arial"/>
-                <w:sz w:val="24"/>
-                <w:szCs w:val="24"/>
-              </w:rPr>
-            </w:pPr>
-          </w:p>
-        </w:tc>
-        <w:tc>
-          <w:tcPr>
-            <w:tcW w:w="1001" w:type="pct"/>
-            <w:vMerge/>
-          </w:tcPr>
-          <w:p>
-            <w:pPr>
-              <w:rPr>
-                <w:rFonts w:ascii="Arial" w:hAnsi="Arial" w:cs="Arial"/>
-                <w:sz w:val="24"/>
-                <w:szCs w:val="24"/>
-              </w:rPr>
-            </w:pPr>
-          </w:p>
-        </w:tc>
-        <w:tc>
-          <w:tcPr>
-            <w:tcW w:w="1514" w:type="pct"/>
+            <w:tcW w:w="2086" w:type="pct"/>
+          </w:tcPr>
+          <w:p>
+            <w:pPr>
+              <w:rPr>
+                <w:rFonts w:ascii="Arial" w:hAnsi="Arial" w:cs="Arial"/>
+                <w:sz w:val="24"/>
+                <w:szCs w:val="24"/>
+              </w:rPr>
+            </w:pPr>
+            <w:r>
+              <w:rPr>
+                <w:rFonts w:ascii="Arial" w:hAnsi="Arial" w:cs="Arial"/>
+                <w:sz w:val="24"/>
+                <w:szCs w:val="24"/>
+              </w:rPr>
+              <w:t>131.106.0.136</w:t>
+            </w:r>
+          </w:p>
+        </w:tc>
+      </w:tr>
+      <w:tr>
+        <w:tc>
+          <w:tcPr>
+            <w:tcW w:w="839" w:type="pct"/>
+            <w:vMerge/>
+          </w:tcPr>
+          <w:p>
+            <w:pPr>
+              <w:rPr>
+                <w:rFonts w:ascii="Arial" w:hAnsi="Arial" w:cs="Arial"/>
+                <w:sz w:val="24"/>
+                <w:szCs w:val="24"/>
+              </w:rPr>
+            </w:pPr>
+          </w:p>
+        </w:tc>
+        <w:tc>
+          <w:tcPr>
+            <w:tcW w:w="817" w:type="pct"/>
+            <w:vMerge/>
+          </w:tcPr>
+          <w:p>
+            <w:pPr>
+              <w:rPr>
+                <w:rFonts w:ascii="Arial" w:hAnsi="Arial" w:cs="Arial"/>
+                <w:sz w:val="24"/>
+                <w:szCs w:val="24"/>
+              </w:rPr>
+            </w:pPr>
+          </w:p>
+        </w:tc>
+        <w:tc>
+          <w:tcPr>
+            <w:tcW w:w="1258" w:type="pct"/>
           </w:tcPr>
           <w:p>
             <w:pPr>
@@ -14872,53 +15092,61 @@
         </w:tc>
         <w:tc>
           <w:tcPr>
-            <w:tcW w:w="1514" w:type="pct"/>
-          </w:tcPr>
-          <w:p>
-            <w:pPr>
-              <w:rPr>
-                <w:rFonts w:ascii="Arial" w:hAnsi="Arial" w:cs="Arial"/>
-                <w:sz w:val="24"/>
-                <w:szCs w:val="24"/>
-              </w:rPr>
-            </w:pPr>
-          </w:p>
-        </w:tc>
-      </w:tr>
-      <w:tr>
-        <w:tc>
-          <w:tcPr>
-            <w:tcW w:w="971" w:type="pct"/>
-            <w:vMerge/>
-          </w:tcPr>
-          <w:p>
-            <w:pPr>
-              <w:rPr>
-                <w:rFonts w:ascii="Arial" w:hAnsi="Arial" w:cs="Arial"/>
-                <w:sz w:val="24"/>
-                <w:szCs w:val="24"/>
-              </w:rPr>
-            </w:pPr>
-          </w:p>
-        </w:tc>
-        <w:tc>
-          <w:tcPr>
-            <w:tcW w:w="1001" w:type="pct"/>
-            <w:vMerge/>
-          </w:tcPr>
-          <w:p>
-            <w:pPr>
-              <w:rPr>
-                <w:rFonts w:ascii="Arial" w:hAnsi="Arial" w:cs="Arial"/>
-                <w:sz w:val="24"/>
-                <w:szCs w:val="24"/>
-              </w:rPr>
-            </w:pPr>
-          </w:p>
-        </w:tc>
-        <w:tc>
-          <w:tcPr>
-            <w:tcW w:w="1514" w:type="pct"/>
+            <w:tcW w:w="2086" w:type="pct"/>
+          </w:tcPr>
+          <w:p>
+            <w:pPr>
+              <w:rPr>
+                <w:rFonts w:ascii="Arial" w:hAnsi="Arial" w:cs="Arial"/>
+                <w:sz w:val="24"/>
+                <w:szCs w:val="24"/>
+              </w:rPr>
+            </w:pPr>
+            <w:r>
+              <w:rPr>
+                <w:rFonts w:ascii="Arial" w:hAnsi="Arial" w:cs="Arial"/>
+                <w:sz w:val="24"/>
+                <w:szCs w:val="24"/>
+              </w:rPr>
+              <w:t>Intel Core i5-9500</w:t>
+            </w:r>
+          </w:p>
+        </w:tc>
+      </w:tr>
+      <w:tr>
+        <w:tc>
+          <w:tcPr>
+            <w:tcW w:w="839" w:type="pct"/>
+            <w:vMerge/>
+          </w:tcPr>
+          <w:p>
+            <w:pPr>
+              <w:rPr>
+                <w:rFonts w:ascii="Arial" w:hAnsi="Arial" w:cs="Arial"/>
+                <w:sz w:val="24"/>
+                <w:szCs w:val="24"/>
+              </w:rPr>
+            </w:pPr>
+          </w:p>
+        </w:tc>
+        <w:tc>
+          <w:tcPr>
+            <w:tcW w:w="817" w:type="pct"/>
+            <w:vMerge/>
+          </w:tcPr>
+          <w:p>
+            <w:pPr>
+              <w:rPr>
+                <w:rFonts w:ascii="Arial" w:hAnsi="Arial" w:cs="Arial"/>
+                <w:sz w:val="24"/>
+                <w:szCs w:val="24"/>
+              </w:rPr>
+            </w:pPr>
+          </w:p>
+        </w:tc>
+        <w:tc>
+          <w:tcPr>
+            <w:tcW w:w="1258" w:type="pct"/>
           </w:tcPr>
           <w:p>
             <w:pPr>
@@ -14940,53 +15168,61 @@
         </w:tc>
         <w:tc>
           <w:tcPr>
-            <w:tcW w:w="1514" w:type="pct"/>
-          </w:tcPr>
-          <w:p>
-            <w:pPr>
-              <w:rPr>
-                <w:rFonts w:ascii="Arial" w:hAnsi="Arial" w:cs="Arial"/>
-                <w:sz w:val="24"/>
-                <w:szCs w:val="24"/>
-              </w:rPr>
-            </w:pPr>
-          </w:p>
-        </w:tc>
-      </w:tr>
-      <w:tr>
-        <w:tc>
-          <w:tcPr>
-            <w:tcW w:w="971" w:type="pct"/>
-            <w:vMerge/>
-          </w:tcPr>
-          <w:p>
-            <w:pPr>
-              <w:rPr>
-                <w:rFonts w:ascii="Arial" w:hAnsi="Arial" w:cs="Arial"/>
-                <w:sz w:val="24"/>
-                <w:szCs w:val="24"/>
-              </w:rPr>
-            </w:pPr>
-          </w:p>
-        </w:tc>
-        <w:tc>
-          <w:tcPr>
-            <w:tcW w:w="1001" w:type="pct"/>
-            <w:vMerge/>
-          </w:tcPr>
-          <w:p>
-            <w:pPr>
-              <w:rPr>
-                <w:rFonts w:ascii="Arial" w:hAnsi="Arial" w:cs="Arial"/>
-                <w:sz w:val="24"/>
-                <w:szCs w:val="24"/>
-              </w:rPr>
-            </w:pPr>
-          </w:p>
-        </w:tc>
-        <w:tc>
-          <w:tcPr>
-            <w:tcW w:w="1514" w:type="pct"/>
+            <w:tcW w:w="2086" w:type="pct"/>
+          </w:tcPr>
+          <w:p>
+            <w:pPr>
+              <w:rPr>
+                <w:rFonts w:ascii="Arial" w:hAnsi="Arial" w:cs="Arial"/>
+                <w:sz w:val="24"/>
+                <w:szCs w:val="24"/>
+              </w:rPr>
+            </w:pPr>
+            <w:r>
+              <w:rPr>
+                <w:rFonts w:ascii="Arial" w:hAnsi="Arial" w:cs="Arial"/>
+                <w:sz w:val="24"/>
+                <w:szCs w:val="24"/>
+              </w:rPr>
+              <w:t>12 GB</w:t>
+            </w:r>
+          </w:p>
+        </w:tc>
+      </w:tr>
+      <w:tr>
+        <w:tc>
+          <w:tcPr>
+            <w:tcW w:w="839" w:type="pct"/>
+            <w:vMerge/>
+          </w:tcPr>
+          <w:p>
+            <w:pPr>
+              <w:rPr>
+                <w:rFonts w:ascii="Arial" w:hAnsi="Arial" w:cs="Arial"/>
+                <w:sz w:val="24"/>
+                <w:szCs w:val="24"/>
+              </w:rPr>
+            </w:pPr>
+          </w:p>
+        </w:tc>
+        <w:tc>
+          <w:tcPr>
+            <w:tcW w:w="817" w:type="pct"/>
+            <w:vMerge/>
+          </w:tcPr>
+          <w:p>
+            <w:pPr>
+              <w:rPr>
+                <w:rFonts w:ascii="Arial" w:hAnsi="Arial" w:cs="Arial"/>
+                <w:sz w:val="24"/>
+                <w:szCs w:val="24"/>
+              </w:rPr>
+            </w:pPr>
+          </w:p>
+        </w:tc>
+        <w:tc>
+          <w:tcPr>
+            <w:tcW w:w="1258" w:type="pct"/>
           </w:tcPr>
           <w:p>
             <w:pPr>
@@ -15008,53 +15244,61 @@
         </w:tc>
         <w:tc>
           <w:tcPr>
-            <w:tcW w:w="1514" w:type="pct"/>
-          </w:tcPr>
-          <w:p>
-            <w:pPr>
-              <w:rPr>
-                <w:rFonts w:ascii="Arial" w:hAnsi="Arial" w:cs="Arial"/>
-                <w:sz w:val="24"/>
-                <w:szCs w:val="24"/>
-              </w:rPr>
-            </w:pPr>
-          </w:p>
-        </w:tc>
-      </w:tr>
-      <w:tr>
-        <w:tc>
-          <w:tcPr>
-            <w:tcW w:w="971" w:type="pct"/>
-            <w:vMerge/>
-          </w:tcPr>
-          <w:p>
-            <w:pPr>
-              <w:rPr>
-                <w:rFonts w:ascii="Arial" w:hAnsi="Arial" w:cs="Arial"/>
-                <w:sz w:val="24"/>
-                <w:szCs w:val="24"/>
-              </w:rPr>
-            </w:pPr>
-          </w:p>
-        </w:tc>
-        <w:tc>
-          <w:tcPr>
-            <w:tcW w:w="1001" w:type="pct"/>
-            <w:vMerge/>
-          </w:tcPr>
-          <w:p>
-            <w:pPr>
-              <w:rPr>
-                <w:rFonts w:ascii="Arial" w:hAnsi="Arial" w:cs="Arial"/>
-                <w:sz w:val="24"/>
-                <w:szCs w:val="24"/>
-              </w:rPr>
-            </w:pPr>
-          </w:p>
-        </w:tc>
-        <w:tc>
-          <w:tcPr>
-            <w:tcW w:w="1514" w:type="pct"/>
+            <w:tcW w:w="2086" w:type="pct"/>
+          </w:tcPr>
+          <w:p>
+            <w:pPr>
+              <w:rPr>
+                <w:rFonts w:ascii="Arial" w:hAnsi="Arial" w:cs="Arial"/>
+                <w:sz w:val="24"/>
+                <w:szCs w:val="24"/>
+              </w:rPr>
+            </w:pPr>
+            <w:r>
+              <w:rPr>
+                <w:rFonts w:ascii="Arial" w:hAnsi="Arial" w:cs="Arial"/>
+                <w:sz w:val="24"/>
+                <w:szCs w:val="24"/>
+              </w:rPr>
+              <w:t>4</w:t>
+            </w:r>
+          </w:p>
+        </w:tc>
+      </w:tr>
+      <w:tr>
+        <w:tc>
+          <w:tcPr>
+            <w:tcW w:w="839" w:type="pct"/>
+            <w:vMerge/>
+          </w:tcPr>
+          <w:p>
+            <w:pPr>
+              <w:rPr>
+                <w:rFonts w:ascii="Arial" w:hAnsi="Arial" w:cs="Arial"/>
+                <w:sz w:val="24"/>
+                <w:szCs w:val="24"/>
+              </w:rPr>
+            </w:pPr>
+          </w:p>
+        </w:tc>
+        <w:tc>
+          <w:tcPr>
+            <w:tcW w:w="817" w:type="pct"/>
+            <w:vMerge/>
+          </w:tcPr>
+          <w:p>
+            <w:pPr>
+              <w:rPr>
+                <w:rFonts w:ascii="Arial" w:hAnsi="Arial" w:cs="Arial"/>
+                <w:sz w:val="24"/>
+                <w:szCs w:val="24"/>
+              </w:rPr>
+            </w:pPr>
+          </w:p>
+        </w:tc>
+        <w:tc>
+          <w:tcPr>
+            <w:tcW w:w="1258" w:type="pct"/>
           </w:tcPr>
           <w:p>
             <w:pPr>
@@ -15076,53 +15320,61 @@
         </w:tc>
         <w:tc>
           <w:tcPr>
-            <w:tcW w:w="1514" w:type="pct"/>
-          </w:tcPr>
-          <w:p>
-            <w:pPr>
-              <w:rPr>
-                <w:rFonts w:ascii="Arial" w:hAnsi="Arial" w:cs="Arial"/>
-                <w:sz w:val="24"/>
-                <w:szCs w:val="24"/>
-              </w:rPr>
-            </w:pPr>
-          </w:p>
-        </w:tc>
-      </w:tr>
-      <w:tr>
-        <w:tc>
-          <w:tcPr>
-            <w:tcW w:w="971" w:type="pct"/>
-            <w:vMerge/>
-          </w:tcPr>
-          <w:p>
-            <w:pPr>
-              <w:rPr>
-                <w:rFonts w:ascii="Arial" w:hAnsi="Arial" w:cs="Arial"/>
-                <w:sz w:val="24"/>
-                <w:szCs w:val="24"/>
-              </w:rPr>
-            </w:pPr>
-          </w:p>
-        </w:tc>
-        <w:tc>
-          <w:tcPr>
-            <w:tcW w:w="1001" w:type="pct"/>
-            <w:vMerge/>
-          </w:tcPr>
-          <w:p>
-            <w:pPr>
-              <w:rPr>
-                <w:rFonts w:ascii="Arial" w:hAnsi="Arial" w:cs="Arial"/>
-                <w:sz w:val="24"/>
-                <w:szCs w:val="24"/>
-              </w:rPr>
-            </w:pPr>
-          </w:p>
-        </w:tc>
-        <w:tc>
-          <w:tcPr>
-            <w:tcW w:w="1514" w:type="pct"/>
+            <w:tcW w:w="2086" w:type="pct"/>
+          </w:tcPr>
+          <w:p>
+            <w:pPr>
+              <w:rPr>
+                <w:rFonts w:ascii="Arial" w:hAnsi="Arial" w:cs="Arial"/>
+                <w:sz w:val="24"/>
+                <w:szCs w:val="24"/>
+              </w:rPr>
+            </w:pPr>
+            <w:r>
+              <w:rPr>
+                <w:rFonts w:ascii="Arial" w:hAnsi="Arial" w:cs="Arial"/>
+                <w:sz w:val="24"/>
+                <w:szCs w:val="24"/>
+              </w:rPr>
+              <w:t>2</w:t>
+            </w:r>
+          </w:p>
+        </w:tc>
+      </w:tr>
+      <w:tr>
+        <w:tc>
+          <w:tcPr>
+            <w:tcW w:w="839" w:type="pct"/>
+            <w:vMerge/>
+          </w:tcPr>
+          <w:p>
+            <w:pPr>
+              <w:rPr>
+                <w:rFonts w:ascii="Arial" w:hAnsi="Arial" w:cs="Arial"/>
+                <w:sz w:val="24"/>
+                <w:szCs w:val="24"/>
+              </w:rPr>
+            </w:pPr>
+          </w:p>
+        </w:tc>
+        <w:tc>
+          <w:tcPr>
+            <w:tcW w:w="817" w:type="pct"/>
+            <w:vMerge/>
+          </w:tcPr>
+          <w:p>
+            <w:pPr>
+              <w:rPr>
+                <w:rFonts w:ascii="Arial" w:hAnsi="Arial" w:cs="Arial"/>
+                <w:sz w:val="24"/>
+                <w:szCs w:val="24"/>
+              </w:rPr>
+            </w:pPr>
+          </w:p>
+        </w:tc>
+        <w:tc>
+          <w:tcPr>
+            <w:tcW w:w="1258" w:type="pct"/>
           </w:tcPr>
           <w:p>
             <w:pPr>
@@ -15144,23 +15396,31 @@
         </w:tc>
         <w:tc>
           <w:tcPr>
-            <w:tcW w:w="1514" w:type="pct"/>
-          </w:tcPr>
-          <w:p>
-            <w:pPr>
-              <w:rPr>
-                <w:rFonts w:ascii="Arial" w:hAnsi="Arial" w:cs="Arial"/>
-                <w:sz w:val="24"/>
-                <w:szCs w:val="24"/>
-              </w:rPr>
-            </w:pPr>
-          </w:p>
-        </w:tc>
-      </w:tr>
-      <w:tr>
-        <w:tc>
-          <w:tcPr>
-            <w:tcW w:w="971" w:type="pct"/>
+            <w:tcW w:w="2086" w:type="pct"/>
+          </w:tcPr>
+          <w:p>
+            <w:pPr>
+              <w:rPr>
+                <w:rFonts w:ascii="Arial" w:hAnsi="Arial" w:cs="Arial"/>
+                <w:sz w:val="24"/>
+                <w:szCs w:val="24"/>
+              </w:rPr>
+            </w:pPr>
+            <w:r>
+              <w:rPr>
+                <w:rFonts w:ascii="Arial" w:hAnsi="Arial" w:cs="Arial"/>
+                <w:sz w:val="24"/>
+                <w:szCs w:val="24"/>
+              </w:rPr>
+              <w:t>PNY CS900 960GB SSD</w:t>
+            </w:r>
+          </w:p>
+        </w:tc>
+      </w:tr>
+      <w:tr>
+        <w:tc>
+          <w:tcPr>
+            <w:tcW w:w="839" w:type="pct"/>
             <w:vMerge/>
           </w:tcPr>
           <w:p>
@@ -15176,7 +15436,7 @@
         </w:tc>
         <w:tc>
           <w:tcPr>
-            <w:tcW w:w="1001" w:type="pct"/>
+            <w:tcW w:w="817" w:type="pct"/>
             <w:vMerge/>
           </w:tcPr>
           <w:p>
@@ -15192,7 +15452,7 @@
         </w:tc>
         <w:tc>
           <w:tcPr>
-            <w:tcW w:w="1514" w:type="pct"/>
+            <w:tcW w:w="1258" w:type="pct"/>
           </w:tcPr>
           <w:p>
             <w:pPr>
@@ -15214,53 +15474,61 @@
         </w:tc>
         <w:tc>
           <w:tcPr>
-            <w:tcW w:w="1514" w:type="pct"/>
-          </w:tcPr>
-          <w:p>
-            <w:pPr>
-              <w:rPr>
-                <w:rFonts w:ascii="Arial" w:hAnsi="Arial" w:cs="Arial"/>
-                <w:sz w:val="24"/>
-                <w:szCs w:val="24"/>
-              </w:rPr>
-            </w:pPr>
-          </w:p>
-        </w:tc>
-      </w:tr>
-      <w:tr>
-        <w:tc>
-          <w:tcPr>
-            <w:tcW w:w="971" w:type="pct"/>
-            <w:vMerge/>
-          </w:tcPr>
-          <w:p>
-            <w:pPr>
-              <w:rPr>
-                <w:rFonts w:ascii="Arial" w:hAnsi="Arial" w:cs="Arial"/>
-                <w:sz w:val="24"/>
-                <w:szCs w:val="24"/>
-              </w:rPr>
-            </w:pPr>
-          </w:p>
-        </w:tc>
-        <w:tc>
-          <w:tcPr>
-            <w:tcW w:w="1001" w:type="pct"/>
-            <w:vMerge/>
-          </w:tcPr>
-          <w:p>
-            <w:pPr>
-              <w:rPr>
-                <w:rFonts w:ascii="Arial" w:hAnsi="Arial" w:cs="Arial"/>
-                <w:sz w:val="24"/>
-                <w:szCs w:val="24"/>
-              </w:rPr>
-            </w:pPr>
-          </w:p>
-        </w:tc>
-        <w:tc>
-          <w:tcPr>
-            <w:tcW w:w="1514" w:type="pct"/>
+            <w:tcW w:w="2086" w:type="pct"/>
+          </w:tcPr>
+          <w:p>
+            <w:pPr>
+              <w:rPr>
+                <w:rFonts w:ascii="Arial" w:hAnsi="Arial" w:cs="Arial"/>
+                <w:sz w:val="24"/>
+                <w:szCs w:val="24"/>
+              </w:rPr>
+            </w:pPr>
+            <w:r>
+              <w:rPr>
+                <w:rFonts w:ascii="Arial" w:hAnsi="Arial" w:cs="Arial"/>
+                <w:sz w:val="24"/>
+                <w:szCs w:val="24"/>
+              </w:rPr>
+              <w:t>Intel HD Graphics 630</w:t>
+            </w:r>
+          </w:p>
+        </w:tc>
+      </w:tr>
+      <w:tr>
+        <w:tc>
+          <w:tcPr>
+            <w:tcW w:w="839" w:type="pct"/>
+            <w:vMerge/>
+          </w:tcPr>
+          <w:p>
+            <w:pPr>
+              <w:rPr>
+                <w:rFonts w:ascii="Arial" w:hAnsi="Arial" w:cs="Arial"/>
+                <w:sz w:val="24"/>
+                <w:szCs w:val="24"/>
+              </w:rPr>
+            </w:pPr>
+          </w:p>
+        </w:tc>
+        <w:tc>
+          <w:tcPr>
+            <w:tcW w:w="817" w:type="pct"/>
+            <w:vMerge/>
+          </w:tcPr>
+          <w:p>
+            <w:pPr>
+              <w:rPr>
+                <w:rFonts w:ascii="Arial" w:hAnsi="Arial" w:cs="Arial"/>
+                <w:sz w:val="24"/>
+                <w:szCs w:val="24"/>
+              </w:rPr>
+            </w:pPr>
+          </w:p>
+        </w:tc>
+        <w:tc>
+          <w:tcPr>
+            <w:tcW w:w="1258" w:type="pct"/>
           </w:tcPr>
           <w:p>
             <w:pPr>
@@ -15282,53 +15550,61 @@
         </w:tc>
         <w:tc>
           <w:tcPr>
-            <w:tcW w:w="1514" w:type="pct"/>
-          </w:tcPr>
-          <w:p>
-            <w:pPr>
-              <w:rPr>
-                <w:rFonts w:ascii="Arial" w:hAnsi="Arial" w:cs="Arial"/>
-                <w:sz w:val="24"/>
-                <w:szCs w:val="24"/>
-              </w:rPr>
-            </w:pPr>
-          </w:p>
-        </w:tc>
-      </w:tr>
-      <w:tr>
-        <w:tc>
-          <w:tcPr>
-            <w:tcW w:w="971" w:type="pct"/>
-            <w:vMerge/>
-          </w:tcPr>
-          <w:p>
-            <w:pPr>
-              <w:rPr>
-                <w:rFonts w:ascii="Arial" w:hAnsi="Arial" w:cs="Arial"/>
-                <w:sz w:val="24"/>
-                <w:szCs w:val="24"/>
-              </w:rPr>
-            </w:pPr>
-          </w:p>
-        </w:tc>
-        <w:tc>
-          <w:tcPr>
-            <w:tcW w:w="1001" w:type="pct"/>
-            <w:vMerge/>
-          </w:tcPr>
-          <w:p>
-            <w:pPr>
-              <w:rPr>
-                <w:rFonts w:ascii="Arial" w:hAnsi="Arial" w:cs="Arial"/>
-                <w:sz w:val="24"/>
-                <w:szCs w:val="24"/>
-              </w:rPr>
-            </w:pPr>
-          </w:p>
-        </w:tc>
-        <w:tc>
-          <w:tcPr>
-            <w:tcW w:w="1514" w:type="pct"/>
+            <w:tcW w:w="2086" w:type="pct"/>
+          </w:tcPr>
+          <w:p>
+            <w:pPr>
+              <w:rPr>
+                <w:rFonts w:ascii="Arial" w:hAnsi="Arial" w:cs="Arial"/>
+                <w:sz w:val="24"/>
+                <w:szCs w:val="24"/>
+              </w:rPr>
+            </w:pPr>
+            <w:r>
+              <w:rPr>
+                <w:rFonts w:ascii="Arial" w:hAnsi="Arial" w:cs="Arial"/>
+                <w:sz w:val="24"/>
+                <w:szCs w:val="24"/>
+              </w:rPr>
+              <w:t>1</w:t>
+            </w:r>
+          </w:p>
+        </w:tc>
+      </w:tr>
+      <w:tr>
+        <w:tc>
+          <w:tcPr>
+            <w:tcW w:w="839" w:type="pct"/>
+            <w:vMerge/>
+          </w:tcPr>
+          <w:p>
+            <w:pPr>
+              <w:rPr>
+                <w:rFonts w:ascii="Arial" w:hAnsi="Arial" w:cs="Arial"/>
+                <w:sz w:val="24"/>
+                <w:szCs w:val="24"/>
+              </w:rPr>
+            </w:pPr>
+          </w:p>
+        </w:tc>
+        <w:tc>
+          <w:tcPr>
+            <w:tcW w:w="817" w:type="pct"/>
+            <w:vMerge/>
+          </w:tcPr>
+          <w:p>
+            <w:pPr>
+              <w:rPr>
+                <w:rFonts w:ascii="Arial" w:hAnsi="Arial" w:cs="Arial"/>
+                <w:sz w:val="24"/>
+                <w:szCs w:val="24"/>
+              </w:rPr>
+            </w:pPr>
+          </w:p>
+        </w:tc>
+        <w:tc>
+          <w:tcPr>
+            <w:tcW w:w="1258" w:type="pct"/>
           </w:tcPr>
           <w:p>
             <w:pPr>
@@ -15350,53 +15626,61 @@
         </w:tc>
         <w:tc>
           <w:tcPr>
-            <w:tcW w:w="1514" w:type="pct"/>
-          </w:tcPr>
-          <w:p>
-            <w:pPr>
-              <w:rPr>
-                <w:rFonts w:ascii="Arial" w:hAnsi="Arial" w:cs="Arial"/>
-                <w:sz w:val="24"/>
-                <w:szCs w:val="24"/>
-              </w:rPr>
-            </w:pPr>
-          </w:p>
-        </w:tc>
-      </w:tr>
-      <w:tr>
-        <w:tc>
-          <w:tcPr>
-            <w:tcW w:w="971" w:type="pct"/>
-            <w:vMerge/>
-          </w:tcPr>
-          <w:p>
-            <w:pPr>
-              <w:rPr>
-                <w:rFonts w:ascii="Arial" w:hAnsi="Arial" w:cs="Arial"/>
-                <w:sz w:val="24"/>
-                <w:szCs w:val="24"/>
-              </w:rPr>
-            </w:pPr>
-          </w:p>
-        </w:tc>
-        <w:tc>
-          <w:tcPr>
-            <w:tcW w:w="1001" w:type="pct"/>
-            <w:vMerge/>
-          </w:tcPr>
-          <w:p>
-            <w:pPr>
-              <w:rPr>
-                <w:rFonts w:ascii="Arial" w:hAnsi="Arial" w:cs="Arial"/>
-                <w:sz w:val="24"/>
-                <w:szCs w:val="24"/>
-              </w:rPr>
-            </w:pPr>
-          </w:p>
-        </w:tc>
-        <w:tc>
-          <w:tcPr>
-            <w:tcW w:w="1514" w:type="pct"/>
+            <w:tcW w:w="2086" w:type="pct"/>
+          </w:tcPr>
+          <w:p>
+            <w:pPr>
+              <w:rPr>
+                <w:rFonts w:ascii="Arial" w:hAnsi="Arial" w:cs="Arial"/>
+                <w:sz w:val="24"/>
+                <w:szCs w:val="24"/>
+              </w:rPr>
+            </w:pPr>
+            <w:r>
+              <w:rPr>
+                <w:rFonts w:ascii="Arial" w:hAnsi="Arial" w:cs="Arial"/>
+                <w:sz w:val="24"/>
+                <w:szCs w:val="24"/>
+              </w:rPr>
+              <w:t>6</w:t>
+            </w:r>
+          </w:p>
+        </w:tc>
+      </w:tr>
+      <w:tr>
+        <w:tc>
+          <w:tcPr>
+            <w:tcW w:w="839" w:type="pct"/>
+            <w:vMerge/>
+          </w:tcPr>
+          <w:p>
+            <w:pPr>
+              <w:rPr>
+                <w:rFonts w:ascii="Arial" w:hAnsi="Arial" w:cs="Arial"/>
+                <w:sz w:val="24"/>
+                <w:szCs w:val="24"/>
+              </w:rPr>
+            </w:pPr>
+          </w:p>
+        </w:tc>
+        <w:tc>
+          <w:tcPr>
+            <w:tcW w:w="817" w:type="pct"/>
+            <w:vMerge/>
+          </w:tcPr>
+          <w:p>
+            <w:pPr>
+              <w:rPr>
+                <w:rFonts w:ascii="Arial" w:hAnsi="Arial" w:cs="Arial"/>
+                <w:sz w:val="24"/>
+                <w:szCs w:val="24"/>
+              </w:rPr>
+            </w:pPr>
+          </w:p>
+        </w:tc>
+        <w:tc>
+          <w:tcPr>
+            <w:tcW w:w="1258" w:type="pct"/>
           </w:tcPr>
           <w:p>
             <w:pPr>
@@ -15418,38 +15702,46 @@
         </w:tc>
         <w:tc>
           <w:tcPr>
-            <w:tcW w:w="1514" w:type="pct"/>
-          </w:tcPr>
-          <w:p>
-            <w:pPr>
-              <w:rPr>
-                <w:rFonts w:ascii="Arial" w:hAnsi="Arial" w:cs="Arial"/>
-                <w:sz w:val="24"/>
-                <w:szCs w:val="24"/>
-              </w:rPr>
-            </w:pPr>
-          </w:p>
-        </w:tc>
-      </w:tr>
-      <w:tr>
-        <w:tc>
-          <w:tcPr>
-            <w:tcW w:w="971" w:type="pct"/>
-            <w:vMerge/>
-          </w:tcPr>
-          <w:p>
-            <w:pPr>
-              <w:rPr>
-                <w:rFonts w:ascii="Arial" w:hAnsi="Arial" w:cs="Arial"/>
-                <w:sz w:val="24"/>
-                <w:szCs w:val="24"/>
-              </w:rPr>
-            </w:pPr>
-          </w:p>
-        </w:tc>
-        <w:tc>
-          <w:tcPr>
-            <w:tcW w:w="1001" w:type="pct"/>
+            <w:tcW w:w="2086" w:type="pct"/>
+          </w:tcPr>
+          <w:p>
+            <w:pPr>
+              <w:rPr>
+                <w:rFonts w:ascii="Arial" w:hAnsi="Arial" w:cs="Arial"/>
+                <w:sz w:val="24"/>
+                <w:szCs w:val="24"/>
+              </w:rPr>
+            </w:pPr>
+            <w:r>
+              <w:rPr>
+                <w:rFonts w:ascii="Arial" w:hAnsi="Arial" w:cs="Arial"/>
+                <w:sz w:val="24"/>
+                <w:szCs w:val="24"/>
+              </w:rPr>
+              <w:t>DISPLAYPORT</w:t>
+            </w:r>
+          </w:p>
+        </w:tc>
+      </w:tr>
+      <w:tr>
+        <w:tc>
+          <w:tcPr>
+            <w:tcW w:w="839" w:type="pct"/>
+            <w:vMerge/>
+          </w:tcPr>
+          <w:p>
+            <w:pPr>
+              <w:rPr>
+                <w:rFonts w:ascii="Arial" w:hAnsi="Arial" w:cs="Arial"/>
+                <w:sz w:val="24"/>
+                <w:szCs w:val="24"/>
+              </w:rPr>
+            </w:pPr>
+          </w:p>
+        </w:tc>
+        <w:tc>
+          <w:tcPr>
+            <w:tcW w:w="817" w:type="pct"/>
             <w:vMerge w:val="restart"/>
             <w:vAlign w:val="center"/>
           </w:tcPr>
@@ -15474,7 +15766,7 @@
         </w:tc>
         <w:tc>
           <w:tcPr>
-            <w:tcW w:w="1514" w:type="pct"/>
+            <w:tcW w:w="1258" w:type="pct"/>
           </w:tcPr>
           <w:p>
             <w:pPr>
@@ -15496,38 +15788,46 @@
         </w:tc>
         <w:tc>
           <w:tcPr>
-            <w:tcW w:w="1514" w:type="pct"/>
-          </w:tcPr>
-          <w:p>
-            <w:pPr>
-              <w:rPr>
-                <w:rFonts w:ascii="Arial" w:hAnsi="Arial" w:cs="Arial"/>
-                <w:sz w:val="24"/>
-                <w:szCs w:val="24"/>
-              </w:rPr>
-            </w:pPr>
-          </w:p>
-        </w:tc>
-      </w:tr>
-      <w:tr>
-        <w:tc>
-          <w:tcPr>
-            <w:tcW w:w="971" w:type="pct"/>
-            <w:vMerge/>
-          </w:tcPr>
-          <w:p>
-            <w:pPr>
-              <w:rPr>
-                <w:rFonts w:ascii="Arial" w:hAnsi="Arial" w:cs="Arial"/>
-                <w:sz w:val="24"/>
-                <w:szCs w:val="24"/>
-              </w:rPr>
-            </w:pPr>
-          </w:p>
-        </w:tc>
-        <w:tc>
-          <w:tcPr>
-            <w:tcW w:w="1001" w:type="pct"/>
+            <w:tcW w:w="2086" w:type="pct"/>
+          </w:tcPr>
+          <w:p>
+            <w:pPr>
+              <w:rPr>
+                <w:rFonts w:ascii="Arial" w:hAnsi="Arial" w:cs="Arial"/>
+                <w:sz w:val="24"/>
+                <w:szCs w:val="24"/>
+              </w:rPr>
+            </w:pPr>
+            <w:r>
+              <w:rPr>
+                <w:rFonts w:ascii="Arial" w:hAnsi="Arial" w:cs="Arial"/>
+                <w:sz w:val="24"/>
+                <w:szCs w:val="24"/>
+              </w:rPr>
+              <w:t>FORZA POWER TECHNOLOGIES</w:t>
+            </w:r>
+          </w:p>
+        </w:tc>
+      </w:tr>
+      <w:tr>
+        <w:tc>
+          <w:tcPr>
+            <w:tcW w:w="839" w:type="pct"/>
+            <w:vMerge/>
+          </w:tcPr>
+          <w:p>
+            <w:pPr>
+              <w:rPr>
+                <w:rFonts w:ascii="Arial" w:hAnsi="Arial" w:cs="Arial"/>
+                <w:sz w:val="24"/>
+                <w:szCs w:val="24"/>
+              </w:rPr>
+            </w:pPr>
+          </w:p>
+        </w:tc>
+        <w:tc>
+          <w:tcPr>
+            <w:tcW w:w="817" w:type="pct"/>
             <w:vMerge/>
             <w:vAlign w:val="center"/>
           </w:tcPr>
@@ -15544,7 +15844,7 @@
         </w:tc>
         <w:tc>
           <w:tcPr>
-            <w:tcW w:w="1514" w:type="pct"/>
+            <w:tcW w:w="1258" w:type="pct"/>
           </w:tcPr>
           <w:p>
             <w:pPr>
@@ -15566,53 +15866,61 @@
         </w:tc>
         <w:tc>
           <w:tcPr>
-            <w:tcW w:w="1514" w:type="pct"/>
-          </w:tcPr>
-          <w:p>
-            <w:pPr>
-              <w:rPr>
-                <w:rFonts w:ascii="Arial" w:hAnsi="Arial" w:cs="Arial"/>
-                <w:sz w:val="24"/>
-                <w:szCs w:val="24"/>
-              </w:rPr>
-            </w:pPr>
-          </w:p>
-        </w:tc>
-      </w:tr>
-      <w:tr>
-        <w:tc>
-          <w:tcPr>
-            <w:tcW w:w="971" w:type="pct"/>
-            <w:vMerge/>
-          </w:tcPr>
-          <w:p>
-            <w:pPr>
-              <w:rPr>
-                <w:rFonts w:ascii="Arial" w:hAnsi="Arial" w:cs="Arial"/>
-                <w:sz w:val="24"/>
-                <w:szCs w:val="24"/>
-              </w:rPr>
-            </w:pPr>
-          </w:p>
-        </w:tc>
-        <w:tc>
-          <w:tcPr>
-            <w:tcW w:w="1001" w:type="pct"/>
-            <w:vMerge/>
-          </w:tcPr>
-          <w:p>
-            <w:pPr>
-              <w:rPr>
-                <w:rFonts w:ascii="Arial" w:hAnsi="Arial" w:cs="Arial"/>
-                <w:sz w:val="24"/>
-                <w:szCs w:val="24"/>
-              </w:rPr>
-            </w:pPr>
-          </w:p>
-        </w:tc>
-        <w:tc>
-          <w:tcPr>
-            <w:tcW w:w="1514" w:type="pct"/>
+            <w:tcW w:w="2086" w:type="pct"/>
+          </w:tcPr>
+          <w:p>
+            <w:pPr>
+              <w:rPr>
+                <w:rFonts w:ascii="Arial" w:hAnsi="Arial" w:cs="Arial"/>
+                <w:sz w:val="24"/>
+                <w:szCs w:val="24"/>
+              </w:rPr>
+            </w:pPr>
+            <w:r>
+              <w:rPr>
+                <w:rFonts w:ascii="Arial" w:hAnsi="Arial" w:cs="Arial"/>
+                <w:sz w:val="24"/>
+                <w:szCs w:val="24"/>
+              </w:rPr>
+              <w:t>NT-1011</w:t>
+            </w:r>
+          </w:p>
+        </w:tc>
+      </w:tr>
+      <w:tr>
+        <w:tc>
+          <w:tcPr>
+            <w:tcW w:w="839" w:type="pct"/>
+            <w:vMerge/>
+          </w:tcPr>
+          <w:p>
+            <w:pPr>
+              <w:rPr>
+                <w:rFonts w:ascii="Arial" w:hAnsi="Arial" w:cs="Arial"/>
+                <w:sz w:val="24"/>
+                <w:szCs w:val="24"/>
+              </w:rPr>
+            </w:pPr>
+          </w:p>
+        </w:tc>
+        <w:tc>
+          <w:tcPr>
+            <w:tcW w:w="817" w:type="pct"/>
+            <w:vMerge/>
+          </w:tcPr>
+          <w:p>
+            <w:pPr>
+              <w:rPr>
+                <w:rFonts w:ascii="Arial" w:hAnsi="Arial" w:cs="Arial"/>
+                <w:sz w:val="24"/>
+                <w:szCs w:val="24"/>
+              </w:rPr>
+            </w:pPr>
+          </w:p>
+        </w:tc>
+        <w:tc>
+          <w:tcPr>
+            <w:tcW w:w="1258" w:type="pct"/>
           </w:tcPr>
           <w:p>
             <w:pPr>
@@ -15634,53 +15942,61 @@
         </w:tc>
         <w:tc>
           <w:tcPr>
-            <w:tcW w:w="1514" w:type="pct"/>
-          </w:tcPr>
-          <w:p>
-            <w:pPr>
-              <w:rPr>
-                <w:rFonts w:ascii="Arial" w:hAnsi="Arial" w:cs="Arial"/>
-                <w:sz w:val="24"/>
-                <w:szCs w:val="24"/>
-              </w:rPr>
-            </w:pPr>
-          </w:p>
-        </w:tc>
-      </w:tr>
-      <w:tr>
-        <w:tc>
-          <w:tcPr>
-            <w:tcW w:w="971" w:type="pct"/>
-            <w:vMerge/>
-          </w:tcPr>
-          <w:p>
-            <w:pPr>
-              <w:rPr>
-                <w:rFonts w:ascii="Arial" w:hAnsi="Arial" w:cs="Arial"/>
-                <w:sz w:val="24"/>
-                <w:szCs w:val="24"/>
-              </w:rPr>
-            </w:pPr>
-          </w:p>
-        </w:tc>
-        <w:tc>
-          <w:tcPr>
-            <w:tcW w:w="1001" w:type="pct"/>
-            <w:vMerge/>
-          </w:tcPr>
-          <w:p>
-            <w:pPr>
-              <w:rPr>
-                <w:rFonts w:ascii="Arial" w:hAnsi="Arial" w:cs="Arial"/>
-                <w:sz w:val="24"/>
-                <w:szCs w:val="24"/>
-              </w:rPr>
-            </w:pPr>
-          </w:p>
-        </w:tc>
-        <w:tc>
-          <w:tcPr>
-            <w:tcW w:w="1514" w:type="pct"/>
+            <w:tcW w:w="2086" w:type="pct"/>
+          </w:tcPr>
+          <w:p>
+            <w:pPr>
+              <w:rPr>
+                <w:rFonts w:ascii="Arial" w:hAnsi="Arial" w:cs="Arial"/>
+                <w:sz w:val="24"/>
+                <w:szCs w:val="24"/>
+              </w:rPr>
+            </w:pPr>
+            <w:r>
+              <w:rPr>
+                <w:rFonts w:ascii="Arial" w:hAnsi="Arial" w:cs="Arial"/>
+                <w:sz w:val="24"/>
+                <w:szCs w:val="24"/>
+              </w:rPr>
+              <w:t>241232504502</w:t>
+            </w:r>
+          </w:p>
+        </w:tc>
+      </w:tr>
+      <w:tr>
+        <w:tc>
+          <w:tcPr>
+            <w:tcW w:w="839" w:type="pct"/>
+            <w:vMerge/>
+          </w:tcPr>
+          <w:p>
+            <w:pPr>
+              <w:rPr>
+                <w:rFonts w:ascii="Arial" w:hAnsi="Arial" w:cs="Arial"/>
+                <w:sz w:val="24"/>
+                <w:szCs w:val="24"/>
+              </w:rPr>
+            </w:pPr>
+          </w:p>
+        </w:tc>
+        <w:tc>
+          <w:tcPr>
+            <w:tcW w:w="817" w:type="pct"/>
+            <w:vMerge/>
+          </w:tcPr>
+          <w:p>
+            <w:pPr>
+              <w:rPr>
+                <w:rFonts w:ascii="Arial" w:hAnsi="Arial" w:cs="Arial"/>
+                <w:sz w:val="24"/>
+                <w:szCs w:val="24"/>
+              </w:rPr>
+            </w:pPr>
+          </w:p>
+        </w:tc>
+        <w:tc>
+          <w:tcPr>
+            <w:tcW w:w="1258" w:type="pct"/>
           </w:tcPr>
           <w:p>
             <w:pPr>
@@ -15702,38 +16018,46 @@
         </w:tc>
         <w:tc>
           <w:tcPr>
-            <w:tcW w:w="1514" w:type="pct"/>
-          </w:tcPr>
-          <w:p>
-            <w:pPr>
-              <w:rPr>
-                <w:rFonts w:ascii="Arial" w:hAnsi="Arial" w:cs="Arial"/>
-                <w:sz w:val="24"/>
-                <w:szCs w:val="24"/>
-              </w:rPr>
-            </w:pPr>
-          </w:p>
-        </w:tc>
-      </w:tr>
-      <w:tr>
-        <w:tc>
-          <w:tcPr>
-            <w:tcW w:w="971" w:type="pct"/>
-            <w:vMerge/>
-          </w:tcPr>
-          <w:p>
-            <w:pPr>
-              <w:rPr>
-                <w:rFonts w:ascii="Arial" w:hAnsi="Arial" w:cs="Arial"/>
-                <w:sz w:val="24"/>
-                <w:szCs w:val="24"/>
-              </w:rPr>
-            </w:pPr>
-          </w:p>
-        </w:tc>
-        <w:tc>
-          <w:tcPr>
-            <w:tcW w:w="1001" w:type="pct"/>
+            <w:tcW w:w="2086" w:type="pct"/>
+          </w:tcPr>
+          <w:p>
+            <w:pPr>
+              <w:rPr>
+                <w:rFonts w:ascii="Arial" w:hAnsi="Arial" w:cs="Arial"/>
+                <w:sz w:val="24"/>
+                <w:szCs w:val="24"/>
+              </w:rPr>
+            </w:pPr>
+            <w:r>
+              <w:rPr>
+                <w:rFonts w:ascii="Arial" w:hAnsi="Arial" w:cs="Arial"/>
+                <w:sz w:val="24"/>
+                <w:szCs w:val="24"/>
+              </w:rPr>
+              <w:t>1000VA/500W</w:t>
+            </w:r>
+          </w:p>
+        </w:tc>
+      </w:tr>
+      <w:tr>
+        <w:tc>
+          <w:tcPr>
+            <w:tcW w:w="839" w:type="pct"/>
+            <w:vMerge/>
+          </w:tcPr>
+          <w:p>
+            <w:pPr>
+              <w:rPr>
+                <w:rFonts w:ascii="Arial" w:hAnsi="Arial" w:cs="Arial"/>
+                <w:sz w:val="24"/>
+                <w:szCs w:val="24"/>
+              </w:rPr>
+            </w:pPr>
+          </w:p>
+        </w:tc>
+        <w:tc>
+          <w:tcPr>
+            <w:tcW w:w="817" w:type="pct"/>
             <w:vMerge w:val="restart"/>
             <w:vAlign w:val="center"/>
           </w:tcPr>
@@ -15758,7 +16082,7 @@
         </w:tc>
         <w:tc>
           <w:tcPr>
-            <w:tcW w:w="1514" w:type="pct"/>
+            <w:tcW w:w="1258" w:type="pct"/>
           </w:tcPr>
           <w:p>
             <w:pPr>
@@ -15780,38 +16104,46 @@
         </w:tc>
         <w:tc>
           <w:tcPr>
-            <w:tcW w:w="1514" w:type="pct"/>
-          </w:tcPr>
-          <w:p>
-            <w:pPr>
-              <w:rPr>
-                <w:rFonts w:ascii="Arial" w:hAnsi="Arial" w:cs="Arial"/>
-                <w:sz w:val="24"/>
-                <w:szCs w:val="24"/>
-              </w:rPr>
-            </w:pPr>
-          </w:p>
-        </w:tc>
-      </w:tr>
-      <w:tr>
-        <w:tc>
-          <w:tcPr>
-            <w:tcW w:w="971" w:type="pct"/>
-            <w:vMerge/>
-          </w:tcPr>
-          <w:p>
-            <w:pPr>
-              <w:rPr>
-                <w:rFonts w:ascii="Arial" w:hAnsi="Arial" w:cs="Arial"/>
-                <w:sz w:val="24"/>
-                <w:szCs w:val="24"/>
-              </w:rPr>
-            </w:pPr>
-          </w:p>
-        </w:tc>
-        <w:tc>
-          <w:tcPr>
-            <w:tcW w:w="1001" w:type="pct"/>
+            <w:tcW w:w="2086" w:type="pct"/>
+          </w:tcPr>
+          <w:p>
+            <w:pPr>
+              <w:rPr>
+                <w:rFonts w:ascii="Arial" w:hAnsi="Arial" w:cs="Arial"/>
+                <w:sz w:val="24"/>
+                <w:szCs w:val="24"/>
+              </w:rPr>
+            </w:pPr>
+            <w:r>
+              <w:rPr>
+                <w:rFonts w:ascii="Arial" w:hAnsi="Arial" w:cs="Arial"/>
+                <w:sz w:val="24"/>
+                <w:szCs w:val="24"/>
+              </w:rPr>
+              <w:t>LG</w:t>
+            </w:r>
+          </w:p>
+        </w:tc>
+      </w:tr>
+      <w:tr>
+        <w:tc>
+          <w:tcPr>
+            <w:tcW w:w="839" w:type="pct"/>
+            <w:vMerge/>
+          </w:tcPr>
+          <w:p>
+            <w:pPr>
+              <w:rPr>
+                <w:rFonts w:ascii="Arial" w:hAnsi="Arial" w:cs="Arial"/>
+                <w:sz w:val="24"/>
+                <w:szCs w:val="24"/>
+              </w:rPr>
+            </w:pPr>
+          </w:p>
+        </w:tc>
+        <w:tc>
+          <w:tcPr>
+            <w:tcW w:w="817" w:type="pct"/>
             <w:vMerge/>
             <w:vAlign w:val="center"/>
           </w:tcPr>
@@ -15828,7 +16160,7 @@
         </w:tc>
         <w:tc>
           <w:tcPr>
-            <w:tcW w:w="1514" w:type="pct"/>
+            <w:tcW w:w="1258" w:type="pct"/>
           </w:tcPr>
           <w:p>
             <w:pPr>
@@ -15850,38 +16182,46 @@
         </w:tc>
         <w:tc>
           <w:tcPr>
-            <w:tcW w:w="1514" w:type="pct"/>
-          </w:tcPr>
-          <w:p>
-            <w:pPr>
-              <w:rPr>
-                <w:rFonts w:ascii="Arial" w:hAnsi="Arial" w:cs="Arial"/>
-                <w:sz w:val="24"/>
-                <w:szCs w:val="24"/>
-              </w:rPr>
-            </w:pPr>
-          </w:p>
-        </w:tc>
-      </w:tr>
-      <w:tr>
-        <w:tc>
-          <w:tcPr>
-            <w:tcW w:w="971" w:type="pct"/>
-            <w:vMerge/>
-          </w:tcPr>
-          <w:p>
-            <w:pPr>
-              <w:rPr>
-                <w:rFonts w:ascii="Arial" w:hAnsi="Arial" w:cs="Arial"/>
-                <w:sz w:val="24"/>
-                <w:szCs w:val="24"/>
-              </w:rPr>
-            </w:pPr>
-          </w:p>
-        </w:tc>
-        <w:tc>
-          <w:tcPr>
-            <w:tcW w:w="1001" w:type="pct"/>
+            <w:tcW w:w="2086" w:type="pct"/>
+          </w:tcPr>
+          <w:p>
+            <w:pPr>
+              <w:rPr>
+                <w:rFonts w:ascii="Arial" w:hAnsi="Arial" w:cs="Arial"/>
+                <w:sz w:val="24"/>
+                <w:szCs w:val="24"/>
+              </w:rPr>
+            </w:pPr>
+            <w:r>
+              <w:rPr>
+                <w:rFonts w:ascii="Arial" w:hAnsi="Arial" w:cs="Arial"/>
+                <w:sz w:val="24"/>
+                <w:szCs w:val="24"/>
+              </w:rPr>
+              <w:t>24MB35PYI-B</w:t>
+            </w:r>
+          </w:p>
+        </w:tc>
+      </w:tr>
+      <w:tr>
+        <w:tc>
+          <w:tcPr>
+            <w:tcW w:w="839" w:type="pct"/>
+            <w:vMerge/>
+          </w:tcPr>
+          <w:p>
+            <w:pPr>
+              <w:rPr>
+                <w:rFonts w:ascii="Arial" w:hAnsi="Arial" w:cs="Arial"/>
+                <w:sz w:val="24"/>
+                <w:szCs w:val="24"/>
+              </w:rPr>
+            </w:pPr>
+          </w:p>
+        </w:tc>
+        <w:tc>
+          <w:tcPr>
+            <w:tcW w:w="817" w:type="pct"/>
             <w:vMerge/>
             <w:vAlign w:val="center"/>
           </w:tcPr>
@@ -15898,7 +16238,7 @@
         </w:tc>
         <w:tc>
           <w:tcPr>
-            <w:tcW w:w="1514" w:type="pct"/>
+            <w:tcW w:w="1258" w:type="pct"/>
           </w:tcPr>
           <w:p>
             <w:pPr>
@@ -15920,38 +16260,46 @@
         </w:tc>
         <w:tc>
           <w:tcPr>
-            <w:tcW w:w="1514" w:type="pct"/>
-          </w:tcPr>
-          <w:p>
-            <w:pPr>
-              <w:rPr>
-                <w:rFonts w:ascii="Arial" w:hAnsi="Arial" w:cs="Arial"/>
-                <w:sz w:val="24"/>
-                <w:szCs w:val="24"/>
-              </w:rPr>
-            </w:pPr>
-          </w:p>
-        </w:tc>
-      </w:tr>
-      <w:tr>
-        <w:tc>
-          <w:tcPr>
-            <w:tcW w:w="971" w:type="pct"/>
-            <w:vMerge/>
-          </w:tcPr>
-          <w:p>
-            <w:pPr>
-              <w:rPr>
-                <w:rFonts w:ascii="Arial" w:hAnsi="Arial" w:cs="Arial"/>
-                <w:sz w:val="24"/>
-                <w:szCs w:val="24"/>
-              </w:rPr>
-            </w:pPr>
-          </w:p>
-        </w:tc>
-        <w:tc>
-          <w:tcPr>
-            <w:tcW w:w="1001" w:type="pct"/>
+            <w:tcW w:w="2086" w:type="pct"/>
+          </w:tcPr>
+          <w:p>
+            <w:pPr>
+              <w:rPr>
+                <w:rFonts w:ascii="Arial" w:hAnsi="Arial" w:cs="Arial"/>
+                <w:sz w:val="24"/>
+                <w:szCs w:val="24"/>
+              </w:rPr>
+            </w:pPr>
+            <w:r>
+              <w:rPr>
+                <w:rFonts w:ascii="Arial" w:hAnsi="Arial" w:cs="Arial"/>
+                <w:sz w:val="24"/>
+                <w:szCs w:val="24"/>
+              </w:rPr>
+              <w:t>807MXKDM7309</w:t>
+            </w:r>
+          </w:p>
+        </w:tc>
+      </w:tr>
+      <w:tr>
+        <w:tc>
+          <w:tcPr>
+            <w:tcW w:w="839" w:type="pct"/>
+            <w:vMerge/>
+          </w:tcPr>
+          <w:p>
+            <w:pPr>
+              <w:rPr>
+                <w:rFonts w:ascii="Arial" w:hAnsi="Arial" w:cs="Arial"/>
+                <w:sz w:val="24"/>
+                <w:szCs w:val="24"/>
+              </w:rPr>
+            </w:pPr>
+          </w:p>
+        </w:tc>
+        <w:tc>
+          <w:tcPr>
+            <w:tcW w:w="817" w:type="pct"/>
             <w:vMerge/>
             <w:vAlign w:val="center"/>
           </w:tcPr>
@@ -15968,7 +16316,7 @@
         </w:tc>
         <w:tc>
           <w:tcPr>
-            <w:tcW w:w="1514" w:type="pct"/>
+            <w:tcW w:w="1258" w:type="pct"/>
           </w:tcPr>
           <w:p>
             <w:pPr>
@@ -15990,38 +16338,46 @@
         </w:tc>
         <w:tc>
           <w:tcPr>
-            <w:tcW w:w="1514" w:type="pct"/>
-          </w:tcPr>
-          <w:p>
-            <w:pPr>
-              <w:rPr>
-                <w:rFonts w:ascii="Arial" w:hAnsi="Arial" w:cs="Arial"/>
-                <w:sz w:val="24"/>
-                <w:szCs w:val="24"/>
-              </w:rPr>
-            </w:pPr>
-          </w:p>
-        </w:tc>
-      </w:tr>
-      <w:tr>
-        <w:tc>
-          <w:tcPr>
-            <w:tcW w:w="971" w:type="pct"/>
-            <w:vMerge/>
-          </w:tcPr>
-          <w:p>
-            <w:pPr>
-              <w:rPr>
-                <w:rFonts w:ascii="Arial" w:hAnsi="Arial" w:cs="Arial"/>
-                <w:sz w:val="24"/>
-                <w:szCs w:val="24"/>
-              </w:rPr>
-            </w:pPr>
-          </w:p>
-        </w:tc>
-        <w:tc>
-          <w:tcPr>
-            <w:tcW w:w="1001" w:type="pct"/>
+            <w:tcW w:w="2086" w:type="pct"/>
+          </w:tcPr>
+          <w:p>
+            <w:pPr>
+              <w:rPr>
+                <w:rFonts w:ascii="Arial" w:hAnsi="Arial" w:cs="Arial"/>
+                <w:sz w:val="24"/>
+                <w:szCs w:val="24"/>
+              </w:rPr>
+            </w:pPr>
+            <w:r>
+              <w:rPr>
+                <w:rFonts w:ascii="Arial" w:hAnsi="Arial" w:cs="Arial"/>
+                <w:sz w:val="24"/>
+                <w:szCs w:val="24"/>
+              </w:rPr>
+              <w:t>HDMI</w:t>
+            </w:r>
+          </w:p>
+        </w:tc>
+      </w:tr>
+      <w:tr>
+        <w:tc>
+          <w:tcPr>
+            <w:tcW w:w="839" w:type="pct"/>
+            <w:vMerge/>
+          </w:tcPr>
+          <w:p>
+            <w:pPr>
+              <w:rPr>
+                <w:rFonts w:ascii="Arial" w:hAnsi="Arial" w:cs="Arial"/>
+                <w:sz w:val="24"/>
+                <w:szCs w:val="24"/>
+              </w:rPr>
+            </w:pPr>
+          </w:p>
+        </w:tc>
+        <w:tc>
+          <w:tcPr>
+            <w:tcW w:w="817" w:type="pct"/>
             <w:vMerge w:val="restart"/>
             <w:vAlign w:val="center"/>
           </w:tcPr>
@@ -16046,7 +16402,7 @@
         </w:tc>
         <w:tc>
           <w:tcPr>
-            <w:tcW w:w="1514" w:type="pct"/>
+            <w:tcW w:w="1258" w:type="pct"/>
           </w:tcPr>
           <w:p>
             <w:pPr>
@@ -16068,53 +16424,61 @@
         </w:tc>
         <w:tc>
           <w:tcPr>
-            <w:tcW w:w="1514" w:type="pct"/>
-          </w:tcPr>
-          <w:p>
-            <w:pPr>
-              <w:rPr>
-                <w:rFonts w:ascii="Arial" w:hAnsi="Arial" w:cs="Arial"/>
-                <w:sz w:val="24"/>
-                <w:szCs w:val="24"/>
-              </w:rPr>
-            </w:pPr>
-          </w:p>
-        </w:tc>
-      </w:tr>
-      <w:tr>
-        <w:tc>
-          <w:tcPr>
-            <w:tcW w:w="971" w:type="pct"/>
-            <w:vMerge/>
-          </w:tcPr>
-          <w:p>
-            <w:pPr>
-              <w:rPr>
-                <w:rFonts w:ascii="Arial" w:hAnsi="Arial" w:cs="Arial"/>
-                <w:sz w:val="24"/>
-                <w:szCs w:val="24"/>
-              </w:rPr>
-            </w:pPr>
-          </w:p>
-        </w:tc>
-        <w:tc>
-          <w:tcPr>
-            <w:tcW w:w="1001" w:type="pct"/>
-            <w:vMerge/>
-          </w:tcPr>
-          <w:p>
-            <w:pPr>
-              <w:rPr>
-                <w:rFonts w:ascii="Arial" w:hAnsi="Arial" w:cs="Arial"/>
-                <w:sz w:val="24"/>
-                <w:szCs w:val="24"/>
-              </w:rPr>
-            </w:pPr>
-          </w:p>
-        </w:tc>
-        <w:tc>
-          <w:tcPr>
-            <w:tcW w:w="1514" w:type="pct"/>
+            <w:tcW w:w="2086" w:type="pct"/>
+          </w:tcPr>
+          <w:p>
+            <w:pPr>
+              <w:rPr>
+                <w:rFonts w:ascii="Arial" w:hAnsi="Arial" w:cs="Arial"/>
+                <w:sz w:val="24"/>
+                <w:szCs w:val="24"/>
+              </w:rPr>
+            </w:pPr>
+            <w:r>
+              <w:rPr>
+                <w:rFonts w:ascii="Arial" w:hAnsi="Arial" w:cs="Arial"/>
+                <w:sz w:val="24"/>
+                <w:szCs w:val="24"/>
+              </w:rPr>
+              <w:t>TWOLF</w:t>
+            </w:r>
+          </w:p>
+        </w:tc>
+      </w:tr>
+      <w:tr>
+        <w:tc>
+          <w:tcPr>
+            <w:tcW w:w="839" w:type="pct"/>
+            <w:vMerge/>
+          </w:tcPr>
+          <w:p>
+            <w:pPr>
+              <w:rPr>
+                <w:rFonts w:ascii="Arial" w:hAnsi="Arial" w:cs="Arial"/>
+                <w:sz w:val="24"/>
+                <w:szCs w:val="24"/>
+              </w:rPr>
+            </w:pPr>
+          </w:p>
+        </w:tc>
+        <w:tc>
+          <w:tcPr>
+            <w:tcW w:w="817" w:type="pct"/>
+            <w:vMerge/>
+          </w:tcPr>
+          <w:p>
+            <w:pPr>
+              <w:rPr>
+                <w:rFonts w:ascii="Arial" w:hAnsi="Arial" w:cs="Arial"/>
+                <w:sz w:val="24"/>
+                <w:szCs w:val="24"/>
+              </w:rPr>
+            </w:pPr>
+          </w:p>
+        </w:tc>
+        <w:tc>
+          <w:tcPr>
+            <w:tcW w:w="1258" w:type="pct"/>
           </w:tcPr>
           <w:p>
             <w:pPr>
@@ -16136,38 +16500,46 @@
         </w:tc>
         <w:tc>
           <w:tcPr>
-            <w:tcW w:w="1514" w:type="pct"/>
-          </w:tcPr>
-          <w:p>
-            <w:pPr>
-              <w:rPr>
-                <w:rFonts w:ascii="Arial" w:hAnsi="Arial" w:cs="Arial"/>
-                <w:sz w:val="24"/>
-                <w:szCs w:val="24"/>
-              </w:rPr>
-            </w:pPr>
-          </w:p>
-        </w:tc>
-      </w:tr>
-      <w:tr>
-        <w:tc>
-          <w:tcPr>
-            <w:tcW w:w="971" w:type="pct"/>
-            <w:vMerge/>
-          </w:tcPr>
-          <w:p>
-            <w:pPr>
-              <w:rPr>
-                <w:rFonts w:ascii="Arial" w:hAnsi="Arial" w:cs="Arial"/>
-                <w:sz w:val="24"/>
-                <w:szCs w:val="24"/>
-              </w:rPr>
-            </w:pPr>
-          </w:p>
-        </w:tc>
-        <w:tc>
-          <w:tcPr>
-            <w:tcW w:w="1001" w:type="pct"/>
+            <w:tcW w:w="2086" w:type="pct"/>
+          </w:tcPr>
+          <w:p>
+            <w:pPr>
+              <w:rPr>
+                <w:rFonts w:ascii="Arial" w:hAnsi="Arial" w:cs="Arial"/>
+                <w:sz w:val="24"/>
+                <w:szCs w:val="24"/>
+              </w:rPr>
+            </w:pPr>
+            <w:r>
+              <w:rPr>
+                <w:rFonts w:ascii="Arial" w:hAnsi="Arial" w:cs="Arial"/>
+                <w:sz w:val="24"/>
+                <w:szCs w:val="24"/>
+              </w:rPr>
+              <w:t>BUSINESS WIRED KEYBOARD</w:t>
+            </w:r>
+          </w:p>
+        </w:tc>
+      </w:tr>
+      <w:tr>
+        <w:tc>
+          <w:tcPr>
+            <w:tcW w:w="839" w:type="pct"/>
+            <w:vMerge/>
+          </w:tcPr>
+          <w:p>
+            <w:pPr>
+              <w:rPr>
+                <w:rFonts w:ascii="Arial" w:hAnsi="Arial" w:cs="Arial"/>
+                <w:sz w:val="24"/>
+                <w:szCs w:val="24"/>
+              </w:rPr>
+            </w:pPr>
+          </w:p>
+        </w:tc>
+        <w:tc>
+          <w:tcPr>
+            <w:tcW w:w="817" w:type="pct"/>
             <w:vMerge w:val="restart"/>
             <w:vAlign w:val="center"/>
           </w:tcPr>
@@ -16192,7 +16564,7 @@
         </w:tc>
         <w:tc>
           <w:tcPr>
-            <w:tcW w:w="1514" w:type="pct"/>
+            <w:tcW w:w="1258" w:type="pct"/>
           </w:tcPr>
           <w:p>
             <w:pPr>
@@ -16214,38 +16586,46 @@
         </w:tc>
         <w:tc>
           <w:tcPr>
-            <w:tcW w:w="1514" w:type="pct"/>
-          </w:tcPr>
-          <w:p>
-            <w:pPr>
-              <w:rPr>
-                <w:rFonts w:ascii="Arial" w:hAnsi="Arial" w:cs="Arial"/>
-                <w:sz w:val="24"/>
-                <w:szCs w:val="24"/>
-              </w:rPr>
-            </w:pPr>
-          </w:p>
-        </w:tc>
-      </w:tr>
-      <w:tr>
-        <w:tc>
-          <w:tcPr>
-            <w:tcW w:w="971" w:type="pct"/>
-            <w:vMerge/>
-          </w:tcPr>
-          <w:p>
-            <w:pPr>
-              <w:rPr>
-                <w:rFonts w:ascii="Arial" w:hAnsi="Arial" w:cs="Arial"/>
-                <w:sz w:val="24"/>
-                <w:szCs w:val="24"/>
-              </w:rPr>
-            </w:pPr>
-          </w:p>
-        </w:tc>
-        <w:tc>
-          <w:tcPr>
-            <w:tcW w:w="1001" w:type="pct"/>
+            <w:tcW w:w="2086" w:type="pct"/>
+          </w:tcPr>
+          <w:p>
+            <w:pPr>
+              <w:rPr>
+                <w:rFonts w:ascii="Arial" w:hAnsi="Arial" w:cs="Arial"/>
+                <w:sz w:val="24"/>
+                <w:szCs w:val="24"/>
+              </w:rPr>
+            </w:pPr>
+            <w:r>
+              <w:rPr>
+                <w:rFonts w:ascii="Arial" w:hAnsi="Arial" w:cs="Arial"/>
+                <w:sz w:val="24"/>
+                <w:szCs w:val="24"/>
+              </w:rPr>
+              <w:t>T-WOLF</w:t>
+            </w:r>
+          </w:p>
+        </w:tc>
+      </w:tr>
+      <w:tr>
+        <w:tc>
+          <w:tcPr>
+            <w:tcW w:w="839" w:type="pct"/>
+            <w:vMerge/>
+          </w:tcPr>
+          <w:p>
+            <w:pPr>
+              <w:rPr>
+                <w:rFonts w:ascii="Arial" w:hAnsi="Arial" w:cs="Arial"/>
+                <w:sz w:val="24"/>
+                <w:szCs w:val="24"/>
+              </w:rPr>
+            </w:pPr>
+          </w:p>
+        </w:tc>
+        <w:tc>
+          <w:tcPr>
+            <w:tcW w:w="817" w:type="pct"/>
             <w:vMerge/>
             <w:vAlign w:val="center"/>
           </w:tcPr>
@@ -16262,7 +16642,7 @@
         </w:tc>
         <w:tc>
           <w:tcPr>
-            <w:tcW w:w="1514" w:type="pct"/>
+            <w:tcW w:w="1258" w:type="pct"/>
           </w:tcPr>
           <w:p>
             <w:pPr>
@@ -16284,7 +16664,7 @@
         </w:tc>
         <w:tc>
           <w:tcPr>
-            <w:tcW w:w="1514" w:type="pct"/>
+            <w:tcW w:w="2086" w:type="pct"/>
           </w:tcPr>
           <w:p>
             <w:pPr>
@@ -16309,6 +16689,2163 @@
         </w:rPr>
       </w:pPr>
     </w:p>
+    <w:p>
+      <w:pPr>
+        <w:rPr>
+          <w:rFonts w:ascii="Arial" w:hAnsi="Arial" w:cs="Arial"/>
+          <w:b/>
+          <w:bCs/>
+          <w:sz w:val="24"/>
+          <w:szCs w:val="24"/>
+        </w:rPr>
+      </w:pPr>
+    </w:p>
+    <w:p>
+      <w:pPr>
+        <w:rPr>
+          <w:rFonts w:ascii="Arial" w:hAnsi="Arial" w:cs="Arial"/>
+          <w:b/>
+          <w:bCs/>
+          <w:sz w:val="24"/>
+          <w:szCs w:val="24"/>
+        </w:rPr>
+      </w:pPr>
+    </w:p>
+    <w:p>
+      <w:pPr>
+        <w:rPr>
+          <w:rFonts w:ascii="Arial" w:hAnsi="Arial" w:cs="Arial"/>
+          <w:b/>
+          <w:bCs/>
+          <w:sz w:val="24"/>
+          <w:szCs w:val="24"/>
+        </w:rPr>
+      </w:pPr>
+    </w:p>
+    <w:p>
+      <w:pPr>
+        <w:rPr>
+          <w:rFonts w:ascii="Arial" w:hAnsi="Arial" w:cs="Arial"/>
+          <w:b/>
+          <w:bCs/>
+          <w:sz w:val="24"/>
+          <w:szCs w:val="24"/>
+        </w:rPr>
+      </w:pPr>
+    </w:p>
+    <w:p>
+      <w:pPr>
+        <w:rPr>
+          <w:rFonts w:ascii="Arial" w:hAnsi="Arial" w:cs="Arial"/>
+          <w:b/>
+          <w:bCs/>
+          <w:sz w:val="24"/>
+          <w:szCs w:val="24"/>
+        </w:rPr>
+      </w:pPr>
+    </w:p>
+    <w:p>
+      <w:pPr>
+        <w:rPr>
+          <w:rFonts w:ascii="Arial" w:hAnsi="Arial" w:cs="Arial"/>
+          <w:b/>
+          <w:bCs/>
+          <w:sz w:val="24"/>
+          <w:szCs w:val="24"/>
+        </w:rPr>
+      </w:pPr>
+    </w:p>
+    <w:p>
+      <w:pPr>
+        <w:rPr>
+          <w:rFonts w:ascii="Arial" w:hAnsi="Arial" w:cs="Arial"/>
+          <w:b/>
+          <w:bCs/>
+          <w:sz w:val="24"/>
+          <w:szCs w:val="24"/>
+        </w:rPr>
+      </w:pPr>
+    </w:p>
+    <w:p>
+      <w:pPr>
+        <w:rPr>
+          <w:rFonts w:ascii="Arial" w:hAnsi="Arial" w:cs="Arial"/>
+          <w:b/>
+          <w:bCs/>
+          <w:sz w:val="24"/>
+          <w:szCs w:val="24"/>
+        </w:rPr>
+      </w:pPr>
+      <w:r>
+        <w:rPr>
+          <w:rFonts w:ascii="Arial" w:hAnsi="Arial" w:cs="Arial"/>
+          <w:b/>
+          <w:bCs/>
+          <w:sz w:val="24"/>
+          <w:szCs w:val="24"/>
+        </w:rPr>
+        <w:lastRenderedPageBreak/>
+        <w:t>9.</w:t>
+      </w:r>
+    </w:p>
+    <w:tbl>
+      <w:tblPr>
+        <w:tblStyle w:val="Tablaconcuadrcula"/>
+        <w:tblW w:w="5000" w:type="pct"/>
+        <w:tblLook w:val="04A0" w:firstRow="1" w:lastRow="0" w:firstColumn="1" w:lastColumn="0" w:noHBand="0" w:noVBand="1"/>
+      </w:tblPr>
+      <w:tblGrid>
+        <w:gridCol w:w="1604"/>
+        <w:gridCol w:w="1367"/>
+        <w:gridCol w:w="2127"/>
+        <w:gridCol w:w="3165"/>
+      </w:tblGrid>
+      <w:tr>
+        <w:tc>
+          <w:tcPr>
+            <w:tcW w:w="971" w:type="pct"/>
+            <w:vMerge w:val="restart"/>
+            <w:vAlign w:val="center"/>
+          </w:tcPr>
+          <w:p>
+            <w:pPr>
+              <w:jc w:val="center"/>
+              <w:rPr>
+                <w:rFonts w:ascii="Arial" w:hAnsi="Arial" w:cs="Arial"/>
+                <w:sz w:val="24"/>
+                <w:szCs w:val="24"/>
+              </w:rPr>
+            </w:pPr>
+            <w:r>
+              <w:rPr>
+                <w:rFonts w:ascii="Arial" w:hAnsi="Arial" w:cs="Arial"/>
+                <w:sz w:val="24"/>
+                <w:szCs w:val="24"/>
+              </w:rPr>
+              <w:t>ANGÉLICA ALTUVE</w:t>
+            </w:r>
+          </w:p>
+        </w:tc>
+        <w:tc>
+          <w:tcPr>
+            <w:tcW w:w="827" w:type="pct"/>
+            <w:vMerge w:val="restart"/>
+            <w:vAlign w:val="center"/>
+          </w:tcPr>
+          <w:p>
+            <w:pPr>
+              <w:jc w:val="center"/>
+              <w:rPr>
+                <w:rFonts w:ascii="Arial" w:hAnsi="Arial" w:cs="Arial"/>
+                <w:sz w:val="24"/>
+                <w:szCs w:val="24"/>
+              </w:rPr>
+            </w:pPr>
+            <w:r>
+              <w:rPr>
+                <w:rFonts w:ascii="Arial" w:hAnsi="Arial" w:cs="Arial"/>
+                <w:sz w:val="24"/>
+                <w:szCs w:val="24"/>
+              </w:rPr>
+              <w:t>CPU</w:t>
+            </w:r>
+          </w:p>
+        </w:tc>
+        <w:tc>
+          <w:tcPr>
+            <w:tcW w:w="1287" w:type="pct"/>
+          </w:tcPr>
+          <w:p>
+            <w:pPr>
+              <w:rPr>
+                <w:rFonts w:ascii="Arial" w:hAnsi="Arial" w:cs="Arial"/>
+                <w:sz w:val="24"/>
+                <w:szCs w:val="24"/>
+              </w:rPr>
+            </w:pPr>
+            <w:r>
+              <w:rPr>
+                <w:rFonts w:ascii="Arial" w:hAnsi="Arial" w:cs="Arial"/>
+                <w:sz w:val="24"/>
+                <w:szCs w:val="24"/>
+              </w:rPr>
+              <w:t>Marca</w:t>
+            </w:r>
+          </w:p>
+        </w:tc>
+        <w:tc>
+          <w:tcPr>
+            <w:tcW w:w="1915" w:type="pct"/>
+          </w:tcPr>
+          <w:p>
+            <w:pPr>
+              <w:rPr>
+                <w:rFonts w:ascii="Arial" w:hAnsi="Arial" w:cs="Arial"/>
+                <w:sz w:val="24"/>
+                <w:szCs w:val="24"/>
+              </w:rPr>
+            </w:pPr>
+            <w:r>
+              <w:rPr>
+                <w:rFonts w:ascii="Arial" w:hAnsi="Arial" w:cs="Arial"/>
+                <w:sz w:val="24"/>
+                <w:szCs w:val="24"/>
+              </w:rPr>
+              <w:t>Dell</w:t>
+            </w:r>
+          </w:p>
+        </w:tc>
+      </w:tr>
+      <w:tr>
+        <w:tc>
+          <w:tcPr>
+            <w:tcW w:w="971" w:type="pct"/>
+            <w:vMerge/>
+          </w:tcPr>
+          <w:p>
+            <w:pPr>
+              <w:rPr>
+                <w:rFonts w:ascii="Arial" w:hAnsi="Arial" w:cs="Arial"/>
+                <w:sz w:val="24"/>
+                <w:szCs w:val="24"/>
+              </w:rPr>
+            </w:pPr>
+          </w:p>
+        </w:tc>
+        <w:tc>
+          <w:tcPr>
+            <w:tcW w:w="827" w:type="pct"/>
+            <w:vMerge/>
+            <w:vAlign w:val="center"/>
+          </w:tcPr>
+          <w:p>
+            <w:pPr>
+              <w:jc w:val="center"/>
+              <w:rPr>
+                <w:rFonts w:ascii="Arial" w:hAnsi="Arial" w:cs="Arial"/>
+                <w:sz w:val="24"/>
+                <w:szCs w:val="24"/>
+              </w:rPr>
+            </w:pPr>
+          </w:p>
+        </w:tc>
+        <w:tc>
+          <w:tcPr>
+            <w:tcW w:w="1287" w:type="pct"/>
+          </w:tcPr>
+          <w:p>
+            <w:pPr>
+              <w:rPr>
+                <w:rFonts w:ascii="Arial" w:hAnsi="Arial" w:cs="Arial"/>
+                <w:sz w:val="24"/>
+                <w:szCs w:val="24"/>
+              </w:rPr>
+            </w:pPr>
+            <w:r>
+              <w:rPr>
+                <w:rFonts w:ascii="Arial" w:hAnsi="Arial" w:cs="Arial"/>
+                <w:sz w:val="24"/>
+                <w:szCs w:val="24"/>
+              </w:rPr>
+              <w:t>Modelo</w:t>
+            </w:r>
+          </w:p>
+        </w:tc>
+        <w:tc>
+          <w:tcPr>
+            <w:tcW w:w="1915" w:type="pct"/>
+          </w:tcPr>
+          <w:p>
+            <w:pPr>
+              <w:rPr>
+                <w:rFonts w:ascii="Arial" w:hAnsi="Arial" w:cs="Arial"/>
+                <w:sz w:val="24"/>
+                <w:szCs w:val="24"/>
+              </w:rPr>
+            </w:pPr>
+            <w:r>
+              <w:rPr>
+                <w:rFonts w:ascii="Arial" w:hAnsi="Arial" w:cs="Arial"/>
+                <w:sz w:val="24"/>
+                <w:szCs w:val="24"/>
+              </w:rPr>
+              <w:t>OptiPlex 7050</w:t>
+            </w:r>
+          </w:p>
+        </w:tc>
+      </w:tr>
+      <w:tr>
+        <w:tc>
+          <w:tcPr>
+            <w:tcW w:w="971" w:type="pct"/>
+            <w:vMerge/>
+          </w:tcPr>
+          <w:p>
+            <w:pPr>
+              <w:rPr>
+                <w:rFonts w:ascii="Arial" w:hAnsi="Arial" w:cs="Arial"/>
+                <w:sz w:val="24"/>
+                <w:szCs w:val="24"/>
+              </w:rPr>
+            </w:pPr>
+          </w:p>
+        </w:tc>
+        <w:tc>
+          <w:tcPr>
+            <w:tcW w:w="827" w:type="pct"/>
+            <w:vMerge/>
+          </w:tcPr>
+          <w:p>
+            <w:pPr>
+              <w:rPr>
+                <w:rFonts w:ascii="Arial" w:hAnsi="Arial" w:cs="Arial"/>
+                <w:sz w:val="24"/>
+                <w:szCs w:val="24"/>
+              </w:rPr>
+            </w:pPr>
+          </w:p>
+        </w:tc>
+        <w:tc>
+          <w:tcPr>
+            <w:tcW w:w="1287" w:type="pct"/>
+          </w:tcPr>
+          <w:p>
+            <w:pPr>
+              <w:rPr>
+                <w:rFonts w:ascii="Arial" w:hAnsi="Arial" w:cs="Arial"/>
+                <w:sz w:val="24"/>
+                <w:szCs w:val="24"/>
+              </w:rPr>
+            </w:pPr>
+            <w:r>
+              <w:rPr>
+                <w:rFonts w:ascii="Arial" w:hAnsi="Arial" w:cs="Arial"/>
+                <w:sz w:val="24"/>
+                <w:szCs w:val="24"/>
+              </w:rPr>
+              <w:t>Serial</w:t>
+            </w:r>
+          </w:p>
+        </w:tc>
+        <w:tc>
+          <w:tcPr>
+            <w:tcW w:w="1915" w:type="pct"/>
+          </w:tcPr>
+          <w:p>
+            <w:pPr>
+              <w:rPr>
+                <w:rFonts w:ascii="Arial" w:hAnsi="Arial" w:cs="Arial"/>
+                <w:sz w:val="24"/>
+                <w:szCs w:val="24"/>
+              </w:rPr>
+            </w:pPr>
+            <w:r>
+              <w:rPr>
+                <w:rFonts w:ascii="Arial" w:hAnsi="Arial" w:cs="Arial"/>
+                <w:sz w:val="24"/>
+                <w:szCs w:val="24"/>
+              </w:rPr>
+              <w:t>DKMLCP2</w:t>
+            </w:r>
+          </w:p>
+        </w:tc>
+      </w:tr>
+      <w:tr>
+        <w:trPr>
+          <w:trHeight w:val="386"/>
+        </w:trPr>
+        <w:tc>
+          <w:tcPr>
+            <w:tcW w:w="971" w:type="pct"/>
+            <w:vMerge/>
+          </w:tcPr>
+          <w:p>
+            <w:pPr>
+              <w:rPr>
+                <w:rFonts w:ascii="Arial" w:hAnsi="Arial" w:cs="Arial"/>
+                <w:sz w:val="24"/>
+                <w:szCs w:val="24"/>
+              </w:rPr>
+            </w:pPr>
+          </w:p>
+        </w:tc>
+        <w:tc>
+          <w:tcPr>
+            <w:tcW w:w="827" w:type="pct"/>
+            <w:vMerge/>
+          </w:tcPr>
+          <w:p>
+            <w:pPr>
+              <w:rPr>
+                <w:rFonts w:ascii="Arial" w:hAnsi="Arial" w:cs="Arial"/>
+                <w:sz w:val="24"/>
+                <w:szCs w:val="24"/>
+              </w:rPr>
+            </w:pPr>
+          </w:p>
+        </w:tc>
+        <w:tc>
+          <w:tcPr>
+            <w:tcW w:w="1287" w:type="pct"/>
+          </w:tcPr>
+          <w:p>
+            <w:pPr>
+              <w:rPr>
+                <w:rFonts w:ascii="Arial" w:hAnsi="Arial" w:cs="Arial"/>
+                <w:sz w:val="24"/>
+                <w:szCs w:val="24"/>
+              </w:rPr>
+            </w:pPr>
+            <w:r>
+              <w:rPr>
+                <w:rFonts w:ascii="Arial" w:hAnsi="Arial" w:cs="Arial"/>
+                <w:sz w:val="24"/>
+                <w:szCs w:val="24"/>
+              </w:rPr>
+              <w:t>Nombre</w:t>
+            </w:r>
+          </w:p>
+        </w:tc>
+        <w:tc>
+          <w:tcPr>
+            <w:tcW w:w="1915" w:type="pct"/>
+          </w:tcPr>
+          <w:p>
+            <w:pPr>
+              <w:rPr>
+                <w:rFonts w:ascii="Arial" w:hAnsi="Arial" w:cs="Arial"/>
+                <w:sz w:val="24"/>
+                <w:szCs w:val="24"/>
+              </w:rPr>
+            </w:pPr>
+            <w:r>
+              <w:rPr>
+                <w:rFonts w:ascii="Arial" w:hAnsi="Arial" w:cs="Arial"/>
+                <w:sz w:val="24"/>
+                <w:szCs w:val="24"/>
+              </w:rPr>
+              <w:t>DESKTOP-S7MQBM5</w:t>
+            </w:r>
+          </w:p>
+        </w:tc>
+      </w:tr>
+      <w:tr>
+        <w:tc>
+          <w:tcPr>
+            <w:tcW w:w="971" w:type="pct"/>
+            <w:vMerge/>
+          </w:tcPr>
+          <w:p>
+            <w:pPr>
+              <w:rPr>
+                <w:rFonts w:ascii="Arial" w:hAnsi="Arial" w:cs="Arial"/>
+                <w:sz w:val="24"/>
+                <w:szCs w:val="24"/>
+              </w:rPr>
+            </w:pPr>
+          </w:p>
+        </w:tc>
+        <w:tc>
+          <w:tcPr>
+            <w:tcW w:w="827" w:type="pct"/>
+            <w:vMerge/>
+          </w:tcPr>
+          <w:p>
+            <w:pPr>
+              <w:rPr>
+                <w:rFonts w:ascii="Arial" w:hAnsi="Arial" w:cs="Arial"/>
+                <w:sz w:val="24"/>
+                <w:szCs w:val="24"/>
+              </w:rPr>
+            </w:pPr>
+          </w:p>
+        </w:tc>
+        <w:tc>
+          <w:tcPr>
+            <w:tcW w:w="1287" w:type="pct"/>
+          </w:tcPr>
+          <w:p>
+            <w:pPr>
+              <w:rPr>
+                <w:rFonts w:ascii="Arial" w:hAnsi="Arial" w:cs="Arial"/>
+                <w:sz w:val="24"/>
+                <w:szCs w:val="24"/>
+              </w:rPr>
+            </w:pPr>
+            <w:r>
+              <w:rPr>
+                <w:rFonts w:ascii="Arial" w:hAnsi="Arial" w:cs="Arial"/>
+                <w:sz w:val="24"/>
+                <w:szCs w:val="24"/>
+              </w:rPr>
+              <w:t>Dirección IP</w:t>
+            </w:r>
+          </w:p>
+        </w:tc>
+        <w:tc>
+          <w:tcPr>
+            <w:tcW w:w="1915" w:type="pct"/>
+          </w:tcPr>
+          <w:p>
+            <w:pPr>
+              <w:rPr>
+                <w:rFonts w:ascii="Arial" w:hAnsi="Arial" w:cs="Arial"/>
+                <w:sz w:val="24"/>
+                <w:szCs w:val="24"/>
+              </w:rPr>
+            </w:pPr>
+            <w:r>
+              <w:rPr>
+                <w:rFonts w:ascii="Arial" w:hAnsi="Arial" w:cs="Arial"/>
+                <w:sz w:val="24"/>
+                <w:szCs w:val="24"/>
+              </w:rPr>
+              <w:t>131.106.0.89</w:t>
+            </w:r>
+          </w:p>
+        </w:tc>
+      </w:tr>
+      <w:tr>
+        <w:tc>
+          <w:tcPr>
+            <w:tcW w:w="971" w:type="pct"/>
+            <w:vMerge/>
+          </w:tcPr>
+          <w:p>
+            <w:pPr>
+              <w:rPr>
+                <w:rFonts w:ascii="Arial" w:hAnsi="Arial" w:cs="Arial"/>
+                <w:sz w:val="24"/>
+                <w:szCs w:val="24"/>
+              </w:rPr>
+            </w:pPr>
+          </w:p>
+        </w:tc>
+        <w:tc>
+          <w:tcPr>
+            <w:tcW w:w="827" w:type="pct"/>
+            <w:vMerge/>
+          </w:tcPr>
+          <w:p>
+            <w:pPr>
+              <w:rPr>
+                <w:rFonts w:ascii="Arial" w:hAnsi="Arial" w:cs="Arial"/>
+                <w:sz w:val="24"/>
+                <w:szCs w:val="24"/>
+              </w:rPr>
+            </w:pPr>
+          </w:p>
+        </w:tc>
+        <w:tc>
+          <w:tcPr>
+            <w:tcW w:w="1287" w:type="pct"/>
+          </w:tcPr>
+          <w:p>
+            <w:pPr>
+              <w:rPr>
+                <w:rFonts w:ascii="Arial" w:hAnsi="Arial" w:cs="Arial"/>
+                <w:sz w:val="24"/>
+                <w:szCs w:val="24"/>
+              </w:rPr>
+            </w:pPr>
+            <w:r>
+              <w:rPr>
+                <w:rFonts w:ascii="Arial" w:hAnsi="Arial" w:cs="Arial"/>
+                <w:sz w:val="24"/>
+                <w:szCs w:val="24"/>
+              </w:rPr>
+              <w:t>Procesador</w:t>
+            </w:r>
+          </w:p>
+        </w:tc>
+        <w:tc>
+          <w:tcPr>
+            <w:tcW w:w="1915" w:type="pct"/>
+          </w:tcPr>
+          <w:p>
+            <w:pPr>
+              <w:rPr>
+                <w:rFonts w:ascii="Arial" w:hAnsi="Arial" w:cs="Arial"/>
+                <w:sz w:val="24"/>
+                <w:szCs w:val="24"/>
+              </w:rPr>
+            </w:pPr>
+            <w:r>
+              <w:rPr>
+                <w:rFonts w:ascii="Arial" w:hAnsi="Arial" w:cs="Arial"/>
+                <w:sz w:val="24"/>
+                <w:szCs w:val="24"/>
+              </w:rPr>
+              <w:t>Intel Core i5-7600</w:t>
+            </w:r>
+          </w:p>
+        </w:tc>
+      </w:tr>
+      <w:tr>
+        <w:tc>
+          <w:tcPr>
+            <w:tcW w:w="971" w:type="pct"/>
+            <w:vMerge/>
+          </w:tcPr>
+          <w:p>
+            <w:pPr>
+              <w:rPr>
+                <w:rFonts w:ascii="Arial" w:hAnsi="Arial" w:cs="Arial"/>
+                <w:sz w:val="24"/>
+                <w:szCs w:val="24"/>
+              </w:rPr>
+            </w:pPr>
+          </w:p>
+        </w:tc>
+        <w:tc>
+          <w:tcPr>
+            <w:tcW w:w="827" w:type="pct"/>
+            <w:vMerge/>
+          </w:tcPr>
+          <w:p>
+            <w:pPr>
+              <w:rPr>
+                <w:rFonts w:ascii="Arial" w:hAnsi="Arial" w:cs="Arial"/>
+                <w:sz w:val="24"/>
+                <w:szCs w:val="24"/>
+              </w:rPr>
+            </w:pPr>
+          </w:p>
+        </w:tc>
+        <w:tc>
+          <w:tcPr>
+            <w:tcW w:w="1287" w:type="pct"/>
+          </w:tcPr>
+          <w:p>
+            <w:pPr>
+              <w:rPr>
+                <w:rFonts w:ascii="Arial" w:hAnsi="Arial" w:cs="Arial"/>
+                <w:sz w:val="24"/>
+                <w:szCs w:val="24"/>
+              </w:rPr>
+            </w:pPr>
+            <w:r>
+              <w:rPr>
+                <w:rFonts w:ascii="Arial" w:hAnsi="Arial" w:cs="Arial"/>
+                <w:sz w:val="24"/>
+                <w:szCs w:val="24"/>
+              </w:rPr>
+              <w:t>Memoria Ram</w:t>
+            </w:r>
+          </w:p>
+        </w:tc>
+        <w:tc>
+          <w:tcPr>
+            <w:tcW w:w="1915" w:type="pct"/>
+          </w:tcPr>
+          <w:p>
+            <w:pPr>
+              <w:rPr>
+                <w:rFonts w:ascii="Arial" w:hAnsi="Arial" w:cs="Arial"/>
+                <w:sz w:val="24"/>
+                <w:szCs w:val="24"/>
+              </w:rPr>
+            </w:pPr>
+            <w:r>
+              <w:rPr>
+                <w:rFonts w:ascii="Arial" w:hAnsi="Arial" w:cs="Arial"/>
+                <w:sz w:val="24"/>
+                <w:szCs w:val="24"/>
+              </w:rPr>
+              <w:t>8 GB</w:t>
+            </w:r>
+          </w:p>
+        </w:tc>
+      </w:tr>
+      <w:tr>
+        <w:tc>
+          <w:tcPr>
+            <w:tcW w:w="971" w:type="pct"/>
+            <w:vMerge/>
+          </w:tcPr>
+          <w:p>
+            <w:pPr>
+              <w:rPr>
+                <w:rFonts w:ascii="Arial" w:hAnsi="Arial" w:cs="Arial"/>
+                <w:sz w:val="24"/>
+                <w:szCs w:val="24"/>
+              </w:rPr>
+            </w:pPr>
+          </w:p>
+        </w:tc>
+        <w:tc>
+          <w:tcPr>
+            <w:tcW w:w="827" w:type="pct"/>
+            <w:vMerge/>
+          </w:tcPr>
+          <w:p>
+            <w:pPr>
+              <w:rPr>
+                <w:rFonts w:ascii="Arial" w:hAnsi="Arial" w:cs="Arial"/>
+                <w:sz w:val="24"/>
+                <w:szCs w:val="24"/>
+              </w:rPr>
+            </w:pPr>
+          </w:p>
+        </w:tc>
+        <w:tc>
+          <w:tcPr>
+            <w:tcW w:w="1287" w:type="pct"/>
+          </w:tcPr>
+          <w:p>
+            <w:pPr>
+              <w:rPr>
+                <w:rFonts w:ascii="Arial" w:hAnsi="Arial" w:cs="Arial"/>
+                <w:sz w:val="24"/>
+                <w:szCs w:val="24"/>
+              </w:rPr>
+            </w:pPr>
+            <w:r>
+              <w:rPr>
+                <w:rFonts w:ascii="Arial" w:hAnsi="Arial" w:cs="Arial"/>
+                <w:sz w:val="24"/>
+                <w:szCs w:val="24"/>
+              </w:rPr>
+              <w:t>Numero de slots</w:t>
+            </w:r>
+          </w:p>
+        </w:tc>
+        <w:tc>
+          <w:tcPr>
+            <w:tcW w:w="1915" w:type="pct"/>
+          </w:tcPr>
+          <w:p>
+            <w:pPr>
+              <w:rPr>
+                <w:rFonts w:ascii="Arial" w:hAnsi="Arial" w:cs="Arial"/>
+                <w:sz w:val="24"/>
+                <w:szCs w:val="24"/>
+              </w:rPr>
+            </w:pPr>
+            <w:r>
+              <w:rPr>
+                <w:rFonts w:ascii="Arial" w:hAnsi="Arial" w:cs="Arial"/>
+                <w:sz w:val="24"/>
+                <w:szCs w:val="24"/>
+              </w:rPr>
+              <w:t>4</w:t>
+            </w:r>
+          </w:p>
+        </w:tc>
+      </w:tr>
+      <w:tr>
+        <w:tc>
+          <w:tcPr>
+            <w:tcW w:w="971" w:type="pct"/>
+            <w:vMerge/>
+          </w:tcPr>
+          <w:p>
+            <w:pPr>
+              <w:rPr>
+                <w:rFonts w:ascii="Arial" w:hAnsi="Arial" w:cs="Arial"/>
+                <w:sz w:val="24"/>
+                <w:szCs w:val="24"/>
+              </w:rPr>
+            </w:pPr>
+          </w:p>
+        </w:tc>
+        <w:tc>
+          <w:tcPr>
+            <w:tcW w:w="827" w:type="pct"/>
+            <w:vMerge/>
+          </w:tcPr>
+          <w:p>
+            <w:pPr>
+              <w:rPr>
+                <w:rFonts w:ascii="Arial" w:hAnsi="Arial" w:cs="Arial"/>
+                <w:sz w:val="24"/>
+                <w:szCs w:val="24"/>
+              </w:rPr>
+            </w:pPr>
+          </w:p>
+        </w:tc>
+        <w:tc>
+          <w:tcPr>
+            <w:tcW w:w="1287" w:type="pct"/>
+          </w:tcPr>
+          <w:p>
+            <w:pPr>
+              <w:rPr>
+                <w:rFonts w:ascii="Arial" w:hAnsi="Arial" w:cs="Arial"/>
+                <w:sz w:val="24"/>
+                <w:szCs w:val="24"/>
+              </w:rPr>
+            </w:pPr>
+            <w:r>
+              <w:rPr>
+                <w:rFonts w:ascii="Arial" w:hAnsi="Arial" w:cs="Arial"/>
+                <w:sz w:val="24"/>
+                <w:szCs w:val="24"/>
+              </w:rPr>
+              <w:t>Slots usados</w:t>
+            </w:r>
+          </w:p>
+        </w:tc>
+        <w:tc>
+          <w:tcPr>
+            <w:tcW w:w="1915" w:type="pct"/>
+          </w:tcPr>
+          <w:p>
+            <w:pPr>
+              <w:rPr>
+                <w:rFonts w:ascii="Arial" w:hAnsi="Arial" w:cs="Arial"/>
+                <w:sz w:val="24"/>
+                <w:szCs w:val="24"/>
+              </w:rPr>
+            </w:pPr>
+            <w:r>
+              <w:rPr>
+                <w:rFonts w:ascii="Arial" w:hAnsi="Arial" w:cs="Arial"/>
+                <w:sz w:val="24"/>
+                <w:szCs w:val="24"/>
+              </w:rPr>
+              <w:t>2</w:t>
+            </w:r>
+          </w:p>
+        </w:tc>
+      </w:tr>
+      <w:tr>
+        <w:tc>
+          <w:tcPr>
+            <w:tcW w:w="971" w:type="pct"/>
+            <w:vMerge/>
+          </w:tcPr>
+          <w:p>
+            <w:pPr>
+              <w:rPr>
+                <w:rFonts w:ascii="Arial" w:hAnsi="Arial" w:cs="Arial"/>
+                <w:sz w:val="24"/>
+                <w:szCs w:val="24"/>
+              </w:rPr>
+            </w:pPr>
+          </w:p>
+        </w:tc>
+        <w:tc>
+          <w:tcPr>
+            <w:tcW w:w="827" w:type="pct"/>
+            <w:vMerge/>
+          </w:tcPr>
+          <w:p>
+            <w:pPr>
+              <w:rPr>
+                <w:rFonts w:ascii="Arial" w:hAnsi="Arial" w:cs="Arial"/>
+                <w:sz w:val="24"/>
+                <w:szCs w:val="24"/>
+              </w:rPr>
+            </w:pPr>
+          </w:p>
+        </w:tc>
+        <w:tc>
+          <w:tcPr>
+            <w:tcW w:w="1287" w:type="pct"/>
+          </w:tcPr>
+          <w:p>
+            <w:pPr>
+              <w:rPr>
+                <w:rFonts w:ascii="Arial" w:hAnsi="Arial" w:cs="Arial"/>
+                <w:sz w:val="24"/>
+                <w:szCs w:val="24"/>
+              </w:rPr>
+            </w:pPr>
+            <w:r>
+              <w:rPr>
+                <w:rFonts w:ascii="Arial" w:hAnsi="Arial" w:cs="Arial"/>
+                <w:sz w:val="24"/>
+                <w:szCs w:val="24"/>
+              </w:rPr>
+              <w:t>Almacenamiento</w:t>
+            </w:r>
+          </w:p>
+        </w:tc>
+        <w:tc>
+          <w:tcPr>
+            <w:tcW w:w="1915" w:type="pct"/>
+          </w:tcPr>
+          <w:p>
+            <w:pPr>
+              <w:rPr>
+                <w:rFonts w:ascii="Arial" w:hAnsi="Arial" w:cs="Arial"/>
+                <w:sz w:val="24"/>
+                <w:szCs w:val="24"/>
+              </w:rPr>
+            </w:pPr>
+            <w:r>
+              <w:rPr>
+                <w:rFonts w:ascii="Arial" w:hAnsi="Arial" w:cs="Arial"/>
+                <w:sz w:val="24"/>
+                <w:szCs w:val="24"/>
+              </w:rPr>
+              <w:t>S900-512</w:t>
+            </w:r>
+          </w:p>
+        </w:tc>
+      </w:tr>
+      <w:tr>
+        <w:tc>
+          <w:tcPr>
+            <w:tcW w:w="971" w:type="pct"/>
+            <w:vMerge/>
+          </w:tcPr>
+          <w:p>
+            <w:pPr>
+              <w:rPr>
+                <w:rFonts w:ascii="Arial" w:hAnsi="Arial" w:cs="Arial"/>
+                <w:sz w:val="24"/>
+                <w:szCs w:val="24"/>
+                <w:lang w:val="en-US"/>
+              </w:rPr>
+            </w:pPr>
+          </w:p>
+        </w:tc>
+        <w:tc>
+          <w:tcPr>
+            <w:tcW w:w="827" w:type="pct"/>
+            <w:vMerge/>
+          </w:tcPr>
+          <w:p>
+            <w:pPr>
+              <w:rPr>
+                <w:rFonts w:ascii="Arial" w:hAnsi="Arial" w:cs="Arial"/>
+                <w:sz w:val="24"/>
+                <w:szCs w:val="24"/>
+                <w:lang w:val="en-US"/>
+              </w:rPr>
+            </w:pPr>
+          </w:p>
+        </w:tc>
+        <w:tc>
+          <w:tcPr>
+            <w:tcW w:w="1287" w:type="pct"/>
+          </w:tcPr>
+          <w:p>
+            <w:pPr>
+              <w:rPr>
+                <w:rFonts w:ascii="Arial" w:hAnsi="Arial" w:cs="Arial"/>
+                <w:sz w:val="24"/>
+                <w:szCs w:val="24"/>
+              </w:rPr>
+            </w:pPr>
+            <w:r>
+              <w:rPr>
+                <w:rFonts w:ascii="Arial" w:hAnsi="Arial" w:cs="Arial"/>
+                <w:sz w:val="24"/>
+                <w:szCs w:val="24"/>
+              </w:rPr>
+              <w:t>Tarjeta gráfica</w:t>
+            </w:r>
+          </w:p>
+        </w:tc>
+        <w:tc>
+          <w:tcPr>
+            <w:tcW w:w="1915" w:type="pct"/>
+          </w:tcPr>
+          <w:p>
+            <w:pPr>
+              <w:rPr>
+                <w:rFonts w:ascii="Arial" w:hAnsi="Arial" w:cs="Arial"/>
+                <w:sz w:val="24"/>
+                <w:szCs w:val="24"/>
+              </w:rPr>
+            </w:pPr>
+            <w:r>
+              <w:rPr>
+                <w:rFonts w:ascii="Arial" w:hAnsi="Arial" w:cs="Arial"/>
+                <w:sz w:val="24"/>
+                <w:szCs w:val="24"/>
+              </w:rPr>
+              <w:t>Intel HD Graphics</w:t>
+            </w:r>
+          </w:p>
+        </w:tc>
+      </w:tr>
+      <w:tr>
+        <w:tc>
+          <w:tcPr>
+            <w:tcW w:w="971" w:type="pct"/>
+            <w:vMerge/>
+          </w:tcPr>
+          <w:p>
+            <w:pPr>
+              <w:rPr>
+                <w:rFonts w:ascii="Arial" w:hAnsi="Arial" w:cs="Arial"/>
+                <w:sz w:val="24"/>
+                <w:szCs w:val="24"/>
+              </w:rPr>
+            </w:pPr>
+          </w:p>
+        </w:tc>
+        <w:tc>
+          <w:tcPr>
+            <w:tcW w:w="827" w:type="pct"/>
+            <w:vMerge/>
+          </w:tcPr>
+          <w:p>
+            <w:pPr>
+              <w:rPr>
+                <w:rFonts w:ascii="Arial" w:hAnsi="Arial" w:cs="Arial"/>
+                <w:sz w:val="24"/>
+                <w:szCs w:val="24"/>
+              </w:rPr>
+            </w:pPr>
+          </w:p>
+        </w:tc>
+        <w:tc>
+          <w:tcPr>
+            <w:tcW w:w="1287" w:type="pct"/>
+          </w:tcPr>
+          <w:p>
+            <w:pPr>
+              <w:rPr>
+                <w:rFonts w:ascii="Arial" w:hAnsi="Arial" w:cs="Arial"/>
+                <w:sz w:val="24"/>
+                <w:szCs w:val="24"/>
+              </w:rPr>
+            </w:pPr>
+            <w:r>
+              <w:rPr>
+                <w:rFonts w:ascii="Arial" w:hAnsi="Arial" w:cs="Arial"/>
+                <w:sz w:val="24"/>
+                <w:szCs w:val="24"/>
+              </w:rPr>
+              <w:t>Sockets</w:t>
+            </w:r>
+          </w:p>
+        </w:tc>
+        <w:tc>
+          <w:tcPr>
+            <w:tcW w:w="1915" w:type="pct"/>
+          </w:tcPr>
+          <w:p>
+            <w:pPr>
+              <w:rPr>
+                <w:rFonts w:ascii="Arial" w:hAnsi="Arial" w:cs="Arial"/>
+                <w:sz w:val="24"/>
+                <w:szCs w:val="24"/>
+              </w:rPr>
+            </w:pPr>
+            <w:r>
+              <w:rPr>
+                <w:rFonts w:ascii="Arial" w:hAnsi="Arial" w:cs="Arial"/>
+                <w:sz w:val="24"/>
+                <w:szCs w:val="24"/>
+              </w:rPr>
+              <w:t>1</w:t>
+            </w:r>
+          </w:p>
+        </w:tc>
+      </w:tr>
+      <w:tr>
+        <w:tc>
+          <w:tcPr>
+            <w:tcW w:w="971" w:type="pct"/>
+            <w:vMerge/>
+          </w:tcPr>
+          <w:p>
+            <w:pPr>
+              <w:rPr>
+                <w:rFonts w:ascii="Arial" w:hAnsi="Arial" w:cs="Arial"/>
+                <w:sz w:val="24"/>
+                <w:szCs w:val="24"/>
+              </w:rPr>
+            </w:pPr>
+          </w:p>
+        </w:tc>
+        <w:tc>
+          <w:tcPr>
+            <w:tcW w:w="827" w:type="pct"/>
+            <w:vMerge/>
+          </w:tcPr>
+          <w:p>
+            <w:pPr>
+              <w:rPr>
+                <w:rFonts w:ascii="Arial" w:hAnsi="Arial" w:cs="Arial"/>
+                <w:sz w:val="24"/>
+                <w:szCs w:val="24"/>
+              </w:rPr>
+            </w:pPr>
+          </w:p>
+        </w:tc>
+        <w:tc>
+          <w:tcPr>
+            <w:tcW w:w="1287" w:type="pct"/>
+          </w:tcPr>
+          <w:p>
+            <w:pPr>
+              <w:rPr>
+                <w:rFonts w:ascii="Arial" w:hAnsi="Arial" w:cs="Arial"/>
+                <w:sz w:val="24"/>
+                <w:szCs w:val="24"/>
+              </w:rPr>
+            </w:pPr>
+            <w:r>
+              <w:rPr>
+                <w:rFonts w:ascii="Arial" w:hAnsi="Arial" w:cs="Arial"/>
+                <w:sz w:val="24"/>
+                <w:szCs w:val="24"/>
+              </w:rPr>
+              <w:t>Núcleos</w:t>
+            </w:r>
+          </w:p>
+        </w:tc>
+        <w:tc>
+          <w:tcPr>
+            <w:tcW w:w="1915" w:type="pct"/>
+          </w:tcPr>
+          <w:p>
+            <w:pPr>
+              <w:rPr>
+                <w:rFonts w:ascii="Arial" w:hAnsi="Arial" w:cs="Arial"/>
+                <w:sz w:val="24"/>
+                <w:szCs w:val="24"/>
+              </w:rPr>
+            </w:pPr>
+            <w:r>
+              <w:rPr>
+                <w:rFonts w:ascii="Arial" w:hAnsi="Arial" w:cs="Arial"/>
+                <w:sz w:val="24"/>
+                <w:szCs w:val="24"/>
+              </w:rPr>
+              <w:t>4</w:t>
+            </w:r>
+          </w:p>
+        </w:tc>
+      </w:tr>
+      <w:tr>
+        <w:tc>
+          <w:tcPr>
+            <w:tcW w:w="971" w:type="pct"/>
+            <w:vMerge/>
+          </w:tcPr>
+          <w:p>
+            <w:pPr>
+              <w:rPr>
+                <w:rFonts w:ascii="Arial" w:hAnsi="Arial" w:cs="Arial"/>
+                <w:sz w:val="24"/>
+                <w:szCs w:val="24"/>
+              </w:rPr>
+            </w:pPr>
+          </w:p>
+        </w:tc>
+        <w:tc>
+          <w:tcPr>
+            <w:tcW w:w="827" w:type="pct"/>
+            <w:vMerge/>
+          </w:tcPr>
+          <w:p>
+            <w:pPr>
+              <w:rPr>
+                <w:rFonts w:ascii="Arial" w:hAnsi="Arial" w:cs="Arial"/>
+                <w:sz w:val="24"/>
+                <w:szCs w:val="24"/>
+              </w:rPr>
+            </w:pPr>
+          </w:p>
+        </w:tc>
+        <w:tc>
+          <w:tcPr>
+            <w:tcW w:w="1287" w:type="pct"/>
+          </w:tcPr>
+          <w:p>
+            <w:pPr>
+              <w:rPr>
+                <w:rFonts w:ascii="Arial" w:hAnsi="Arial" w:cs="Arial"/>
+                <w:sz w:val="24"/>
+                <w:szCs w:val="24"/>
+              </w:rPr>
+            </w:pPr>
+            <w:r>
+              <w:rPr>
+                <w:rFonts w:ascii="Arial" w:hAnsi="Arial" w:cs="Arial"/>
+                <w:sz w:val="24"/>
+                <w:szCs w:val="24"/>
+              </w:rPr>
+              <w:t>Puertos</w:t>
+            </w:r>
+          </w:p>
+        </w:tc>
+        <w:tc>
+          <w:tcPr>
+            <w:tcW w:w="1915" w:type="pct"/>
+          </w:tcPr>
+          <w:p>
+            <w:pPr>
+              <w:rPr>
+                <w:rFonts w:ascii="Arial" w:hAnsi="Arial" w:cs="Arial"/>
+                <w:sz w:val="24"/>
+                <w:szCs w:val="24"/>
+              </w:rPr>
+            </w:pPr>
+            <w:r>
+              <w:rPr>
+                <w:rFonts w:ascii="Arial" w:hAnsi="Arial" w:cs="Arial"/>
+                <w:sz w:val="24"/>
+                <w:szCs w:val="24"/>
+              </w:rPr>
+              <w:t>2 DISPLAYPORT, HDMI, SERIE, VGA</w:t>
+            </w:r>
+          </w:p>
+        </w:tc>
+      </w:tr>
+      <w:tr>
+        <w:tc>
+          <w:tcPr>
+            <w:tcW w:w="971" w:type="pct"/>
+            <w:vMerge/>
+          </w:tcPr>
+          <w:p>
+            <w:pPr>
+              <w:rPr>
+                <w:rFonts w:ascii="Arial" w:hAnsi="Arial" w:cs="Arial"/>
+                <w:sz w:val="24"/>
+                <w:szCs w:val="24"/>
+              </w:rPr>
+            </w:pPr>
+          </w:p>
+        </w:tc>
+        <w:tc>
+          <w:tcPr>
+            <w:tcW w:w="827" w:type="pct"/>
+            <w:vMerge w:val="restart"/>
+            <w:vAlign w:val="center"/>
+          </w:tcPr>
+          <w:p>
+            <w:pPr>
+              <w:jc w:val="center"/>
+              <w:rPr>
+                <w:rFonts w:ascii="Arial" w:hAnsi="Arial" w:cs="Arial"/>
+                <w:sz w:val="24"/>
+                <w:szCs w:val="24"/>
+              </w:rPr>
+            </w:pPr>
+            <w:r>
+              <w:rPr>
+                <w:rFonts w:ascii="Arial" w:hAnsi="Arial" w:cs="Arial"/>
+                <w:sz w:val="24"/>
+                <w:szCs w:val="24"/>
+              </w:rPr>
+              <w:t>UPS</w:t>
+            </w:r>
+          </w:p>
+        </w:tc>
+        <w:tc>
+          <w:tcPr>
+            <w:tcW w:w="1287" w:type="pct"/>
+          </w:tcPr>
+          <w:p>
+            <w:pPr>
+              <w:rPr>
+                <w:rFonts w:ascii="Arial" w:hAnsi="Arial" w:cs="Arial"/>
+                <w:sz w:val="24"/>
+                <w:szCs w:val="24"/>
+              </w:rPr>
+            </w:pPr>
+            <w:r>
+              <w:rPr>
+                <w:rFonts w:ascii="Arial" w:hAnsi="Arial" w:cs="Arial"/>
+                <w:sz w:val="24"/>
+                <w:szCs w:val="24"/>
+              </w:rPr>
+              <w:t>Marca</w:t>
+            </w:r>
+          </w:p>
+        </w:tc>
+        <w:tc>
+          <w:tcPr>
+            <w:tcW w:w="1915" w:type="pct"/>
+          </w:tcPr>
+          <w:p>
+            <w:pPr>
+              <w:rPr>
+                <w:rFonts w:ascii="Arial" w:hAnsi="Arial" w:cs="Arial"/>
+                <w:sz w:val="24"/>
+                <w:szCs w:val="24"/>
+              </w:rPr>
+            </w:pPr>
+            <w:r>
+              <w:rPr>
+                <w:rFonts w:ascii="Arial" w:hAnsi="Arial" w:cs="Arial"/>
+                <w:sz w:val="24"/>
+                <w:szCs w:val="24"/>
+              </w:rPr>
+              <w:t>BegProd</w:t>
+            </w:r>
+          </w:p>
+        </w:tc>
+      </w:tr>
+      <w:tr>
+        <w:tc>
+          <w:tcPr>
+            <w:tcW w:w="971" w:type="pct"/>
+            <w:vMerge/>
+          </w:tcPr>
+          <w:p>
+            <w:pPr>
+              <w:rPr>
+                <w:rFonts w:ascii="Arial" w:hAnsi="Arial" w:cs="Arial"/>
+                <w:sz w:val="24"/>
+                <w:szCs w:val="24"/>
+              </w:rPr>
+            </w:pPr>
+          </w:p>
+        </w:tc>
+        <w:tc>
+          <w:tcPr>
+            <w:tcW w:w="827" w:type="pct"/>
+            <w:vMerge/>
+            <w:vAlign w:val="center"/>
+          </w:tcPr>
+          <w:p>
+            <w:pPr>
+              <w:jc w:val="center"/>
+              <w:rPr>
+                <w:rFonts w:ascii="Arial" w:hAnsi="Arial" w:cs="Arial"/>
+                <w:sz w:val="24"/>
+                <w:szCs w:val="24"/>
+              </w:rPr>
+            </w:pPr>
+          </w:p>
+        </w:tc>
+        <w:tc>
+          <w:tcPr>
+            <w:tcW w:w="1287" w:type="pct"/>
+          </w:tcPr>
+          <w:p>
+            <w:pPr>
+              <w:rPr>
+                <w:rFonts w:ascii="Arial" w:hAnsi="Arial" w:cs="Arial"/>
+                <w:sz w:val="24"/>
+                <w:szCs w:val="24"/>
+              </w:rPr>
+            </w:pPr>
+            <w:r>
+              <w:rPr>
+                <w:rFonts w:ascii="Arial" w:hAnsi="Arial" w:cs="Arial"/>
+                <w:sz w:val="24"/>
+                <w:szCs w:val="24"/>
+              </w:rPr>
+              <w:t>Modelo</w:t>
+            </w:r>
+          </w:p>
+        </w:tc>
+        <w:tc>
+          <w:tcPr>
+            <w:tcW w:w="1915" w:type="pct"/>
+          </w:tcPr>
+          <w:p>
+            <w:pPr>
+              <w:rPr>
+                <w:rFonts w:ascii="Arial" w:hAnsi="Arial" w:cs="Arial"/>
+                <w:sz w:val="24"/>
+                <w:szCs w:val="24"/>
+              </w:rPr>
+            </w:pPr>
+            <w:r>
+              <w:rPr>
+                <w:rFonts w:ascii="Arial" w:hAnsi="Arial" w:cs="Arial"/>
+                <w:sz w:val="24"/>
+                <w:szCs w:val="24"/>
+              </w:rPr>
+              <w:t>V-100-7A</w:t>
+            </w:r>
+          </w:p>
+        </w:tc>
+      </w:tr>
+      <w:tr>
+        <w:tc>
+          <w:tcPr>
+            <w:tcW w:w="971" w:type="pct"/>
+            <w:vMerge/>
+          </w:tcPr>
+          <w:p>
+            <w:pPr>
+              <w:rPr>
+                <w:rFonts w:ascii="Arial" w:hAnsi="Arial" w:cs="Arial"/>
+                <w:sz w:val="24"/>
+                <w:szCs w:val="24"/>
+              </w:rPr>
+            </w:pPr>
+          </w:p>
+        </w:tc>
+        <w:tc>
+          <w:tcPr>
+            <w:tcW w:w="827" w:type="pct"/>
+            <w:vMerge/>
+          </w:tcPr>
+          <w:p>
+            <w:pPr>
+              <w:rPr>
+                <w:rFonts w:ascii="Arial" w:hAnsi="Arial" w:cs="Arial"/>
+                <w:sz w:val="24"/>
+                <w:szCs w:val="24"/>
+              </w:rPr>
+            </w:pPr>
+          </w:p>
+        </w:tc>
+        <w:tc>
+          <w:tcPr>
+            <w:tcW w:w="1287" w:type="pct"/>
+          </w:tcPr>
+          <w:p>
+            <w:pPr>
+              <w:rPr>
+                <w:rFonts w:ascii="Arial" w:hAnsi="Arial" w:cs="Arial"/>
+                <w:sz w:val="24"/>
+                <w:szCs w:val="24"/>
+              </w:rPr>
+            </w:pPr>
+            <w:r>
+              <w:rPr>
+                <w:rFonts w:ascii="Arial" w:hAnsi="Arial" w:cs="Arial"/>
+                <w:sz w:val="24"/>
+                <w:szCs w:val="24"/>
+              </w:rPr>
+              <w:t>Número de Serie</w:t>
+            </w:r>
+          </w:p>
+        </w:tc>
+        <w:tc>
+          <w:tcPr>
+            <w:tcW w:w="1915" w:type="pct"/>
+          </w:tcPr>
+          <w:p>
+            <w:pPr>
+              <w:rPr>
+                <w:rFonts w:ascii="Arial" w:hAnsi="Arial" w:cs="Arial"/>
+                <w:sz w:val="24"/>
+                <w:szCs w:val="24"/>
+              </w:rPr>
+            </w:pPr>
+            <w:r>
+              <w:rPr>
+                <w:rFonts w:ascii="Arial" w:hAnsi="Arial" w:cs="Arial"/>
+                <w:sz w:val="24"/>
+                <w:szCs w:val="24"/>
+              </w:rPr>
+              <w:t>240325030359</w:t>
+            </w:r>
+          </w:p>
+        </w:tc>
+      </w:tr>
+      <w:tr>
+        <w:tc>
+          <w:tcPr>
+            <w:tcW w:w="971" w:type="pct"/>
+            <w:vMerge/>
+          </w:tcPr>
+          <w:p>
+            <w:pPr>
+              <w:rPr>
+                <w:rFonts w:ascii="Arial" w:hAnsi="Arial" w:cs="Arial"/>
+                <w:sz w:val="24"/>
+                <w:szCs w:val="24"/>
+              </w:rPr>
+            </w:pPr>
+          </w:p>
+        </w:tc>
+        <w:tc>
+          <w:tcPr>
+            <w:tcW w:w="827" w:type="pct"/>
+            <w:vMerge/>
+          </w:tcPr>
+          <w:p>
+            <w:pPr>
+              <w:rPr>
+                <w:rFonts w:ascii="Arial" w:hAnsi="Arial" w:cs="Arial"/>
+                <w:sz w:val="24"/>
+                <w:szCs w:val="24"/>
+              </w:rPr>
+            </w:pPr>
+          </w:p>
+        </w:tc>
+        <w:tc>
+          <w:tcPr>
+            <w:tcW w:w="1287" w:type="pct"/>
+          </w:tcPr>
+          <w:p>
+            <w:pPr>
+              <w:rPr>
+                <w:rFonts w:ascii="Arial" w:hAnsi="Arial" w:cs="Arial"/>
+                <w:sz w:val="24"/>
+                <w:szCs w:val="24"/>
+              </w:rPr>
+            </w:pPr>
+            <w:r>
+              <w:rPr>
+                <w:rFonts w:ascii="Arial" w:hAnsi="Arial" w:cs="Arial"/>
+                <w:sz w:val="24"/>
+                <w:szCs w:val="24"/>
+              </w:rPr>
+              <w:t>Capacidad</w:t>
+            </w:r>
+          </w:p>
+        </w:tc>
+        <w:tc>
+          <w:tcPr>
+            <w:tcW w:w="1915" w:type="pct"/>
+          </w:tcPr>
+          <w:p>
+            <w:pPr>
+              <w:rPr>
+                <w:rFonts w:ascii="Arial" w:hAnsi="Arial" w:cs="Arial"/>
+                <w:sz w:val="24"/>
+                <w:szCs w:val="24"/>
+              </w:rPr>
+            </w:pPr>
+            <w:r>
+              <w:rPr>
+                <w:rFonts w:ascii="Arial" w:hAnsi="Arial" w:cs="Arial"/>
+                <w:sz w:val="24"/>
+                <w:szCs w:val="24"/>
+              </w:rPr>
+              <w:t>1000VA/600W</w:t>
+            </w:r>
+          </w:p>
+        </w:tc>
+      </w:tr>
+      <w:tr>
+        <w:tc>
+          <w:tcPr>
+            <w:tcW w:w="971" w:type="pct"/>
+            <w:vMerge/>
+          </w:tcPr>
+          <w:p>
+            <w:pPr>
+              <w:rPr>
+                <w:rFonts w:ascii="Arial" w:hAnsi="Arial" w:cs="Arial"/>
+                <w:sz w:val="24"/>
+                <w:szCs w:val="24"/>
+              </w:rPr>
+            </w:pPr>
+          </w:p>
+        </w:tc>
+        <w:tc>
+          <w:tcPr>
+            <w:tcW w:w="827" w:type="pct"/>
+            <w:vMerge w:val="restart"/>
+            <w:vAlign w:val="center"/>
+          </w:tcPr>
+          <w:p>
+            <w:pPr>
+              <w:jc w:val="center"/>
+              <w:rPr>
+                <w:rFonts w:ascii="Arial" w:hAnsi="Arial" w:cs="Arial"/>
+                <w:sz w:val="24"/>
+                <w:szCs w:val="24"/>
+              </w:rPr>
+            </w:pPr>
+            <w:r>
+              <w:rPr>
+                <w:rFonts w:ascii="Arial" w:hAnsi="Arial" w:cs="Arial"/>
+                <w:sz w:val="24"/>
+                <w:szCs w:val="24"/>
+              </w:rPr>
+              <w:t>MONITOR</w:t>
+            </w:r>
+          </w:p>
+        </w:tc>
+        <w:tc>
+          <w:tcPr>
+            <w:tcW w:w="1287" w:type="pct"/>
+          </w:tcPr>
+          <w:p>
+            <w:pPr>
+              <w:rPr>
+                <w:rFonts w:ascii="Arial" w:hAnsi="Arial" w:cs="Arial"/>
+                <w:sz w:val="24"/>
+                <w:szCs w:val="24"/>
+              </w:rPr>
+            </w:pPr>
+            <w:r>
+              <w:rPr>
+                <w:rFonts w:ascii="Arial" w:hAnsi="Arial" w:cs="Arial"/>
+                <w:sz w:val="24"/>
+                <w:szCs w:val="24"/>
+              </w:rPr>
+              <w:t>Marca</w:t>
+            </w:r>
+          </w:p>
+        </w:tc>
+        <w:tc>
+          <w:tcPr>
+            <w:tcW w:w="1915" w:type="pct"/>
+          </w:tcPr>
+          <w:p>
+            <w:pPr>
+              <w:rPr>
+                <w:rFonts w:ascii="Arial" w:hAnsi="Arial" w:cs="Arial"/>
+                <w:sz w:val="24"/>
+                <w:szCs w:val="24"/>
+              </w:rPr>
+            </w:pPr>
+            <w:r>
+              <w:rPr>
+                <w:rFonts w:ascii="Arial" w:hAnsi="Arial" w:cs="Arial"/>
+                <w:sz w:val="24"/>
+                <w:szCs w:val="24"/>
+              </w:rPr>
+              <w:t>HP</w:t>
+            </w:r>
+          </w:p>
+        </w:tc>
+      </w:tr>
+      <w:tr>
+        <w:tc>
+          <w:tcPr>
+            <w:tcW w:w="971" w:type="pct"/>
+            <w:vMerge/>
+          </w:tcPr>
+          <w:p>
+            <w:pPr>
+              <w:rPr>
+                <w:rFonts w:ascii="Arial" w:hAnsi="Arial" w:cs="Arial"/>
+                <w:sz w:val="24"/>
+                <w:szCs w:val="24"/>
+              </w:rPr>
+            </w:pPr>
+          </w:p>
+        </w:tc>
+        <w:tc>
+          <w:tcPr>
+            <w:tcW w:w="827" w:type="pct"/>
+            <w:vMerge/>
+            <w:vAlign w:val="center"/>
+          </w:tcPr>
+          <w:p>
+            <w:pPr>
+              <w:jc w:val="center"/>
+              <w:rPr>
+                <w:rFonts w:ascii="Arial" w:hAnsi="Arial" w:cs="Arial"/>
+                <w:sz w:val="24"/>
+                <w:szCs w:val="24"/>
+              </w:rPr>
+            </w:pPr>
+          </w:p>
+        </w:tc>
+        <w:tc>
+          <w:tcPr>
+            <w:tcW w:w="1287" w:type="pct"/>
+          </w:tcPr>
+          <w:p>
+            <w:pPr>
+              <w:rPr>
+                <w:rFonts w:ascii="Arial" w:hAnsi="Arial" w:cs="Arial"/>
+                <w:sz w:val="24"/>
+                <w:szCs w:val="24"/>
+              </w:rPr>
+            </w:pPr>
+            <w:r>
+              <w:rPr>
+                <w:rFonts w:ascii="Arial" w:hAnsi="Arial" w:cs="Arial"/>
+                <w:sz w:val="24"/>
+                <w:szCs w:val="24"/>
+              </w:rPr>
+              <w:t>Modelo</w:t>
+            </w:r>
+          </w:p>
+        </w:tc>
+        <w:tc>
+          <w:tcPr>
+            <w:tcW w:w="1915" w:type="pct"/>
+          </w:tcPr>
+          <w:p>
+            <w:pPr>
+              <w:rPr>
+                <w:rFonts w:ascii="Arial" w:hAnsi="Arial" w:cs="Arial"/>
+                <w:sz w:val="24"/>
+                <w:szCs w:val="24"/>
+              </w:rPr>
+            </w:pPr>
+            <w:r>
+              <w:rPr>
+                <w:rFonts w:ascii="Arial" w:hAnsi="Arial" w:cs="Arial"/>
+                <w:sz w:val="24"/>
+                <w:szCs w:val="24"/>
+              </w:rPr>
+              <w:t>V223 Monitor</w:t>
+            </w:r>
+          </w:p>
+        </w:tc>
+      </w:tr>
+      <w:tr>
+        <w:tc>
+          <w:tcPr>
+            <w:tcW w:w="971" w:type="pct"/>
+            <w:vMerge/>
+          </w:tcPr>
+          <w:p>
+            <w:pPr>
+              <w:rPr>
+                <w:rFonts w:ascii="Arial" w:hAnsi="Arial" w:cs="Arial"/>
+                <w:sz w:val="24"/>
+                <w:szCs w:val="24"/>
+              </w:rPr>
+            </w:pPr>
+          </w:p>
+        </w:tc>
+        <w:tc>
+          <w:tcPr>
+            <w:tcW w:w="827" w:type="pct"/>
+            <w:vMerge/>
+            <w:vAlign w:val="center"/>
+          </w:tcPr>
+          <w:p>
+            <w:pPr>
+              <w:jc w:val="center"/>
+              <w:rPr>
+                <w:rFonts w:ascii="Arial" w:hAnsi="Arial" w:cs="Arial"/>
+                <w:sz w:val="24"/>
+                <w:szCs w:val="24"/>
+              </w:rPr>
+            </w:pPr>
+          </w:p>
+        </w:tc>
+        <w:tc>
+          <w:tcPr>
+            <w:tcW w:w="1287" w:type="pct"/>
+          </w:tcPr>
+          <w:p>
+            <w:pPr>
+              <w:rPr>
+                <w:rFonts w:ascii="Arial" w:hAnsi="Arial" w:cs="Arial"/>
+                <w:sz w:val="24"/>
+                <w:szCs w:val="24"/>
+              </w:rPr>
+            </w:pPr>
+            <w:r>
+              <w:rPr>
+                <w:rFonts w:ascii="Arial" w:hAnsi="Arial" w:cs="Arial"/>
+                <w:sz w:val="24"/>
+                <w:szCs w:val="24"/>
+              </w:rPr>
+              <w:t>Serial</w:t>
+            </w:r>
+          </w:p>
+        </w:tc>
+        <w:tc>
+          <w:tcPr>
+            <w:tcW w:w="1915" w:type="pct"/>
+          </w:tcPr>
+          <w:p>
+            <w:pPr>
+              <w:rPr>
+                <w:rFonts w:ascii="Arial" w:hAnsi="Arial" w:cs="Arial"/>
+                <w:sz w:val="24"/>
+                <w:szCs w:val="24"/>
+              </w:rPr>
+            </w:pPr>
+            <w:r>
+              <w:rPr>
+                <w:rFonts w:ascii="Arial" w:hAnsi="Arial" w:cs="Arial"/>
+                <w:sz w:val="24"/>
+                <w:szCs w:val="24"/>
+              </w:rPr>
+              <w:t>3CQ6452Y7Y</w:t>
+            </w:r>
+          </w:p>
+        </w:tc>
+      </w:tr>
+      <w:tr>
+        <w:tc>
+          <w:tcPr>
+            <w:tcW w:w="971" w:type="pct"/>
+            <w:vMerge/>
+          </w:tcPr>
+          <w:p>
+            <w:pPr>
+              <w:rPr>
+                <w:rFonts w:ascii="Arial" w:hAnsi="Arial" w:cs="Arial"/>
+                <w:sz w:val="24"/>
+                <w:szCs w:val="24"/>
+              </w:rPr>
+            </w:pPr>
+          </w:p>
+        </w:tc>
+        <w:tc>
+          <w:tcPr>
+            <w:tcW w:w="827" w:type="pct"/>
+            <w:vMerge/>
+            <w:vAlign w:val="center"/>
+          </w:tcPr>
+          <w:p>
+            <w:pPr>
+              <w:jc w:val="center"/>
+              <w:rPr>
+                <w:rFonts w:ascii="Arial" w:hAnsi="Arial" w:cs="Arial"/>
+                <w:sz w:val="24"/>
+                <w:szCs w:val="24"/>
+              </w:rPr>
+            </w:pPr>
+          </w:p>
+        </w:tc>
+        <w:tc>
+          <w:tcPr>
+            <w:tcW w:w="1287" w:type="pct"/>
+          </w:tcPr>
+          <w:p>
+            <w:pPr>
+              <w:rPr>
+                <w:rFonts w:ascii="Arial" w:hAnsi="Arial" w:cs="Arial"/>
+                <w:sz w:val="24"/>
+                <w:szCs w:val="24"/>
+              </w:rPr>
+            </w:pPr>
+            <w:r>
+              <w:rPr>
+                <w:rFonts w:ascii="Arial" w:hAnsi="Arial" w:cs="Arial"/>
+                <w:sz w:val="24"/>
+                <w:szCs w:val="24"/>
+              </w:rPr>
+              <w:t>Puertos</w:t>
+            </w:r>
+          </w:p>
+        </w:tc>
+        <w:tc>
+          <w:tcPr>
+            <w:tcW w:w="1915" w:type="pct"/>
+          </w:tcPr>
+          <w:p>
+            <w:pPr>
+              <w:rPr>
+                <w:rFonts w:ascii="Arial" w:hAnsi="Arial" w:cs="Arial"/>
+                <w:sz w:val="24"/>
+                <w:szCs w:val="24"/>
+              </w:rPr>
+            </w:pPr>
+            <w:r>
+              <w:rPr>
+                <w:rFonts w:ascii="Arial" w:hAnsi="Arial" w:cs="Arial"/>
+                <w:sz w:val="24"/>
+                <w:szCs w:val="24"/>
+              </w:rPr>
+              <w:t>VGA, DVI-D</w:t>
+            </w:r>
+          </w:p>
+        </w:tc>
+      </w:tr>
+      <w:tr>
+        <w:tc>
+          <w:tcPr>
+            <w:tcW w:w="971" w:type="pct"/>
+            <w:vMerge/>
+          </w:tcPr>
+          <w:p>
+            <w:pPr>
+              <w:rPr>
+                <w:rFonts w:ascii="Arial" w:hAnsi="Arial" w:cs="Arial"/>
+                <w:sz w:val="24"/>
+                <w:szCs w:val="24"/>
+              </w:rPr>
+            </w:pPr>
+          </w:p>
+        </w:tc>
+        <w:tc>
+          <w:tcPr>
+            <w:tcW w:w="827" w:type="pct"/>
+            <w:vMerge w:val="restart"/>
+            <w:vAlign w:val="center"/>
+          </w:tcPr>
+          <w:p>
+            <w:pPr>
+              <w:jc w:val="center"/>
+              <w:rPr>
+                <w:rFonts w:ascii="Arial" w:hAnsi="Arial" w:cs="Arial"/>
+                <w:sz w:val="24"/>
+                <w:szCs w:val="24"/>
+              </w:rPr>
+            </w:pPr>
+            <w:r>
+              <w:rPr>
+                <w:rFonts w:ascii="Arial" w:hAnsi="Arial" w:cs="Arial"/>
+                <w:sz w:val="24"/>
+                <w:szCs w:val="24"/>
+              </w:rPr>
+              <w:t>TECLADO</w:t>
+            </w:r>
+          </w:p>
+        </w:tc>
+        <w:tc>
+          <w:tcPr>
+            <w:tcW w:w="1287" w:type="pct"/>
+          </w:tcPr>
+          <w:p>
+            <w:pPr>
+              <w:rPr>
+                <w:rFonts w:ascii="Arial" w:hAnsi="Arial" w:cs="Arial"/>
+                <w:sz w:val="24"/>
+                <w:szCs w:val="24"/>
+              </w:rPr>
+            </w:pPr>
+            <w:r>
+              <w:rPr>
+                <w:rFonts w:ascii="Arial" w:hAnsi="Arial" w:cs="Arial"/>
+                <w:sz w:val="24"/>
+                <w:szCs w:val="24"/>
+              </w:rPr>
+              <w:t>Marca</w:t>
+            </w:r>
+          </w:p>
+        </w:tc>
+        <w:tc>
+          <w:tcPr>
+            <w:tcW w:w="1915" w:type="pct"/>
+          </w:tcPr>
+          <w:p>
+            <w:pPr>
+              <w:rPr>
+                <w:rFonts w:ascii="Arial" w:hAnsi="Arial" w:cs="Arial"/>
+                <w:sz w:val="24"/>
+                <w:szCs w:val="24"/>
+              </w:rPr>
+            </w:pPr>
+            <w:r>
+              <w:rPr>
+                <w:rFonts w:ascii="Arial" w:hAnsi="Arial" w:cs="Arial"/>
+                <w:sz w:val="24"/>
+                <w:szCs w:val="24"/>
+              </w:rPr>
+              <w:t>BeckPlay</w:t>
+            </w:r>
+          </w:p>
+        </w:tc>
+      </w:tr>
+      <w:tr>
+        <w:tc>
+          <w:tcPr>
+            <w:tcW w:w="971" w:type="pct"/>
+            <w:vMerge/>
+          </w:tcPr>
+          <w:p>
+            <w:pPr>
+              <w:rPr>
+                <w:rFonts w:ascii="Arial" w:hAnsi="Arial" w:cs="Arial"/>
+                <w:sz w:val="24"/>
+                <w:szCs w:val="24"/>
+              </w:rPr>
+            </w:pPr>
+          </w:p>
+        </w:tc>
+        <w:tc>
+          <w:tcPr>
+            <w:tcW w:w="827" w:type="pct"/>
+            <w:vMerge/>
+          </w:tcPr>
+          <w:p>
+            <w:pPr>
+              <w:rPr>
+                <w:rFonts w:ascii="Arial" w:hAnsi="Arial" w:cs="Arial"/>
+                <w:sz w:val="24"/>
+                <w:szCs w:val="24"/>
+              </w:rPr>
+            </w:pPr>
+          </w:p>
+        </w:tc>
+        <w:tc>
+          <w:tcPr>
+            <w:tcW w:w="1287" w:type="pct"/>
+          </w:tcPr>
+          <w:p>
+            <w:pPr>
+              <w:rPr>
+                <w:rFonts w:ascii="Arial" w:hAnsi="Arial" w:cs="Arial"/>
+                <w:sz w:val="24"/>
+                <w:szCs w:val="24"/>
+              </w:rPr>
+            </w:pPr>
+            <w:r>
+              <w:rPr>
+                <w:rFonts w:ascii="Arial" w:hAnsi="Arial" w:cs="Arial"/>
+                <w:sz w:val="24"/>
+                <w:szCs w:val="24"/>
+              </w:rPr>
+              <w:t>Modelo</w:t>
+            </w:r>
+          </w:p>
+        </w:tc>
+        <w:tc>
+          <w:tcPr>
+            <w:tcW w:w="1915" w:type="pct"/>
+          </w:tcPr>
+          <w:p>
+            <w:pPr>
+              <w:rPr>
+                <w:rFonts w:ascii="Arial" w:hAnsi="Arial" w:cs="Arial"/>
+                <w:sz w:val="24"/>
+                <w:szCs w:val="24"/>
+              </w:rPr>
+            </w:pPr>
+          </w:p>
+        </w:tc>
+      </w:tr>
+      <w:tr>
+        <w:tc>
+          <w:tcPr>
+            <w:tcW w:w="971" w:type="pct"/>
+            <w:vMerge/>
+          </w:tcPr>
+          <w:p>
+            <w:pPr>
+              <w:rPr>
+                <w:rFonts w:ascii="Arial" w:hAnsi="Arial" w:cs="Arial"/>
+                <w:sz w:val="24"/>
+                <w:szCs w:val="24"/>
+              </w:rPr>
+            </w:pPr>
+          </w:p>
+        </w:tc>
+        <w:tc>
+          <w:tcPr>
+            <w:tcW w:w="827" w:type="pct"/>
+            <w:vMerge w:val="restart"/>
+            <w:vAlign w:val="center"/>
+          </w:tcPr>
+          <w:p>
+            <w:pPr>
+              <w:jc w:val="center"/>
+              <w:rPr>
+                <w:rFonts w:ascii="Arial" w:hAnsi="Arial" w:cs="Arial"/>
+                <w:sz w:val="24"/>
+                <w:szCs w:val="24"/>
+              </w:rPr>
+            </w:pPr>
+            <w:r>
+              <w:rPr>
+                <w:rFonts w:ascii="Arial" w:hAnsi="Arial" w:cs="Arial"/>
+                <w:sz w:val="24"/>
+                <w:szCs w:val="24"/>
+              </w:rPr>
+              <w:t>MOUSE</w:t>
+            </w:r>
+          </w:p>
+        </w:tc>
+        <w:tc>
+          <w:tcPr>
+            <w:tcW w:w="1287" w:type="pct"/>
+          </w:tcPr>
+          <w:p>
+            <w:pPr>
+              <w:rPr>
+                <w:rFonts w:ascii="Arial" w:hAnsi="Arial" w:cs="Arial"/>
+                <w:sz w:val="24"/>
+                <w:szCs w:val="24"/>
+              </w:rPr>
+            </w:pPr>
+            <w:r>
+              <w:rPr>
+                <w:rFonts w:ascii="Arial" w:hAnsi="Arial" w:cs="Arial"/>
+                <w:sz w:val="24"/>
+                <w:szCs w:val="24"/>
+              </w:rPr>
+              <w:t>Marca</w:t>
+            </w:r>
+          </w:p>
+        </w:tc>
+        <w:tc>
+          <w:tcPr>
+            <w:tcW w:w="1915" w:type="pct"/>
+          </w:tcPr>
+          <w:p>
+            <w:pPr>
+              <w:rPr>
+                <w:rFonts w:ascii="Arial" w:hAnsi="Arial" w:cs="Arial"/>
+                <w:sz w:val="24"/>
+                <w:szCs w:val="24"/>
+              </w:rPr>
+            </w:pPr>
+            <w:r>
+              <w:rPr>
+                <w:rFonts w:ascii="Arial" w:hAnsi="Arial" w:cs="Arial"/>
+                <w:sz w:val="24"/>
+                <w:szCs w:val="24"/>
+              </w:rPr>
+              <w:t>IMEXX</w:t>
+            </w:r>
+          </w:p>
+        </w:tc>
+      </w:tr>
+      <w:tr>
+        <w:tc>
+          <w:tcPr>
+            <w:tcW w:w="971" w:type="pct"/>
+            <w:vMerge/>
+          </w:tcPr>
+          <w:p>
+            <w:pPr>
+              <w:rPr>
+                <w:rFonts w:ascii="Arial" w:hAnsi="Arial" w:cs="Arial"/>
+                <w:sz w:val="24"/>
+                <w:szCs w:val="24"/>
+              </w:rPr>
+            </w:pPr>
+          </w:p>
+        </w:tc>
+        <w:tc>
+          <w:tcPr>
+            <w:tcW w:w="827" w:type="pct"/>
+            <w:vMerge/>
+            <w:vAlign w:val="center"/>
+          </w:tcPr>
+          <w:p>
+            <w:pPr>
+              <w:jc w:val="center"/>
+              <w:rPr>
+                <w:rFonts w:ascii="Arial" w:hAnsi="Arial" w:cs="Arial"/>
+                <w:sz w:val="24"/>
+                <w:szCs w:val="24"/>
+              </w:rPr>
+            </w:pPr>
+          </w:p>
+        </w:tc>
+        <w:tc>
+          <w:tcPr>
+            <w:tcW w:w="1287" w:type="pct"/>
+          </w:tcPr>
+          <w:p>
+            <w:pPr>
+              <w:rPr>
+                <w:rFonts w:ascii="Arial" w:hAnsi="Arial" w:cs="Arial"/>
+                <w:sz w:val="24"/>
+                <w:szCs w:val="24"/>
+              </w:rPr>
+            </w:pPr>
+            <w:r>
+              <w:rPr>
+                <w:rFonts w:ascii="Arial" w:hAnsi="Arial" w:cs="Arial"/>
+                <w:sz w:val="24"/>
+                <w:szCs w:val="24"/>
+              </w:rPr>
+              <w:t>Modelo</w:t>
+            </w:r>
+          </w:p>
+        </w:tc>
+        <w:tc>
+          <w:tcPr>
+            <w:tcW w:w="1915" w:type="pct"/>
+          </w:tcPr>
+          <w:p>
+            <w:pPr>
+              <w:rPr>
+                <w:rFonts w:ascii="Arial" w:hAnsi="Arial" w:cs="Arial"/>
+                <w:sz w:val="24"/>
+                <w:szCs w:val="24"/>
+              </w:rPr>
+            </w:pPr>
+            <w:r>
+              <w:rPr>
+                <w:rFonts w:ascii="Arial" w:hAnsi="Arial" w:cs="Arial"/>
+                <w:sz w:val="24"/>
+                <w:szCs w:val="24"/>
+              </w:rPr>
+              <w:t>IME-26985</w:t>
+            </w:r>
+          </w:p>
+        </w:tc>
+      </w:tr>
+    </w:tbl>
     <w:p>
       <w:pPr>
         <w:rPr>
@@ -16426,7 +18963,8 @@
           <w:sz w:val="24"/>
           <w:szCs w:val="24"/>
         </w:rPr>
-        <w:t>9.</w:t>
+        <w:lastRenderedPageBreak/>
+        <w:t>10.</w:t>
       </w:r>
     </w:p>
     <w:tbl>
@@ -16436,15 +18974,15 @@
         <w:tblLook w:val="04A0" w:firstRow="1" w:lastRow="0" w:firstColumn="1" w:lastColumn="0" w:noHBand="0" w:noVBand="1"/>
       </w:tblPr>
       <w:tblGrid>
-        <w:gridCol w:w="1605"/>
-        <w:gridCol w:w="1654"/>
-        <w:gridCol w:w="2502"/>
-        <w:gridCol w:w="2502"/>
+        <w:gridCol w:w="1013"/>
+        <w:gridCol w:w="1350"/>
+        <w:gridCol w:w="2168"/>
+        <w:gridCol w:w="3732"/>
       </w:tblGrid>
       <w:tr>
         <w:tc>
           <w:tcPr>
-            <w:tcW w:w="971" w:type="pct"/>
+            <w:tcW w:w="613" w:type="pct"/>
             <w:vMerge w:val="restart"/>
             <w:vAlign w:val="center"/>
           </w:tcPr>
@@ -16463,13 +19001,13 @@
                 <w:sz w:val="24"/>
                 <w:szCs w:val="24"/>
               </w:rPr>
-              <w:t>ANGÉLICA ALTUVE</w:t>
-            </w:r>
-          </w:p>
-        </w:tc>
-        <w:tc>
-          <w:tcPr>
-            <w:tcW w:w="1001" w:type="pct"/>
+              <w:t>LA NUEVA DE ATC</w:t>
+            </w:r>
+          </w:p>
+        </w:tc>
+        <w:tc>
+          <w:tcPr>
+            <w:tcW w:w="817" w:type="pct"/>
             <w:vMerge w:val="restart"/>
             <w:vAlign w:val="center"/>
           </w:tcPr>
@@ -16494,7 +19032,7 @@
         </w:tc>
         <w:tc>
           <w:tcPr>
-            <w:tcW w:w="1514" w:type="pct"/>
+            <w:tcW w:w="1312" w:type="pct"/>
           </w:tcPr>
           <w:p>
             <w:pPr>
@@ -16516,38 +19054,46 @@
         </w:tc>
         <w:tc>
           <w:tcPr>
-            <w:tcW w:w="1514" w:type="pct"/>
-          </w:tcPr>
-          <w:p>
-            <w:pPr>
-              <w:rPr>
-                <w:rFonts w:ascii="Arial" w:hAnsi="Arial" w:cs="Arial"/>
-                <w:sz w:val="24"/>
-                <w:szCs w:val="24"/>
-              </w:rPr>
-            </w:pPr>
-          </w:p>
-        </w:tc>
-      </w:tr>
-      <w:tr>
-        <w:tc>
-          <w:tcPr>
-            <w:tcW w:w="971" w:type="pct"/>
-            <w:vMerge/>
-          </w:tcPr>
-          <w:p>
-            <w:pPr>
-              <w:rPr>
-                <w:rFonts w:ascii="Arial" w:hAnsi="Arial" w:cs="Arial"/>
-                <w:sz w:val="24"/>
-                <w:szCs w:val="24"/>
-              </w:rPr>
-            </w:pPr>
-          </w:p>
-        </w:tc>
-        <w:tc>
-          <w:tcPr>
-            <w:tcW w:w="1001" w:type="pct"/>
+            <w:tcW w:w="2258" w:type="pct"/>
+          </w:tcPr>
+          <w:p>
+            <w:pPr>
+              <w:rPr>
+                <w:rFonts w:ascii="Arial" w:hAnsi="Arial" w:cs="Arial"/>
+                <w:sz w:val="24"/>
+                <w:szCs w:val="24"/>
+              </w:rPr>
+            </w:pPr>
+            <w:r>
+              <w:rPr>
+                <w:rFonts w:ascii="Arial" w:hAnsi="Arial" w:cs="Arial"/>
+                <w:sz w:val="24"/>
+                <w:szCs w:val="24"/>
+              </w:rPr>
+              <w:t>HP</w:t>
+            </w:r>
+          </w:p>
+        </w:tc>
+      </w:tr>
+      <w:tr>
+        <w:tc>
+          <w:tcPr>
+            <w:tcW w:w="613" w:type="pct"/>
+            <w:vMerge/>
+          </w:tcPr>
+          <w:p>
+            <w:pPr>
+              <w:rPr>
+                <w:rFonts w:ascii="Arial" w:hAnsi="Arial" w:cs="Arial"/>
+                <w:sz w:val="24"/>
+                <w:szCs w:val="24"/>
+              </w:rPr>
+            </w:pPr>
+          </w:p>
+        </w:tc>
+        <w:tc>
+          <w:tcPr>
+            <w:tcW w:w="817" w:type="pct"/>
             <w:vMerge/>
             <w:vAlign w:val="center"/>
           </w:tcPr>
@@ -16564,7 +19110,7 @@
         </w:tc>
         <w:tc>
           <w:tcPr>
-            <w:tcW w:w="1514" w:type="pct"/>
+            <w:tcW w:w="1312" w:type="pct"/>
           </w:tcPr>
           <w:p>
             <w:pPr>
@@ -16586,53 +19132,92 @@
         </w:tc>
         <w:tc>
           <w:tcPr>
-            <w:tcW w:w="1514" w:type="pct"/>
-          </w:tcPr>
-          <w:p>
-            <w:pPr>
-              <w:rPr>
-                <w:rFonts w:ascii="Arial" w:hAnsi="Arial" w:cs="Arial"/>
-                <w:sz w:val="24"/>
-                <w:szCs w:val="24"/>
-              </w:rPr>
-            </w:pPr>
-          </w:p>
-        </w:tc>
-      </w:tr>
-      <w:tr>
-        <w:tc>
-          <w:tcPr>
-            <w:tcW w:w="971" w:type="pct"/>
-            <w:vMerge/>
-          </w:tcPr>
-          <w:p>
-            <w:pPr>
-              <w:rPr>
-                <w:rFonts w:ascii="Arial" w:hAnsi="Arial" w:cs="Arial"/>
-                <w:sz w:val="24"/>
-                <w:szCs w:val="24"/>
-              </w:rPr>
-            </w:pPr>
-          </w:p>
-        </w:tc>
-        <w:tc>
-          <w:tcPr>
-            <w:tcW w:w="1001" w:type="pct"/>
-            <w:vMerge/>
-          </w:tcPr>
-          <w:p>
-            <w:pPr>
-              <w:rPr>
-                <w:rFonts w:ascii="Arial" w:hAnsi="Arial" w:cs="Arial"/>
-                <w:sz w:val="24"/>
-                <w:szCs w:val="24"/>
-              </w:rPr>
-            </w:pPr>
-          </w:p>
-        </w:tc>
-        <w:tc>
-          <w:tcPr>
-            <w:tcW w:w="1514" w:type="pct"/>
+            <w:tcW w:w="2258" w:type="pct"/>
+          </w:tcPr>
+          <w:p>
+            <w:pPr>
+              <w:rPr>
+                <w:rFonts w:ascii="Arial" w:hAnsi="Arial" w:cs="Arial"/>
+                <w:sz w:val="24"/>
+                <w:szCs w:val="24"/>
+                <w:lang w:val="en-US"/>
+              </w:rPr>
+            </w:pPr>
+            <w:r>
+              <w:rPr>
+                <w:rFonts w:ascii="Arial" w:hAnsi="Arial" w:cs="Arial"/>
+                <w:sz w:val="24"/>
+                <w:szCs w:val="24"/>
+                <w:lang w:val="en-US"/>
+              </w:rPr>
+              <w:t xml:space="preserve">ProDesk 600 </w:t>
+            </w:r>
+            <w:r>
+              <w:rPr>
+                <w:rFonts w:ascii="Arial" w:hAnsi="Arial" w:cs="Arial"/>
+                <w:sz w:val="24"/>
+                <w:szCs w:val="24"/>
+                <w:lang w:val="en-US"/>
+              </w:rPr>
+              <w:t>G6 Sma</w:t>
+            </w:r>
+            <w:r>
+              <w:rPr>
+                <w:rFonts w:ascii="Arial" w:hAnsi="Arial" w:cs="Arial"/>
+                <w:sz w:val="24"/>
+                <w:szCs w:val="24"/>
+                <w:lang w:val="en-US"/>
+              </w:rPr>
+              <w:t xml:space="preserve">ll Form </w:t>
+            </w:r>
+            <w:r>
+              <w:rPr>
+                <w:rFonts w:ascii="Arial" w:hAnsi="Arial" w:cs="Arial"/>
+                <w:sz w:val="24"/>
+                <w:szCs w:val="24"/>
+                <w:lang w:val="en-US"/>
+              </w:rPr>
+              <w:t>Factor PC</w:t>
+            </w:r>
+          </w:p>
+        </w:tc>
+      </w:tr>
+      <w:tr>
+        <w:tc>
+          <w:tcPr>
+            <w:tcW w:w="613" w:type="pct"/>
+            <w:vMerge/>
+          </w:tcPr>
+          <w:p>
+            <w:pPr>
+              <w:rPr>
+                <w:rFonts w:ascii="Arial" w:hAnsi="Arial" w:cs="Arial"/>
+                <w:sz w:val="24"/>
+                <w:szCs w:val="24"/>
+                <w:lang w:val="en-US"/>
+              </w:rPr>
+            </w:pPr>
+          </w:p>
+        </w:tc>
+        <w:tc>
+          <w:tcPr>
+            <w:tcW w:w="817" w:type="pct"/>
+            <w:vMerge/>
+          </w:tcPr>
+          <w:p>
+            <w:pPr>
+              <w:rPr>
+                <w:rFonts w:ascii="Arial" w:hAnsi="Arial" w:cs="Arial"/>
+                <w:sz w:val="24"/>
+                <w:szCs w:val="24"/>
+                <w:lang w:val="en-US"/>
+              </w:rPr>
+            </w:pPr>
+          </w:p>
+        </w:tc>
+        <w:tc>
+          <w:tcPr>
+            <w:tcW w:w="1312" w:type="pct"/>
           </w:tcPr>
           <w:p>
             <w:pPr>
@@ -16654,16 +19239,24 @@
         </w:tc>
         <w:tc>
           <w:tcPr>
-            <w:tcW w:w="1514" w:type="pct"/>
-          </w:tcPr>
-          <w:p>
-            <w:pPr>
-              <w:rPr>
-                <w:rFonts w:ascii="Arial" w:hAnsi="Arial" w:cs="Arial"/>
-                <w:sz w:val="24"/>
-                <w:szCs w:val="24"/>
-              </w:rPr>
-            </w:pPr>
+            <w:tcW w:w="2258" w:type="pct"/>
+          </w:tcPr>
+          <w:p>
+            <w:pPr>
+              <w:rPr>
+                <w:rFonts w:ascii="Arial" w:hAnsi="Arial" w:cs="Arial"/>
+                <w:sz w:val="24"/>
+                <w:szCs w:val="24"/>
+              </w:rPr>
+            </w:pPr>
+            <w:r>
+              <w:rPr>
+                <w:rFonts w:ascii="Arial" w:hAnsi="Arial" w:cs="Arial"/>
+                <w:sz w:val="24"/>
+                <w:szCs w:val="24"/>
+              </w:rPr>
+              <w:t>MXL1243RRV</w:t>
+            </w:r>
           </w:p>
         </w:tc>
       </w:tr>
@@ -16673,37 +19266,37 @@
         </w:trPr>
         <w:tc>
           <w:tcPr>
-            <w:tcW w:w="971" w:type="pct"/>
-            <w:vMerge/>
-          </w:tcPr>
-          <w:p>
-            <w:pPr>
-              <w:rPr>
-                <w:rFonts w:ascii="Arial" w:hAnsi="Arial" w:cs="Arial"/>
-                <w:sz w:val="24"/>
-                <w:szCs w:val="24"/>
-              </w:rPr>
-            </w:pPr>
-          </w:p>
-        </w:tc>
-        <w:tc>
-          <w:tcPr>
-            <w:tcW w:w="1001" w:type="pct"/>
-            <w:vMerge/>
-          </w:tcPr>
-          <w:p>
-            <w:pPr>
-              <w:rPr>
-                <w:rFonts w:ascii="Arial" w:hAnsi="Arial" w:cs="Arial"/>
-                <w:sz w:val="24"/>
-                <w:szCs w:val="24"/>
-              </w:rPr>
-            </w:pPr>
-          </w:p>
-        </w:tc>
-        <w:tc>
-          <w:tcPr>
-            <w:tcW w:w="1514" w:type="pct"/>
+            <w:tcW w:w="613" w:type="pct"/>
+            <w:vMerge/>
+          </w:tcPr>
+          <w:p>
+            <w:pPr>
+              <w:rPr>
+                <w:rFonts w:ascii="Arial" w:hAnsi="Arial" w:cs="Arial"/>
+                <w:sz w:val="24"/>
+                <w:szCs w:val="24"/>
+              </w:rPr>
+            </w:pPr>
+          </w:p>
+        </w:tc>
+        <w:tc>
+          <w:tcPr>
+            <w:tcW w:w="817" w:type="pct"/>
+            <w:vMerge/>
+          </w:tcPr>
+          <w:p>
+            <w:pPr>
+              <w:rPr>
+                <w:rFonts w:ascii="Arial" w:hAnsi="Arial" w:cs="Arial"/>
+                <w:sz w:val="24"/>
+                <w:szCs w:val="24"/>
+              </w:rPr>
+            </w:pPr>
+          </w:p>
+        </w:tc>
+        <w:tc>
+          <w:tcPr>
+            <w:tcW w:w="1312" w:type="pct"/>
           </w:tcPr>
           <w:p>
             <w:pPr>
@@ -16725,53 +19318,61 @@
         </w:tc>
         <w:tc>
           <w:tcPr>
-            <w:tcW w:w="1514" w:type="pct"/>
-          </w:tcPr>
-          <w:p>
-            <w:pPr>
-              <w:rPr>
-                <w:rFonts w:ascii="Arial" w:hAnsi="Arial" w:cs="Arial"/>
-                <w:sz w:val="24"/>
-                <w:szCs w:val="24"/>
-              </w:rPr>
-            </w:pPr>
-          </w:p>
-        </w:tc>
-      </w:tr>
-      <w:tr>
-        <w:tc>
-          <w:tcPr>
-            <w:tcW w:w="971" w:type="pct"/>
-            <w:vMerge/>
-          </w:tcPr>
-          <w:p>
-            <w:pPr>
-              <w:rPr>
-                <w:rFonts w:ascii="Arial" w:hAnsi="Arial" w:cs="Arial"/>
-                <w:sz w:val="24"/>
-                <w:szCs w:val="24"/>
-              </w:rPr>
-            </w:pPr>
-          </w:p>
-        </w:tc>
-        <w:tc>
-          <w:tcPr>
-            <w:tcW w:w="1001" w:type="pct"/>
-            <w:vMerge/>
-          </w:tcPr>
-          <w:p>
-            <w:pPr>
-              <w:rPr>
-                <w:rFonts w:ascii="Arial" w:hAnsi="Arial" w:cs="Arial"/>
-                <w:sz w:val="24"/>
-                <w:szCs w:val="24"/>
-              </w:rPr>
-            </w:pPr>
-          </w:p>
-        </w:tc>
-        <w:tc>
-          <w:tcPr>
-            <w:tcW w:w="1514" w:type="pct"/>
+            <w:tcW w:w="2258" w:type="pct"/>
+          </w:tcPr>
+          <w:p>
+            <w:pPr>
+              <w:rPr>
+                <w:rFonts w:ascii="Arial" w:hAnsi="Arial" w:cs="Arial"/>
+                <w:sz w:val="24"/>
+                <w:szCs w:val="24"/>
+              </w:rPr>
+            </w:pPr>
+            <w:r>
+              <w:rPr>
+                <w:rFonts w:ascii="Arial" w:hAnsi="Arial" w:cs="Arial"/>
+                <w:sz w:val="24"/>
+                <w:szCs w:val="24"/>
+              </w:rPr>
+              <w:t>ATC-P01-12</w:t>
+            </w:r>
+          </w:p>
+        </w:tc>
+      </w:tr>
+      <w:tr>
+        <w:tc>
+          <w:tcPr>
+            <w:tcW w:w="613" w:type="pct"/>
+            <w:vMerge/>
+          </w:tcPr>
+          <w:p>
+            <w:pPr>
+              <w:rPr>
+                <w:rFonts w:ascii="Arial" w:hAnsi="Arial" w:cs="Arial"/>
+                <w:sz w:val="24"/>
+                <w:szCs w:val="24"/>
+              </w:rPr>
+            </w:pPr>
+          </w:p>
+        </w:tc>
+        <w:tc>
+          <w:tcPr>
+            <w:tcW w:w="817" w:type="pct"/>
+            <w:vMerge/>
+          </w:tcPr>
+          <w:p>
+            <w:pPr>
+              <w:rPr>
+                <w:rFonts w:ascii="Arial" w:hAnsi="Arial" w:cs="Arial"/>
+                <w:sz w:val="24"/>
+                <w:szCs w:val="24"/>
+              </w:rPr>
+            </w:pPr>
+          </w:p>
+        </w:tc>
+        <w:tc>
+          <w:tcPr>
+            <w:tcW w:w="1312" w:type="pct"/>
           </w:tcPr>
           <w:p>
             <w:pPr>
@@ -16793,53 +19394,61 @@
         </w:tc>
         <w:tc>
           <w:tcPr>
-            <w:tcW w:w="1514" w:type="pct"/>
-          </w:tcPr>
-          <w:p>
-            <w:pPr>
-              <w:rPr>
-                <w:rFonts w:ascii="Arial" w:hAnsi="Arial" w:cs="Arial"/>
-                <w:sz w:val="24"/>
-                <w:szCs w:val="24"/>
-              </w:rPr>
-            </w:pPr>
-          </w:p>
-        </w:tc>
-      </w:tr>
-      <w:tr>
-        <w:tc>
-          <w:tcPr>
-            <w:tcW w:w="971" w:type="pct"/>
-            <w:vMerge/>
-          </w:tcPr>
-          <w:p>
-            <w:pPr>
-              <w:rPr>
-                <w:rFonts w:ascii="Arial" w:hAnsi="Arial" w:cs="Arial"/>
-                <w:sz w:val="24"/>
-                <w:szCs w:val="24"/>
-              </w:rPr>
-            </w:pPr>
-          </w:p>
-        </w:tc>
-        <w:tc>
-          <w:tcPr>
-            <w:tcW w:w="1001" w:type="pct"/>
-            <w:vMerge/>
-          </w:tcPr>
-          <w:p>
-            <w:pPr>
-              <w:rPr>
-                <w:rFonts w:ascii="Arial" w:hAnsi="Arial" w:cs="Arial"/>
-                <w:sz w:val="24"/>
-                <w:szCs w:val="24"/>
-              </w:rPr>
-            </w:pPr>
-          </w:p>
-        </w:tc>
-        <w:tc>
-          <w:tcPr>
-            <w:tcW w:w="1514" w:type="pct"/>
+            <w:tcW w:w="2258" w:type="pct"/>
+          </w:tcPr>
+          <w:p>
+            <w:pPr>
+              <w:rPr>
+                <w:rFonts w:ascii="Arial" w:hAnsi="Arial" w:cs="Arial"/>
+                <w:sz w:val="24"/>
+                <w:szCs w:val="24"/>
+              </w:rPr>
+            </w:pPr>
+            <w:r>
+              <w:rPr>
+                <w:rFonts w:ascii="Arial" w:hAnsi="Arial" w:cs="Arial"/>
+                <w:sz w:val="24"/>
+                <w:szCs w:val="24"/>
+              </w:rPr>
+              <w:t>131.106.0.138</w:t>
+            </w:r>
+          </w:p>
+        </w:tc>
+      </w:tr>
+      <w:tr>
+        <w:tc>
+          <w:tcPr>
+            <w:tcW w:w="613" w:type="pct"/>
+            <w:vMerge/>
+          </w:tcPr>
+          <w:p>
+            <w:pPr>
+              <w:rPr>
+                <w:rFonts w:ascii="Arial" w:hAnsi="Arial" w:cs="Arial"/>
+                <w:sz w:val="24"/>
+                <w:szCs w:val="24"/>
+              </w:rPr>
+            </w:pPr>
+          </w:p>
+        </w:tc>
+        <w:tc>
+          <w:tcPr>
+            <w:tcW w:w="817" w:type="pct"/>
+            <w:vMerge/>
+          </w:tcPr>
+          <w:p>
+            <w:pPr>
+              <w:rPr>
+                <w:rFonts w:ascii="Arial" w:hAnsi="Arial" w:cs="Arial"/>
+                <w:sz w:val="24"/>
+                <w:szCs w:val="24"/>
+              </w:rPr>
+            </w:pPr>
+          </w:p>
+        </w:tc>
+        <w:tc>
+          <w:tcPr>
+            <w:tcW w:w="1312" w:type="pct"/>
           </w:tcPr>
           <w:p>
             <w:pPr>
@@ -16861,53 +19470,61 @@
         </w:tc>
         <w:tc>
           <w:tcPr>
-            <w:tcW w:w="1514" w:type="pct"/>
-          </w:tcPr>
-          <w:p>
-            <w:pPr>
-              <w:rPr>
-                <w:rFonts w:ascii="Arial" w:hAnsi="Arial" w:cs="Arial"/>
-                <w:sz w:val="24"/>
-                <w:szCs w:val="24"/>
-              </w:rPr>
-            </w:pPr>
-          </w:p>
-        </w:tc>
-      </w:tr>
-      <w:tr>
-        <w:tc>
-          <w:tcPr>
-            <w:tcW w:w="971" w:type="pct"/>
-            <w:vMerge/>
-          </w:tcPr>
-          <w:p>
-            <w:pPr>
-              <w:rPr>
-                <w:rFonts w:ascii="Arial" w:hAnsi="Arial" w:cs="Arial"/>
-                <w:sz w:val="24"/>
-                <w:szCs w:val="24"/>
-              </w:rPr>
-            </w:pPr>
-          </w:p>
-        </w:tc>
-        <w:tc>
-          <w:tcPr>
-            <w:tcW w:w="1001" w:type="pct"/>
-            <w:vMerge/>
-          </w:tcPr>
-          <w:p>
-            <w:pPr>
-              <w:rPr>
-                <w:rFonts w:ascii="Arial" w:hAnsi="Arial" w:cs="Arial"/>
-                <w:sz w:val="24"/>
-                <w:szCs w:val="24"/>
-              </w:rPr>
-            </w:pPr>
-          </w:p>
-        </w:tc>
-        <w:tc>
-          <w:tcPr>
-            <w:tcW w:w="1514" w:type="pct"/>
+            <w:tcW w:w="2258" w:type="pct"/>
+          </w:tcPr>
+          <w:p>
+            <w:pPr>
+              <w:rPr>
+                <w:rFonts w:ascii="Arial" w:hAnsi="Arial" w:cs="Arial"/>
+                <w:sz w:val="24"/>
+                <w:szCs w:val="24"/>
+              </w:rPr>
+            </w:pPr>
+            <w:r>
+              <w:rPr>
+                <w:rFonts w:ascii="Arial" w:hAnsi="Arial" w:cs="Arial"/>
+                <w:sz w:val="24"/>
+                <w:szCs w:val="24"/>
+              </w:rPr>
+              <w:t>Intel Core i5-10500 CPU</w:t>
+            </w:r>
+          </w:p>
+        </w:tc>
+      </w:tr>
+      <w:tr>
+        <w:tc>
+          <w:tcPr>
+            <w:tcW w:w="613" w:type="pct"/>
+            <w:vMerge/>
+          </w:tcPr>
+          <w:p>
+            <w:pPr>
+              <w:rPr>
+                <w:rFonts w:ascii="Arial" w:hAnsi="Arial" w:cs="Arial"/>
+                <w:sz w:val="24"/>
+                <w:szCs w:val="24"/>
+              </w:rPr>
+            </w:pPr>
+          </w:p>
+        </w:tc>
+        <w:tc>
+          <w:tcPr>
+            <w:tcW w:w="817" w:type="pct"/>
+            <w:vMerge/>
+          </w:tcPr>
+          <w:p>
+            <w:pPr>
+              <w:rPr>
+                <w:rFonts w:ascii="Arial" w:hAnsi="Arial" w:cs="Arial"/>
+                <w:sz w:val="24"/>
+                <w:szCs w:val="24"/>
+              </w:rPr>
+            </w:pPr>
+          </w:p>
+        </w:tc>
+        <w:tc>
+          <w:tcPr>
+            <w:tcW w:w="1312" w:type="pct"/>
           </w:tcPr>
           <w:p>
             <w:pPr>
@@ -16929,53 +19546,61 @@
         </w:tc>
         <w:tc>
           <w:tcPr>
-            <w:tcW w:w="1514" w:type="pct"/>
-          </w:tcPr>
-          <w:p>
-            <w:pPr>
-              <w:rPr>
-                <w:rFonts w:ascii="Arial" w:hAnsi="Arial" w:cs="Arial"/>
-                <w:sz w:val="24"/>
-                <w:szCs w:val="24"/>
-              </w:rPr>
-            </w:pPr>
-          </w:p>
-        </w:tc>
-      </w:tr>
-      <w:tr>
-        <w:tc>
-          <w:tcPr>
-            <w:tcW w:w="971" w:type="pct"/>
-            <w:vMerge/>
-          </w:tcPr>
-          <w:p>
-            <w:pPr>
-              <w:rPr>
-                <w:rFonts w:ascii="Arial" w:hAnsi="Arial" w:cs="Arial"/>
-                <w:sz w:val="24"/>
-                <w:szCs w:val="24"/>
-              </w:rPr>
-            </w:pPr>
-          </w:p>
-        </w:tc>
-        <w:tc>
-          <w:tcPr>
-            <w:tcW w:w="1001" w:type="pct"/>
-            <w:vMerge/>
-          </w:tcPr>
-          <w:p>
-            <w:pPr>
-              <w:rPr>
-                <w:rFonts w:ascii="Arial" w:hAnsi="Arial" w:cs="Arial"/>
-                <w:sz w:val="24"/>
-                <w:szCs w:val="24"/>
-              </w:rPr>
-            </w:pPr>
-          </w:p>
-        </w:tc>
-        <w:tc>
-          <w:tcPr>
-            <w:tcW w:w="1514" w:type="pct"/>
+            <w:tcW w:w="2258" w:type="pct"/>
+          </w:tcPr>
+          <w:p>
+            <w:pPr>
+              <w:rPr>
+                <w:rFonts w:ascii="Arial" w:hAnsi="Arial" w:cs="Arial"/>
+                <w:sz w:val="24"/>
+                <w:szCs w:val="24"/>
+              </w:rPr>
+            </w:pPr>
+            <w:r>
+              <w:rPr>
+                <w:rFonts w:ascii="Arial" w:hAnsi="Arial" w:cs="Arial"/>
+                <w:sz w:val="24"/>
+                <w:szCs w:val="24"/>
+              </w:rPr>
+              <w:t>16GB</w:t>
+            </w:r>
+          </w:p>
+        </w:tc>
+      </w:tr>
+      <w:tr>
+        <w:tc>
+          <w:tcPr>
+            <w:tcW w:w="613" w:type="pct"/>
+            <w:vMerge/>
+          </w:tcPr>
+          <w:p>
+            <w:pPr>
+              <w:rPr>
+                <w:rFonts w:ascii="Arial" w:hAnsi="Arial" w:cs="Arial"/>
+                <w:sz w:val="24"/>
+                <w:szCs w:val="24"/>
+              </w:rPr>
+            </w:pPr>
+          </w:p>
+        </w:tc>
+        <w:tc>
+          <w:tcPr>
+            <w:tcW w:w="817" w:type="pct"/>
+            <w:vMerge/>
+          </w:tcPr>
+          <w:p>
+            <w:pPr>
+              <w:rPr>
+                <w:rFonts w:ascii="Arial" w:hAnsi="Arial" w:cs="Arial"/>
+                <w:sz w:val="24"/>
+                <w:szCs w:val="24"/>
+              </w:rPr>
+            </w:pPr>
+          </w:p>
+        </w:tc>
+        <w:tc>
+          <w:tcPr>
+            <w:tcW w:w="1312" w:type="pct"/>
           </w:tcPr>
           <w:p>
             <w:pPr>
@@ -16997,53 +19622,61 @@
         </w:tc>
         <w:tc>
           <w:tcPr>
-            <w:tcW w:w="1514" w:type="pct"/>
-          </w:tcPr>
-          <w:p>
-            <w:pPr>
-              <w:rPr>
-                <w:rFonts w:ascii="Arial" w:hAnsi="Arial" w:cs="Arial"/>
-                <w:sz w:val="24"/>
-                <w:szCs w:val="24"/>
-              </w:rPr>
-            </w:pPr>
-          </w:p>
-        </w:tc>
-      </w:tr>
-      <w:tr>
-        <w:tc>
-          <w:tcPr>
-            <w:tcW w:w="971" w:type="pct"/>
-            <w:vMerge/>
-          </w:tcPr>
-          <w:p>
-            <w:pPr>
-              <w:rPr>
-                <w:rFonts w:ascii="Arial" w:hAnsi="Arial" w:cs="Arial"/>
-                <w:sz w:val="24"/>
-                <w:szCs w:val="24"/>
-              </w:rPr>
-            </w:pPr>
-          </w:p>
-        </w:tc>
-        <w:tc>
-          <w:tcPr>
-            <w:tcW w:w="1001" w:type="pct"/>
-            <w:vMerge/>
-          </w:tcPr>
-          <w:p>
-            <w:pPr>
-              <w:rPr>
-                <w:rFonts w:ascii="Arial" w:hAnsi="Arial" w:cs="Arial"/>
-                <w:sz w:val="24"/>
-                <w:szCs w:val="24"/>
-              </w:rPr>
-            </w:pPr>
-          </w:p>
-        </w:tc>
-        <w:tc>
-          <w:tcPr>
-            <w:tcW w:w="1514" w:type="pct"/>
+            <w:tcW w:w="2258" w:type="pct"/>
+          </w:tcPr>
+          <w:p>
+            <w:pPr>
+              <w:rPr>
+                <w:rFonts w:ascii="Arial" w:hAnsi="Arial" w:cs="Arial"/>
+                <w:sz w:val="24"/>
+                <w:szCs w:val="24"/>
+              </w:rPr>
+            </w:pPr>
+            <w:r>
+              <w:rPr>
+                <w:rFonts w:ascii="Arial" w:hAnsi="Arial" w:cs="Arial"/>
+                <w:sz w:val="24"/>
+                <w:szCs w:val="24"/>
+              </w:rPr>
+              <w:t>4</w:t>
+            </w:r>
+          </w:p>
+        </w:tc>
+      </w:tr>
+      <w:tr>
+        <w:tc>
+          <w:tcPr>
+            <w:tcW w:w="613" w:type="pct"/>
+            <w:vMerge/>
+          </w:tcPr>
+          <w:p>
+            <w:pPr>
+              <w:rPr>
+                <w:rFonts w:ascii="Arial" w:hAnsi="Arial" w:cs="Arial"/>
+                <w:sz w:val="24"/>
+                <w:szCs w:val="24"/>
+              </w:rPr>
+            </w:pPr>
+          </w:p>
+        </w:tc>
+        <w:tc>
+          <w:tcPr>
+            <w:tcW w:w="817" w:type="pct"/>
+            <w:vMerge/>
+          </w:tcPr>
+          <w:p>
+            <w:pPr>
+              <w:rPr>
+                <w:rFonts w:ascii="Arial" w:hAnsi="Arial" w:cs="Arial"/>
+                <w:sz w:val="24"/>
+                <w:szCs w:val="24"/>
+              </w:rPr>
+            </w:pPr>
+          </w:p>
+        </w:tc>
+        <w:tc>
+          <w:tcPr>
+            <w:tcW w:w="1312" w:type="pct"/>
           </w:tcPr>
           <w:p>
             <w:pPr>
@@ -17065,53 +19698,61 @@
         </w:tc>
         <w:tc>
           <w:tcPr>
-            <w:tcW w:w="1514" w:type="pct"/>
-          </w:tcPr>
-          <w:p>
-            <w:pPr>
-              <w:rPr>
-                <w:rFonts w:ascii="Arial" w:hAnsi="Arial" w:cs="Arial"/>
-                <w:sz w:val="24"/>
-                <w:szCs w:val="24"/>
-              </w:rPr>
-            </w:pPr>
-          </w:p>
-        </w:tc>
-      </w:tr>
-      <w:tr>
-        <w:tc>
-          <w:tcPr>
-            <w:tcW w:w="971" w:type="pct"/>
-            <w:vMerge/>
-          </w:tcPr>
-          <w:p>
-            <w:pPr>
-              <w:rPr>
-                <w:rFonts w:ascii="Arial" w:hAnsi="Arial" w:cs="Arial"/>
-                <w:sz w:val="24"/>
-                <w:szCs w:val="24"/>
-              </w:rPr>
-            </w:pPr>
-          </w:p>
-        </w:tc>
-        <w:tc>
-          <w:tcPr>
-            <w:tcW w:w="1001" w:type="pct"/>
-            <w:vMerge/>
-          </w:tcPr>
-          <w:p>
-            <w:pPr>
-              <w:rPr>
-                <w:rFonts w:ascii="Arial" w:hAnsi="Arial" w:cs="Arial"/>
-                <w:sz w:val="24"/>
-                <w:szCs w:val="24"/>
-              </w:rPr>
-            </w:pPr>
-          </w:p>
-        </w:tc>
-        <w:tc>
-          <w:tcPr>
-            <w:tcW w:w="1514" w:type="pct"/>
+            <w:tcW w:w="2258" w:type="pct"/>
+          </w:tcPr>
+          <w:p>
+            <w:pPr>
+              <w:rPr>
+                <w:rFonts w:ascii="Arial" w:hAnsi="Arial" w:cs="Arial"/>
+                <w:sz w:val="24"/>
+                <w:szCs w:val="24"/>
+              </w:rPr>
+            </w:pPr>
+            <w:r>
+              <w:rPr>
+                <w:rFonts w:ascii="Arial" w:hAnsi="Arial" w:cs="Arial"/>
+                <w:sz w:val="24"/>
+                <w:szCs w:val="24"/>
+              </w:rPr>
+              <w:t>2</w:t>
+            </w:r>
+          </w:p>
+        </w:tc>
+      </w:tr>
+      <w:tr>
+        <w:tc>
+          <w:tcPr>
+            <w:tcW w:w="613" w:type="pct"/>
+            <w:vMerge/>
+          </w:tcPr>
+          <w:p>
+            <w:pPr>
+              <w:rPr>
+                <w:rFonts w:ascii="Arial" w:hAnsi="Arial" w:cs="Arial"/>
+                <w:sz w:val="24"/>
+                <w:szCs w:val="24"/>
+              </w:rPr>
+            </w:pPr>
+          </w:p>
+        </w:tc>
+        <w:tc>
+          <w:tcPr>
+            <w:tcW w:w="817" w:type="pct"/>
+            <w:vMerge/>
+          </w:tcPr>
+          <w:p>
+            <w:pPr>
+              <w:rPr>
+                <w:rFonts w:ascii="Arial" w:hAnsi="Arial" w:cs="Arial"/>
+                <w:sz w:val="24"/>
+                <w:szCs w:val="24"/>
+              </w:rPr>
+            </w:pPr>
+          </w:p>
+        </w:tc>
+        <w:tc>
+          <w:tcPr>
+            <w:tcW w:w="1312" w:type="pct"/>
           </w:tcPr>
           <w:p>
             <w:pPr>
@@ -17133,23 +19774,31 @@
         </w:tc>
         <w:tc>
           <w:tcPr>
-            <w:tcW w:w="1514" w:type="pct"/>
-          </w:tcPr>
-          <w:p>
-            <w:pPr>
-              <w:rPr>
-                <w:rFonts w:ascii="Arial" w:hAnsi="Arial" w:cs="Arial"/>
-                <w:sz w:val="24"/>
-                <w:szCs w:val="24"/>
-              </w:rPr>
-            </w:pPr>
-          </w:p>
-        </w:tc>
-      </w:tr>
-      <w:tr>
-        <w:tc>
-          <w:tcPr>
-            <w:tcW w:w="971" w:type="pct"/>
+            <w:tcW w:w="2258" w:type="pct"/>
+          </w:tcPr>
+          <w:p>
+            <w:pPr>
+              <w:rPr>
+                <w:rFonts w:ascii="Arial" w:hAnsi="Arial" w:cs="Arial"/>
+                <w:sz w:val="24"/>
+                <w:szCs w:val="24"/>
+              </w:rPr>
+            </w:pPr>
+            <w:r>
+              <w:rPr>
+                <w:rFonts w:ascii="Arial" w:hAnsi="Arial" w:cs="Arial"/>
+                <w:sz w:val="24"/>
+                <w:szCs w:val="24"/>
+              </w:rPr>
+              <w:t>MSI S2470 480GB</w:t>
+            </w:r>
+          </w:p>
+        </w:tc>
+      </w:tr>
+      <w:tr>
+        <w:tc>
+          <w:tcPr>
+            <w:tcW w:w="613" w:type="pct"/>
             <w:vMerge/>
           </w:tcPr>
           <w:p>
@@ -17165,7 +19814,7 @@
         </w:tc>
         <w:tc>
           <w:tcPr>
-            <w:tcW w:w="1001" w:type="pct"/>
+            <w:tcW w:w="817" w:type="pct"/>
             <w:vMerge/>
           </w:tcPr>
           <w:p>
@@ -17181,7 +19830,7 @@
         </w:tc>
         <w:tc>
           <w:tcPr>
-            <w:tcW w:w="1514" w:type="pct"/>
+            <w:tcW w:w="1312" w:type="pct"/>
           </w:tcPr>
           <w:p>
             <w:pPr>
@@ -17203,53 +19852,61 @@
         </w:tc>
         <w:tc>
           <w:tcPr>
-            <w:tcW w:w="1514" w:type="pct"/>
-          </w:tcPr>
-          <w:p>
-            <w:pPr>
-              <w:rPr>
-                <w:rFonts w:ascii="Arial" w:hAnsi="Arial" w:cs="Arial"/>
-                <w:sz w:val="24"/>
-                <w:szCs w:val="24"/>
-              </w:rPr>
-            </w:pPr>
-          </w:p>
-        </w:tc>
-      </w:tr>
-      <w:tr>
-        <w:tc>
-          <w:tcPr>
-            <w:tcW w:w="971" w:type="pct"/>
-            <w:vMerge/>
-          </w:tcPr>
-          <w:p>
-            <w:pPr>
-              <w:rPr>
-                <w:rFonts w:ascii="Arial" w:hAnsi="Arial" w:cs="Arial"/>
-                <w:sz w:val="24"/>
-                <w:szCs w:val="24"/>
-              </w:rPr>
-            </w:pPr>
-          </w:p>
-        </w:tc>
-        <w:tc>
-          <w:tcPr>
-            <w:tcW w:w="1001" w:type="pct"/>
-            <w:vMerge/>
-          </w:tcPr>
-          <w:p>
-            <w:pPr>
-              <w:rPr>
-                <w:rFonts w:ascii="Arial" w:hAnsi="Arial" w:cs="Arial"/>
-                <w:sz w:val="24"/>
-                <w:szCs w:val="24"/>
-              </w:rPr>
-            </w:pPr>
-          </w:p>
-        </w:tc>
-        <w:tc>
-          <w:tcPr>
-            <w:tcW w:w="1514" w:type="pct"/>
+            <w:tcW w:w="2258" w:type="pct"/>
+          </w:tcPr>
+          <w:p>
+            <w:pPr>
+              <w:rPr>
+                <w:rFonts w:ascii="Arial" w:hAnsi="Arial" w:cs="Arial"/>
+                <w:sz w:val="24"/>
+                <w:szCs w:val="24"/>
+              </w:rPr>
+            </w:pPr>
+            <w:r>
+              <w:rPr>
+                <w:rFonts w:ascii="Arial" w:hAnsi="Arial" w:cs="Arial"/>
+                <w:sz w:val="24"/>
+                <w:szCs w:val="24"/>
+              </w:rPr>
+              <w:t xml:space="preserve">Intel HD Graphics </w:t>
+            </w:r>
+          </w:p>
+        </w:tc>
+      </w:tr>
+      <w:tr>
+        <w:tc>
+          <w:tcPr>
+            <w:tcW w:w="613" w:type="pct"/>
+            <w:vMerge/>
+          </w:tcPr>
+          <w:p>
+            <w:pPr>
+              <w:rPr>
+                <w:rFonts w:ascii="Arial" w:hAnsi="Arial" w:cs="Arial"/>
+                <w:sz w:val="24"/>
+                <w:szCs w:val="24"/>
+              </w:rPr>
+            </w:pPr>
+          </w:p>
+        </w:tc>
+        <w:tc>
+          <w:tcPr>
+            <w:tcW w:w="817" w:type="pct"/>
+            <w:vMerge/>
+          </w:tcPr>
+          <w:p>
+            <w:pPr>
+              <w:rPr>
+                <w:rFonts w:ascii="Arial" w:hAnsi="Arial" w:cs="Arial"/>
+                <w:sz w:val="24"/>
+                <w:szCs w:val="24"/>
+              </w:rPr>
+            </w:pPr>
+          </w:p>
+        </w:tc>
+        <w:tc>
+          <w:tcPr>
+            <w:tcW w:w="1312" w:type="pct"/>
           </w:tcPr>
           <w:p>
             <w:pPr>
@@ -17271,53 +19928,61 @@
         </w:tc>
         <w:tc>
           <w:tcPr>
-            <w:tcW w:w="1514" w:type="pct"/>
-          </w:tcPr>
-          <w:p>
-            <w:pPr>
-              <w:rPr>
-                <w:rFonts w:ascii="Arial" w:hAnsi="Arial" w:cs="Arial"/>
-                <w:sz w:val="24"/>
-                <w:szCs w:val="24"/>
-              </w:rPr>
-            </w:pPr>
-          </w:p>
-        </w:tc>
-      </w:tr>
-      <w:tr>
-        <w:tc>
-          <w:tcPr>
-            <w:tcW w:w="971" w:type="pct"/>
-            <w:vMerge/>
-          </w:tcPr>
-          <w:p>
-            <w:pPr>
-              <w:rPr>
-                <w:rFonts w:ascii="Arial" w:hAnsi="Arial" w:cs="Arial"/>
-                <w:sz w:val="24"/>
-                <w:szCs w:val="24"/>
-              </w:rPr>
-            </w:pPr>
-          </w:p>
-        </w:tc>
-        <w:tc>
-          <w:tcPr>
-            <w:tcW w:w="1001" w:type="pct"/>
-            <w:vMerge/>
-          </w:tcPr>
-          <w:p>
-            <w:pPr>
-              <w:rPr>
-                <w:rFonts w:ascii="Arial" w:hAnsi="Arial" w:cs="Arial"/>
-                <w:sz w:val="24"/>
-                <w:szCs w:val="24"/>
-              </w:rPr>
-            </w:pPr>
-          </w:p>
-        </w:tc>
-        <w:tc>
-          <w:tcPr>
-            <w:tcW w:w="1514" w:type="pct"/>
+            <w:tcW w:w="2258" w:type="pct"/>
+          </w:tcPr>
+          <w:p>
+            <w:pPr>
+              <w:rPr>
+                <w:rFonts w:ascii="Arial" w:hAnsi="Arial" w:cs="Arial"/>
+                <w:sz w:val="24"/>
+                <w:szCs w:val="24"/>
+              </w:rPr>
+            </w:pPr>
+            <w:r>
+              <w:rPr>
+                <w:rFonts w:ascii="Arial" w:hAnsi="Arial" w:cs="Arial"/>
+                <w:sz w:val="24"/>
+                <w:szCs w:val="24"/>
+              </w:rPr>
+              <w:t>1</w:t>
+            </w:r>
+          </w:p>
+        </w:tc>
+      </w:tr>
+      <w:tr>
+        <w:tc>
+          <w:tcPr>
+            <w:tcW w:w="613" w:type="pct"/>
+            <w:vMerge/>
+          </w:tcPr>
+          <w:p>
+            <w:pPr>
+              <w:rPr>
+                <w:rFonts w:ascii="Arial" w:hAnsi="Arial" w:cs="Arial"/>
+                <w:sz w:val="24"/>
+                <w:szCs w:val="24"/>
+              </w:rPr>
+            </w:pPr>
+          </w:p>
+        </w:tc>
+        <w:tc>
+          <w:tcPr>
+            <w:tcW w:w="817" w:type="pct"/>
+            <w:vMerge/>
+          </w:tcPr>
+          <w:p>
+            <w:pPr>
+              <w:rPr>
+                <w:rFonts w:ascii="Arial" w:hAnsi="Arial" w:cs="Arial"/>
+                <w:sz w:val="24"/>
+                <w:szCs w:val="24"/>
+              </w:rPr>
+            </w:pPr>
+          </w:p>
+        </w:tc>
+        <w:tc>
+          <w:tcPr>
+            <w:tcW w:w="1312" w:type="pct"/>
           </w:tcPr>
           <w:p>
             <w:pPr>
@@ -17339,53 +20004,61 @@
         </w:tc>
         <w:tc>
           <w:tcPr>
-            <w:tcW w:w="1514" w:type="pct"/>
-          </w:tcPr>
-          <w:p>
-            <w:pPr>
-              <w:rPr>
-                <w:rFonts w:ascii="Arial" w:hAnsi="Arial" w:cs="Arial"/>
-                <w:sz w:val="24"/>
-                <w:szCs w:val="24"/>
-              </w:rPr>
-            </w:pPr>
-          </w:p>
-        </w:tc>
-      </w:tr>
-      <w:tr>
-        <w:tc>
-          <w:tcPr>
-            <w:tcW w:w="971" w:type="pct"/>
-            <w:vMerge/>
-          </w:tcPr>
-          <w:p>
-            <w:pPr>
-              <w:rPr>
-                <w:rFonts w:ascii="Arial" w:hAnsi="Arial" w:cs="Arial"/>
-                <w:sz w:val="24"/>
-                <w:szCs w:val="24"/>
-              </w:rPr>
-            </w:pPr>
-          </w:p>
-        </w:tc>
-        <w:tc>
-          <w:tcPr>
-            <w:tcW w:w="1001" w:type="pct"/>
-            <w:vMerge/>
-          </w:tcPr>
-          <w:p>
-            <w:pPr>
-              <w:rPr>
-                <w:rFonts w:ascii="Arial" w:hAnsi="Arial" w:cs="Arial"/>
-                <w:sz w:val="24"/>
-                <w:szCs w:val="24"/>
-              </w:rPr>
-            </w:pPr>
-          </w:p>
-        </w:tc>
-        <w:tc>
-          <w:tcPr>
-            <w:tcW w:w="1514" w:type="pct"/>
+            <w:tcW w:w="2258" w:type="pct"/>
+          </w:tcPr>
+          <w:p>
+            <w:pPr>
+              <w:rPr>
+                <w:rFonts w:ascii="Arial" w:hAnsi="Arial" w:cs="Arial"/>
+                <w:sz w:val="24"/>
+                <w:szCs w:val="24"/>
+              </w:rPr>
+            </w:pPr>
+            <w:r>
+              <w:rPr>
+                <w:rFonts w:ascii="Arial" w:hAnsi="Arial" w:cs="Arial"/>
+                <w:sz w:val="24"/>
+                <w:szCs w:val="24"/>
+              </w:rPr>
+              <w:t>6</w:t>
+            </w:r>
+          </w:p>
+        </w:tc>
+      </w:tr>
+      <w:tr>
+        <w:tc>
+          <w:tcPr>
+            <w:tcW w:w="613" w:type="pct"/>
+            <w:vMerge/>
+          </w:tcPr>
+          <w:p>
+            <w:pPr>
+              <w:rPr>
+                <w:rFonts w:ascii="Arial" w:hAnsi="Arial" w:cs="Arial"/>
+                <w:sz w:val="24"/>
+                <w:szCs w:val="24"/>
+              </w:rPr>
+            </w:pPr>
+          </w:p>
+        </w:tc>
+        <w:tc>
+          <w:tcPr>
+            <w:tcW w:w="817" w:type="pct"/>
+            <w:vMerge/>
+          </w:tcPr>
+          <w:p>
+            <w:pPr>
+              <w:rPr>
+                <w:rFonts w:ascii="Arial" w:hAnsi="Arial" w:cs="Arial"/>
+                <w:sz w:val="24"/>
+                <w:szCs w:val="24"/>
+              </w:rPr>
+            </w:pPr>
+          </w:p>
+        </w:tc>
+        <w:tc>
+          <w:tcPr>
+            <w:tcW w:w="1312" w:type="pct"/>
           </w:tcPr>
           <w:p>
             <w:pPr>
@@ -17407,38 +20080,46 @@
         </w:tc>
         <w:tc>
           <w:tcPr>
-            <w:tcW w:w="1514" w:type="pct"/>
-          </w:tcPr>
-          <w:p>
-            <w:pPr>
-              <w:rPr>
-                <w:rFonts w:ascii="Arial" w:hAnsi="Arial" w:cs="Arial"/>
-                <w:sz w:val="24"/>
-                <w:szCs w:val="24"/>
-              </w:rPr>
-            </w:pPr>
-          </w:p>
-        </w:tc>
-      </w:tr>
-      <w:tr>
-        <w:tc>
-          <w:tcPr>
-            <w:tcW w:w="971" w:type="pct"/>
-            <w:vMerge/>
-          </w:tcPr>
-          <w:p>
-            <w:pPr>
-              <w:rPr>
-                <w:rFonts w:ascii="Arial" w:hAnsi="Arial" w:cs="Arial"/>
-                <w:sz w:val="24"/>
-                <w:szCs w:val="24"/>
-              </w:rPr>
-            </w:pPr>
-          </w:p>
-        </w:tc>
-        <w:tc>
-          <w:tcPr>
-            <w:tcW w:w="1001" w:type="pct"/>
+            <w:tcW w:w="2258" w:type="pct"/>
+          </w:tcPr>
+          <w:p>
+            <w:pPr>
+              <w:rPr>
+                <w:rFonts w:ascii="Arial" w:hAnsi="Arial" w:cs="Arial"/>
+                <w:sz w:val="24"/>
+                <w:szCs w:val="24"/>
+              </w:rPr>
+            </w:pPr>
+            <w:r>
+              <w:rPr>
+                <w:rFonts w:ascii="Arial" w:hAnsi="Arial" w:cs="Arial"/>
+                <w:sz w:val="24"/>
+                <w:szCs w:val="24"/>
+              </w:rPr>
+              <w:t>DISPLAYPORT</w:t>
+            </w:r>
+          </w:p>
+        </w:tc>
+      </w:tr>
+      <w:tr>
+        <w:tc>
+          <w:tcPr>
+            <w:tcW w:w="613" w:type="pct"/>
+            <w:vMerge/>
+          </w:tcPr>
+          <w:p>
+            <w:pPr>
+              <w:rPr>
+                <w:rFonts w:ascii="Arial" w:hAnsi="Arial" w:cs="Arial"/>
+                <w:sz w:val="24"/>
+                <w:szCs w:val="24"/>
+              </w:rPr>
+            </w:pPr>
+          </w:p>
+        </w:tc>
+        <w:tc>
+          <w:tcPr>
+            <w:tcW w:w="817" w:type="pct"/>
             <w:vMerge w:val="restart"/>
             <w:vAlign w:val="center"/>
           </w:tcPr>
@@ -17463,7 +20144,7 @@
         </w:tc>
         <w:tc>
           <w:tcPr>
-            <w:tcW w:w="1514" w:type="pct"/>
+            <w:tcW w:w="1312" w:type="pct"/>
           </w:tcPr>
           <w:p>
             <w:pPr>
@@ -17485,38 +20166,46 @@
         </w:tc>
         <w:tc>
           <w:tcPr>
-            <w:tcW w:w="1514" w:type="pct"/>
-          </w:tcPr>
-          <w:p>
-            <w:pPr>
-              <w:rPr>
-                <w:rFonts w:ascii="Arial" w:hAnsi="Arial" w:cs="Arial"/>
-                <w:sz w:val="24"/>
-                <w:szCs w:val="24"/>
-              </w:rPr>
-            </w:pPr>
-          </w:p>
-        </w:tc>
-      </w:tr>
-      <w:tr>
-        <w:tc>
-          <w:tcPr>
-            <w:tcW w:w="971" w:type="pct"/>
-            <w:vMerge/>
-          </w:tcPr>
-          <w:p>
-            <w:pPr>
-              <w:rPr>
-                <w:rFonts w:ascii="Arial" w:hAnsi="Arial" w:cs="Arial"/>
-                <w:sz w:val="24"/>
-                <w:szCs w:val="24"/>
-              </w:rPr>
-            </w:pPr>
-          </w:p>
-        </w:tc>
-        <w:tc>
-          <w:tcPr>
-            <w:tcW w:w="1001" w:type="pct"/>
+            <w:tcW w:w="2258" w:type="pct"/>
+          </w:tcPr>
+          <w:p>
+            <w:pPr>
+              <w:rPr>
+                <w:rFonts w:ascii="Arial" w:hAnsi="Arial" w:cs="Arial"/>
+                <w:sz w:val="24"/>
+                <w:szCs w:val="24"/>
+              </w:rPr>
+            </w:pPr>
+            <w:r>
+              <w:rPr>
+                <w:rFonts w:ascii="Arial" w:hAnsi="Arial" w:cs="Arial"/>
+                <w:sz w:val="24"/>
+                <w:szCs w:val="24"/>
+              </w:rPr>
+              <w:t>HIKVISION</w:t>
+            </w:r>
+          </w:p>
+        </w:tc>
+      </w:tr>
+      <w:tr>
+        <w:tc>
+          <w:tcPr>
+            <w:tcW w:w="613" w:type="pct"/>
+            <w:vMerge/>
+          </w:tcPr>
+          <w:p>
+            <w:pPr>
+              <w:rPr>
+                <w:rFonts w:ascii="Arial" w:hAnsi="Arial" w:cs="Arial"/>
+                <w:sz w:val="24"/>
+                <w:szCs w:val="24"/>
+              </w:rPr>
+            </w:pPr>
+          </w:p>
+        </w:tc>
+        <w:tc>
+          <w:tcPr>
+            <w:tcW w:w="817" w:type="pct"/>
             <w:vMerge/>
             <w:vAlign w:val="center"/>
           </w:tcPr>
@@ -17533,7 +20222,7 @@
         </w:tc>
         <w:tc>
           <w:tcPr>
-            <w:tcW w:w="1514" w:type="pct"/>
+            <w:tcW w:w="1312" w:type="pct"/>
           </w:tcPr>
           <w:p>
             <w:pPr>
@@ -17555,53 +20244,61 @@
         </w:tc>
         <w:tc>
           <w:tcPr>
-            <w:tcW w:w="1514" w:type="pct"/>
-          </w:tcPr>
-          <w:p>
-            <w:pPr>
-              <w:rPr>
-                <w:rFonts w:ascii="Arial" w:hAnsi="Arial" w:cs="Arial"/>
-                <w:sz w:val="24"/>
-                <w:szCs w:val="24"/>
-              </w:rPr>
-            </w:pPr>
-          </w:p>
-        </w:tc>
-      </w:tr>
-      <w:tr>
-        <w:tc>
-          <w:tcPr>
-            <w:tcW w:w="971" w:type="pct"/>
-            <w:vMerge/>
-          </w:tcPr>
-          <w:p>
-            <w:pPr>
-              <w:rPr>
-                <w:rFonts w:ascii="Arial" w:hAnsi="Arial" w:cs="Arial"/>
-                <w:sz w:val="24"/>
-                <w:szCs w:val="24"/>
-              </w:rPr>
-            </w:pPr>
-          </w:p>
-        </w:tc>
-        <w:tc>
-          <w:tcPr>
-            <w:tcW w:w="1001" w:type="pct"/>
-            <w:vMerge/>
-          </w:tcPr>
-          <w:p>
-            <w:pPr>
-              <w:rPr>
-                <w:rFonts w:ascii="Arial" w:hAnsi="Arial" w:cs="Arial"/>
-                <w:sz w:val="24"/>
-                <w:szCs w:val="24"/>
-              </w:rPr>
-            </w:pPr>
-          </w:p>
-        </w:tc>
-        <w:tc>
-          <w:tcPr>
-            <w:tcW w:w="1514" w:type="pct"/>
+            <w:tcW w:w="2258" w:type="pct"/>
+          </w:tcPr>
+          <w:p>
+            <w:pPr>
+              <w:rPr>
+                <w:rFonts w:ascii="Arial" w:hAnsi="Arial" w:cs="Arial"/>
+                <w:sz w:val="24"/>
+                <w:szCs w:val="24"/>
+              </w:rPr>
+            </w:pPr>
+            <w:r>
+              <w:rPr>
+                <w:rFonts w:ascii="Arial" w:hAnsi="Arial" w:cs="Arial"/>
+                <w:sz w:val="24"/>
+                <w:szCs w:val="24"/>
+              </w:rPr>
+              <w:t>DS-UPS600-x</w:t>
+            </w:r>
+          </w:p>
+        </w:tc>
+      </w:tr>
+      <w:tr>
+        <w:tc>
+          <w:tcPr>
+            <w:tcW w:w="613" w:type="pct"/>
+            <w:vMerge/>
+          </w:tcPr>
+          <w:p>
+            <w:pPr>
+              <w:rPr>
+                <w:rFonts w:ascii="Arial" w:hAnsi="Arial" w:cs="Arial"/>
+                <w:sz w:val="24"/>
+                <w:szCs w:val="24"/>
+              </w:rPr>
+            </w:pPr>
+          </w:p>
+        </w:tc>
+        <w:tc>
+          <w:tcPr>
+            <w:tcW w:w="817" w:type="pct"/>
+            <w:vMerge/>
+          </w:tcPr>
+          <w:p>
+            <w:pPr>
+              <w:rPr>
+                <w:rFonts w:ascii="Arial" w:hAnsi="Arial" w:cs="Arial"/>
+                <w:sz w:val="24"/>
+                <w:szCs w:val="24"/>
+              </w:rPr>
+            </w:pPr>
+          </w:p>
+        </w:tc>
+        <w:tc>
+          <w:tcPr>
+            <w:tcW w:w="1312" w:type="pct"/>
           </w:tcPr>
           <w:p>
             <w:pPr>
@@ -17623,53 +20320,61 @@
         </w:tc>
         <w:tc>
           <w:tcPr>
-            <w:tcW w:w="1514" w:type="pct"/>
-          </w:tcPr>
-          <w:p>
-            <w:pPr>
-              <w:rPr>
-                <w:rFonts w:ascii="Arial" w:hAnsi="Arial" w:cs="Arial"/>
-                <w:sz w:val="24"/>
-                <w:szCs w:val="24"/>
-              </w:rPr>
-            </w:pPr>
-          </w:p>
-        </w:tc>
-      </w:tr>
-      <w:tr>
-        <w:tc>
-          <w:tcPr>
-            <w:tcW w:w="971" w:type="pct"/>
-            <w:vMerge/>
-          </w:tcPr>
-          <w:p>
-            <w:pPr>
-              <w:rPr>
-                <w:rFonts w:ascii="Arial" w:hAnsi="Arial" w:cs="Arial"/>
-                <w:sz w:val="24"/>
-                <w:szCs w:val="24"/>
-              </w:rPr>
-            </w:pPr>
-          </w:p>
-        </w:tc>
-        <w:tc>
-          <w:tcPr>
-            <w:tcW w:w="1001" w:type="pct"/>
-            <w:vMerge/>
-          </w:tcPr>
-          <w:p>
-            <w:pPr>
-              <w:rPr>
-                <w:rFonts w:ascii="Arial" w:hAnsi="Arial" w:cs="Arial"/>
-                <w:sz w:val="24"/>
-                <w:szCs w:val="24"/>
-              </w:rPr>
-            </w:pPr>
-          </w:p>
-        </w:tc>
-        <w:tc>
-          <w:tcPr>
-            <w:tcW w:w="1514" w:type="pct"/>
+            <w:tcW w:w="2258" w:type="pct"/>
+          </w:tcPr>
+          <w:p>
+            <w:pPr>
+              <w:rPr>
+                <w:rFonts w:ascii="Arial" w:hAnsi="Arial" w:cs="Arial"/>
+                <w:sz w:val="24"/>
+                <w:szCs w:val="24"/>
+              </w:rPr>
+            </w:pPr>
+            <w:r>
+              <w:rPr>
+                <w:rFonts w:ascii="Arial" w:hAnsi="Arial" w:cs="Arial"/>
+                <w:sz w:val="24"/>
+                <w:szCs w:val="24"/>
+              </w:rPr>
+              <w:t>30219737626</w:t>
+            </w:r>
+          </w:p>
+        </w:tc>
+      </w:tr>
+      <w:tr>
+        <w:tc>
+          <w:tcPr>
+            <w:tcW w:w="613" w:type="pct"/>
+            <w:vMerge/>
+          </w:tcPr>
+          <w:p>
+            <w:pPr>
+              <w:rPr>
+                <w:rFonts w:ascii="Arial" w:hAnsi="Arial" w:cs="Arial"/>
+                <w:sz w:val="24"/>
+                <w:szCs w:val="24"/>
+              </w:rPr>
+            </w:pPr>
+          </w:p>
+        </w:tc>
+        <w:tc>
+          <w:tcPr>
+            <w:tcW w:w="817" w:type="pct"/>
+            <w:vMerge/>
+          </w:tcPr>
+          <w:p>
+            <w:pPr>
+              <w:rPr>
+                <w:rFonts w:ascii="Arial" w:hAnsi="Arial" w:cs="Arial"/>
+                <w:sz w:val="24"/>
+                <w:szCs w:val="24"/>
+              </w:rPr>
+            </w:pPr>
+          </w:p>
+        </w:tc>
+        <w:tc>
+          <w:tcPr>
+            <w:tcW w:w="1312" w:type="pct"/>
           </w:tcPr>
           <w:p>
             <w:pPr>
@@ -17691,38 +20396,46 @@
         </w:tc>
         <w:tc>
           <w:tcPr>
-            <w:tcW w:w="1514" w:type="pct"/>
-          </w:tcPr>
-          <w:p>
-            <w:pPr>
-              <w:rPr>
-                <w:rFonts w:ascii="Arial" w:hAnsi="Arial" w:cs="Arial"/>
-                <w:sz w:val="24"/>
-                <w:szCs w:val="24"/>
-              </w:rPr>
-            </w:pPr>
-          </w:p>
-        </w:tc>
-      </w:tr>
-      <w:tr>
-        <w:tc>
-          <w:tcPr>
-            <w:tcW w:w="971" w:type="pct"/>
-            <w:vMerge/>
-          </w:tcPr>
-          <w:p>
-            <w:pPr>
-              <w:rPr>
-                <w:rFonts w:ascii="Arial" w:hAnsi="Arial" w:cs="Arial"/>
-                <w:sz w:val="24"/>
-                <w:szCs w:val="24"/>
-              </w:rPr>
-            </w:pPr>
-          </w:p>
-        </w:tc>
-        <w:tc>
-          <w:tcPr>
-            <w:tcW w:w="1001" w:type="pct"/>
+            <w:tcW w:w="2258" w:type="pct"/>
+          </w:tcPr>
+          <w:p>
+            <w:pPr>
+              <w:rPr>
+                <w:rFonts w:ascii="Arial" w:hAnsi="Arial" w:cs="Arial"/>
+                <w:sz w:val="24"/>
+                <w:szCs w:val="24"/>
+              </w:rPr>
+            </w:pPr>
+            <w:r>
+              <w:rPr>
+                <w:rFonts w:ascii="Arial" w:hAnsi="Arial" w:cs="Arial"/>
+                <w:sz w:val="24"/>
+                <w:szCs w:val="24"/>
+              </w:rPr>
+              <w:t>600VA</w:t>
+            </w:r>
+          </w:p>
+        </w:tc>
+      </w:tr>
+      <w:tr>
+        <w:tc>
+          <w:tcPr>
+            <w:tcW w:w="613" w:type="pct"/>
+            <w:vMerge/>
+          </w:tcPr>
+          <w:p>
+            <w:pPr>
+              <w:rPr>
+                <w:rFonts w:ascii="Arial" w:hAnsi="Arial" w:cs="Arial"/>
+                <w:sz w:val="24"/>
+                <w:szCs w:val="24"/>
+              </w:rPr>
+            </w:pPr>
+          </w:p>
+        </w:tc>
+        <w:tc>
+          <w:tcPr>
+            <w:tcW w:w="817" w:type="pct"/>
             <w:vMerge w:val="restart"/>
             <w:vAlign w:val="center"/>
           </w:tcPr>
@@ -17747,7 +20460,7 @@
         </w:tc>
         <w:tc>
           <w:tcPr>
-            <w:tcW w:w="1514" w:type="pct"/>
+            <w:tcW w:w="1312" w:type="pct"/>
           </w:tcPr>
           <w:p>
             <w:pPr>
@@ -17769,38 +20482,46 @@
         </w:tc>
         <w:tc>
           <w:tcPr>
-            <w:tcW w:w="1514" w:type="pct"/>
-          </w:tcPr>
-          <w:p>
-            <w:pPr>
-              <w:rPr>
-                <w:rFonts w:ascii="Arial" w:hAnsi="Arial" w:cs="Arial"/>
-                <w:sz w:val="24"/>
-                <w:szCs w:val="24"/>
-              </w:rPr>
-            </w:pPr>
-          </w:p>
-        </w:tc>
-      </w:tr>
-      <w:tr>
-        <w:tc>
-          <w:tcPr>
-            <w:tcW w:w="971" w:type="pct"/>
-            <w:vMerge/>
-          </w:tcPr>
-          <w:p>
-            <w:pPr>
-              <w:rPr>
-                <w:rFonts w:ascii="Arial" w:hAnsi="Arial" w:cs="Arial"/>
-                <w:sz w:val="24"/>
-                <w:szCs w:val="24"/>
-              </w:rPr>
-            </w:pPr>
-          </w:p>
-        </w:tc>
-        <w:tc>
-          <w:tcPr>
-            <w:tcW w:w="1001" w:type="pct"/>
+            <w:tcW w:w="2258" w:type="pct"/>
+          </w:tcPr>
+          <w:p>
+            <w:pPr>
+              <w:rPr>
+                <w:rFonts w:ascii="Arial" w:hAnsi="Arial" w:cs="Arial"/>
+                <w:sz w:val="24"/>
+                <w:szCs w:val="24"/>
+              </w:rPr>
+            </w:pPr>
+            <w:r>
+              <w:rPr>
+                <w:rFonts w:ascii="Arial" w:hAnsi="Arial" w:cs="Arial"/>
+                <w:sz w:val="24"/>
+                <w:szCs w:val="24"/>
+              </w:rPr>
+              <w:t>LED Monitor</w:t>
+            </w:r>
+          </w:p>
+        </w:tc>
+      </w:tr>
+      <w:tr>
+        <w:tc>
+          <w:tcPr>
+            <w:tcW w:w="613" w:type="pct"/>
+            <w:vMerge/>
+          </w:tcPr>
+          <w:p>
+            <w:pPr>
+              <w:rPr>
+                <w:rFonts w:ascii="Arial" w:hAnsi="Arial" w:cs="Arial"/>
+                <w:sz w:val="24"/>
+                <w:szCs w:val="24"/>
+              </w:rPr>
+            </w:pPr>
+          </w:p>
+        </w:tc>
+        <w:tc>
+          <w:tcPr>
+            <w:tcW w:w="817" w:type="pct"/>
             <w:vMerge/>
             <w:vAlign w:val="center"/>
           </w:tcPr>
@@ -17817,7 +20538,7 @@
         </w:tc>
         <w:tc>
           <w:tcPr>
-            <w:tcW w:w="1514" w:type="pct"/>
+            <w:tcW w:w="1312" w:type="pct"/>
           </w:tcPr>
           <w:p>
             <w:pPr>
@@ -17839,38 +20560,46 @@
         </w:tc>
         <w:tc>
           <w:tcPr>
-            <w:tcW w:w="1514" w:type="pct"/>
-          </w:tcPr>
-          <w:p>
-            <w:pPr>
-              <w:rPr>
-                <w:rFonts w:ascii="Arial" w:hAnsi="Arial" w:cs="Arial"/>
-                <w:sz w:val="24"/>
-                <w:szCs w:val="24"/>
-              </w:rPr>
-            </w:pPr>
-          </w:p>
-        </w:tc>
-      </w:tr>
-      <w:tr>
-        <w:tc>
-          <w:tcPr>
-            <w:tcW w:w="971" w:type="pct"/>
-            <w:vMerge/>
-          </w:tcPr>
-          <w:p>
-            <w:pPr>
-              <w:rPr>
-                <w:rFonts w:ascii="Arial" w:hAnsi="Arial" w:cs="Arial"/>
-                <w:sz w:val="24"/>
-                <w:szCs w:val="24"/>
-              </w:rPr>
-            </w:pPr>
-          </w:p>
-        </w:tc>
-        <w:tc>
-          <w:tcPr>
-            <w:tcW w:w="1001" w:type="pct"/>
+            <w:tcW w:w="2258" w:type="pct"/>
+          </w:tcPr>
+          <w:p>
+            <w:pPr>
+              <w:rPr>
+                <w:rFonts w:ascii="Arial" w:hAnsi="Arial" w:cs="Arial"/>
+                <w:sz w:val="24"/>
+                <w:szCs w:val="24"/>
+              </w:rPr>
+            </w:pPr>
+            <w:r>
+              <w:rPr>
+                <w:rFonts w:ascii="Arial" w:hAnsi="Arial" w:cs="Arial"/>
+                <w:sz w:val="24"/>
+                <w:szCs w:val="24"/>
+              </w:rPr>
+              <w:t>PD-240G1</w:t>
+            </w:r>
+          </w:p>
+        </w:tc>
+      </w:tr>
+      <w:tr>
+        <w:tc>
+          <w:tcPr>
+            <w:tcW w:w="613" w:type="pct"/>
+            <w:vMerge/>
+          </w:tcPr>
+          <w:p>
+            <w:pPr>
+              <w:rPr>
+                <w:rFonts w:ascii="Arial" w:hAnsi="Arial" w:cs="Arial"/>
+                <w:sz w:val="24"/>
+                <w:szCs w:val="24"/>
+              </w:rPr>
+            </w:pPr>
+          </w:p>
+        </w:tc>
+        <w:tc>
+          <w:tcPr>
+            <w:tcW w:w="817" w:type="pct"/>
             <w:vMerge/>
             <w:vAlign w:val="center"/>
           </w:tcPr>
@@ -17887,7 +20616,7 @@
         </w:tc>
         <w:tc>
           <w:tcPr>
-            <w:tcW w:w="1514" w:type="pct"/>
+            <w:tcW w:w="1312" w:type="pct"/>
           </w:tcPr>
           <w:p>
             <w:pPr>
@@ -17909,38 +20638,46 @@
         </w:tc>
         <w:tc>
           <w:tcPr>
-            <w:tcW w:w="1514" w:type="pct"/>
-          </w:tcPr>
-          <w:p>
-            <w:pPr>
-              <w:rPr>
-                <w:rFonts w:ascii="Arial" w:hAnsi="Arial" w:cs="Arial"/>
-                <w:sz w:val="24"/>
-                <w:szCs w:val="24"/>
-              </w:rPr>
-            </w:pPr>
-          </w:p>
-        </w:tc>
-      </w:tr>
-      <w:tr>
-        <w:tc>
-          <w:tcPr>
-            <w:tcW w:w="971" w:type="pct"/>
-            <w:vMerge/>
-          </w:tcPr>
-          <w:p>
-            <w:pPr>
-              <w:rPr>
-                <w:rFonts w:ascii="Arial" w:hAnsi="Arial" w:cs="Arial"/>
-                <w:sz w:val="24"/>
-                <w:szCs w:val="24"/>
-              </w:rPr>
-            </w:pPr>
-          </w:p>
-        </w:tc>
-        <w:tc>
-          <w:tcPr>
-            <w:tcW w:w="1001" w:type="pct"/>
+            <w:tcW w:w="2258" w:type="pct"/>
+          </w:tcPr>
+          <w:p>
+            <w:pPr>
+              <w:rPr>
+                <w:rFonts w:ascii="Arial" w:hAnsi="Arial" w:cs="Arial"/>
+                <w:sz w:val="24"/>
+                <w:szCs w:val="24"/>
+              </w:rPr>
+            </w:pPr>
+            <w:r>
+              <w:rPr>
+                <w:rFonts w:ascii="Arial" w:hAnsi="Arial" w:cs="Arial"/>
+                <w:sz w:val="24"/>
+                <w:szCs w:val="24"/>
+              </w:rPr>
+              <w:t>PD24GIZD02A021</w:t>
+            </w:r>
+          </w:p>
+        </w:tc>
+      </w:tr>
+      <w:tr>
+        <w:tc>
+          <w:tcPr>
+            <w:tcW w:w="613" w:type="pct"/>
+            <w:vMerge/>
+          </w:tcPr>
+          <w:p>
+            <w:pPr>
+              <w:rPr>
+                <w:rFonts w:ascii="Arial" w:hAnsi="Arial" w:cs="Arial"/>
+                <w:sz w:val="24"/>
+                <w:szCs w:val="24"/>
+              </w:rPr>
+            </w:pPr>
+          </w:p>
+        </w:tc>
+        <w:tc>
+          <w:tcPr>
+            <w:tcW w:w="817" w:type="pct"/>
             <w:vMerge/>
             <w:vAlign w:val="center"/>
           </w:tcPr>
@@ -17957,7 +20694,7 @@
         </w:tc>
         <w:tc>
           <w:tcPr>
-            <w:tcW w:w="1514" w:type="pct"/>
+            <w:tcW w:w="1312" w:type="pct"/>
           </w:tcPr>
           <w:p>
             <w:pPr>
@@ -17979,38 +20716,46 @@
         </w:tc>
         <w:tc>
           <w:tcPr>
-            <w:tcW w:w="1514" w:type="pct"/>
-          </w:tcPr>
-          <w:p>
-            <w:pPr>
-              <w:rPr>
-                <w:rFonts w:ascii="Arial" w:hAnsi="Arial" w:cs="Arial"/>
-                <w:sz w:val="24"/>
-                <w:szCs w:val="24"/>
-              </w:rPr>
-            </w:pPr>
-          </w:p>
-        </w:tc>
-      </w:tr>
-      <w:tr>
-        <w:tc>
-          <w:tcPr>
-            <w:tcW w:w="971" w:type="pct"/>
-            <w:vMerge/>
-          </w:tcPr>
-          <w:p>
-            <w:pPr>
-              <w:rPr>
-                <w:rFonts w:ascii="Arial" w:hAnsi="Arial" w:cs="Arial"/>
-                <w:sz w:val="24"/>
-                <w:szCs w:val="24"/>
-              </w:rPr>
-            </w:pPr>
-          </w:p>
-        </w:tc>
-        <w:tc>
-          <w:tcPr>
-            <w:tcW w:w="1001" w:type="pct"/>
+            <w:tcW w:w="2258" w:type="pct"/>
+          </w:tcPr>
+          <w:p>
+            <w:pPr>
+              <w:rPr>
+                <w:rFonts w:ascii="Arial" w:hAnsi="Arial" w:cs="Arial"/>
+                <w:sz w:val="24"/>
+                <w:szCs w:val="24"/>
+              </w:rPr>
+            </w:pPr>
+            <w:r>
+              <w:rPr>
+                <w:rFonts w:ascii="Arial" w:hAnsi="Arial" w:cs="Arial"/>
+                <w:sz w:val="24"/>
+                <w:szCs w:val="24"/>
+              </w:rPr>
+              <w:t>VGA</w:t>
+            </w:r>
+          </w:p>
+        </w:tc>
+      </w:tr>
+      <w:tr>
+        <w:tc>
+          <w:tcPr>
+            <w:tcW w:w="613" w:type="pct"/>
+            <w:vMerge/>
+          </w:tcPr>
+          <w:p>
+            <w:pPr>
+              <w:rPr>
+                <w:rFonts w:ascii="Arial" w:hAnsi="Arial" w:cs="Arial"/>
+                <w:sz w:val="24"/>
+                <w:szCs w:val="24"/>
+              </w:rPr>
+            </w:pPr>
+          </w:p>
+        </w:tc>
+        <w:tc>
+          <w:tcPr>
+            <w:tcW w:w="817" w:type="pct"/>
             <w:vMerge w:val="restart"/>
             <w:vAlign w:val="center"/>
           </w:tcPr>
@@ -18035,7 +20780,7 @@
         </w:tc>
         <w:tc>
           <w:tcPr>
-            <w:tcW w:w="1514" w:type="pct"/>
+            <w:tcW w:w="1312" w:type="pct"/>
           </w:tcPr>
           <w:p>
             <w:pPr>
@@ -18057,53 +20802,61 @@
         </w:tc>
         <w:tc>
           <w:tcPr>
-            <w:tcW w:w="1514" w:type="pct"/>
-          </w:tcPr>
-          <w:p>
-            <w:pPr>
-              <w:rPr>
-                <w:rFonts w:ascii="Arial" w:hAnsi="Arial" w:cs="Arial"/>
-                <w:sz w:val="24"/>
-                <w:szCs w:val="24"/>
-              </w:rPr>
-            </w:pPr>
-          </w:p>
-        </w:tc>
-      </w:tr>
-      <w:tr>
-        <w:tc>
-          <w:tcPr>
-            <w:tcW w:w="971" w:type="pct"/>
-            <w:vMerge/>
-          </w:tcPr>
-          <w:p>
-            <w:pPr>
-              <w:rPr>
-                <w:rFonts w:ascii="Arial" w:hAnsi="Arial" w:cs="Arial"/>
-                <w:sz w:val="24"/>
-                <w:szCs w:val="24"/>
-              </w:rPr>
-            </w:pPr>
-          </w:p>
-        </w:tc>
-        <w:tc>
-          <w:tcPr>
-            <w:tcW w:w="1001" w:type="pct"/>
-            <w:vMerge/>
-          </w:tcPr>
-          <w:p>
-            <w:pPr>
-              <w:rPr>
-                <w:rFonts w:ascii="Arial" w:hAnsi="Arial" w:cs="Arial"/>
-                <w:sz w:val="24"/>
-                <w:szCs w:val="24"/>
-              </w:rPr>
-            </w:pPr>
-          </w:p>
-        </w:tc>
-        <w:tc>
-          <w:tcPr>
-            <w:tcW w:w="1514" w:type="pct"/>
+            <w:tcW w:w="2258" w:type="pct"/>
+          </w:tcPr>
+          <w:p>
+            <w:pPr>
+              <w:rPr>
+                <w:rFonts w:ascii="Arial" w:hAnsi="Arial" w:cs="Arial"/>
+                <w:sz w:val="24"/>
+                <w:szCs w:val="24"/>
+              </w:rPr>
+            </w:pPr>
+            <w:r>
+              <w:rPr>
+                <w:rFonts w:ascii="Arial" w:hAnsi="Arial" w:cs="Arial"/>
+                <w:sz w:val="24"/>
+                <w:szCs w:val="24"/>
+              </w:rPr>
+              <w:t>IMEXX</w:t>
+            </w:r>
+          </w:p>
+        </w:tc>
+      </w:tr>
+      <w:tr>
+        <w:tc>
+          <w:tcPr>
+            <w:tcW w:w="613" w:type="pct"/>
+            <w:vMerge/>
+          </w:tcPr>
+          <w:p>
+            <w:pPr>
+              <w:rPr>
+                <w:rFonts w:ascii="Arial" w:hAnsi="Arial" w:cs="Arial"/>
+                <w:sz w:val="24"/>
+                <w:szCs w:val="24"/>
+              </w:rPr>
+            </w:pPr>
+          </w:p>
+        </w:tc>
+        <w:tc>
+          <w:tcPr>
+            <w:tcW w:w="817" w:type="pct"/>
+            <w:vMerge/>
+          </w:tcPr>
+          <w:p>
+            <w:pPr>
+              <w:rPr>
+                <w:rFonts w:ascii="Arial" w:hAnsi="Arial" w:cs="Arial"/>
+                <w:sz w:val="24"/>
+                <w:szCs w:val="24"/>
+              </w:rPr>
+            </w:pPr>
+          </w:p>
+        </w:tc>
+        <w:tc>
+          <w:tcPr>
+            <w:tcW w:w="1312" w:type="pct"/>
           </w:tcPr>
           <w:p>
             <w:pPr>
@@ -18125,38 +20878,46 @@
         </w:tc>
         <w:tc>
           <w:tcPr>
-            <w:tcW w:w="1514" w:type="pct"/>
-          </w:tcPr>
-          <w:p>
-            <w:pPr>
-              <w:rPr>
-                <w:rFonts w:ascii="Arial" w:hAnsi="Arial" w:cs="Arial"/>
-                <w:sz w:val="24"/>
-                <w:szCs w:val="24"/>
-              </w:rPr>
-            </w:pPr>
-          </w:p>
-        </w:tc>
-      </w:tr>
-      <w:tr>
-        <w:tc>
-          <w:tcPr>
-            <w:tcW w:w="971" w:type="pct"/>
-            <w:vMerge/>
-          </w:tcPr>
-          <w:p>
-            <w:pPr>
-              <w:rPr>
-                <w:rFonts w:ascii="Arial" w:hAnsi="Arial" w:cs="Arial"/>
-                <w:sz w:val="24"/>
-                <w:szCs w:val="24"/>
-              </w:rPr>
-            </w:pPr>
-          </w:p>
-        </w:tc>
-        <w:tc>
-          <w:tcPr>
-            <w:tcW w:w="1001" w:type="pct"/>
+            <w:tcW w:w="2258" w:type="pct"/>
+          </w:tcPr>
+          <w:p>
+            <w:pPr>
+              <w:rPr>
+                <w:rFonts w:ascii="Arial" w:hAnsi="Arial" w:cs="Arial"/>
+                <w:sz w:val="24"/>
+                <w:szCs w:val="24"/>
+              </w:rPr>
+            </w:pPr>
+            <w:r>
+              <w:rPr>
+                <w:rFonts w:ascii="Arial" w:hAnsi="Arial" w:cs="Arial"/>
+                <w:sz w:val="24"/>
+                <w:szCs w:val="24"/>
+              </w:rPr>
+              <w:t>IME-20340SP</w:t>
+            </w:r>
+          </w:p>
+        </w:tc>
+      </w:tr>
+      <w:tr>
+        <w:tc>
+          <w:tcPr>
+            <w:tcW w:w="613" w:type="pct"/>
+            <w:vMerge/>
+          </w:tcPr>
+          <w:p>
+            <w:pPr>
+              <w:rPr>
+                <w:rFonts w:ascii="Arial" w:hAnsi="Arial" w:cs="Arial"/>
+                <w:sz w:val="24"/>
+                <w:szCs w:val="24"/>
+              </w:rPr>
+            </w:pPr>
+          </w:p>
+        </w:tc>
+        <w:tc>
+          <w:tcPr>
+            <w:tcW w:w="817" w:type="pct"/>
             <w:vMerge w:val="restart"/>
             <w:vAlign w:val="center"/>
           </w:tcPr>
@@ -18181,7 +20942,7 @@
         </w:tc>
         <w:tc>
           <w:tcPr>
-            <w:tcW w:w="1514" w:type="pct"/>
+            <w:tcW w:w="1312" w:type="pct"/>
           </w:tcPr>
           <w:p>
             <w:pPr>
@@ -18203,38 +20964,46 @@
         </w:tc>
         <w:tc>
           <w:tcPr>
-            <w:tcW w:w="1514" w:type="pct"/>
-          </w:tcPr>
-          <w:p>
-            <w:pPr>
-              <w:rPr>
-                <w:rFonts w:ascii="Arial" w:hAnsi="Arial" w:cs="Arial"/>
-                <w:sz w:val="24"/>
-                <w:szCs w:val="24"/>
-              </w:rPr>
-            </w:pPr>
-          </w:p>
-        </w:tc>
-      </w:tr>
-      <w:tr>
-        <w:tc>
-          <w:tcPr>
-            <w:tcW w:w="971" w:type="pct"/>
-            <w:vMerge/>
-          </w:tcPr>
-          <w:p>
-            <w:pPr>
-              <w:rPr>
-                <w:rFonts w:ascii="Arial" w:hAnsi="Arial" w:cs="Arial"/>
-                <w:sz w:val="24"/>
-                <w:szCs w:val="24"/>
-              </w:rPr>
-            </w:pPr>
-          </w:p>
-        </w:tc>
-        <w:tc>
-          <w:tcPr>
-            <w:tcW w:w="1001" w:type="pct"/>
+            <w:tcW w:w="2258" w:type="pct"/>
+          </w:tcPr>
+          <w:p>
+            <w:pPr>
+              <w:rPr>
+                <w:rFonts w:ascii="Arial" w:hAnsi="Arial" w:cs="Arial"/>
+                <w:sz w:val="24"/>
+                <w:szCs w:val="24"/>
+              </w:rPr>
+            </w:pPr>
+            <w:r>
+              <w:rPr>
+                <w:rFonts w:ascii="Arial" w:hAnsi="Arial" w:cs="Arial"/>
+                <w:sz w:val="24"/>
+                <w:szCs w:val="24"/>
+              </w:rPr>
+              <w:t xml:space="preserve">IMEXX </w:t>
+            </w:r>
+          </w:p>
+        </w:tc>
+      </w:tr>
+      <w:tr>
+        <w:tc>
+          <w:tcPr>
+            <w:tcW w:w="613" w:type="pct"/>
+            <w:vMerge/>
+          </w:tcPr>
+          <w:p>
+            <w:pPr>
+              <w:rPr>
+                <w:rFonts w:ascii="Arial" w:hAnsi="Arial" w:cs="Arial"/>
+                <w:sz w:val="24"/>
+                <w:szCs w:val="24"/>
+              </w:rPr>
+            </w:pPr>
+          </w:p>
+        </w:tc>
+        <w:tc>
+          <w:tcPr>
+            <w:tcW w:w="817" w:type="pct"/>
             <w:vMerge/>
             <w:vAlign w:val="center"/>
           </w:tcPr>
@@ -18251,7 +21020,7 @@
         </w:tc>
         <w:tc>
           <w:tcPr>
-            <w:tcW w:w="1514" w:type="pct"/>
+            <w:tcW w:w="1312" w:type="pct"/>
           </w:tcPr>
           <w:p>
             <w:pPr>
@@ -18273,16 +21042,24 @@
         </w:tc>
         <w:tc>
           <w:tcPr>
-            <w:tcW w:w="1514" w:type="pct"/>
-          </w:tcPr>
-          <w:p>
-            <w:pPr>
-              <w:rPr>
-                <w:rFonts w:ascii="Arial" w:hAnsi="Arial" w:cs="Arial"/>
-                <w:sz w:val="24"/>
-                <w:szCs w:val="24"/>
-              </w:rPr>
-            </w:pPr>
+            <w:tcW w:w="2258" w:type="pct"/>
+          </w:tcPr>
+          <w:p>
+            <w:pPr>
+              <w:rPr>
+                <w:rFonts w:ascii="Arial" w:hAnsi="Arial" w:cs="Arial"/>
+                <w:sz w:val="24"/>
+                <w:szCs w:val="24"/>
+              </w:rPr>
+            </w:pPr>
+            <w:r>
+              <w:rPr>
+                <w:rFonts w:ascii="Arial" w:hAnsi="Arial" w:cs="Arial"/>
+                <w:sz w:val="24"/>
+                <w:szCs w:val="24"/>
+              </w:rPr>
+              <w:t>IME-26985</w:t>
+            </w:r>
           </w:p>
         </w:tc>
       </w:tr>
@@ -18309,7 +21086,7 @@
 </file>
 
 <file path=word/styles.xml><?xml version="1.0" encoding="utf-8"?>
-<w:styles xmlns:mc="http://schemas.openxmlformats.org/markup-compatibility/2006" xmlns:r="http://schemas.openxmlformats.org/officeDocument/2006/relationships" xmlns:w="http://schemas.openxmlformats.org/wordprocessingml/2006/main" xmlns:w14="http://schemas.microsoft.com/office/word/2010/wordml" xmlns:w15="http://schemas.microsoft.com/office/word/2012/wordml" xmlns:w16cex="http://schemas.microsoft.com/office/word/2018/wordml/cex" xmlns:w16cid="http://schemas.microsoft.com/office/word/2016/wordml/cid" xmlns:w16="http://schemas.microsoft.com/office/word/2018/wordml" xmlns:w16du="http://schemas.microsoft.com/office/word/2023/wordml/word16du" xmlns:w16sdtdh="http://schemas.microsoft.com/office/word/2020/wordml/sdtdatahash" xmlns:w16sdtfl="http://schemas.microsoft.com/office/word/2024/wordml/sdtformatlock" xmlns:w16se="http://schemas.microsoft.com/office/word/2015/wordml/symex" mc:Ignorable="w14 w15 w16se w16cid w16 w16cex w16sdtdh w16sdtfl w16du">
+<w:styles xmlns:mc="http://schemas.openxmlformats.org/markup-compatibility/2006" xmlns:r="http://schemas.openxmlformats.org/officeDocument/2006/relationships" xmlns:w="http://schemas.openxmlformats.org/wordprocessingml/2006/main" xmlns:w14="http://schemas.microsoft.com/office/word/2010/wordml" xmlns:w15="http://schemas.microsoft.com/office/word/2012/wordml" xmlns:w16cex="http://schemas.microsoft.com/office/word/2018/wordml/cex" xmlns:w16cid="http://schemas.microsoft.com/office/word/2016/wordml/cid" xmlns:w16="http://schemas.microsoft.com/office/word/2018/wordml" xmlns:w16sdtdh="http://schemas.microsoft.com/office/word/2020/wordml/sdtdatahash" xmlns:w16se="http://schemas.microsoft.com/office/word/2015/wordml/symex" mc:Ignorable="w14 w15 w16se w16cid w16 w16cex w16sdtdh">
   <w:docDefaults>
     <w:rPrDefault>
       <w:rPr>

--- a/Informe de Pasantias/LISTA DE EQUIPOS EN ATC.docx
+++ b/Informe de Pasantias/LISTA DE EQUIPOS EN ATC.docx
@@ -232,13 +232,23 @@
                 <w:szCs w:val="24"/>
               </w:rPr>
             </w:pPr>
-            <w:r>
-              <w:rPr>
-                <w:rFonts w:ascii="Arial" w:hAnsi="Arial" w:cs="Arial"/>
-                <w:sz w:val="24"/>
-                <w:szCs w:val="24"/>
-              </w:rPr>
-              <w:t>Optiplex 3050</w:t>
+            <w:proofErr w:type="spellStart"/>
+            <w:r>
+              <w:rPr>
+                <w:rFonts w:ascii="Arial" w:hAnsi="Arial" w:cs="Arial"/>
+                <w:sz w:val="24"/>
+                <w:szCs w:val="24"/>
+              </w:rPr>
+              <w:t>Optiplex</w:t>
+            </w:r>
+            <w:proofErr w:type="spellEnd"/>
+            <w:r>
+              <w:rPr>
+                <w:rFonts w:ascii="Arial" w:hAnsi="Arial" w:cs="Arial"/>
+                <w:sz w:val="24"/>
+                <w:szCs w:val="24"/>
+              </w:rPr>
+              <w:t xml:space="preserve"> 3050</w:t>
             </w:r>
           </w:p>
         </w:tc>
@@ -599,8 +609,18 @@
                 <w:sz w:val="24"/>
                 <w:szCs w:val="24"/>
               </w:rPr>
-              <w:t>Memoria Ram</w:t>
-            </w:r>
+              <w:t xml:space="preserve">Memoria </w:t>
+            </w:r>
+            <w:proofErr w:type="spellStart"/>
+            <w:r>
+              <w:rPr>
+                <w:rFonts w:ascii="Arial" w:hAnsi="Arial" w:cs="Arial"/>
+                <w:sz w:val="24"/>
+                <w:szCs w:val="24"/>
+              </w:rPr>
+              <w:t>Ram</w:t>
+            </w:r>
+            <w:proofErr w:type="spellEnd"/>
           </w:p>
         </w:tc>
         <w:tc>
@@ -927,7 +947,25 @@
                 <w:sz w:val="24"/>
                 <w:szCs w:val="24"/>
               </w:rPr>
-              <w:t>Intel HD Graphics 630</w:t>
+              <w:t xml:space="preserve">Intel HD </w:t>
+            </w:r>
+            <w:proofErr w:type="spellStart"/>
+            <w:r>
+              <w:rPr>
+                <w:rFonts w:ascii="Arial" w:hAnsi="Arial" w:cs="Arial"/>
+                <w:sz w:val="24"/>
+                <w:szCs w:val="24"/>
+              </w:rPr>
+              <w:t>Graphics</w:t>
+            </w:r>
+            <w:proofErr w:type="spellEnd"/>
+            <w:r>
+              <w:rPr>
+                <w:rFonts w:ascii="Arial" w:hAnsi="Arial" w:cs="Arial"/>
+                <w:sz w:val="24"/>
+                <w:szCs w:val="24"/>
+              </w:rPr>
+              <w:t xml:space="preserve"> 630</w:t>
             </w:r>
           </w:p>
         </w:tc>
@@ -1235,6 +1273,7 @@
                 <w:szCs w:val="24"/>
               </w:rPr>
             </w:pPr>
+            <w:proofErr w:type="spellStart"/>
             <w:r>
               <w:rPr>
                 <w:rFonts w:ascii="Arial" w:hAnsi="Arial" w:cs="Arial"/>
@@ -1243,6 +1282,7 @@
               </w:rPr>
               <w:t>BegProd</w:t>
             </w:r>
+            <w:proofErr w:type="spellEnd"/>
           </w:p>
         </w:tc>
       </w:tr>
@@ -2389,13 +2429,23 @@
                 <w:szCs w:val="24"/>
               </w:rPr>
             </w:pPr>
-            <w:r>
-              <w:rPr>
-                <w:rFonts w:ascii="Arial" w:hAnsi="Arial" w:cs="Arial"/>
-                <w:sz w:val="24"/>
-                <w:szCs w:val="24"/>
-              </w:rPr>
-              <w:t>EliteDesk 800 G2 SFF</w:t>
+            <w:proofErr w:type="spellStart"/>
+            <w:r>
+              <w:rPr>
+                <w:rFonts w:ascii="Arial" w:hAnsi="Arial" w:cs="Arial"/>
+                <w:sz w:val="24"/>
+                <w:szCs w:val="24"/>
+              </w:rPr>
+              <w:t>EliteDesk</w:t>
+            </w:r>
+            <w:proofErr w:type="spellEnd"/>
+            <w:r>
+              <w:rPr>
+                <w:rFonts w:ascii="Arial" w:hAnsi="Arial" w:cs="Arial"/>
+                <w:sz w:val="24"/>
+                <w:szCs w:val="24"/>
+              </w:rPr>
+              <w:t xml:space="preserve"> 800 G2 SFF</w:t>
             </w:r>
           </w:p>
         </w:tc>
@@ -2756,8 +2806,18 @@
                 <w:sz w:val="24"/>
                 <w:szCs w:val="24"/>
               </w:rPr>
-              <w:t>Memoria Ram</w:t>
-            </w:r>
+              <w:t xml:space="preserve">Memoria </w:t>
+            </w:r>
+            <w:proofErr w:type="spellStart"/>
+            <w:r>
+              <w:rPr>
+                <w:rFonts w:ascii="Arial" w:hAnsi="Arial" w:cs="Arial"/>
+                <w:sz w:val="24"/>
+                <w:szCs w:val="24"/>
+              </w:rPr>
+              <w:t>Ram</w:t>
+            </w:r>
+            <w:proofErr w:type="spellEnd"/>
           </w:p>
         </w:tc>
         <w:tc>
@@ -3084,7 +3144,25 @@
                 <w:sz w:val="24"/>
                 <w:szCs w:val="24"/>
               </w:rPr>
-              <w:t>Intel HD Graphics 530</w:t>
+              <w:t xml:space="preserve">Intel HD </w:t>
+            </w:r>
+            <w:proofErr w:type="spellStart"/>
+            <w:r>
+              <w:rPr>
+                <w:rFonts w:ascii="Arial" w:hAnsi="Arial" w:cs="Arial"/>
+                <w:sz w:val="24"/>
+                <w:szCs w:val="24"/>
+              </w:rPr>
+              <w:t>Graphics</w:t>
+            </w:r>
+            <w:proofErr w:type="spellEnd"/>
+            <w:r>
+              <w:rPr>
+                <w:rFonts w:ascii="Arial" w:hAnsi="Arial" w:cs="Arial"/>
+                <w:sz w:val="24"/>
+                <w:szCs w:val="24"/>
+              </w:rPr>
+              <w:t xml:space="preserve"> 530</w:t>
             </w:r>
           </w:p>
         </w:tc>
@@ -4739,6 +4817,7 @@
                 <w:szCs w:val="24"/>
               </w:rPr>
             </w:pPr>
+            <w:proofErr w:type="spellStart"/>
             <w:r>
               <w:rPr>
                 <w:rFonts w:ascii="Arial" w:hAnsi="Arial" w:cs="Arial"/>
@@ -4747,6 +4826,7 @@
               </w:rPr>
               <w:t>ReclamosLaptop</w:t>
             </w:r>
+            <w:proofErr w:type="spellEnd"/>
           </w:p>
         </w:tc>
       </w:tr>
@@ -4951,8 +5031,18 @@
                 <w:sz w:val="24"/>
                 <w:szCs w:val="24"/>
               </w:rPr>
-              <w:t>Memoria Ram</w:t>
-            </w:r>
+              <w:t xml:space="preserve">Memoria </w:t>
+            </w:r>
+            <w:proofErr w:type="spellStart"/>
+            <w:r>
+              <w:rPr>
+                <w:rFonts w:ascii="Arial" w:hAnsi="Arial" w:cs="Arial"/>
+                <w:sz w:val="24"/>
+                <w:szCs w:val="24"/>
+              </w:rPr>
+              <w:t>Ram</w:t>
+            </w:r>
+            <w:proofErr w:type="spellEnd"/>
           </w:p>
         </w:tc>
         <w:tc>
@@ -5201,7 +5291,25 @@
                 <w:sz w:val="24"/>
                 <w:szCs w:val="24"/>
               </w:rPr>
-              <w:t>239 GB KXG60ZNV256GB NVMe TOSHIBA 256GB</w:t>
+              <w:t xml:space="preserve">239 GB KXG60ZNV256GB </w:t>
+            </w:r>
+            <w:proofErr w:type="spellStart"/>
+            <w:r>
+              <w:rPr>
+                <w:rFonts w:ascii="Arial" w:hAnsi="Arial" w:cs="Arial"/>
+                <w:sz w:val="24"/>
+                <w:szCs w:val="24"/>
+              </w:rPr>
+              <w:t>NVMe</w:t>
+            </w:r>
+            <w:proofErr w:type="spellEnd"/>
+            <w:r>
+              <w:rPr>
+                <w:rFonts w:ascii="Arial" w:hAnsi="Arial" w:cs="Arial"/>
+                <w:sz w:val="24"/>
+                <w:szCs w:val="24"/>
+              </w:rPr>
+              <w:t xml:space="preserve"> TOSHIBA 256GB</w:t>
             </w:r>
           </w:p>
         </w:tc>
@@ -5277,8 +5385,18 @@
                 <w:sz w:val="24"/>
                 <w:szCs w:val="24"/>
               </w:rPr>
-              <w:t>Intel UHD Graphics</w:t>
-            </w:r>
+              <w:t xml:space="preserve">Intel UHD </w:t>
+            </w:r>
+            <w:proofErr w:type="spellStart"/>
+            <w:r>
+              <w:rPr>
+                <w:rFonts w:ascii="Arial" w:hAnsi="Arial" w:cs="Arial"/>
+                <w:sz w:val="24"/>
+                <w:szCs w:val="24"/>
+              </w:rPr>
+              <w:t>Graphics</w:t>
+            </w:r>
+            <w:proofErr w:type="spellEnd"/>
           </w:p>
         </w:tc>
       </w:tr>
@@ -6061,13 +6179,23 @@
                 <w:szCs w:val="24"/>
               </w:rPr>
             </w:pPr>
-            <w:r>
-              <w:rPr>
-                <w:rFonts w:ascii="Arial" w:hAnsi="Arial" w:cs="Arial"/>
-                <w:sz w:val="24"/>
-                <w:szCs w:val="24"/>
-              </w:rPr>
-              <w:t>OptiPlex 5080</w:t>
+            <w:proofErr w:type="spellStart"/>
+            <w:r>
+              <w:rPr>
+                <w:rFonts w:ascii="Arial" w:hAnsi="Arial" w:cs="Arial"/>
+                <w:sz w:val="24"/>
+                <w:szCs w:val="24"/>
+              </w:rPr>
+              <w:t>OptiPlex</w:t>
+            </w:r>
+            <w:proofErr w:type="spellEnd"/>
+            <w:r>
+              <w:rPr>
+                <w:rFonts w:ascii="Arial" w:hAnsi="Arial" w:cs="Arial"/>
+                <w:sz w:val="24"/>
+                <w:szCs w:val="24"/>
+              </w:rPr>
+              <w:t xml:space="preserve"> 5080</w:t>
             </w:r>
           </w:p>
         </w:tc>
@@ -6428,8 +6556,18 @@
                 <w:sz w:val="24"/>
                 <w:szCs w:val="24"/>
               </w:rPr>
-              <w:t>Memoria Ram</w:t>
-            </w:r>
+              <w:t xml:space="preserve">Memoria </w:t>
+            </w:r>
+            <w:proofErr w:type="spellStart"/>
+            <w:r>
+              <w:rPr>
+                <w:rFonts w:ascii="Arial" w:hAnsi="Arial" w:cs="Arial"/>
+                <w:sz w:val="24"/>
+                <w:szCs w:val="24"/>
+              </w:rPr>
+              <w:t>Ram</w:t>
+            </w:r>
+            <w:proofErr w:type="spellEnd"/>
           </w:p>
         </w:tc>
         <w:tc>
@@ -6756,7 +6894,25 @@
                 <w:sz w:val="24"/>
                 <w:szCs w:val="24"/>
               </w:rPr>
-              <w:t>Intel UHD Graphics 630</w:t>
+              <w:t xml:space="preserve">Intel UHD </w:t>
+            </w:r>
+            <w:proofErr w:type="spellStart"/>
+            <w:r>
+              <w:rPr>
+                <w:rFonts w:ascii="Arial" w:hAnsi="Arial" w:cs="Arial"/>
+                <w:sz w:val="24"/>
+                <w:szCs w:val="24"/>
+              </w:rPr>
+              <w:t>Graphics</w:t>
+            </w:r>
+            <w:proofErr w:type="spellEnd"/>
+            <w:r>
+              <w:rPr>
+                <w:rFonts w:ascii="Arial" w:hAnsi="Arial" w:cs="Arial"/>
+                <w:sz w:val="24"/>
+                <w:szCs w:val="24"/>
+              </w:rPr>
+              <w:t xml:space="preserve"> 630</w:t>
             </w:r>
           </w:p>
         </w:tc>
@@ -8237,13 +8393,23 @@
                 <w:szCs w:val="24"/>
               </w:rPr>
             </w:pPr>
-            <w:r>
-              <w:rPr>
-                <w:rFonts w:ascii="Arial" w:hAnsi="Arial" w:cs="Arial"/>
-                <w:sz w:val="24"/>
-                <w:szCs w:val="24"/>
-              </w:rPr>
-              <w:t>OptiPlex 3050</w:t>
+            <w:proofErr w:type="spellStart"/>
+            <w:r>
+              <w:rPr>
+                <w:rFonts w:ascii="Arial" w:hAnsi="Arial" w:cs="Arial"/>
+                <w:sz w:val="24"/>
+                <w:szCs w:val="24"/>
+              </w:rPr>
+              <w:t>OptiPlex</w:t>
+            </w:r>
+            <w:proofErr w:type="spellEnd"/>
+            <w:r>
+              <w:rPr>
+                <w:rFonts w:ascii="Arial" w:hAnsi="Arial" w:cs="Arial"/>
+                <w:sz w:val="24"/>
+                <w:szCs w:val="24"/>
+              </w:rPr>
+              <w:t xml:space="preserve"> 3050</w:t>
             </w:r>
           </w:p>
         </w:tc>
@@ -8604,8 +8770,18 @@
                 <w:sz w:val="24"/>
                 <w:szCs w:val="24"/>
               </w:rPr>
-              <w:t>Memoria Ram</w:t>
-            </w:r>
+              <w:t xml:space="preserve">Memoria </w:t>
+            </w:r>
+            <w:proofErr w:type="spellStart"/>
+            <w:r>
+              <w:rPr>
+                <w:rFonts w:ascii="Arial" w:hAnsi="Arial" w:cs="Arial"/>
+                <w:sz w:val="24"/>
+                <w:szCs w:val="24"/>
+              </w:rPr>
+              <w:t>Ram</w:t>
+            </w:r>
+            <w:proofErr w:type="spellEnd"/>
           </w:p>
         </w:tc>
         <w:tc>
@@ -8854,8 +9030,18 @@
                 <w:sz w:val="24"/>
                 <w:szCs w:val="24"/>
               </w:rPr>
-              <w:t>238GB SSD KingFast</w:t>
-            </w:r>
+              <w:t xml:space="preserve">238GB SSD </w:t>
+            </w:r>
+            <w:proofErr w:type="spellStart"/>
+            <w:r>
+              <w:rPr>
+                <w:rFonts w:ascii="Arial" w:hAnsi="Arial" w:cs="Arial"/>
+                <w:sz w:val="24"/>
+                <w:szCs w:val="24"/>
+              </w:rPr>
+              <w:t>KingFast</w:t>
+            </w:r>
+            <w:proofErr w:type="spellEnd"/>
           </w:p>
         </w:tc>
       </w:tr>
@@ -8932,7 +9118,25 @@
                 <w:sz w:val="24"/>
                 <w:szCs w:val="24"/>
               </w:rPr>
-              <w:t>Intel HD Graphics 530</w:t>
+              <w:t xml:space="preserve">Intel HD </w:t>
+            </w:r>
+            <w:proofErr w:type="spellStart"/>
+            <w:r>
+              <w:rPr>
+                <w:rFonts w:ascii="Arial" w:hAnsi="Arial" w:cs="Arial"/>
+                <w:sz w:val="24"/>
+                <w:szCs w:val="24"/>
+              </w:rPr>
+              <w:t>Graphics</w:t>
+            </w:r>
+            <w:proofErr w:type="spellEnd"/>
+            <w:r>
+              <w:rPr>
+                <w:rFonts w:ascii="Arial" w:hAnsi="Arial" w:cs="Arial"/>
+                <w:sz w:val="24"/>
+                <w:szCs w:val="24"/>
+              </w:rPr>
+              <w:t xml:space="preserve"> 530</w:t>
             </w:r>
           </w:p>
         </w:tc>
@@ -10429,13 +10633,23 @@
                 <w:szCs w:val="24"/>
               </w:rPr>
             </w:pPr>
-            <w:r>
-              <w:rPr>
-                <w:rFonts w:ascii="Arial" w:hAnsi="Arial" w:cs="Arial"/>
-                <w:sz w:val="24"/>
-                <w:szCs w:val="24"/>
-              </w:rPr>
-              <w:t>OptiPlex 7010</w:t>
+            <w:proofErr w:type="spellStart"/>
+            <w:r>
+              <w:rPr>
+                <w:rFonts w:ascii="Arial" w:hAnsi="Arial" w:cs="Arial"/>
+                <w:sz w:val="24"/>
+                <w:szCs w:val="24"/>
+              </w:rPr>
+              <w:t>OptiPlex</w:t>
+            </w:r>
+            <w:proofErr w:type="spellEnd"/>
+            <w:r>
+              <w:rPr>
+                <w:rFonts w:ascii="Arial" w:hAnsi="Arial" w:cs="Arial"/>
+                <w:sz w:val="24"/>
+                <w:szCs w:val="24"/>
+              </w:rPr>
+              <w:t xml:space="preserve"> 7010</w:t>
             </w:r>
           </w:p>
         </w:tc>
@@ -10796,8 +11010,18 @@
                 <w:sz w:val="24"/>
                 <w:szCs w:val="24"/>
               </w:rPr>
-              <w:t>Memoria Ram</w:t>
-            </w:r>
+              <w:t xml:space="preserve">Memoria </w:t>
+            </w:r>
+            <w:proofErr w:type="spellStart"/>
+            <w:r>
+              <w:rPr>
+                <w:rFonts w:ascii="Arial" w:hAnsi="Arial" w:cs="Arial"/>
+                <w:sz w:val="24"/>
+                <w:szCs w:val="24"/>
+              </w:rPr>
+              <w:t>Ram</w:t>
+            </w:r>
+            <w:proofErr w:type="spellEnd"/>
           </w:p>
         </w:tc>
         <w:tc>
@@ -11124,7 +11348,25 @@
                 <w:sz w:val="24"/>
                 <w:szCs w:val="24"/>
               </w:rPr>
-              <w:t>Intel HD Graphics 4000</w:t>
+              <w:t xml:space="preserve">Intel HD </w:t>
+            </w:r>
+            <w:proofErr w:type="spellStart"/>
+            <w:r>
+              <w:rPr>
+                <w:rFonts w:ascii="Arial" w:hAnsi="Arial" w:cs="Arial"/>
+                <w:sz w:val="24"/>
+                <w:szCs w:val="24"/>
+              </w:rPr>
+              <w:t>Graphics</w:t>
+            </w:r>
+            <w:proofErr w:type="spellEnd"/>
+            <w:r>
+              <w:rPr>
+                <w:rFonts w:ascii="Arial" w:hAnsi="Arial" w:cs="Arial"/>
+                <w:sz w:val="24"/>
+                <w:szCs w:val="24"/>
+              </w:rPr>
+              <w:t xml:space="preserve"> 4000</w:t>
             </w:r>
           </w:p>
         </w:tc>
@@ -12605,13 +12847,23 @@
                 <w:szCs w:val="24"/>
               </w:rPr>
             </w:pPr>
-            <w:r>
-              <w:rPr>
-                <w:rFonts w:ascii="Arial" w:hAnsi="Arial" w:cs="Arial"/>
-                <w:sz w:val="24"/>
-                <w:szCs w:val="24"/>
-              </w:rPr>
-              <w:t>OptiPlex 3050</w:t>
+            <w:proofErr w:type="spellStart"/>
+            <w:r>
+              <w:rPr>
+                <w:rFonts w:ascii="Arial" w:hAnsi="Arial" w:cs="Arial"/>
+                <w:sz w:val="24"/>
+                <w:szCs w:val="24"/>
+              </w:rPr>
+              <w:t>OptiPlex</w:t>
+            </w:r>
+            <w:proofErr w:type="spellEnd"/>
+            <w:r>
+              <w:rPr>
+                <w:rFonts w:ascii="Arial" w:hAnsi="Arial" w:cs="Arial"/>
+                <w:sz w:val="24"/>
+                <w:szCs w:val="24"/>
+              </w:rPr>
+              <w:t xml:space="preserve"> 3050</w:t>
             </w:r>
           </w:p>
         </w:tc>
@@ -12972,8 +13224,18 @@
                 <w:sz w:val="24"/>
                 <w:szCs w:val="24"/>
               </w:rPr>
-              <w:t>Memoria Ram</w:t>
-            </w:r>
+              <w:t xml:space="preserve">Memoria </w:t>
+            </w:r>
+            <w:proofErr w:type="spellStart"/>
+            <w:r>
+              <w:rPr>
+                <w:rFonts w:ascii="Arial" w:hAnsi="Arial" w:cs="Arial"/>
+                <w:sz w:val="24"/>
+                <w:szCs w:val="24"/>
+              </w:rPr>
+              <w:t>Ram</w:t>
+            </w:r>
+            <w:proofErr w:type="spellEnd"/>
           </w:p>
         </w:tc>
         <w:tc>
@@ -13222,8 +13484,18 @@
                 <w:sz w:val="24"/>
                 <w:szCs w:val="24"/>
               </w:rPr>
-              <w:t>238 GB SSD KingFast</w:t>
-            </w:r>
+              <w:t xml:space="preserve">238 GB SSD </w:t>
+            </w:r>
+            <w:proofErr w:type="spellStart"/>
+            <w:r>
+              <w:rPr>
+                <w:rFonts w:ascii="Arial" w:hAnsi="Arial" w:cs="Arial"/>
+                <w:sz w:val="24"/>
+                <w:szCs w:val="24"/>
+              </w:rPr>
+              <w:t>KingFast</w:t>
+            </w:r>
+            <w:proofErr w:type="spellEnd"/>
           </w:p>
         </w:tc>
       </w:tr>
@@ -13300,7 +13572,25 @@
                 <w:sz w:val="24"/>
                 <w:szCs w:val="24"/>
               </w:rPr>
-              <w:t>Intel HD Graphics 530</w:t>
+              <w:t xml:space="preserve">Intel HD </w:t>
+            </w:r>
+            <w:proofErr w:type="spellStart"/>
+            <w:r>
+              <w:rPr>
+                <w:rFonts w:ascii="Arial" w:hAnsi="Arial" w:cs="Arial"/>
+                <w:sz w:val="24"/>
+                <w:szCs w:val="24"/>
+              </w:rPr>
+              <w:t>Graphics</w:t>
+            </w:r>
+            <w:proofErr w:type="spellEnd"/>
+            <w:r>
+              <w:rPr>
+                <w:rFonts w:ascii="Arial" w:hAnsi="Arial" w:cs="Arial"/>
+                <w:sz w:val="24"/>
+                <w:szCs w:val="24"/>
+              </w:rPr>
+              <w:t xml:space="preserve"> 530</w:t>
             </w:r>
           </w:p>
         </w:tc>
@@ -14406,6 +14696,7 @@
                 <w:szCs w:val="24"/>
               </w:rPr>
             </w:pPr>
+            <w:proofErr w:type="spellStart"/>
             <w:r>
               <w:rPr>
                 <w:rFonts w:ascii="Arial" w:hAnsi="Arial" w:cs="Arial"/>
@@ -14414,6 +14705,7 @@
               </w:rPr>
               <w:t>BeckPlay</w:t>
             </w:r>
+            <w:proofErr w:type="spellEnd"/>
           </w:p>
         </w:tc>
       </w:tr>
@@ -14795,13 +15087,23 @@
                 <w:szCs w:val="24"/>
               </w:rPr>
             </w:pPr>
-            <w:r>
-              <w:rPr>
-                <w:rFonts w:ascii="Arial" w:hAnsi="Arial" w:cs="Arial"/>
-                <w:sz w:val="24"/>
-                <w:szCs w:val="24"/>
-              </w:rPr>
-              <w:t>Precision Tower 3431</w:t>
+            <w:proofErr w:type="spellStart"/>
+            <w:r>
+              <w:rPr>
+                <w:rFonts w:ascii="Arial" w:hAnsi="Arial" w:cs="Arial"/>
+                <w:sz w:val="24"/>
+                <w:szCs w:val="24"/>
+              </w:rPr>
+              <w:t>Precision</w:t>
+            </w:r>
+            <w:proofErr w:type="spellEnd"/>
+            <w:r>
+              <w:rPr>
+                <w:rFonts w:ascii="Arial" w:hAnsi="Arial" w:cs="Arial"/>
+                <w:sz w:val="24"/>
+                <w:szCs w:val="24"/>
+              </w:rPr>
+              <w:t xml:space="preserve"> Tower 3431</w:t>
             </w:r>
           </w:p>
         </w:tc>
@@ -15162,8 +15464,18 @@
                 <w:sz w:val="24"/>
                 <w:szCs w:val="24"/>
               </w:rPr>
-              <w:t>Memoria Ram</w:t>
-            </w:r>
+              <w:t xml:space="preserve">Memoria </w:t>
+            </w:r>
+            <w:proofErr w:type="spellStart"/>
+            <w:r>
+              <w:rPr>
+                <w:rFonts w:ascii="Arial" w:hAnsi="Arial" w:cs="Arial"/>
+                <w:sz w:val="24"/>
+                <w:szCs w:val="24"/>
+              </w:rPr>
+              <w:t>Ram</w:t>
+            </w:r>
+            <w:proofErr w:type="spellEnd"/>
           </w:p>
         </w:tc>
         <w:tc>
@@ -15490,7 +15802,25 @@
                 <w:sz w:val="24"/>
                 <w:szCs w:val="24"/>
               </w:rPr>
-              <w:t>Intel HD Graphics 630</w:t>
+              <w:t xml:space="preserve">Intel HD </w:t>
+            </w:r>
+            <w:proofErr w:type="spellStart"/>
+            <w:r>
+              <w:rPr>
+                <w:rFonts w:ascii="Arial" w:hAnsi="Arial" w:cs="Arial"/>
+                <w:sz w:val="24"/>
+                <w:szCs w:val="24"/>
+              </w:rPr>
+              <w:t>Graphics</w:t>
+            </w:r>
+            <w:proofErr w:type="spellEnd"/>
+            <w:r>
+              <w:rPr>
+                <w:rFonts w:ascii="Arial" w:hAnsi="Arial" w:cs="Arial"/>
+                <w:sz w:val="24"/>
+                <w:szCs w:val="24"/>
+              </w:rPr>
+              <w:t xml:space="preserve"> 630</w:t>
             </w:r>
           </w:p>
         </w:tc>
@@ -16963,13 +17293,23 @@
                 <w:szCs w:val="24"/>
               </w:rPr>
             </w:pPr>
-            <w:r>
-              <w:rPr>
-                <w:rFonts w:ascii="Arial" w:hAnsi="Arial" w:cs="Arial"/>
-                <w:sz w:val="24"/>
-                <w:szCs w:val="24"/>
-              </w:rPr>
-              <w:t>OptiPlex 7050</w:t>
+            <w:proofErr w:type="spellStart"/>
+            <w:r>
+              <w:rPr>
+                <w:rFonts w:ascii="Arial" w:hAnsi="Arial" w:cs="Arial"/>
+                <w:sz w:val="24"/>
+                <w:szCs w:val="24"/>
+              </w:rPr>
+              <w:t>OptiPlex</w:t>
+            </w:r>
+            <w:proofErr w:type="spellEnd"/>
+            <w:r>
+              <w:rPr>
+                <w:rFonts w:ascii="Arial" w:hAnsi="Arial" w:cs="Arial"/>
+                <w:sz w:val="24"/>
+                <w:szCs w:val="24"/>
+              </w:rPr>
+              <w:t xml:space="preserve"> 7050</w:t>
             </w:r>
           </w:p>
         </w:tc>
@@ -17330,8 +17670,18 @@
                 <w:sz w:val="24"/>
                 <w:szCs w:val="24"/>
               </w:rPr>
-              <w:t>Memoria Ram</w:t>
-            </w:r>
+              <w:t xml:space="preserve">Memoria </w:t>
+            </w:r>
+            <w:proofErr w:type="spellStart"/>
+            <w:r>
+              <w:rPr>
+                <w:rFonts w:ascii="Arial" w:hAnsi="Arial" w:cs="Arial"/>
+                <w:sz w:val="24"/>
+                <w:szCs w:val="24"/>
+              </w:rPr>
+              <w:t>Ram</w:t>
+            </w:r>
+            <w:proofErr w:type="spellEnd"/>
           </w:p>
         </w:tc>
         <w:tc>
@@ -17658,8 +18008,18 @@
                 <w:sz w:val="24"/>
                 <w:szCs w:val="24"/>
               </w:rPr>
-              <w:t>Intel HD Graphics</w:t>
-            </w:r>
+              <w:t xml:space="preserve">Intel HD </w:t>
+            </w:r>
+            <w:proofErr w:type="spellStart"/>
+            <w:r>
+              <w:rPr>
+                <w:rFonts w:ascii="Arial" w:hAnsi="Arial" w:cs="Arial"/>
+                <w:sz w:val="24"/>
+                <w:szCs w:val="24"/>
+              </w:rPr>
+              <w:t>Graphics</w:t>
+            </w:r>
+            <w:proofErr w:type="spellEnd"/>
           </w:p>
         </w:tc>
       </w:tr>
@@ -17966,6 +18326,7 @@
                 <w:szCs w:val="24"/>
               </w:rPr>
             </w:pPr>
+            <w:proofErr w:type="spellStart"/>
             <w:r>
               <w:rPr>
                 <w:rFonts w:ascii="Arial" w:hAnsi="Arial" w:cs="Arial"/>
@@ -17974,6 +18335,7 @@
               </w:rPr>
               <w:t>BegProd</w:t>
             </w:r>
+            <w:proofErr w:type="spellEnd"/>
           </w:p>
         </w:tc>
       </w:tr>
@@ -18602,6 +18964,7 @@
                 <w:szCs w:val="24"/>
               </w:rPr>
             </w:pPr>
+            <w:proofErr w:type="spellStart"/>
             <w:r>
               <w:rPr>
                 <w:rFonts w:ascii="Arial" w:hAnsi="Arial" w:cs="Arial"/>
@@ -18610,6 +18973,7 @@
               </w:rPr>
               <w:t>BeckPlay</w:t>
             </w:r>
+            <w:proofErr w:type="spellEnd"/>
           </w:p>
         </w:tc>
       </w:tr>
@@ -19540,8 +19904,18 @@
                 <w:sz w:val="24"/>
                 <w:szCs w:val="24"/>
               </w:rPr>
-              <w:t>Memoria Ram</w:t>
-            </w:r>
+              <w:t xml:space="preserve">Memoria </w:t>
+            </w:r>
+            <w:proofErr w:type="spellStart"/>
+            <w:r>
+              <w:rPr>
+                <w:rFonts w:ascii="Arial" w:hAnsi="Arial" w:cs="Arial"/>
+                <w:sz w:val="24"/>
+                <w:szCs w:val="24"/>
+              </w:rPr>
+              <w:t>Ram</w:t>
+            </w:r>
+            <w:proofErr w:type="spellEnd"/>
           </w:p>
         </w:tc>
         <w:tc>
@@ -19868,7 +20242,25 @@
                 <w:sz w:val="24"/>
                 <w:szCs w:val="24"/>
               </w:rPr>
-              <w:t xml:space="preserve">Intel HD Graphics </w:t>
+              <w:t xml:space="preserve">Intel HD </w:t>
+            </w:r>
+            <w:proofErr w:type="spellStart"/>
+            <w:r>
+              <w:rPr>
+                <w:rFonts w:ascii="Arial" w:hAnsi="Arial" w:cs="Arial"/>
+                <w:sz w:val="24"/>
+                <w:szCs w:val="24"/>
+              </w:rPr>
+              <w:t>Graphics</w:t>
+            </w:r>
+            <w:proofErr w:type="spellEnd"/>
+            <w:r>
+              <w:rPr>
+                <w:rFonts w:ascii="Arial" w:hAnsi="Arial" w:cs="Arial"/>
+                <w:sz w:val="24"/>
+                <w:szCs w:val="24"/>
+              </w:rPr>
+              <w:t xml:space="preserve"> </w:t>
             </w:r>
           </w:p>
         </w:tc>
@@ -21059,6 +21451,1367 @@
                 <w:szCs w:val="24"/>
               </w:rPr>
               <w:t>IME-26985</w:t>
+            </w:r>
+          </w:p>
+        </w:tc>
+      </w:tr>
+    </w:tbl>
+    <w:p>
+      <w:pPr>
+        <w:rPr>
+          <w:rFonts w:ascii="Arial" w:hAnsi="Arial" w:cs="Arial"/>
+          <w:b/>
+          <w:bCs/>
+          <w:sz w:val="24"/>
+          <w:szCs w:val="24"/>
+        </w:rPr>
+      </w:pPr>
+    </w:p>
+    <w:p>
+      <w:pPr>
+        <w:rPr>
+          <w:rFonts w:ascii="Arial" w:hAnsi="Arial" w:cs="Arial"/>
+          <w:b/>
+          <w:bCs/>
+          <w:sz w:val="24"/>
+          <w:szCs w:val="24"/>
+        </w:rPr>
+      </w:pPr>
+    </w:p>
+    <w:p>
+      <w:pPr>
+        <w:rPr>
+          <w:rFonts w:ascii="Arial" w:hAnsi="Arial" w:cs="Arial"/>
+          <w:b/>
+          <w:bCs/>
+          <w:sz w:val="24"/>
+          <w:szCs w:val="24"/>
+        </w:rPr>
+      </w:pPr>
+    </w:p>
+    <w:p>
+      <w:pPr>
+        <w:rPr>
+          <w:rFonts w:ascii="Arial" w:hAnsi="Arial" w:cs="Arial"/>
+          <w:b/>
+          <w:bCs/>
+          <w:sz w:val="24"/>
+          <w:szCs w:val="24"/>
+        </w:rPr>
+      </w:pPr>
+    </w:p>
+    <w:p>
+      <w:pPr>
+        <w:rPr>
+          <w:rFonts w:ascii="Arial" w:hAnsi="Arial" w:cs="Arial"/>
+          <w:b/>
+          <w:bCs/>
+          <w:sz w:val="24"/>
+          <w:szCs w:val="24"/>
+        </w:rPr>
+      </w:pPr>
+    </w:p>
+    <w:p>
+      <w:pPr>
+        <w:rPr>
+          <w:rFonts w:ascii="Arial" w:hAnsi="Arial" w:cs="Arial"/>
+          <w:b/>
+          <w:bCs/>
+          <w:sz w:val="24"/>
+          <w:szCs w:val="24"/>
+        </w:rPr>
+      </w:pPr>
+    </w:p>
+    <w:p>
+      <w:pPr>
+        <w:rPr>
+          <w:rFonts w:ascii="Arial" w:hAnsi="Arial" w:cs="Arial"/>
+          <w:b/>
+          <w:bCs/>
+          <w:sz w:val="24"/>
+          <w:szCs w:val="24"/>
+        </w:rPr>
+      </w:pPr>
+    </w:p>
+    <w:p>
+      <w:pPr>
+        <w:rPr>
+          <w:rFonts w:ascii="Arial" w:hAnsi="Arial" w:cs="Arial"/>
+          <w:b/>
+          <w:bCs/>
+          <w:sz w:val="24"/>
+          <w:szCs w:val="24"/>
+        </w:rPr>
+      </w:pPr>
+    </w:p>
+    <w:p>
+      <w:pPr>
+        <w:rPr>
+          <w:rFonts w:ascii="Arial" w:hAnsi="Arial" w:cs="Arial"/>
+          <w:b/>
+          <w:bCs/>
+          <w:sz w:val="24"/>
+          <w:szCs w:val="24"/>
+        </w:rPr>
+      </w:pPr>
+    </w:p>
+    <w:p>
+      <w:pPr>
+        <w:rPr>
+          <w:rFonts w:ascii="Arial" w:hAnsi="Arial" w:cs="Arial"/>
+          <w:b/>
+          <w:bCs/>
+          <w:sz w:val="24"/>
+          <w:szCs w:val="24"/>
+        </w:rPr>
+      </w:pPr>
+      <w:r>
+        <w:rPr>
+          <w:rFonts w:ascii="Arial" w:hAnsi="Arial" w:cs="Arial"/>
+          <w:b/>
+          <w:bCs/>
+          <w:sz w:val="24"/>
+          <w:szCs w:val="24"/>
+        </w:rPr>
+        <w:lastRenderedPageBreak/>
+        <w:t>10.</w:t>
+      </w:r>
+    </w:p>
+    <w:tbl>
+      <w:tblPr>
+        <w:tblStyle w:val="Tablaconcuadrcula"/>
+        <w:tblW w:w="5000" w:type="pct"/>
+        <w:tblLook w:val="04A0" w:firstRow="1" w:lastRow="0" w:firstColumn="1" w:lastColumn="0" w:noHBand="0" w:noVBand="1"/>
+      </w:tblPr>
+      <w:tblGrid>
+        <w:gridCol w:w="1972"/>
+        <w:gridCol w:w="1643"/>
+        <w:gridCol w:w="1625"/>
+        <w:gridCol w:w="3023"/>
+      </w:tblGrid>
+      <w:tr>
+        <w:trPr>
+          <w:trHeight w:val="218"/>
+        </w:trPr>
+        <w:tc>
+          <w:tcPr>
+            <w:tcW w:w="1193" w:type="pct"/>
+            <w:vMerge w:val="restart"/>
+            <w:vAlign w:val="center"/>
+          </w:tcPr>
+          <w:p>
+            <w:pPr>
+              <w:jc w:val="center"/>
+              <w:rPr>
+                <w:rFonts w:ascii="Arial" w:hAnsi="Arial" w:cs="Arial"/>
+                <w:sz w:val="24"/>
+                <w:szCs w:val="24"/>
+              </w:rPr>
+            </w:pPr>
+            <w:r>
+              <w:rPr>
+                <w:rFonts w:ascii="Arial" w:hAnsi="Arial" w:cs="Arial"/>
+                <w:sz w:val="24"/>
+                <w:szCs w:val="24"/>
+              </w:rPr>
+              <w:t xml:space="preserve">IMPRESORAS DE </w:t>
+            </w:r>
+            <w:r>
+              <w:rPr>
+                <w:rFonts w:ascii="Arial" w:hAnsi="Arial" w:cs="Arial"/>
+                <w:sz w:val="24"/>
+                <w:szCs w:val="24"/>
+              </w:rPr>
+              <w:t>ATC</w:t>
+            </w:r>
+          </w:p>
+          <w:p>
+            <w:pPr>
+              <w:jc w:val="center"/>
+              <w:rPr>
+                <w:rFonts w:ascii="Arial" w:hAnsi="Arial" w:cs="Arial"/>
+                <w:sz w:val="24"/>
+                <w:szCs w:val="24"/>
+              </w:rPr>
+            </w:pPr>
+            <w:r>
+              <w:rPr>
+                <w:rFonts w:ascii="Arial" w:hAnsi="Arial" w:cs="Arial"/>
+                <w:sz w:val="24"/>
+                <w:szCs w:val="24"/>
+              </w:rPr>
+              <w:t>EMPRESARIAL</w:t>
+            </w:r>
+          </w:p>
+        </w:tc>
+        <w:tc>
+          <w:tcPr>
+            <w:tcW w:w="994" w:type="pct"/>
+            <w:vMerge w:val="restart"/>
+            <w:vAlign w:val="center"/>
+          </w:tcPr>
+          <w:p>
+            <w:pPr>
+              <w:jc w:val="center"/>
+              <w:rPr>
+                <w:rFonts w:ascii="Arial" w:hAnsi="Arial" w:cs="Arial"/>
+                <w:sz w:val="24"/>
+                <w:szCs w:val="24"/>
+              </w:rPr>
+            </w:pPr>
+            <w:r>
+              <w:rPr>
+                <w:rFonts w:ascii="Arial" w:hAnsi="Arial" w:cs="Arial"/>
+                <w:sz w:val="24"/>
+                <w:szCs w:val="24"/>
+              </w:rPr>
+              <w:t xml:space="preserve">IMPRESORA </w:t>
+            </w:r>
+            <w:r>
+              <w:rPr>
+                <w:rFonts w:ascii="Arial" w:hAnsi="Arial" w:cs="Arial"/>
+                <w:sz w:val="24"/>
+                <w:szCs w:val="24"/>
+              </w:rPr>
+              <w:t>ATC BLANCA</w:t>
+            </w:r>
+          </w:p>
+        </w:tc>
+        <w:tc>
+          <w:tcPr>
+            <w:tcW w:w="983" w:type="pct"/>
+          </w:tcPr>
+          <w:p>
+            <w:pPr>
+              <w:rPr>
+                <w:rFonts w:ascii="Arial" w:hAnsi="Arial" w:cs="Arial"/>
+                <w:sz w:val="24"/>
+                <w:szCs w:val="24"/>
+              </w:rPr>
+            </w:pPr>
+            <w:r>
+              <w:rPr>
+                <w:rFonts w:ascii="Arial" w:hAnsi="Arial" w:cs="Arial"/>
+                <w:sz w:val="24"/>
+                <w:szCs w:val="24"/>
+              </w:rPr>
+              <w:t>Marca</w:t>
+            </w:r>
+          </w:p>
+        </w:tc>
+        <w:tc>
+          <w:tcPr>
+            <w:tcW w:w="1829" w:type="pct"/>
+          </w:tcPr>
+          <w:p>
+            <w:pPr>
+              <w:rPr>
+                <w:rFonts w:ascii="Arial" w:hAnsi="Arial" w:cs="Arial"/>
+                <w:sz w:val="24"/>
+                <w:szCs w:val="24"/>
+              </w:rPr>
+            </w:pPr>
+            <w:r>
+              <w:rPr>
+                <w:rFonts w:ascii="Arial" w:hAnsi="Arial" w:cs="Arial"/>
+                <w:sz w:val="24"/>
+                <w:szCs w:val="24"/>
+              </w:rPr>
+              <w:t>HP</w:t>
+            </w:r>
+          </w:p>
+        </w:tc>
+      </w:tr>
+      <w:tr>
+        <w:tc>
+          <w:tcPr>
+            <w:tcW w:w="1193" w:type="pct"/>
+            <w:vMerge/>
+          </w:tcPr>
+          <w:p>
+            <w:pPr>
+              <w:rPr>
+                <w:rFonts w:ascii="Arial" w:hAnsi="Arial" w:cs="Arial"/>
+                <w:sz w:val="24"/>
+                <w:szCs w:val="24"/>
+              </w:rPr>
+            </w:pPr>
+          </w:p>
+        </w:tc>
+        <w:tc>
+          <w:tcPr>
+            <w:tcW w:w="994" w:type="pct"/>
+            <w:vMerge/>
+            <w:vAlign w:val="center"/>
+          </w:tcPr>
+          <w:p>
+            <w:pPr>
+              <w:jc w:val="center"/>
+              <w:rPr>
+                <w:rFonts w:ascii="Arial" w:hAnsi="Arial" w:cs="Arial"/>
+                <w:sz w:val="24"/>
+                <w:szCs w:val="24"/>
+              </w:rPr>
+            </w:pPr>
+          </w:p>
+        </w:tc>
+        <w:tc>
+          <w:tcPr>
+            <w:tcW w:w="983" w:type="pct"/>
+          </w:tcPr>
+          <w:p>
+            <w:pPr>
+              <w:rPr>
+                <w:rFonts w:ascii="Arial" w:hAnsi="Arial" w:cs="Arial"/>
+                <w:sz w:val="24"/>
+                <w:szCs w:val="24"/>
+              </w:rPr>
+            </w:pPr>
+            <w:r>
+              <w:rPr>
+                <w:rFonts w:ascii="Arial" w:hAnsi="Arial" w:cs="Arial"/>
+                <w:sz w:val="24"/>
+                <w:szCs w:val="24"/>
+              </w:rPr>
+              <w:t>Modelo</w:t>
+            </w:r>
+          </w:p>
+        </w:tc>
+        <w:tc>
+          <w:tcPr>
+            <w:tcW w:w="1829" w:type="pct"/>
+          </w:tcPr>
+          <w:p>
+            <w:pPr>
+              <w:rPr>
+                <w:rFonts w:ascii="Arial" w:hAnsi="Arial" w:cs="Arial"/>
+                <w:sz w:val="24"/>
+                <w:szCs w:val="24"/>
+              </w:rPr>
+            </w:pPr>
+            <w:r>
+              <w:rPr>
+                <w:rFonts w:ascii="Arial" w:hAnsi="Arial" w:cs="Arial"/>
+                <w:sz w:val="24"/>
+                <w:szCs w:val="24"/>
+              </w:rPr>
+              <w:t>LaserJet Enterprise M406</w:t>
+            </w:r>
+          </w:p>
+        </w:tc>
+      </w:tr>
+      <w:tr>
+        <w:tc>
+          <w:tcPr>
+            <w:tcW w:w="1193" w:type="pct"/>
+            <w:vMerge/>
+          </w:tcPr>
+          <w:p>
+            <w:pPr>
+              <w:rPr>
+                <w:rFonts w:ascii="Arial" w:hAnsi="Arial" w:cs="Arial"/>
+                <w:sz w:val="24"/>
+                <w:szCs w:val="24"/>
+              </w:rPr>
+            </w:pPr>
+          </w:p>
+        </w:tc>
+        <w:tc>
+          <w:tcPr>
+            <w:tcW w:w="994" w:type="pct"/>
+            <w:vMerge/>
+          </w:tcPr>
+          <w:p>
+            <w:pPr>
+              <w:rPr>
+                <w:rFonts w:ascii="Arial" w:hAnsi="Arial" w:cs="Arial"/>
+                <w:sz w:val="24"/>
+                <w:szCs w:val="24"/>
+              </w:rPr>
+            </w:pPr>
+          </w:p>
+        </w:tc>
+        <w:tc>
+          <w:tcPr>
+            <w:tcW w:w="983" w:type="pct"/>
+          </w:tcPr>
+          <w:p>
+            <w:pPr>
+              <w:rPr>
+                <w:rFonts w:ascii="Arial" w:hAnsi="Arial" w:cs="Arial"/>
+                <w:sz w:val="24"/>
+                <w:szCs w:val="24"/>
+              </w:rPr>
+            </w:pPr>
+            <w:r>
+              <w:rPr>
+                <w:rFonts w:ascii="Arial" w:hAnsi="Arial" w:cs="Arial"/>
+                <w:sz w:val="24"/>
+                <w:szCs w:val="24"/>
+              </w:rPr>
+              <w:t>N. Serial</w:t>
+            </w:r>
+          </w:p>
+        </w:tc>
+        <w:tc>
+          <w:tcPr>
+            <w:tcW w:w="1829" w:type="pct"/>
+          </w:tcPr>
+          <w:p>
+            <w:pPr>
+              <w:rPr>
+                <w:rFonts w:ascii="Arial" w:hAnsi="Arial" w:cs="Arial"/>
+                <w:sz w:val="24"/>
+                <w:szCs w:val="24"/>
+              </w:rPr>
+            </w:pPr>
+            <w:r>
+              <w:rPr>
+                <w:rFonts w:ascii="Arial" w:hAnsi="Arial" w:cs="Arial"/>
+                <w:sz w:val="24"/>
+                <w:szCs w:val="24"/>
+              </w:rPr>
+              <w:t>PHBBG07858</w:t>
+            </w:r>
+          </w:p>
+        </w:tc>
+      </w:tr>
+      <w:tr>
+        <w:trPr>
+          <w:trHeight w:val="386"/>
+        </w:trPr>
+        <w:tc>
+          <w:tcPr>
+            <w:tcW w:w="1193" w:type="pct"/>
+            <w:vMerge/>
+          </w:tcPr>
+          <w:p>
+            <w:pPr>
+              <w:rPr>
+                <w:rFonts w:ascii="Arial" w:hAnsi="Arial" w:cs="Arial"/>
+                <w:sz w:val="24"/>
+                <w:szCs w:val="24"/>
+              </w:rPr>
+            </w:pPr>
+          </w:p>
+        </w:tc>
+        <w:tc>
+          <w:tcPr>
+            <w:tcW w:w="994" w:type="pct"/>
+            <w:vMerge/>
+          </w:tcPr>
+          <w:p>
+            <w:pPr>
+              <w:rPr>
+                <w:rFonts w:ascii="Arial" w:hAnsi="Arial" w:cs="Arial"/>
+                <w:sz w:val="24"/>
+                <w:szCs w:val="24"/>
+              </w:rPr>
+            </w:pPr>
+          </w:p>
+        </w:tc>
+        <w:tc>
+          <w:tcPr>
+            <w:tcW w:w="983" w:type="pct"/>
+          </w:tcPr>
+          <w:p>
+            <w:pPr>
+              <w:rPr>
+                <w:rFonts w:ascii="Arial" w:hAnsi="Arial" w:cs="Arial"/>
+                <w:sz w:val="24"/>
+                <w:szCs w:val="24"/>
+              </w:rPr>
+            </w:pPr>
+            <w:r>
+              <w:rPr>
+                <w:rFonts w:ascii="Arial" w:hAnsi="Arial" w:cs="Arial"/>
+                <w:sz w:val="24"/>
+                <w:szCs w:val="24"/>
+              </w:rPr>
+              <w:t>Nombre</w:t>
+            </w:r>
+          </w:p>
+        </w:tc>
+        <w:tc>
+          <w:tcPr>
+            <w:tcW w:w="1829" w:type="pct"/>
+          </w:tcPr>
+          <w:p>
+            <w:pPr>
+              <w:rPr>
+                <w:rFonts w:ascii="Arial" w:hAnsi="Arial" w:cs="Arial"/>
+                <w:sz w:val="24"/>
+                <w:szCs w:val="24"/>
+              </w:rPr>
+            </w:pPr>
+            <w:r>
+              <w:rPr>
+                <w:rFonts w:ascii="Arial" w:hAnsi="Arial" w:cs="Arial"/>
+                <w:sz w:val="24"/>
+                <w:szCs w:val="24"/>
+              </w:rPr>
+              <w:t xml:space="preserve">Impresora </w:t>
+            </w:r>
+            <w:proofErr w:type="spellStart"/>
+            <w:r>
+              <w:rPr>
+                <w:rFonts w:ascii="Arial" w:hAnsi="Arial" w:cs="Arial"/>
+                <w:sz w:val="24"/>
+                <w:szCs w:val="24"/>
+              </w:rPr>
+              <w:t>atc</w:t>
+            </w:r>
+            <w:proofErr w:type="spellEnd"/>
+            <w:r>
+              <w:rPr>
+                <w:rFonts w:ascii="Arial" w:hAnsi="Arial" w:cs="Arial"/>
+                <w:sz w:val="24"/>
+                <w:szCs w:val="24"/>
+              </w:rPr>
+              <w:t xml:space="preserve"> blanca</w:t>
+            </w:r>
+          </w:p>
+        </w:tc>
+      </w:tr>
+      <w:tr>
+        <w:tc>
+          <w:tcPr>
+            <w:tcW w:w="1193" w:type="pct"/>
+            <w:vMerge/>
+          </w:tcPr>
+          <w:p>
+            <w:pPr>
+              <w:rPr>
+                <w:rFonts w:ascii="Arial" w:hAnsi="Arial" w:cs="Arial"/>
+                <w:sz w:val="24"/>
+                <w:szCs w:val="24"/>
+              </w:rPr>
+            </w:pPr>
+          </w:p>
+        </w:tc>
+        <w:tc>
+          <w:tcPr>
+            <w:tcW w:w="994" w:type="pct"/>
+            <w:vMerge/>
+          </w:tcPr>
+          <w:p>
+            <w:pPr>
+              <w:rPr>
+                <w:rFonts w:ascii="Arial" w:hAnsi="Arial" w:cs="Arial"/>
+                <w:sz w:val="24"/>
+                <w:szCs w:val="24"/>
+              </w:rPr>
+            </w:pPr>
+          </w:p>
+        </w:tc>
+        <w:tc>
+          <w:tcPr>
+            <w:tcW w:w="983" w:type="pct"/>
+          </w:tcPr>
+          <w:p>
+            <w:pPr>
+              <w:rPr>
+                <w:rFonts w:ascii="Arial" w:hAnsi="Arial" w:cs="Arial"/>
+                <w:sz w:val="24"/>
+                <w:szCs w:val="24"/>
+              </w:rPr>
+            </w:pPr>
+            <w:r>
+              <w:rPr>
+                <w:rFonts w:ascii="Arial" w:hAnsi="Arial" w:cs="Arial"/>
+                <w:sz w:val="24"/>
+                <w:szCs w:val="24"/>
+              </w:rPr>
+              <w:t>Dirección IP</w:t>
+            </w:r>
+          </w:p>
+        </w:tc>
+        <w:tc>
+          <w:tcPr>
+            <w:tcW w:w="1829" w:type="pct"/>
+          </w:tcPr>
+          <w:p>
+            <w:pPr>
+              <w:rPr>
+                <w:rFonts w:ascii="Arial" w:hAnsi="Arial" w:cs="Arial"/>
+                <w:sz w:val="24"/>
+                <w:szCs w:val="24"/>
+              </w:rPr>
+            </w:pPr>
+            <w:r>
+              <w:rPr>
+                <w:rFonts w:ascii="Arial" w:hAnsi="Arial" w:cs="Arial"/>
+                <w:sz w:val="24"/>
+                <w:szCs w:val="24"/>
+              </w:rPr>
+              <w:t>131.106.0.77</w:t>
+            </w:r>
+          </w:p>
+        </w:tc>
+      </w:tr>
+      <w:tr>
+        <w:tc>
+          <w:tcPr>
+            <w:tcW w:w="1193" w:type="pct"/>
+            <w:vMerge/>
+          </w:tcPr>
+          <w:p>
+            <w:pPr>
+              <w:rPr>
+                <w:rFonts w:ascii="Arial" w:hAnsi="Arial" w:cs="Arial"/>
+                <w:sz w:val="24"/>
+                <w:szCs w:val="24"/>
+              </w:rPr>
+            </w:pPr>
+          </w:p>
+        </w:tc>
+        <w:tc>
+          <w:tcPr>
+            <w:tcW w:w="994" w:type="pct"/>
+            <w:vMerge/>
+          </w:tcPr>
+          <w:p>
+            <w:pPr>
+              <w:rPr>
+                <w:rFonts w:ascii="Arial" w:hAnsi="Arial" w:cs="Arial"/>
+                <w:sz w:val="24"/>
+                <w:szCs w:val="24"/>
+              </w:rPr>
+            </w:pPr>
+          </w:p>
+        </w:tc>
+        <w:tc>
+          <w:tcPr>
+            <w:tcW w:w="983" w:type="pct"/>
+          </w:tcPr>
+          <w:p>
+            <w:pPr>
+              <w:rPr>
+                <w:rFonts w:ascii="Arial" w:hAnsi="Arial" w:cs="Arial"/>
+                <w:sz w:val="24"/>
+                <w:szCs w:val="24"/>
+              </w:rPr>
+            </w:pPr>
+            <w:r>
+              <w:rPr>
+                <w:rFonts w:ascii="Arial" w:hAnsi="Arial" w:cs="Arial"/>
+                <w:sz w:val="24"/>
+                <w:szCs w:val="24"/>
+              </w:rPr>
+              <w:t>Puertos</w:t>
+            </w:r>
+          </w:p>
+        </w:tc>
+        <w:tc>
+          <w:tcPr>
+            <w:tcW w:w="1829" w:type="pct"/>
+          </w:tcPr>
+          <w:p>
+            <w:pPr>
+              <w:rPr>
+                <w:rFonts w:ascii="Arial" w:hAnsi="Arial" w:cs="Arial"/>
+                <w:sz w:val="24"/>
+                <w:szCs w:val="24"/>
+              </w:rPr>
+            </w:pPr>
+            <w:r>
+              <w:rPr>
+                <w:rFonts w:ascii="Arial" w:hAnsi="Arial" w:cs="Arial"/>
+                <w:sz w:val="24"/>
+                <w:szCs w:val="24"/>
+              </w:rPr>
+              <w:t>USB 2.0 y Ethernet</w:t>
+            </w:r>
+          </w:p>
+        </w:tc>
+      </w:tr>
+      <w:tr>
+        <w:tc>
+          <w:tcPr>
+            <w:tcW w:w="1193" w:type="pct"/>
+            <w:vMerge/>
+          </w:tcPr>
+          <w:p>
+            <w:pPr>
+              <w:rPr>
+                <w:rFonts w:ascii="Arial" w:hAnsi="Arial" w:cs="Arial"/>
+                <w:sz w:val="24"/>
+                <w:szCs w:val="24"/>
+              </w:rPr>
+            </w:pPr>
+          </w:p>
+        </w:tc>
+        <w:tc>
+          <w:tcPr>
+            <w:tcW w:w="994" w:type="pct"/>
+            <w:vMerge w:val="restart"/>
+            <w:vAlign w:val="center"/>
+          </w:tcPr>
+          <w:p>
+            <w:pPr>
+              <w:jc w:val="center"/>
+              <w:rPr>
+                <w:rFonts w:ascii="Arial" w:hAnsi="Arial" w:cs="Arial"/>
+                <w:sz w:val="24"/>
+                <w:szCs w:val="24"/>
+              </w:rPr>
+            </w:pPr>
+            <w:r>
+              <w:rPr>
+                <w:rFonts w:ascii="Arial" w:hAnsi="Arial" w:cs="Arial"/>
+                <w:sz w:val="24"/>
+                <w:szCs w:val="24"/>
+              </w:rPr>
+              <w:t xml:space="preserve">IMPRESORA </w:t>
+            </w:r>
+            <w:r>
+              <w:rPr>
+                <w:rFonts w:ascii="Arial" w:hAnsi="Arial" w:cs="Arial"/>
+                <w:sz w:val="24"/>
+                <w:szCs w:val="24"/>
+              </w:rPr>
+              <w:t>ATC NEGRA</w:t>
+            </w:r>
+          </w:p>
+        </w:tc>
+        <w:tc>
+          <w:tcPr>
+            <w:tcW w:w="983" w:type="pct"/>
+          </w:tcPr>
+          <w:p>
+            <w:pPr>
+              <w:rPr>
+                <w:rFonts w:ascii="Arial" w:hAnsi="Arial" w:cs="Arial"/>
+                <w:sz w:val="24"/>
+                <w:szCs w:val="24"/>
+              </w:rPr>
+            </w:pPr>
+            <w:r>
+              <w:rPr>
+                <w:rFonts w:ascii="Arial" w:hAnsi="Arial" w:cs="Arial"/>
+                <w:sz w:val="24"/>
+                <w:szCs w:val="24"/>
+              </w:rPr>
+              <w:t>Marca</w:t>
+            </w:r>
+          </w:p>
+        </w:tc>
+        <w:tc>
+          <w:tcPr>
+            <w:tcW w:w="1829" w:type="pct"/>
+          </w:tcPr>
+          <w:p>
+            <w:pPr>
+              <w:rPr>
+                <w:rFonts w:ascii="Arial" w:hAnsi="Arial" w:cs="Arial"/>
+                <w:sz w:val="24"/>
+                <w:szCs w:val="24"/>
+              </w:rPr>
+            </w:pPr>
+            <w:r>
+              <w:rPr>
+                <w:rFonts w:ascii="Arial" w:hAnsi="Arial" w:cs="Arial"/>
+                <w:sz w:val="24"/>
+                <w:szCs w:val="24"/>
+              </w:rPr>
+              <w:t xml:space="preserve">Canon </w:t>
+            </w:r>
+            <w:proofErr w:type="spellStart"/>
+            <w:r>
+              <w:rPr>
+                <w:rFonts w:ascii="Arial" w:hAnsi="Arial" w:cs="Arial"/>
+                <w:sz w:val="24"/>
+                <w:szCs w:val="24"/>
+              </w:rPr>
+              <w:t>imageCLASS</w:t>
+            </w:r>
+            <w:proofErr w:type="spellEnd"/>
+          </w:p>
+        </w:tc>
+      </w:tr>
+      <w:tr>
+        <w:tc>
+          <w:tcPr>
+            <w:tcW w:w="1193" w:type="pct"/>
+            <w:vMerge/>
+          </w:tcPr>
+          <w:p>
+            <w:pPr>
+              <w:rPr>
+                <w:rFonts w:ascii="Arial" w:hAnsi="Arial" w:cs="Arial"/>
+                <w:sz w:val="24"/>
+                <w:szCs w:val="24"/>
+              </w:rPr>
+            </w:pPr>
+          </w:p>
+        </w:tc>
+        <w:tc>
+          <w:tcPr>
+            <w:tcW w:w="994" w:type="pct"/>
+            <w:vMerge/>
+            <w:vAlign w:val="center"/>
+          </w:tcPr>
+          <w:p>
+            <w:pPr>
+              <w:jc w:val="center"/>
+              <w:rPr>
+                <w:rFonts w:ascii="Arial" w:hAnsi="Arial" w:cs="Arial"/>
+                <w:sz w:val="24"/>
+                <w:szCs w:val="24"/>
+              </w:rPr>
+            </w:pPr>
+          </w:p>
+        </w:tc>
+        <w:tc>
+          <w:tcPr>
+            <w:tcW w:w="983" w:type="pct"/>
+          </w:tcPr>
+          <w:p>
+            <w:pPr>
+              <w:rPr>
+                <w:rFonts w:ascii="Arial" w:hAnsi="Arial" w:cs="Arial"/>
+                <w:sz w:val="24"/>
+                <w:szCs w:val="24"/>
+              </w:rPr>
+            </w:pPr>
+            <w:r>
+              <w:rPr>
+                <w:rFonts w:ascii="Arial" w:hAnsi="Arial" w:cs="Arial"/>
+                <w:sz w:val="24"/>
+                <w:szCs w:val="24"/>
+              </w:rPr>
+              <w:t>Modelo</w:t>
+            </w:r>
+          </w:p>
+        </w:tc>
+        <w:tc>
+          <w:tcPr>
+            <w:tcW w:w="1829" w:type="pct"/>
+          </w:tcPr>
+          <w:p>
+            <w:pPr>
+              <w:rPr>
+                <w:rFonts w:ascii="Arial" w:hAnsi="Arial" w:cs="Arial"/>
+                <w:sz w:val="24"/>
+                <w:szCs w:val="24"/>
+              </w:rPr>
+            </w:pPr>
+            <w:r>
+              <w:rPr>
+                <w:rFonts w:ascii="Arial" w:hAnsi="Arial" w:cs="Arial"/>
+                <w:sz w:val="24"/>
+                <w:szCs w:val="24"/>
+              </w:rPr>
+              <w:t>MF264dw</w:t>
+            </w:r>
+          </w:p>
+        </w:tc>
+      </w:tr>
+      <w:tr>
+        <w:tc>
+          <w:tcPr>
+            <w:tcW w:w="1193" w:type="pct"/>
+            <w:vMerge/>
+          </w:tcPr>
+          <w:p>
+            <w:pPr>
+              <w:rPr>
+                <w:rFonts w:ascii="Arial" w:hAnsi="Arial" w:cs="Arial"/>
+                <w:sz w:val="24"/>
+                <w:szCs w:val="24"/>
+              </w:rPr>
+            </w:pPr>
+          </w:p>
+        </w:tc>
+        <w:tc>
+          <w:tcPr>
+            <w:tcW w:w="994" w:type="pct"/>
+            <w:vMerge/>
+            <w:vAlign w:val="center"/>
+          </w:tcPr>
+          <w:p>
+            <w:pPr>
+              <w:jc w:val="center"/>
+              <w:rPr>
+                <w:rFonts w:ascii="Arial" w:hAnsi="Arial" w:cs="Arial"/>
+                <w:sz w:val="24"/>
+                <w:szCs w:val="24"/>
+              </w:rPr>
+            </w:pPr>
+          </w:p>
+        </w:tc>
+        <w:tc>
+          <w:tcPr>
+            <w:tcW w:w="983" w:type="pct"/>
+          </w:tcPr>
+          <w:p>
+            <w:pPr>
+              <w:rPr>
+                <w:rFonts w:ascii="Arial" w:hAnsi="Arial" w:cs="Arial"/>
+                <w:sz w:val="24"/>
+                <w:szCs w:val="24"/>
+              </w:rPr>
+            </w:pPr>
+            <w:r>
+              <w:rPr>
+                <w:rFonts w:ascii="Arial" w:hAnsi="Arial" w:cs="Arial"/>
+                <w:sz w:val="24"/>
+                <w:szCs w:val="24"/>
+              </w:rPr>
+              <w:t>N. Serial</w:t>
+            </w:r>
+          </w:p>
+        </w:tc>
+        <w:tc>
+          <w:tcPr>
+            <w:tcW w:w="1829" w:type="pct"/>
+          </w:tcPr>
+          <w:p>
+            <w:pPr>
+              <w:rPr>
+                <w:rFonts w:ascii="Arial" w:hAnsi="Arial" w:cs="Arial"/>
+                <w:sz w:val="24"/>
+                <w:szCs w:val="24"/>
+              </w:rPr>
+            </w:pPr>
+            <w:r>
+              <w:rPr>
+                <w:rFonts w:ascii="Arial" w:hAnsi="Arial" w:cs="Arial"/>
+                <w:sz w:val="24"/>
+                <w:szCs w:val="24"/>
+              </w:rPr>
+              <w:t>2EH03228</w:t>
+            </w:r>
+          </w:p>
+        </w:tc>
+      </w:tr>
+      <w:tr>
+        <w:trPr>
+          <w:trHeight w:val="370"/>
+        </w:trPr>
+        <w:tc>
+          <w:tcPr>
+            <w:tcW w:w="1193" w:type="pct"/>
+            <w:vMerge/>
+          </w:tcPr>
+          <w:p>
+            <w:pPr>
+              <w:rPr>
+                <w:rFonts w:ascii="Arial" w:hAnsi="Arial" w:cs="Arial"/>
+                <w:sz w:val="24"/>
+                <w:szCs w:val="24"/>
+              </w:rPr>
+            </w:pPr>
+          </w:p>
+        </w:tc>
+        <w:tc>
+          <w:tcPr>
+            <w:tcW w:w="994" w:type="pct"/>
+            <w:vMerge/>
+            <w:vAlign w:val="center"/>
+          </w:tcPr>
+          <w:p>
+            <w:pPr>
+              <w:jc w:val="center"/>
+              <w:rPr>
+                <w:rFonts w:ascii="Arial" w:hAnsi="Arial" w:cs="Arial"/>
+                <w:sz w:val="24"/>
+                <w:szCs w:val="24"/>
+              </w:rPr>
+            </w:pPr>
+          </w:p>
+        </w:tc>
+        <w:tc>
+          <w:tcPr>
+            <w:tcW w:w="983" w:type="pct"/>
+          </w:tcPr>
+          <w:p>
+            <w:pPr>
+              <w:rPr>
+                <w:rFonts w:ascii="Arial" w:hAnsi="Arial" w:cs="Arial"/>
+                <w:sz w:val="24"/>
+                <w:szCs w:val="24"/>
+              </w:rPr>
+            </w:pPr>
+            <w:r>
+              <w:rPr>
+                <w:rFonts w:ascii="Arial" w:hAnsi="Arial" w:cs="Arial"/>
+                <w:sz w:val="24"/>
+                <w:szCs w:val="24"/>
+              </w:rPr>
+              <w:t>Nombre</w:t>
+            </w:r>
+          </w:p>
+        </w:tc>
+        <w:tc>
+          <w:tcPr>
+            <w:tcW w:w="1829" w:type="pct"/>
+          </w:tcPr>
+          <w:p>
+            <w:pPr>
+              <w:rPr>
+                <w:rFonts w:ascii="Arial" w:hAnsi="Arial" w:cs="Arial"/>
+                <w:sz w:val="24"/>
+                <w:szCs w:val="24"/>
+              </w:rPr>
+            </w:pPr>
+            <w:r>
+              <w:rPr>
+                <w:rFonts w:ascii="Arial" w:hAnsi="Arial" w:cs="Arial"/>
+                <w:sz w:val="24"/>
+                <w:szCs w:val="24"/>
+              </w:rPr>
+              <w:t>IMPRESORA ATC NEGRA</w:t>
+            </w:r>
+          </w:p>
+        </w:tc>
+      </w:tr>
+      <w:tr>
+        <w:tc>
+          <w:tcPr>
+            <w:tcW w:w="1193" w:type="pct"/>
+            <w:vMerge/>
+          </w:tcPr>
+          <w:p>
+            <w:pPr>
+              <w:rPr>
+                <w:rFonts w:ascii="Arial" w:hAnsi="Arial" w:cs="Arial"/>
+                <w:sz w:val="24"/>
+                <w:szCs w:val="24"/>
+              </w:rPr>
+            </w:pPr>
+          </w:p>
+        </w:tc>
+        <w:tc>
+          <w:tcPr>
+            <w:tcW w:w="994" w:type="pct"/>
+            <w:vMerge/>
+            <w:vAlign w:val="center"/>
+          </w:tcPr>
+          <w:p>
+            <w:pPr>
+              <w:jc w:val="center"/>
+              <w:rPr>
+                <w:rFonts w:ascii="Arial" w:hAnsi="Arial" w:cs="Arial"/>
+                <w:sz w:val="24"/>
+                <w:szCs w:val="24"/>
+              </w:rPr>
+            </w:pPr>
+          </w:p>
+        </w:tc>
+        <w:tc>
+          <w:tcPr>
+            <w:tcW w:w="983" w:type="pct"/>
+          </w:tcPr>
+          <w:p>
+            <w:pPr>
+              <w:rPr>
+                <w:rFonts w:ascii="Arial" w:hAnsi="Arial" w:cs="Arial"/>
+                <w:sz w:val="24"/>
+                <w:szCs w:val="24"/>
+              </w:rPr>
+            </w:pPr>
+            <w:r>
+              <w:rPr>
+                <w:rFonts w:ascii="Arial" w:hAnsi="Arial" w:cs="Arial"/>
+                <w:sz w:val="24"/>
+                <w:szCs w:val="24"/>
+              </w:rPr>
+              <w:t>Dirección IP</w:t>
+            </w:r>
+          </w:p>
+        </w:tc>
+        <w:tc>
+          <w:tcPr>
+            <w:tcW w:w="1829" w:type="pct"/>
+          </w:tcPr>
+          <w:p>
+            <w:pPr>
+              <w:rPr>
+                <w:rFonts w:ascii="Arial" w:hAnsi="Arial" w:cs="Arial"/>
+                <w:sz w:val="24"/>
+                <w:szCs w:val="24"/>
+              </w:rPr>
+            </w:pPr>
+            <w:r>
+              <w:rPr>
+                <w:rFonts w:ascii="Arial" w:hAnsi="Arial" w:cs="Arial"/>
+                <w:sz w:val="24"/>
+                <w:szCs w:val="24"/>
+              </w:rPr>
+              <w:t>131.106.0.237</w:t>
+            </w:r>
+          </w:p>
+        </w:tc>
+      </w:tr>
+      <w:tr>
+        <w:tc>
+          <w:tcPr>
+            <w:tcW w:w="1193" w:type="pct"/>
+            <w:vMerge/>
+          </w:tcPr>
+          <w:p>
+            <w:pPr>
+              <w:rPr>
+                <w:rFonts w:ascii="Arial" w:hAnsi="Arial" w:cs="Arial"/>
+                <w:sz w:val="24"/>
+                <w:szCs w:val="24"/>
+              </w:rPr>
+            </w:pPr>
+          </w:p>
+        </w:tc>
+        <w:tc>
+          <w:tcPr>
+            <w:tcW w:w="994" w:type="pct"/>
+            <w:vMerge/>
+            <w:vAlign w:val="center"/>
+          </w:tcPr>
+          <w:p>
+            <w:pPr>
+              <w:jc w:val="center"/>
+              <w:rPr>
+                <w:rFonts w:ascii="Arial" w:hAnsi="Arial" w:cs="Arial"/>
+                <w:sz w:val="24"/>
+                <w:szCs w:val="24"/>
+              </w:rPr>
+            </w:pPr>
+          </w:p>
+        </w:tc>
+        <w:tc>
+          <w:tcPr>
+            <w:tcW w:w="983" w:type="pct"/>
+          </w:tcPr>
+          <w:p>
+            <w:pPr>
+              <w:rPr>
+                <w:rFonts w:ascii="Arial" w:hAnsi="Arial" w:cs="Arial"/>
+                <w:sz w:val="24"/>
+                <w:szCs w:val="24"/>
+              </w:rPr>
+            </w:pPr>
+            <w:r>
+              <w:rPr>
+                <w:rFonts w:ascii="Arial" w:hAnsi="Arial" w:cs="Arial"/>
+                <w:sz w:val="24"/>
+                <w:szCs w:val="24"/>
+              </w:rPr>
+              <w:t>Puertos</w:t>
+            </w:r>
+          </w:p>
+        </w:tc>
+        <w:tc>
+          <w:tcPr>
+            <w:tcW w:w="1829" w:type="pct"/>
+          </w:tcPr>
+          <w:p>
+            <w:pPr>
+              <w:rPr>
+                <w:rFonts w:ascii="Arial" w:hAnsi="Arial" w:cs="Arial"/>
+                <w:sz w:val="24"/>
+                <w:szCs w:val="24"/>
+              </w:rPr>
+            </w:pPr>
+            <w:r>
+              <w:rPr>
+                <w:rFonts w:ascii="Arial" w:hAnsi="Arial" w:cs="Arial"/>
+                <w:sz w:val="24"/>
+                <w:szCs w:val="24"/>
+              </w:rPr>
+              <w:t>USB 2.0, Ethernet y Wifi</w:t>
+            </w:r>
+          </w:p>
+        </w:tc>
+      </w:tr>
+    </w:tbl>
+    <w:p>
+      <w:pPr>
+        <w:rPr>
+          <w:rFonts w:ascii="Arial" w:hAnsi="Arial" w:cs="Arial"/>
+          <w:b/>
+          <w:bCs/>
+          <w:sz w:val="24"/>
+          <w:szCs w:val="24"/>
+        </w:rPr>
+      </w:pPr>
+    </w:p>
+    <w:p>
+      <w:pPr>
+        <w:rPr>
+          <w:rFonts w:ascii="Arial" w:hAnsi="Arial" w:cs="Arial"/>
+          <w:b/>
+          <w:bCs/>
+          <w:sz w:val="24"/>
+          <w:szCs w:val="24"/>
+        </w:rPr>
+      </w:pPr>
+      <w:r>
+        <w:rPr>
+          <w:rFonts w:ascii="Arial" w:hAnsi="Arial" w:cs="Arial"/>
+          <w:b/>
+          <w:bCs/>
+          <w:sz w:val="24"/>
+          <w:szCs w:val="24"/>
+        </w:rPr>
+        <w:t>Equipo sin usar</w:t>
+      </w:r>
+    </w:p>
+    <w:tbl>
+      <w:tblPr>
+        <w:tblStyle w:val="Tablaconcuadrcula"/>
+        <w:tblW w:w="5000" w:type="pct"/>
+        <w:tblLook w:val="04A0" w:firstRow="1" w:lastRow="0" w:firstColumn="1" w:lastColumn="0" w:noHBand="0" w:noVBand="1"/>
+      </w:tblPr>
+      <w:tblGrid>
+        <w:gridCol w:w="1963"/>
+        <w:gridCol w:w="1719"/>
+        <w:gridCol w:w="4581"/>
+      </w:tblGrid>
+      <w:tr>
+        <w:tc>
+          <w:tcPr>
+            <w:tcW w:w="1188" w:type="pct"/>
+            <w:vMerge w:val="restart"/>
+            <w:vAlign w:val="center"/>
+          </w:tcPr>
+          <w:p>
+            <w:pPr>
+              <w:jc w:val="center"/>
+              <w:rPr>
+                <w:rFonts w:ascii="Arial" w:hAnsi="Arial" w:cs="Arial"/>
+                <w:sz w:val="24"/>
+                <w:szCs w:val="24"/>
+              </w:rPr>
+            </w:pPr>
+            <w:r>
+              <w:rPr>
+                <w:rFonts w:ascii="Arial" w:hAnsi="Arial" w:cs="Arial"/>
+                <w:sz w:val="24"/>
+                <w:szCs w:val="24"/>
+              </w:rPr>
+              <w:t>TECLADO</w:t>
+            </w:r>
+            <w:r>
+              <w:rPr>
+                <w:rFonts w:ascii="Arial" w:hAnsi="Arial" w:cs="Arial"/>
+                <w:sz w:val="24"/>
+                <w:szCs w:val="24"/>
+              </w:rPr>
+              <w:t xml:space="preserve">, estaba en una esquina dentro de </w:t>
+            </w:r>
+            <w:proofErr w:type="spellStart"/>
+            <w:r>
+              <w:rPr>
+                <w:rFonts w:ascii="Arial" w:hAnsi="Arial" w:cs="Arial"/>
+                <w:sz w:val="24"/>
+                <w:szCs w:val="24"/>
+              </w:rPr>
+              <w:t>atc</w:t>
+            </w:r>
+            <w:proofErr w:type="spellEnd"/>
+          </w:p>
+        </w:tc>
+        <w:tc>
+          <w:tcPr>
+            <w:tcW w:w="1040" w:type="pct"/>
+          </w:tcPr>
+          <w:p>
+            <w:pPr>
+              <w:rPr>
+                <w:rFonts w:ascii="Arial" w:hAnsi="Arial" w:cs="Arial"/>
+                <w:sz w:val="24"/>
+                <w:szCs w:val="24"/>
+              </w:rPr>
+            </w:pPr>
+            <w:r>
+              <w:rPr>
+                <w:rFonts w:ascii="Arial" w:hAnsi="Arial" w:cs="Arial"/>
+                <w:sz w:val="24"/>
+                <w:szCs w:val="24"/>
+              </w:rPr>
+              <w:t>Marca</w:t>
+            </w:r>
+          </w:p>
+        </w:tc>
+        <w:tc>
+          <w:tcPr>
+            <w:tcW w:w="2772" w:type="pct"/>
+          </w:tcPr>
+          <w:p>
+            <w:pPr>
+              <w:rPr>
+                <w:rFonts w:ascii="Arial" w:hAnsi="Arial" w:cs="Arial"/>
+                <w:sz w:val="24"/>
+                <w:szCs w:val="24"/>
+              </w:rPr>
+            </w:pPr>
+            <w:r>
+              <w:rPr>
+                <w:rFonts w:ascii="Arial" w:hAnsi="Arial" w:cs="Arial"/>
+                <w:sz w:val="24"/>
+                <w:szCs w:val="24"/>
+              </w:rPr>
+              <w:t>Philips</w:t>
+            </w:r>
+          </w:p>
+        </w:tc>
+      </w:tr>
+      <w:tr>
+        <w:tc>
+          <w:tcPr>
+            <w:tcW w:w="1188" w:type="pct"/>
+            <w:vMerge/>
+          </w:tcPr>
+          <w:p>
+            <w:pPr>
+              <w:rPr>
+                <w:rFonts w:ascii="Arial" w:hAnsi="Arial" w:cs="Arial"/>
+                <w:sz w:val="24"/>
+                <w:szCs w:val="24"/>
+              </w:rPr>
+            </w:pPr>
+          </w:p>
+        </w:tc>
+        <w:tc>
+          <w:tcPr>
+            <w:tcW w:w="1040" w:type="pct"/>
+          </w:tcPr>
+          <w:p>
+            <w:pPr>
+              <w:rPr>
+                <w:rFonts w:ascii="Arial" w:hAnsi="Arial" w:cs="Arial"/>
+                <w:sz w:val="24"/>
+                <w:szCs w:val="24"/>
+              </w:rPr>
+            </w:pPr>
+            <w:r>
+              <w:rPr>
+                <w:rFonts w:ascii="Arial" w:hAnsi="Arial" w:cs="Arial"/>
+                <w:sz w:val="24"/>
+                <w:szCs w:val="24"/>
+              </w:rPr>
+              <w:t>Modelo</w:t>
+            </w:r>
+          </w:p>
+        </w:tc>
+        <w:tc>
+          <w:tcPr>
+            <w:tcW w:w="2772" w:type="pct"/>
+          </w:tcPr>
+          <w:p>
+            <w:pPr>
+              <w:rPr>
+                <w:rFonts w:ascii="Arial" w:hAnsi="Arial" w:cs="Arial"/>
+                <w:sz w:val="24"/>
+                <w:szCs w:val="24"/>
+              </w:rPr>
+            </w:pPr>
+            <w:r>
+              <w:rPr>
+                <w:rFonts w:ascii="Arial" w:hAnsi="Arial" w:cs="Arial"/>
+                <w:sz w:val="24"/>
+                <w:szCs w:val="24"/>
+              </w:rPr>
+              <w:t>SPT6334/93</w:t>
             </w:r>
           </w:p>
         </w:tc>
